--- a/ЛР1_Отчет.docx
+++ b/ЛР1_Отчет.docx
@@ -389,7 +389,6 @@
           <w:rFonts w:ascii="Times New Roman" w:hAnsi="Times New Roman"/>
           <w:szCs w:val="20"/>
           <w:u w:val="single"/>
-          <w:lang w:val="en-US"/>
         </w:rPr>
         <w:t>4</w:t>
       </w:r>
@@ -406,7 +405,6 @@
           <w:rFonts w:ascii="Times New Roman" w:hAnsi="Times New Roman"/>
           <w:szCs w:val="20"/>
           <w:u w:val="single"/>
-          <w:lang w:val="en-US"/>
         </w:rPr>
         <w:t>3</w:t>
       </w:r>
@@ -523,8 +521,9 @@
           <w:szCs w:val="20"/>
         </w:rPr>
         <w:tab/>
-        <w:t xml:space="preserve">      (</w:t>
-      </w:r>
+        <w:t xml:space="preserve">   </w:t>
+      </w:r>
+      <w:proofErr w:type="gramStart"/>
       <w:r>
         <w:rPr>
           <w:rFonts w:ascii="Times New Roman" w:hAnsi="Times New Roman"/>
@@ -532,7 +531,37 @@
           <w:sz w:val="20"/>
           <w:szCs w:val="20"/>
         </w:rPr>
-        <w:t>фамилия, и.,о.)</w:t>
+        <w:t xml:space="preserve">   (</w:t>
+      </w:r>
+      <w:proofErr w:type="gramEnd"/>
+      <w:r>
+        <w:rPr>
+          <w:rFonts w:ascii="Times New Roman" w:hAnsi="Times New Roman"/>
+          <w:color w:val="7F7F7F"/>
+          <w:sz w:val="20"/>
+          <w:szCs w:val="20"/>
+        </w:rPr>
+        <w:t xml:space="preserve">фамилия, </w:t>
+      </w:r>
+      <w:proofErr w:type="spellStart"/>
+      <w:r>
+        <w:rPr>
+          <w:rFonts w:ascii="Times New Roman" w:hAnsi="Times New Roman"/>
+          <w:color w:val="7F7F7F"/>
+          <w:sz w:val="20"/>
+          <w:szCs w:val="20"/>
+        </w:rPr>
+        <w:t>и.,о</w:t>
+      </w:r>
+      <w:proofErr w:type="spellEnd"/>
+      <w:r>
+        <w:rPr>
+          <w:rFonts w:ascii="Times New Roman" w:hAnsi="Times New Roman"/>
+          <w:color w:val="7F7F7F"/>
+          <w:sz w:val="20"/>
+          <w:szCs w:val="20"/>
+        </w:rPr>
+        <w:t>.)</w:t>
       </w:r>
     </w:p>
     <w:p>
@@ -693,12 +722,21 @@
         </w:rPr>
         <w:t xml:space="preserve"> </w:t>
       </w:r>
+      <w:proofErr w:type="spellStart"/>
       <w:r>
         <w:rPr>
           <w:rFonts w:ascii="Times New Roman" w:hAnsi="Times New Roman"/>
           <w:u w:val="single"/>
         </w:rPr>
-        <w:t>Жевнерчук Д</w:t>
+        <w:t>Жевнерчук</w:t>
+      </w:r>
+      <w:proofErr w:type="spellEnd"/>
+      <w:r>
+        <w:rPr>
+          <w:rFonts w:ascii="Times New Roman" w:hAnsi="Times New Roman"/>
+          <w:u w:val="single"/>
+        </w:rPr>
+        <w:t xml:space="preserve"> Д</w:t>
       </w:r>
       <w:r>
         <w:rPr>
@@ -767,7 +805,38 @@
           <w:sz w:val="20"/>
           <w:szCs w:val="20"/>
         </w:rPr>
-        <w:t>(фамилия, и.,о.)</w:t>
+        <w:t xml:space="preserve">(фамилия, </w:t>
+      </w:r>
+      <w:proofErr w:type="spellStart"/>
+      <w:proofErr w:type="gramStart"/>
+      <w:r>
+        <w:rPr>
+          <w:rFonts w:ascii="Times New Roman" w:hAnsi="Times New Roman"/>
+          <w:color w:val="7F7F7F"/>
+          <w:sz w:val="20"/>
+          <w:szCs w:val="20"/>
+        </w:rPr>
+        <w:t>и.,о</w:t>
+      </w:r>
+      <w:proofErr w:type="spellEnd"/>
+      <w:r>
+        <w:rPr>
+          <w:rFonts w:ascii="Times New Roman" w:hAnsi="Times New Roman"/>
+          <w:color w:val="7F7F7F"/>
+          <w:sz w:val="20"/>
+          <w:szCs w:val="20"/>
+        </w:rPr>
+        <w:t>.</w:t>
+      </w:r>
+      <w:proofErr w:type="gramEnd"/>
+      <w:r>
+        <w:rPr>
+          <w:rFonts w:ascii="Times New Roman" w:hAnsi="Times New Roman"/>
+          <w:color w:val="7F7F7F"/>
+          <w:sz w:val="20"/>
+          <w:szCs w:val="20"/>
+        </w:rPr>
+        <w:t>)</w:t>
       </w:r>
     </w:p>
     <w:p>
@@ -837,7 +906,25 @@
           <w:sz w:val="24"/>
           <w:szCs w:val="24"/>
         </w:rPr>
-        <w:t xml:space="preserve">Работа защищена «___»____________ </w:t>
+        <w:t>Работа защищена «__</w:t>
+      </w:r>
+      <w:proofErr w:type="gramStart"/>
+      <w:r>
+        <w:rPr>
+          <w:rFonts w:ascii="Times New Roman" w:hAnsi="Times New Roman"/>
+          <w:sz w:val="24"/>
+          <w:szCs w:val="24"/>
+        </w:rPr>
+        <w:t>_»_</w:t>
+      </w:r>
+      <w:proofErr w:type="gramEnd"/>
+      <w:r>
+        <w:rPr>
+          <w:rFonts w:ascii="Times New Roman" w:hAnsi="Times New Roman"/>
+          <w:sz w:val="24"/>
+          <w:szCs w:val="24"/>
+        </w:rPr>
+        <w:t xml:space="preserve">___________ </w:t>
       </w:r>
     </w:p>
     <w:p>
@@ -1318,12 +1405,21 @@
           <w:sz w:val="28"/>
         </w:rPr>
       </w:pPr>
+      <w:proofErr w:type="spellStart"/>
       <w:r>
         <w:rPr>
           <w:rFonts w:ascii="Times New Roman" w:hAnsi="Times New Roman"/>
           <w:sz w:val="28"/>
         </w:rPr>
-        <w:t>Memento: Паттерн хранителя применен для сохранения состояния документа. Это позволяет восстановить документ к любому из предыдущих состояний.</w:t>
+        <w:t>Memento</w:t>
+      </w:r>
+      <w:proofErr w:type="spellEnd"/>
+      <w:r>
+        <w:rPr>
+          <w:rFonts w:ascii="Times New Roman" w:hAnsi="Times New Roman"/>
+          <w:sz w:val="28"/>
+        </w:rPr>
+        <w:t>: Паттерн хранителя применен для сохранения состояния документа. Это позволяет восстановить документ к любому из предыдущих состояний.</w:t>
       </w:r>
     </w:p>
     <w:p>
@@ -1521,62 +1617,6 @@
           <w:szCs w:val="28"/>
         </w:rPr>
       </w:pPr>
-      <w:r>
-        <w:rPr>
-          <w:noProof/>
-          <w:sz w:val="28"/>
-          <w:szCs w:val="28"/>
-        </w:rPr>
-        <w:lastRenderedPageBreak/>
-        <w:drawing>
-          <wp:inline distT="0" distB="0" distL="0" distR="0" wp14:anchorId="427B782B" wp14:editId="15BDD860">
-            <wp:extent cx="5940425" cy="4904740"/>
-            <wp:effectExtent l="0" t="0" r="3175" b="0"/>
-            <wp:docPr id="10" name="Рисунок 10" descr="C:\Users\Mayonaka no akui\AppData\Local\Microsoft\Windows\INetCache\Content.MSO\52E1DADA.tmp"/>
-            <wp:cNvGraphicFramePr>
-              <a:graphicFrameLocks xmlns:a="http://schemas.openxmlformats.org/drawingml/2006/main" noChangeAspect="1"/>
-            </wp:cNvGraphicFramePr>
-            <a:graphic xmlns:a="http://schemas.openxmlformats.org/drawingml/2006/main">
-              <a:graphicData uri="http://schemas.openxmlformats.org/drawingml/2006/picture">
-                <pic:pic xmlns:pic="http://schemas.openxmlformats.org/drawingml/2006/picture">
-                  <pic:nvPicPr>
-                    <pic:cNvPr id="0" name="Picture 1" descr="C:\Users\Mayonaka no akui\AppData\Local\Microsoft\Windows\INetCache\Content.MSO\52E1DADA.tmp"/>
-                    <pic:cNvPicPr>
-                      <a:picLocks noChangeAspect="1" noChangeArrowheads="1"/>
-                    </pic:cNvPicPr>
-                  </pic:nvPicPr>
-                  <pic:blipFill>
-                    <a:blip r:embed="rId6" cstate="print">
-                      <a:extLst>
-                        <a:ext uri="{28A0092B-C50C-407E-A947-70E740481C1C}">
-                          <a14:useLocalDpi xmlns:a14="http://schemas.microsoft.com/office/drawing/2010/main" val="0"/>
-                        </a:ext>
-                      </a:extLst>
-                    </a:blip>
-                    <a:srcRect/>
-                    <a:stretch>
-                      <a:fillRect/>
-                    </a:stretch>
-                  </pic:blipFill>
-                  <pic:spPr bwMode="auto">
-                    <a:xfrm>
-                      <a:off x="0" y="0"/>
-                      <a:ext cx="5940425" cy="4904740"/>
-                    </a:xfrm>
-                    <a:prstGeom prst="rect">
-                      <a:avLst/>
-                    </a:prstGeom>
-                    <a:noFill/>
-                    <a:ln>
-                      <a:noFill/>
-                    </a:ln>
-                  </pic:spPr>
-                </pic:pic>
-              </a:graphicData>
-            </a:graphic>
-          </wp:inline>
-        </w:drawing>
-      </w:r>
     </w:p>
     <w:p>
       <w:pPr>
@@ -1585,6 +1625,7 @@
           <w:rFonts w:ascii="Times New Roman" w:hAnsi="Times New Roman"/>
           <w:sz w:val="28"/>
           <w:szCs w:val="28"/>
+          <w:lang w:val="en-US"/>
         </w:rPr>
         <w:sectPr>
           <w:pgSz w:w="11906" w:h="16838"/>
@@ -1593,38 +1634,6 @@
           <w:docGrid w:linePitch="360"/>
         </w:sectPr>
       </w:pPr>
-      <w:r>
-        <w:rPr>
-          <w:rFonts w:ascii="Times New Roman" w:hAnsi="Times New Roman"/>
-          <w:sz w:val="28"/>
-          <w:szCs w:val="28"/>
-        </w:rPr>
-        <w:t>Рисунок</w:t>
-      </w:r>
-      <w:r>
-        <w:rPr>
-          <w:rFonts w:ascii="Times New Roman" w:hAnsi="Times New Roman"/>
-          <w:sz w:val="28"/>
-          <w:szCs w:val="28"/>
-        </w:rPr>
-        <w:t xml:space="preserve"> 1</w:t>
-      </w:r>
-      <w:r>
-        <w:rPr>
-          <w:rFonts w:ascii="Times New Roman" w:hAnsi="Times New Roman"/>
-          <w:sz w:val="28"/>
-          <w:szCs w:val="28"/>
-        </w:rPr>
-        <w:t>.</w:t>
-      </w:r>
-      <w:r>
-        <w:rPr>
-          <w:rFonts w:ascii="Times New Roman" w:hAnsi="Times New Roman"/>
-          <w:sz w:val="28"/>
-          <w:szCs w:val="28"/>
-        </w:rPr>
-        <w:t xml:space="preserve"> – Диаграмма классов </w:t>
-      </w:r>
     </w:p>
     <w:p>
       <w:pPr>
@@ -1776,6 +1785,7 @@
         </w:rPr>
         <w:t xml:space="preserve">private </w:t>
       </w:r>
+      <w:proofErr w:type="spellStart"/>
       <w:r>
         <w:rPr>
           <w:rFonts w:ascii="Courier New" w:eastAsia="Times New Roman" w:hAnsi="Courier New" w:cs="Courier New"/>
@@ -1784,7 +1794,18 @@
           <w:szCs w:val="20"/>
           <w:lang w:val="en-US" w:eastAsia="ru-RU"/>
         </w:rPr>
-        <w:t xml:space="preserve">DocumentObserver </w:t>
+        <w:t>DocumentObserver</w:t>
+      </w:r>
+      <w:proofErr w:type="spellEnd"/>
+      <w:r>
+        <w:rPr>
+          <w:rFonts w:ascii="Courier New" w:eastAsia="Times New Roman" w:hAnsi="Courier New" w:cs="Courier New"/>
+          <w:color w:val="E5C07B"/>
+          <w:sz w:val="20"/>
+          <w:szCs w:val="20"/>
+          <w:lang w:val="en-US" w:eastAsia="ru-RU"/>
+        </w:rPr>
+        <w:t xml:space="preserve"> </w:t>
       </w:r>
       <w:r>
         <w:rPr>
@@ -1827,6 +1848,7 @@
         </w:rPr>
         <w:t xml:space="preserve">private final </w:t>
       </w:r>
+      <w:proofErr w:type="spellStart"/>
       <w:r>
         <w:rPr>
           <w:rFonts w:ascii="Courier New" w:eastAsia="Times New Roman" w:hAnsi="Courier New" w:cs="Courier New"/>
@@ -1835,8 +1857,20 @@
           <w:szCs w:val="20"/>
           <w:lang w:val="en-US" w:eastAsia="ru-RU"/>
         </w:rPr>
-        <w:t xml:space="preserve">DocumentHistoryLogger </w:t>
-      </w:r>
+        <w:t>DocumentHistoryLogger</w:t>
+      </w:r>
+      <w:proofErr w:type="spellEnd"/>
+      <w:r>
+        <w:rPr>
+          <w:rFonts w:ascii="Courier New" w:eastAsia="Times New Roman" w:hAnsi="Courier New" w:cs="Courier New"/>
+          <w:color w:val="E5C07B"/>
+          <w:sz w:val="20"/>
+          <w:szCs w:val="20"/>
+          <w:lang w:val="en-US" w:eastAsia="ru-RU"/>
+        </w:rPr>
+        <w:t xml:space="preserve"> </w:t>
+      </w:r>
+      <w:proofErr w:type="spellStart"/>
       <w:r>
         <w:rPr>
           <w:rFonts w:ascii="Courier New" w:eastAsia="Times New Roman" w:hAnsi="Courier New" w:cs="Courier New"/>
@@ -1847,6 +1881,7 @@
         </w:rPr>
         <w:t>historyLogger</w:t>
       </w:r>
+      <w:proofErr w:type="spellEnd"/>
       <w:r>
         <w:rPr>
           <w:rFonts w:ascii="Courier New" w:eastAsia="Times New Roman" w:hAnsi="Courier New" w:cs="Courier New"/>
@@ -1919,6 +1954,7 @@
         <w:br/>
         <w:t xml:space="preserve">        </w:t>
       </w:r>
+      <w:proofErr w:type="spellStart"/>
       <w:r>
         <w:rPr>
           <w:rFonts w:ascii="Courier New" w:eastAsia="Times New Roman" w:hAnsi="Courier New" w:cs="Courier New"/>
@@ -1947,7 +1983,18 @@
           <w:szCs w:val="20"/>
           <w:lang w:val="en-US" w:eastAsia="ru-RU"/>
         </w:rPr>
-        <w:t xml:space="preserve">historyLogger </w:t>
+        <w:t>historyLogger</w:t>
+      </w:r>
+      <w:proofErr w:type="spellEnd"/>
+      <w:r>
+        <w:rPr>
+          <w:rFonts w:ascii="Courier New" w:eastAsia="Times New Roman" w:hAnsi="Courier New" w:cs="Courier New"/>
+          <w:color w:val="E06C75"/>
+          <w:sz w:val="20"/>
+          <w:szCs w:val="20"/>
+          <w:lang w:val="en-US" w:eastAsia="ru-RU"/>
+        </w:rPr>
+        <w:t xml:space="preserve"> </w:t>
       </w:r>
       <w:r>
         <w:rPr>
@@ -1969,6 +2016,7 @@
         </w:rPr>
         <w:t xml:space="preserve">new </w:t>
       </w:r>
+      <w:proofErr w:type="spellStart"/>
       <w:r>
         <w:rPr>
           <w:rFonts w:ascii="Courier New" w:eastAsia="Times New Roman" w:hAnsi="Courier New" w:cs="Courier New"/>
@@ -1979,6 +2027,7 @@
         </w:rPr>
         <w:t>DocumentHistoryLogger</w:t>
       </w:r>
+      <w:proofErr w:type="spellEnd"/>
       <w:r>
         <w:rPr>
           <w:rFonts w:ascii="Courier New" w:eastAsia="Times New Roman" w:hAnsi="Courier New" w:cs="Courier New"/>
@@ -2041,6 +2090,7 @@
         </w:rPr>
         <w:t xml:space="preserve">String </w:t>
       </w:r>
+      <w:proofErr w:type="spellStart"/>
       <w:r>
         <w:rPr>
           <w:rFonts w:ascii="Courier New" w:eastAsia="Times New Roman" w:hAnsi="Courier New" w:cs="Courier New"/>
@@ -2051,6 +2101,7 @@
         </w:rPr>
         <w:t>getContent</w:t>
       </w:r>
+      <w:proofErr w:type="spellEnd"/>
       <w:r>
         <w:rPr>
           <w:rFonts w:ascii="Courier New" w:eastAsia="Times New Roman" w:hAnsi="Courier New" w:cs="Courier New"/>
@@ -2082,6 +2133,7 @@
         </w:rPr>
         <w:t xml:space="preserve">public abstract void </w:t>
       </w:r>
+      <w:proofErr w:type="spellStart"/>
       <w:r>
         <w:rPr>
           <w:rFonts w:ascii="Courier New" w:eastAsia="Times New Roman" w:hAnsi="Courier New" w:cs="Courier New"/>
@@ -2092,6 +2144,7 @@
         </w:rPr>
         <w:t>setContent</w:t>
       </w:r>
+      <w:proofErr w:type="spellEnd"/>
       <w:r>
         <w:rPr>
           <w:rFonts w:ascii="Courier New" w:eastAsia="Times New Roman" w:hAnsi="Courier New" w:cs="Courier New"/>
@@ -2153,6 +2206,7 @@
         </w:rPr>
         <w:t xml:space="preserve">protected abstract </w:t>
       </w:r>
+      <w:proofErr w:type="spellStart"/>
       <w:r>
         <w:rPr>
           <w:rFonts w:ascii="Courier New" w:eastAsia="Times New Roman" w:hAnsi="Courier New" w:cs="Courier New"/>
@@ -2161,8 +2215,20 @@
           <w:szCs w:val="20"/>
           <w:lang w:val="en-US" w:eastAsia="ru-RU"/>
         </w:rPr>
-        <w:t xml:space="preserve">DocumentMemento </w:t>
-      </w:r>
+        <w:t>DocumentMemento</w:t>
+      </w:r>
+      <w:proofErr w:type="spellEnd"/>
+      <w:r>
+        <w:rPr>
+          <w:rFonts w:ascii="Courier New" w:eastAsia="Times New Roman" w:hAnsi="Courier New" w:cs="Courier New"/>
+          <w:color w:val="E5C07B"/>
+          <w:sz w:val="20"/>
+          <w:szCs w:val="20"/>
+          <w:lang w:val="en-US" w:eastAsia="ru-RU"/>
+        </w:rPr>
+        <w:t xml:space="preserve"> </w:t>
+      </w:r>
+      <w:proofErr w:type="spellStart"/>
       <w:r>
         <w:rPr>
           <w:rFonts w:ascii="Courier New" w:eastAsia="Times New Roman" w:hAnsi="Courier New" w:cs="Courier New"/>
@@ -2173,6 +2239,7 @@
         </w:rPr>
         <w:t>createMemento</w:t>
       </w:r>
+      <w:proofErr w:type="spellEnd"/>
       <w:r>
         <w:rPr>
           <w:rFonts w:ascii="Courier New" w:eastAsia="Times New Roman" w:hAnsi="Courier New" w:cs="Courier New"/>
@@ -2204,6 +2271,7 @@
         </w:rPr>
         <w:t xml:space="preserve">protected abstract void </w:t>
       </w:r>
+      <w:proofErr w:type="spellStart"/>
       <w:r>
         <w:rPr>
           <w:rFonts w:ascii="Courier New" w:eastAsia="Times New Roman" w:hAnsi="Courier New" w:cs="Courier New"/>
@@ -2214,6 +2282,7 @@
         </w:rPr>
         <w:t>restoreFromMemento</w:t>
       </w:r>
+      <w:proofErr w:type="spellEnd"/>
       <w:r>
         <w:rPr>
           <w:rFonts w:ascii="Courier New" w:eastAsia="Times New Roman" w:hAnsi="Courier New" w:cs="Courier New"/>
@@ -2224,6 +2293,7 @@
         </w:rPr>
         <w:t>(</w:t>
       </w:r>
+      <w:proofErr w:type="spellStart"/>
       <w:r>
         <w:rPr>
           <w:rFonts w:ascii="Courier New" w:eastAsia="Times New Roman" w:hAnsi="Courier New" w:cs="Courier New"/>
@@ -2232,7 +2302,18 @@
           <w:szCs w:val="20"/>
           <w:lang w:val="en-US" w:eastAsia="ru-RU"/>
         </w:rPr>
-        <w:t xml:space="preserve">DocumentMemento </w:t>
+        <w:t>DocumentMemento</w:t>
+      </w:r>
+      <w:proofErr w:type="spellEnd"/>
+      <w:r>
+        <w:rPr>
+          <w:rFonts w:ascii="Courier New" w:eastAsia="Times New Roman" w:hAnsi="Courier New" w:cs="Courier New"/>
+          <w:color w:val="E5C07B"/>
+          <w:sz w:val="20"/>
+          <w:szCs w:val="20"/>
+          <w:lang w:val="en-US" w:eastAsia="ru-RU"/>
+        </w:rPr>
+        <w:t xml:space="preserve"> </w:t>
       </w:r>
       <w:r>
         <w:rPr>
@@ -2285,6 +2366,7 @@
         </w:rPr>
         <w:t xml:space="preserve">public void </w:t>
       </w:r>
+      <w:proofErr w:type="spellStart"/>
       <w:r>
         <w:rPr>
           <w:rFonts w:ascii="Courier New" w:eastAsia="Times New Roman" w:hAnsi="Courier New" w:cs="Courier New"/>
@@ -2295,6 +2377,7 @@
         </w:rPr>
         <w:t>addObserver</w:t>
       </w:r>
+      <w:proofErr w:type="spellEnd"/>
       <w:r>
         <w:rPr>
           <w:rFonts w:ascii="Courier New" w:eastAsia="Times New Roman" w:hAnsi="Courier New" w:cs="Courier New"/>
@@ -2305,6 +2388,7 @@
         </w:rPr>
         <w:t>(</w:t>
       </w:r>
+      <w:proofErr w:type="spellStart"/>
       <w:r>
         <w:rPr>
           <w:rFonts w:ascii="Courier New" w:eastAsia="Times New Roman" w:hAnsi="Courier New" w:cs="Courier New"/>
@@ -2313,7 +2397,18 @@
           <w:szCs w:val="20"/>
           <w:lang w:val="en-US" w:eastAsia="ru-RU"/>
         </w:rPr>
-        <w:t xml:space="preserve">DocumentObserver </w:t>
+        <w:t>DocumentObserver</w:t>
+      </w:r>
+      <w:proofErr w:type="spellEnd"/>
+      <w:r>
+        <w:rPr>
+          <w:rFonts w:ascii="Courier New" w:eastAsia="Times New Roman" w:hAnsi="Courier New" w:cs="Courier New"/>
+          <w:color w:val="E5C07B"/>
+          <w:sz w:val="20"/>
+          <w:szCs w:val="20"/>
+          <w:lang w:val="en-US" w:eastAsia="ru-RU"/>
+        </w:rPr>
+        <w:t xml:space="preserve"> </w:t>
       </w:r>
       <w:r>
         <w:rPr>
@@ -2346,6 +2441,7 @@
         <w:br/>
         <w:t xml:space="preserve">        </w:t>
       </w:r>
+      <w:proofErr w:type="spellStart"/>
       <w:r>
         <w:rPr>
           <w:rFonts w:ascii="Courier New" w:eastAsia="Times New Roman" w:hAnsi="Courier New" w:cs="Courier New"/>
@@ -2374,6 +2470,576 @@
           <w:szCs w:val="20"/>
           <w:lang w:val="en-US" w:eastAsia="ru-RU"/>
         </w:rPr>
+        <w:t>observer</w:t>
+      </w:r>
+      <w:proofErr w:type="spellEnd"/>
+      <w:r>
+        <w:rPr>
+          <w:rFonts w:ascii="Courier New" w:eastAsia="Times New Roman" w:hAnsi="Courier New" w:cs="Courier New"/>
+          <w:color w:val="E06C75"/>
+          <w:sz w:val="20"/>
+          <w:szCs w:val="20"/>
+          <w:lang w:val="en-US" w:eastAsia="ru-RU"/>
+        </w:rPr>
+        <w:t xml:space="preserve"> </w:t>
+      </w:r>
+      <w:r>
+        <w:rPr>
+          <w:rFonts w:ascii="Courier New" w:eastAsia="Times New Roman" w:hAnsi="Courier New" w:cs="Courier New"/>
+          <w:color w:val="ABB2BF"/>
+          <w:sz w:val="20"/>
+          <w:szCs w:val="20"/>
+          <w:lang w:val="en-US" w:eastAsia="ru-RU"/>
+        </w:rPr>
+        <w:t xml:space="preserve">= </w:t>
+      </w:r>
+      <w:r>
+        <w:rPr>
+          <w:rFonts w:ascii="Courier New" w:eastAsia="Times New Roman" w:hAnsi="Courier New" w:cs="Courier New"/>
+          <w:color w:val="D19A66"/>
+          <w:sz w:val="20"/>
+          <w:szCs w:val="20"/>
+          <w:lang w:val="en-US" w:eastAsia="ru-RU"/>
+        </w:rPr>
+        <w:t>observer</w:t>
+      </w:r>
+      <w:r>
+        <w:rPr>
+          <w:rFonts w:ascii="Courier New" w:eastAsia="Times New Roman" w:hAnsi="Courier New" w:cs="Courier New"/>
+          <w:color w:val="ABB2BF"/>
+          <w:sz w:val="20"/>
+          <w:szCs w:val="20"/>
+          <w:lang w:val="en-US" w:eastAsia="ru-RU"/>
+        </w:rPr>
+        <w:t>;</w:t>
+      </w:r>
+      <w:r>
+        <w:rPr>
+          <w:rFonts w:ascii="Courier New" w:eastAsia="Times New Roman" w:hAnsi="Courier New" w:cs="Courier New"/>
+          <w:color w:val="ABB2BF"/>
+          <w:sz w:val="20"/>
+          <w:szCs w:val="20"/>
+          <w:lang w:val="en-US" w:eastAsia="ru-RU"/>
+        </w:rPr>
+        <w:br/>
+        <w:t xml:space="preserve">    }</w:t>
+      </w:r>
+      <w:r>
+        <w:rPr>
+          <w:rFonts w:ascii="Courier New" w:eastAsia="Times New Roman" w:hAnsi="Courier New" w:cs="Courier New"/>
+          <w:color w:val="ABB2BF"/>
+          <w:sz w:val="20"/>
+          <w:szCs w:val="20"/>
+          <w:lang w:val="en-US" w:eastAsia="ru-RU"/>
+        </w:rPr>
+        <w:br/>
+      </w:r>
+      <w:r>
+        <w:rPr>
+          <w:rFonts w:ascii="Courier New" w:eastAsia="Times New Roman" w:hAnsi="Courier New" w:cs="Courier New"/>
+          <w:color w:val="ABB2BF"/>
+          <w:sz w:val="20"/>
+          <w:szCs w:val="20"/>
+          <w:lang w:val="en-US" w:eastAsia="ru-RU"/>
+        </w:rPr>
+        <w:br/>
+        <w:t xml:space="preserve">    </w:t>
+      </w:r>
+      <w:r>
+        <w:rPr>
+          <w:rFonts w:ascii="Courier New" w:eastAsia="Times New Roman" w:hAnsi="Courier New" w:cs="Courier New"/>
+          <w:color w:val="C678DD"/>
+          <w:sz w:val="20"/>
+          <w:szCs w:val="20"/>
+          <w:lang w:val="en-US" w:eastAsia="ru-RU"/>
+        </w:rPr>
+        <w:t xml:space="preserve">public void </w:t>
+      </w:r>
+      <w:proofErr w:type="spellStart"/>
+      <w:r>
+        <w:rPr>
+          <w:rFonts w:ascii="Courier New" w:eastAsia="Times New Roman" w:hAnsi="Courier New" w:cs="Courier New"/>
+          <w:color w:val="61AFEF"/>
+          <w:sz w:val="20"/>
+          <w:szCs w:val="20"/>
+          <w:lang w:val="en-US" w:eastAsia="ru-RU"/>
+        </w:rPr>
+        <w:t>removeObserver</w:t>
+      </w:r>
+      <w:proofErr w:type="spellEnd"/>
+      <w:r>
+        <w:rPr>
+          <w:rFonts w:ascii="Courier New" w:eastAsia="Times New Roman" w:hAnsi="Courier New" w:cs="Courier New"/>
+          <w:color w:val="ABB2BF"/>
+          <w:sz w:val="20"/>
+          <w:szCs w:val="20"/>
+          <w:lang w:val="en-US" w:eastAsia="ru-RU"/>
+        </w:rPr>
+        <w:t>() {</w:t>
+      </w:r>
+      <w:r>
+        <w:rPr>
+          <w:rFonts w:ascii="Courier New" w:eastAsia="Times New Roman" w:hAnsi="Courier New" w:cs="Courier New"/>
+          <w:color w:val="ABB2BF"/>
+          <w:sz w:val="20"/>
+          <w:szCs w:val="20"/>
+          <w:lang w:val="en-US" w:eastAsia="ru-RU"/>
+        </w:rPr>
+        <w:br/>
+        <w:t xml:space="preserve">        </w:t>
+      </w:r>
+      <w:proofErr w:type="spellStart"/>
+      <w:r>
+        <w:rPr>
+          <w:rFonts w:ascii="Courier New" w:eastAsia="Times New Roman" w:hAnsi="Courier New" w:cs="Courier New"/>
+          <w:color w:val="C678DD"/>
+          <w:sz w:val="20"/>
+          <w:szCs w:val="20"/>
+          <w:lang w:val="en-US" w:eastAsia="ru-RU"/>
+        </w:rPr>
+        <w:t>this</w:t>
+      </w:r>
+      <w:r>
+        <w:rPr>
+          <w:rFonts w:ascii="Courier New" w:eastAsia="Times New Roman" w:hAnsi="Courier New" w:cs="Courier New"/>
+          <w:color w:val="ABB2BF"/>
+          <w:sz w:val="20"/>
+          <w:szCs w:val="20"/>
+          <w:lang w:val="en-US" w:eastAsia="ru-RU"/>
+        </w:rPr>
+        <w:t>.</w:t>
+      </w:r>
+      <w:r>
+        <w:rPr>
+          <w:rFonts w:ascii="Courier New" w:eastAsia="Times New Roman" w:hAnsi="Courier New" w:cs="Courier New"/>
+          <w:color w:val="E06C75"/>
+          <w:sz w:val="20"/>
+          <w:szCs w:val="20"/>
+          <w:lang w:val="en-US" w:eastAsia="ru-RU"/>
+        </w:rPr>
+        <w:t>observer</w:t>
+      </w:r>
+      <w:proofErr w:type="spellEnd"/>
+      <w:r>
+        <w:rPr>
+          <w:rFonts w:ascii="Courier New" w:eastAsia="Times New Roman" w:hAnsi="Courier New" w:cs="Courier New"/>
+          <w:color w:val="E06C75"/>
+          <w:sz w:val="20"/>
+          <w:szCs w:val="20"/>
+          <w:lang w:val="en-US" w:eastAsia="ru-RU"/>
+        </w:rPr>
+        <w:t xml:space="preserve"> </w:t>
+      </w:r>
+      <w:r>
+        <w:rPr>
+          <w:rFonts w:ascii="Courier New" w:eastAsia="Times New Roman" w:hAnsi="Courier New" w:cs="Courier New"/>
+          <w:color w:val="ABB2BF"/>
+          <w:sz w:val="20"/>
+          <w:szCs w:val="20"/>
+          <w:lang w:val="en-US" w:eastAsia="ru-RU"/>
+        </w:rPr>
+        <w:t xml:space="preserve">= </w:t>
+      </w:r>
+      <w:r>
+        <w:rPr>
+          <w:rFonts w:ascii="Courier New" w:eastAsia="Times New Roman" w:hAnsi="Courier New" w:cs="Courier New"/>
+          <w:color w:val="C678DD"/>
+          <w:sz w:val="20"/>
+          <w:szCs w:val="20"/>
+          <w:lang w:val="en-US" w:eastAsia="ru-RU"/>
+        </w:rPr>
+        <w:t>null</w:t>
+      </w:r>
+      <w:r>
+        <w:rPr>
+          <w:rFonts w:ascii="Courier New" w:eastAsia="Times New Roman" w:hAnsi="Courier New" w:cs="Courier New"/>
+          <w:color w:val="ABB2BF"/>
+          <w:sz w:val="20"/>
+          <w:szCs w:val="20"/>
+          <w:lang w:val="en-US" w:eastAsia="ru-RU"/>
+        </w:rPr>
+        <w:t>;</w:t>
+      </w:r>
+      <w:r>
+        <w:rPr>
+          <w:rFonts w:ascii="Courier New" w:eastAsia="Times New Roman" w:hAnsi="Courier New" w:cs="Courier New"/>
+          <w:color w:val="ABB2BF"/>
+          <w:sz w:val="20"/>
+          <w:szCs w:val="20"/>
+          <w:lang w:val="en-US" w:eastAsia="ru-RU"/>
+        </w:rPr>
+        <w:br/>
+        <w:t xml:space="preserve">    }</w:t>
+      </w:r>
+      <w:r>
+        <w:rPr>
+          <w:rFonts w:ascii="Courier New" w:eastAsia="Times New Roman" w:hAnsi="Courier New" w:cs="Courier New"/>
+          <w:color w:val="ABB2BF"/>
+          <w:sz w:val="20"/>
+          <w:szCs w:val="20"/>
+          <w:lang w:val="en-US" w:eastAsia="ru-RU"/>
+        </w:rPr>
+        <w:br/>
+      </w:r>
+      <w:r>
+        <w:rPr>
+          <w:rFonts w:ascii="Courier New" w:eastAsia="Times New Roman" w:hAnsi="Courier New" w:cs="Courier New"/>
+          <w:color w:val="ABB2BF"/>
+          <w:sz w:val="20"/>
+          <w:szCs w:val="20"/>
+          <w:lang w:val="en-US" w:eastAsia="ru-RU"/>
+        </w:rPr>
+        <w:br/>
+        <w:t xml:space="preserve">    </w:t>
+      </w:r>
+      <w:r>
+        <w:rPr>
+          <w:rFonts w:ascii="Courier New" w:eastAsia="Times New Roman" w:hAnsi="Courier New" w:cs="Courier New"/>
+          <w:color w:val="C678DD"/>
+          <w:sz w:val="20"/>
+          <w:szCs w:val="20"/>
+          <w:lang w:val="en-US" w:eastAsia="ru-RU"/>
+        </w:rPr>
+        <w:t xml:space="preserve">public void </w:t>
+      </w:r>
+      <w:proofErr w:type="spellStart"/>
+      <w:r>
+        <w:rPr>
+          <w:rFonts w:ascii="Courier New" w:eastAsia="Times New Roman" w:hAnsi="Courier New" w:cs="Courier New"/>
+          <w:color w:val="61AFEF"/>
+          <w:sz w:val="20"/>
+          <w:szCs w:val="20"/>
+          <w:lang w:val="en-US" w:eastAsia="ru-RU"/>
+        </w:rPr>
+        <w:t>undoLastChange</w:t>
+      </w:r>
+      <w:proofErr w:type="spellEnd"/>
+      <w:r>
+        <w:rPr>
+          <w:rFonts w:ascii="Courier New" w:eastAsia="Times New Roman" w:hAnsi="Courier New" w:cs="Courier New"/>
+          <w:color w:val="ABB2BF"/>
+          <w:sz w:val="20"/>
+          <w:szCs w:val="20"/>
+          <w:lang w:val="en-US" w:eastAsia="ru-RU"/>
+        </w:rPr>
+        <w:t>() {</w:t>
+      </w:r>
+      <w:r>
+        <w:rPr>
+          <w:rFonts w:ascii="Courier New" w:eastAsia="Times New Roman" w:hAnsi="Courier New" w:cs="Courier New"/>
+          <w:color w:val="ABB2BF"/>
+          <w:sz w:val="20"/>
+          <w:szCs w:val="20"/>
+          <w:lang w:val="en-US" w:eastAsia="ru-RU"/>
+        </w:rPr>
+        <w:br/>
+        <w:t xml:space="preserve">        </w:t>
+      </w:r>
+      <w:proofErr w:type="spellStart"/>
+      <w:r>
+        <w:rPr>
+          <w:rFonts w:ascii="Courier New" w:eastAsia="Times New Roman" w:hAnsi="Courier New" w:cs="Courier New"/>
+          <w:color w:val="E5C07B"/>
+          <w:sz w:val="20"/>
+          <w:szCs w:val="20"/>
+          <w:lang w:val="en-US" w:eastAsia="ru-RU"/>
+        </w:rPr>
+        <w:t>DocumentMemento</w:t>
+      </w:r>
+      <w:proofErr w:type="spellEnd"/>
+      <w:r>
+        <w:rPr>
+          <w:rFonts w:ascii="Courier New" w:eastAsia="Times New Roman" w:hAnsi="Courier New" w:cs="Courier New"/>
+          <w:color w:val="E5C07B"/>
+          <w:sz w:val="20"/>
+          <w:szCs w:val="20"/>
+          <w:lang w:val="en-US" w:eastAsia="ru-RU"/>
+        </w:rPr>
+        <w:t xml:space="preserve"> </w:t>
+      </w:r>
+      <w:r>
+        <w:rPr>
+          <w:rFonts w:ascii="Courier New" w:eastAsia="Times New Roman" w:hAnsi="Courier New" w:cs="Courier New"/>
+          <w:color w:val="ABB2BF"/>
+          <w:sz w:val="20"/>
+          <w:szCs w:val="20"/>
+          <w:lang w:val="en-US" w:eastAsia="ru-RU"/>
+        </w:rPr>
+        <w:t xml:space="preserve">memento = </w:t>
+      </w:r>
+      <w:proofErr w:type="spellStart"/>
+      <w:r>
+        <w:rPr>
+          <w:rFonts w:ascii="Courier New" w:eastAsia="Times New Roman" w:hAnsi="Courier New" w:cs="Courier New"/>
+          <w:color w:val="E06C75"/>
+          <w:sz w:val="20"/>
+          <w:szCs w:val="20"/>
+          <w:lang w:val="en-US" w:eastAsia="ru-RU"/>
+        </w:rPr>
+        <w:t>historyLogger</w:t>
+      </w:r>
+      <w:r>
+        <w:rPr>
+          <w:rFonts w:ascii="Courier New" w:eastAsia="Times New Roman" w:hAnsi="Courier New" w:cs="Courier New"/>
+          <w:color w:val="ABB2BF"/>
+          <w:sz w:val="20"/>
+          <w:szCs w:val="20"/>
+          <w:lang w:val="en-US" w:eastAsia="ru-RU"/>
+        </w:rPr>
+        <w:t>.</w:t>
+      </w:r>
+      <w:r>
+        <w:rPr>
+          <w:rFonts w:ascii="Courier New" w:eastAsia="Times New Roman" w:hAnsi="Courier New" w:cs="Courier New"/>
+          <w:color w:val="61AFEF"/>
+          <w:sz w:val="20"/>
+          <w:szCs w:val="20"/>
+          <w:lang w:val="en-US" w:eastAsia="ru-RU"/>
+        </w:rPr>
+        <w:t>undo</w:t>
+      </w:r>
+      <w:proofErr w:type="spellEnd"/>
+      <w:r>
+        <w:rPr>
+          <w:rFonts w:ascii="Courier New" w:eastAsia="Times New Roman" w:hAnsi="Courier New" w:cs="Courier New"/>
+          <w:color w:val="ABB2BF"/>
+          <w:sz w:val="20"/>
+          <w:szCs w:val="20"/>
+          <w:lang w:val="en-US" w:eastAsia="ru-RU"/>
+        </w:rPr>
+        <w:t>();</w:t>
+      </w:r>
+      <w:r>
+        <w:rPr>
+          <w:rFonts w:ascii="Courier New" w:eastAsia="Times New Roman" w:hAnsi="Courier New" w:cs="Courier New"/>
+          <w:color w:val="ABB2BF"/>
+          <w:sz w:val="20"/>
+          <w:szCs w:val="20"/>
+          <w:lang w:val="en-US" w:eastAsia="ru-RU"/>
+        </w:rPr>
+        <w:br/>
+        <w:t xml:space="preserve">        </w:t>
+      </w:r>
+      <w:r>
+        <w:rPr>
+          <w:rFonts w:ascii="Courier New" w:eastAsia="Times New Roman" w:hAnsi="Courier New" w:cs="Courier New"/>
+          <w:color w:val="C678DD"/>
+          <w:sz w:val="20"/>
+          <w:szCs w:val="20"/>
+          <w:lang w:val="en-US" w:eastAsia="ru-RU"/>
+        </w:rPr>
+        <w:t xml:space="preserve">if </w:t>
+      </w:r>
+      <w:r>
+        <w:rPr>
+          <w:rFonts w:ascii="Courier New" w:eastAsia="Times New Roman" w:hAnsi="Courier New" w:cs="Courier New"/>
+          <w:color w:val="ABB2BF"/>
+          <w:sz w:val="20"/>
+          <w:szCs w:val="20"/>
+          <w:lang w:val="en-US" w:eastAsia="ru-RU"/>
+        </w:rPr>
+        <w:t xml:space="preserve">(memento != </w:t>
+      </w:r>
+      <w:r>
+        <w:rPr>
+          <w:rFonts w:ascii="Courier New" w:eastAsia="Times New Roman" w:hAnsi="Courier New" w:cs="Courier New"/>
+          <w:color w:val="C678DD"/>
+          <w:sz w:val="20"/>
+          <w:szCs w:val="20"/>
+          <w:lang w:val="en-US" w:eastAsia="ru-RU"/>
+        </w:rPr>
+        <w:t>null</w:t>
+      </w:r>
+      <w:r>
+        <w:rPr>
+          <w:rFonts w:ascii="Courier New" w:eastAsia="Times New Roman" w:hAnsi="Courier New" w:cs="Courier New"/>
+          <w:color w:val="ABB2BF"/>
+          <w:sz w:val="20"/>
+          <w:szCs w:val="20"/>
+          <w:lang w:val="en-US" w:eastAsia="ru-RU"/>
+        </w:rPr>
+        <w:t>) {</w:t>
+      </w:r>
+      <w:r>
+        <w:rPr>
+          <w:rFonts w:ascii="Courier New" w:eastAsia="Times New Roman" w:hAnsi="Courier New" w:cs="Courier New"/>
+          <w:color w:val="ABB2BF"/>
+          <w:sz w:val="20"/>
+          <w:szCs w:val="20"/>
+          <w:lang w:val="en-US" w:eastAsia="ru-RU"/>
+        </w:rPr>
+        <w:br/>
+        <w:t xml:space="preserve">            </w:t>
+      </w:r>
+      <w:proofErr w:type="spellStart"/>
+      <w:r>
+        <w:rPr>
+          <w:rFonts w:ascii="Courier New" w:eastAsia="Times New Roman" w:hAnsi="Courier New" w:cs="Courier New"/>
+          <w:color w:val="61AFEF"/>
+          <w:sz w:val="20"/>
+          <w:szCs w:val="20"/>
+          <w:lang w:val="en-US" w:eastAsia="ru-RU"/>
+        </w:rPr>
+        <w:t>restoreFromMemento</w:t>
+      </w:r>
+      <w:proofErr w:type="spellEnd"/>
+      <w:r>
+        <w:rPr>
+          <w:rFonts w:ascii="Courier New" w:eastAsia="Times New Roman" w:hAnsi="Courier New" w:cs="Courier New"/>
+          <w:color w:val="ABB2BF"/>
+          <w:sz w:val="20"/>
+          <w:szCs w:val="20"/>
+          <w:lang w:val="en-US" w:eastAsia="ru-RU"/>
+        </w:rPr>
+        <w:t>(memento);</w:t>
+      </w:r>
+      <w:r>
+        <w:rPr>
+          <w:rFonts w:ascii="Courier New" w:eastAsia="Times New Roman" w:hAnsi="Courier New" w:cs="Courier New"/>
+          <w:color w:val="ABB2BF"/>
+          <w:sz w:val="20"/>
+          <w:szCs w:val="20"/>
+          <w:lang w:val="en-US" w:eastAsia="ru-RU"/>
+        </w:rPr>
+        <w:br/>
+        <w:t xml:space="preserve">            </w:t>
+      </w:r>
+      <w:proofErr w:type="spellStart"/>
+      <w:r>
+        <w:rPr>
+          <w:rFonts w:ascii="Courier New" w:eastAsia="Times New Roman" w:hAnsi="Courier New" w:cs="Courier New"/>
+          <w:color w:val="61AFEF"/>
+          <w:sz w:val="20"/>
+          <w:szCs w:val="20"/>
+          <w:lang w:val="en-US" w:eastAsia="ru-RU"/>
+        </w:rPr>
+        <w:t>notifyObserver</w:t>
+      </w:r>
+      <w:proofErr w:type="spellEnd"/>
+      <w:r>
+        <w:rPr>
+          <w:rFonts w:ascii="Courier New" w:eastAsia="Times New Roman" w:hAnsi="Courier New" w:cs="Courier New"/>
+          <w:color w:val="ABB2BF"/>
+          <w:sz w:val="20"/>
+          <w:szCs w:val="20"/>
+          <w:lang w:val="en-US" w:eastAsia="ru-RU"/>
+        </w:rPr>
+        <w:t>();</w:t>
+      </w:r>
+      <w:r>
+        <w:rPr>
+          <w:rFonts w:ascii="Courier New" w:eastAsia="Times New Roman" w:hAnsi="Courier New" w:cs="Courier New"/>
+          <w:color w:val="ABB2BF"/>
+          <w:sz w:val="20"/>
+          <w:szCs w:val="20"/>
+          <w:lang w:val="en-US" w:eastAsia="ru-RU"/>
+        </w:rPr>
+        <w:br/>
+        <w:t xml:space="preserve">        }</w:t>
+      </w:r>
+      <w:r>
+        <w:rPr>
+          <w:rFonts w:ascii="Courier New" w:eastAsia="Times New Roman" w:hAnsi="Courier New" w:cs="Courier New"/>
+          <w:color w:val="ABB2BF"/>
+          <w:sz w:val="20"/>
+          <w:szCs w:val="20"/>
+          <w:lang w:val="en-US" w:eastAsia="ru-RU"/>
+        </w:rPr>
+        <w:br/>
+        <w:t xml:space="preserve">    }</w:t>
+      </w:r>
+      <w:r>
+        <w:rPr>
+          <w:rFonts w:ascii="Courier New" w:eastAsia="Times New Roman" w:hAnsi="Courier New" w:cs="Courier New"/>
+          <w:color w:val="ABB2BF"/>
+          <w:sz w:val="20"/>
+          <w:szCs w:val="20"/>
+          <w:lang w:val="en-US" w:eastAsia="ru-RU"/>
+        </w:rPr>
+        <w:br/>
+      </w:r>
+      <w:r>
+        <w:rPr>
+          <w:rFonts w:ascii="Courier New" w:eastAsia="Times New Roman" w:hAnsi="Courier New" w:cs="Courier New"/>
+          <w:color w:val="ABB2BF"/>
+          <w:sz w:val="20"/>
+          <w:szCs w:val="20"/>
+          <w:lang w:val="en-US" w:eastAsia="ru-RU"/>
+        </w:rPr>
+        <w:br/>
+        <w:t xml:space="preserve">    </w:t>
+      </w:r>
+      <w:r>
+        <w:rPr>
+          <w:rFonts w:ascii="Courier New" w:eastAsia="Times New Roman" w:hAnsi="Courier New" w:cs="Courier New"/>
+          <w:color w:val="C678DD"/>
+          <w:sz w:val="20"/>
+          <w:szCs w:val="20"/>
+          <w:lang w:val="en-US" w:eastAsia="ru-RU"/>
+        </w:rPr>
+        <w:t xml:space="preserve">protected void </w:t>
+      </w:r>
+      <w:proofErr w:type="spellStart"/>
+      <w:r>
+        <w:rPr>
+          <w:rFonts w:ascii="Courier New" w:eastAsia="Times New Roman" w:hAnsi="Courier New" w:cs="Courier New"/>
+          <w:color w:val="61AFEF"/>
+          <w:sz w:val="20"/>
+          <w:szCs w:val="20"/>
+          <w:lang w:val="en-US" w:eastAsia="ru-RU"/>
+        </w:rPr>
+        <w:t>notifyObserver</w:t>
+      </w:r>
+      <w:proofErr w:type="spellEnd"/>
+      <w:r>
+        <w:rPr>
+          <w:rFonts w:ascii="Courier New" w:eastAsia="Times New Roman" w:hAnsi="Courier New" w:cs="Courier New"/>
+          <w:color w:val="ABB2BF"/>
+          <w:sz w:val="20"/>
+          <w:szCs w:val="20"/>
+          <w:lang w:val="en-US" w:eastAsia="ru-RU"/>
+        </w:rPr>
+        <w:t>() {</w:t>
+      </w:r>
+      <w:r>
+        <w:rPr>
+          <w:rFonts w:ascii="Courier New" w:eastAsia="Times New Roman" w:hAnsi="Courier New" w:cs="Courier New"/>
+          <w:color w:val="ABB2BF"/>
+          <w:sz w:val="20"/>
+          <w:szCs w:val="20"/>
+          <w:lang w:val="en-US" w:eastAsia="ru-RU"/>
+        </w:rPr>
+        <w:br/>
+        <w:t xml:space="preserve">        </w:t>
+      </w:r>
+      <w:r>
+        <w:rPr>
+          <w:rFonts w:ascii="Courier New" w:eastAsia="Times New Roman" w:hAnsi="Courier New" w:cs="Courier New"/>
+          <w:color w:val="C678DD"/>
+          <w:sz w:val="20"/>
+          <w:szCs w:val="20"/>
+          <w:lang w:val="en-US" w:eastAsia="ru-RU"/>
+        </w:rPr>
+        <w:t xml:space="preserve">if </w:t>
+      </w:r>
+      <w:r>
+        <w:rPr>
+          <w:rFonts w:ascii="Courier New" w:eastAsia="Times New Roman" w:hAnsi="Courier New" w:cs="Courier New"/>
+          <w:color w:val="ABB2BF"/>
+          <w:sz w:val="20"/>
+          <w:szCs w:val="20"/>
+          <w:lang w:val="en-US" w:eastAsia="ru-RU"/>
+        </w:rPr>
+        <w:t>(</w:t>
+      </w:r>
+      <w:r>
+        <w:rPr>
+          <w:rFonts w:ascii="Courier New" w:eastAsia="Times New Roman" w:hAnsi="Courier New" w:cs="Courier New"/>
+          <w:color w:val="E06C75"/>
+          <w:sz w:val="20"/>
+          <w:szCs w:val="20"/>
+          <w:lang w:val="en-US" w:eastAsia="ru-RU"/>
+        </w:rPr>
         <w:t xml:space="preserve">observer </w:t>
       </w:r>
       <w:r>
@@ -2384,17 +3050,949 @@
           <w:szCs w:val="20"/>
           <w:lang w:val="en-US" w:eastAsia="ru-RU"/>
         </w:rPr>
+        <w:t xml:space="preserve">!= </w:t>
+      </w:r>
+      <w:r>
+        <w:rPr>
+          <w:rFonts w:ascii="Courier New" w:eastAsia="Times New Roman" w:hAnsi="Courier New" w:cs="Courier New"/>
+          <w:color w:val="C678DD"/>
+          <w:sz w:val="20"/>
+          <w:szCs w:val="20"/>
+          <w:lang w:val="en-US" w:eastAsia="ru-RU"/>
+        </w:rPr>
+        <w:t>null</w:t>
+      </w:r>
+      <w:r>
+        <w:rPr>
+          <w:rFonts w:ascii="Courier New" w:eastAsia="Times New Roman" w:hAnsi="Courier New" w:cs="Courier New"/>
+          <w:color w:val="ABB2BF"/>
+          <w:sz w:val="20"/>
+          <w:szCs w:val="20"/>
+          <w:lang w:val="en-US" w:eastAsia="ru-RU"/>
+        </w:rPr>
+        <w:t>) {</w:t>
+      </w:r>
+      <w:r>
+        <w:rPr>
+          <w:rFonts w:ascii="Courier New" w:eastAsia="Times New Roman" w:hAnsi="Courier New" w:cs="Courier New"/>
+          <w:color w:val="ABB2BF"/>
+          <w:sz w:val="20"/>
+          <w:szCs w:val="20"/>
+          <w:lang w:val="en-US" w:eastAsia="ru-RU"/>
+        </w:rPr>
+        <w:br/>
+        <w:t xml:space="preserve">            </w:t>
+      </w:r>
+      <w:proofErr w:type="spellStart"/>
+      <w:r>
+        <w:rPr>
+          <w:rFonts w:ascii="Courier New" w:eastAsia="Times New Roman" w:hAnsi="Courier New" w:cs="Courier New"/>
+          <w:color w:val="E06C75"/>
+          <w:sz w:val="20"/>
+          <w:szCs w:val="20"/>
+          <w:lang w:val="en-US" w:eastAsia="ru-RU"/>
+        </w:rPr>
+        <w:t>observer</w:t>
+      </w:r>
+      <w:r>
+        <w:rPr>
+          <w:rFonts w:ascii="Courier New" w:eastAsia="Times New Roman" w:hAnsi="Courier New" w:cs="Courier New"/>
+          <w:color w:val="ABB2BF"/>
+          <w:sz w:val="20"/>
+          <w:szCs w:val="20"/>
+          <w:lang w:val="en-US" w:eastAsia="ru-RU"/>
+        </w:rPr>
+        <w:t>.</w:t>
+      </w:r>
+      <w:r>
+        <w:rPr>
+          <w:rFonts w:ascii="Courier New" w:eastAsia="Times New Roman" w:hAnsi="Courier New" w:cs="Courier New"/>
+          <w:color w:val="61AFEF"/>
+          <w:sz w:val="20"/>
+          <w:szCs w:val="20"/>
+          <w:lang w:val="en-US" w:eastAsia="ru-RU"/>
+        </w:rPr>
+        <w:t>update</w:t>
+      </w:r>
+      <w:proofErr w:type="spellEnd"/>
+      <w:r>
+        <w:rPr>
+          <w:rFonts w:ascii="Courier New" w:eastAsia="Times New Roman" w:hAnsi="Courier New" w:cs="Courier New"/>
+          <w:color w:val="ABB2BF"/>
+          <w:sz w:val="20"/>
+          <w:szCs w:val="20"/>
+          <w:lang w:val="en-US" w:eastAsia="ru-RU"/>
+        </w:rPr>
+        <w:t>(</w:t>
+      </w:r>
+      <w:r>
+        <w:rPr>
+          <w:rFonts w:ascii="Courier New" w:eastAsia="Times New Roman" w:hAnsi="Courier New" w:cs="Courier New"/>
+          <w:color w:val="C678DD"/>
+          <w:sz w:val="20"/>
+          <w:szCs w:val="20"/>
+          <w:lang w:val="en-US" w:eastAsia="ru-RU"/>
+        </w:rPr>
+        <w:t>this</w:t>
+      </w:r>
+      <w:r>
+        <w:rPr>
+          <w:rFonts w:ascii="Courier New" w:eastAsia="Times New Roman" w:hAnsi="Courier New" w:cs="Courier New"/>
+          <w:color w:val="ABB2BF"/>
+          <w:sz w:val="20"/>
+          <w:szCs w:val="20"/>
+          <w:lang w:val="en-US" w:eastAsia="ru-RU"/>
+        </w:rPr>
+        <w:t>);</w:t>
+      </w:r>
+      <w:r>
+        <w:rPr>
+          <w:rFonts w:ascii="Courier New" w:eastAsia="Times New Roman" w:hAnsi="Courier New" w:cs="Courier New"/>
+          <w:color w:val="ABB2BF"/>
+          <w:sz w:val="20"/>
+          <w:szCs w:val="20"/>
+          <w:lang w:val="en-US" w:eastAsia="ru-RU"/>
+        </w:rPr>
+        <w:br/>
+        <w:t xml:space="preserve">        }</w:t>
+      </w:r>
+      <w:r>
+        <w:rPr>
+          <w:rFonts w:ascii="Courier New" w:eastAsia="Times New Roman" w:hAnsi="Courier New" w:cs="Courier New"/>
+          <w:color w:val="ABB2BF"/>
+          <w:sz w:val="20"/>
+          <w:szCs w:val="20"/>
+          <w:lang w:val="en-US" w:eastAsia="ru-RU"/>
+        </w:rPr>
+        <w:br/>
+        <w:t xml:space="preserve">    }</w:t>
+      </w:r>
+      <w:r>
+        <w:rPr>
+          <w:rFonts w:ascii="Courier New" w:eastAsia="Times New Roman" w:hAnsi="Courier New" w:cs="Courier New"/>
+          <w:color w:val="ABB2BF"/>
+          <w:sz w:val="20"/>
+          <w:szCs w:val="20"/>
+          <w:lang w:val="en-US" w:eastAsia="ru-RU"/>
+        </w:rPr>
+        <w:br/>
+      </w:r>
+      <w:r>
+        <w:rPr>
+          <w:rFonts w:ascii="Courier New" w:eastAsia="Times New Roman" w:hAnsi="Courier New" w:cs="Courier New"/>
+          <w:color w:val="ABB2BF"/>
+          <w:sz w:val="20"/>
+          <w:szCs w:val="20"/>
+          <w:lang w:val="en-US" w:eastAsia="ru-RU"/>
+        </w:rPr>
+        <w:br/>
+        <w:t xml:space="preserve">    </w:t>
+      </w:r>
+      <w:r>
+        <w:rPr>
+          <w:rFonts w:ascii="Courier New" w:eastAsia="Times New Roman" w:hAnsi="Courier New" w:cs="Courier New"/>
+          <w:color w:val="C678DD"/>
+          <w:sz w:val="20"/>
+          <w:szCs w:val="20"/>
+          <w:lang w:val="en-US" w:eastAsia="ru-RU"/>
+        </w:rPr>
+        <w:t xml:space="preserve">protected void </w:t>
+      </w:r>
+      <w:proofErr w:type="spellStart"/>
+      <w:r>
+        <w:rPr>
+          <w:rFonts w:ascii="Courier New" w:eastAsia="Times New Roman" w:hAnsi="Courier New" w:cs="Courier New"/>
+          <w:color w:val="61AFEF"/>
+          <w:sz w:val="20"/>
+          <w:szCs w:val="20"/>
+          <w:lang w:val="en-US" w:eastAsia="ru-RU"/>
+        </w:rPr>
+        <w:t>saveStateToHistory</w:t>
+      </w:r>
+      <w:proofErr w:type="spellEnd"/>
+      <w:r>
+        <w:rPr>
+          <w:rFonts w:ascii="Courier New" w:eastAsia="Times New Roman" w:hAnsi="Courier New" w:cs="Courier New"/>
+          <w:color w:val="ABB2BF"/>
+          <w:sz w:val="20"/>
+          <w:szCs w:val="20"/>
+          <w:lang w:val="en-US" w:eastAsia="ru-RU"/>
+        </w:rPr>
+        <w:t>() {</w:t>
+      </w:r>
+      <w:r>
+        <w:rPr>
+          <w:rFonts w:ascii="Courier New" w:eastAsia="Times New Roman" w:hAnsi="Courier New" w:cs="Courier New"/>
+          <w:color w:val="ABB2BF"/>
+          <w:sz w:val="20"/>
+          <w:szCs w:val="20"/>
+          <w:lang w:val="en-US" w:eastAsia="ru-RU"/>
+        </w:rPr>
+        <w:br/>
+        <w:t xml:space="preserve">        </w:t>
+      </w:r>
+      <w:proofErr w:type="spellStart"/>
+      <w:r>
+        <w:rPr>
+          <w:rFonts w:ascii="Courier New" w:eastAsia="Times New Roman" w:hAnsi="Courier New" w:cs="Courier New"/>
+          <w:color w:val="E06C75"/>
+          <w:sz w:val="20"/>
+          <w:szCs w:val="20"/>
+          <w:lang w:val="en-US" w:eastAsia="ru-RU"/>
+        </w:rPr>
+        <w:t>historyLogger</w:t>
+      </w:r>
+      <w:r>
+        <w:rPr>
+          <w:rFonts w:ascii="Courier New" w:eastAsia="Times New Roman" w:hAnsi="Courier New" w:cs="Courier New"/>
+          <w:color w:val="ABB2BF"/>
+          <w:sz w:val="20"/>
+          <w:szCs w:val="20"/>
+          <w:lang w:val="en-US" w:eastAsia="ru-RU"/>
+        </w:rPr>
+        <w:t>.</w:t>
+      </w:r>
+      <w:r>
+        <w:rPr>
+          <w:rFonts w:ascii="Courier New" w:eastAsia="Times New Roman" w:hAnsi="Courier New" w:cs="Courier New"/>
+          <w:color w:val="61AFEF"/>
+          <w:sz w:val="20"/>
+          <w:szCs w:val="20"/>
+          <w:lang w:val="en-US" w:eastAsia="ru-RU"/>
+        </w:rPr>
+        <w:t>addMemento</w:t>
+      </w:r>
+      <w:proofErr w:type="spellEnd"/>
+      <w:r>
+        <w:rPr>
+          <w:rFonts w:ascii="Courier New" w:eastAsia="Times New Roman" w:hAnsi="Courier New" w:cs="Courier New"/>
+          <w:color w:val="ABB2BF"/>
+          <w:sz w:val="20"/>
+          <w:szCs w:val="20"/>
+          <w:lang w:val="en-US" w:eastAsia="ru-RU"/>
+        </w:rPr>
+        <w:t>(</w:t>
+      </w:r>
+      <w:proofErr w:type="spellStart"/>
+      <w:r>
+        <w:rPr>
+          <w:rFonts w:ascii="Courier New" w:eastAsia="Times New Roman" w:hAnsi="Courier New" w:cs="Courier New"/>
+          <w:color w:val="61AFEF"/>
+          <w:sz w:val="20"/>
+          <w:szCs w:val="20"/>
+          <w:lang w:val="en-US" w:eastAsia="ru-RU"/>
+        </w:rPr>
+        <w:t>createMemento</w:t>
+      </w:r>
+      <w:proofErr w:type="spellEnd"/>
+      <w:r>
+        <w:rPr>
+          <w:rFonts w:ascii="Courier New" w:eastAsia="Times New Roman" w:hAnsi="Courier New" w:cs="Courier New"/>
+          <w:color w:val="ABB2BF"/>
+          <w:sz w:val="20"/>
+          <w:szCs w:val="20"/>
+          <w:lang w:val="en-US" w:eastAsia="ru-RU"/>
+        </w:rPr>
+        <w:t>());</w:t>
+      </w:r>
+      <w:r>
+        <w:rPr>
+          <w:rFonts w:ascii="Courier New" w:eastAsia="Times New Roman" w:hAnsi="Courier New" w:cs="Courier New"/>
+          <w:color w:val="ABB2BF"/>
+          <w:sz w:val="20"/>
+          <w:szCs w:val="20"/>
+          <w:lang w:val="en-US" w:eastAsia="ru-RU"/>
+        </w:rPr>
+        <w:br/>
+        <w:t xml:space="preserve">    }</w:t>
+      </w:r>
+      <w:r>
+        <w:rPr>
+          <w:rFonts w:ascii="Courier New" w:eastAsia="Times New Roman" w:hAnsi="Courier New" w:cs="Courier New"/>
+          <w:color w:val="ABB2BF"/>
+          <w:sz w:val="20"/>
+          <w:szCs w:val="20"/>
+          <w:lang w:val="en-US" w:eastAsia="ru-RU"/>
+        </w:rPr>
+        <w:br/>
+        <w:t>}</w:t>
+      </w:r>
+      <w:r>
+        <w:rPr>
+          <w:rFonts w:ascii="Courier New" w:eastAsia="Times New Roman" w:hAnsi="Courier New" w:cs="Courier New"/>
+          <w:color w:val="ABB2BF"/>
+          <w:sz w:val="20"/>
+          <w:szCs w:val="20"/>
+          <w:lang w:val="en-US" w:eastAsia="ru-RU"/>
+        </w:rPr>
+        <w:br/>
+      </w:r>
+      <w:r>
+        <w:rPr>
+          <w:rFonts w:ascii="Courier New" w:eastAsia="Times New Roman" w:hAnsi="Courier New" w:cs="Courier New"/>
+          <w:color w:val="ABB2BF"/>
+          <w:sz w:val="20"/>
+          <w:szCs w:val="20"/>
+          <w:lang w:val="en-US" w:eastAsia="ru-RU"/>
+        </w:rPr>
+        <w:br/>
+      </w:r>
+      <w:r>
+        <w:rPr>
+          <w:rFonts w:ascii="Courier New" w:eastAsia="Times New Roman" w:hAnsi="Courier New" w:cs="Courier New"/>
+          <w:color w:val="5C6370"/>
+          <w:sz w:val="20"/>
+          <w:szCs w:val="20"/>
+          <w:lang w:val="en-US" w:eastAsia="ru-RU"/>
+        </w:rPr>
+        <w:t>// TextDocument.java</w:t>
+      </w:r>
+      <w:r>
+        <w:rPr>
+          <w:rFonts w:ascii="Courier New" w:eastAsia="Times New Roman" w:hAnsi="Courier New" w:cs="Courier New"/>
+          <w:color w:val="5C6370"/>
+          <w:sz w:val="20"/>
+          <w:szCs w:val="20"/>
+          <w:lang w:val="en-US" w:eastAsia="ru-RU"/>
+        </w:rPr>
+        <w:br/>
+      </w:r>
+      <w:r>
+        <w:rPr>
+          <w:rFonts w:ascii="Courier New" w:eastAsia="Times New Roman" w:hAnsi="Courier New" w:cs="Courier New"/>
+          <w:color w:val="C678DD"/>
+          <w:sz w:val="20"/>
+          <w:szCs w:val="20"/>
+          <w:lang w:val="en-US" w:eastAsia="ru-RU"/>
+        </w:rPr>
+        <w:t xml:space="preserve">public class </w:t>
+      </w:r>
+      <w:proofErr w:type="spellStart"/>
+      <w:r>
+        <w:rPr>
+          <w:rFonts w:ascii="Courier New" w:eastAsia="Times New Roman" w:hAnsi="Courier New" w:cs="Courier New"/>
+          <w:color w:val="E5C07B"/>
+          <w:sz w:val="20"/>
+          <w:szCs w:val="20"/>
+          <w:lang w:val="en-US" w:eastAsia="ru-RU"/>
+        </w:rPr>
+        <w:t>TextDocument</w:t>
+      </w:r>
+      <w:proofErr w:type="spellEnd"/>
+      <w:r>
+        <w:rPr>
+          <w:rFonts w:ascii="Courier New" w:eastAsia="Times New Roman" w:hAnsi="Courier New" w:cs="Courier New"/>
+          <w:color w:val="E5C07B"/>
+          <w:sz w:val="20"/>
+          <w:szCs w:val="20"/>
+          <w:lang w:val="en-US" w:eastAsia="ru-RU"/>
+        </w:rPr>
+        <w:t xml:space="preserve"> </w:t>
+      </w:r>
+      <w:r>
+        <w:rPr>
+          <w:rFonts w:ascii="Courier New" w:eastAsia="Times New Roman" w:hAnsi="Courier New" w:cs="Courier New"/>
+          <w:color w:val="C678DD"/>
+          <w:sz w:val="20"/>
+          <w:szCs w:val="20"/>
+          <w:lang w:val="en-US" w:eastAsia="ru-RU"/>
+        </w:rPr>
+        <w:t xml:space="preserve">extends </w:t>
+      </w:r>
+      <w:r>
+        <w:rPr>
+          <w:rFonts w:ascii="Courier New" w:eastAsia="Times New Roman" w:hAnsi="Courier New" w:cs="Courier New"/>
+          <w:color w:val="E5C07B"/>
+          <w:sz w:val="20"/>
+          <w:szCs w:val="20"/>
+          <w:lang w:val="en-US" w:eastAsia="ru-RU"/>
+        </w:rPr>
+        <w:t xml:space="preserve">Document </w:t>
+      </w:r>
+      <w:r>
+        <w:rPr>
+          <w:rFonts w:ascii="Courier New" w:eastAsia="Times New Roman" w:hAnsi="Courier New" w:cs="Courier New"/>
+          <w:color w:val="ABB2BF"/>
+          <w:sz w:val="20"/>
+          <w:szCs w:val="20"/>
+          <w:lang w:val="en-US" w:eastAsia="ru-RU"/>
+        </w:rPr>
+        <w:t>{</w:t>
+      </w:r>
+      <w:r>
+        <w:rPr>
+          <w:rFonts w:ascii="Courier New" w:eastAsia="Times New Roman" w:hAnsi="Courier New" w:cs="Courier New"/>
+          <w:color w:val="ABB2BF"/>
+          <w:sz w:val="20"/>
+          <w:szCs w:val="20"/>
+          <w:lang w:val="en-US" w:eastAsia="ru-RU"/>
+        </w:rPr>
+        <w:br/>
+        <w:t xml:space="preserve">    </w:t>
+      </w:r>
+      <w:r>
+        <w:rPr>
+          <w:rFonts w:ascii="Courier New" w:eastAsia="Times New Roman" w:hAnsi="Courier New" w:cs="Courier New"/>
+          <w:color w:val="C678DD"/>
+          <w:sz w:val="20"/>
+          <w:szCs w:val="20"/>
+          <w:lang w:val="en-US" w:eastAsia="ru-RU"/>
+        </w:rPr>
+        <w:t xml:space="preserve">private </w:t>
+      </w:r>
+      <w:r>
+        <w:rPr>
+          <w:rFonts w:ascii="Courier New" w:eastAsia="Times New Roman" w:hAnsi="Courier New" w:cs="Courier New"/>
+          <w:color w:val="E5C07B"/>
+          <w:sz w:val="20"/>
+          <w:szCs w:val="20"/>
+          <w:lang w:val="en-US" w:eastAsia="ru-RU"/>
+        </w:rPr>
+        <w:t xml:space="preserve">String </w:t>
+      </w:r>
+      <w:r>
+        <w:rPr>
+          <w:rFonts w:ascii="Courier New" w:eastAsia="Times New Roman" w:hAnsi="Courier New" w:cs="Courier New"/>
+          <w:color w:val="E06C75"/>
+          <w:sz w:val="20"/>
+          <w:szCs w:val="20"/>
+          <w:lang w:val="en-US" w:eastAsia="ru-RU"/>
+        </w:rPr>
+        <w:t>content</w:t>
+      </w:r>
+      <w:r>
+        <w:rPr>
+          <w:rFonts w:ascii="Courier New" w:eastAsia="Times New Roman" w:hAnsi="Courier New" w:cs="Courier New"/>
+          <w:color w:val="ABB2BF"/>
+          <w:sz w:val="20"/>
+          <w:szCs w:val="20"/>
+          <w:lang w:val="en-US" w:eastAsia="ru-RU"/>
+        </w:rPr>
+        <w:t>;</w:t>
+      </w:r>
+      <w:r>
+        <w:rPr>
+          <w:rFonts w:ascii="Courier New" w:eastAsia="Times New Roman" w:hAnsi="Courier New" w:cs="Courier New"/>
+          <w:color w:val="ABB2BF"/>
+          <w:sz w:val="20"/>
+          <w:szCs w:val="20"/>
+          <w:lang w:val="en-US" w:eastAsia="ru-RU"/>
+        </w:rPr>
+        <w:br/>
+      </w:r>
+      <w:r>
+        <w:rPr>
+          <w:rFonts w:ascii="Courier New" w:eastAsia="Times New Roman" w:hAnsi="Courier New" w:cs="Courier New"/>
+          <w:color w:val="ABB2BF"/>
+          <w:sz w:val="20"/>
+          <w:szCs w:val="20"/>
+          <w:lang w:val="en-US" w:eastAsia="ru-RU"/>
+        </w:rPr>
+        <w:br/>
+        <w:t xml:space="preserve">    </w:t>
+      </w:r>
+      <w:r>
+        <w:rPr>
+          <w:rFonts w:ascii="Courier New" w:eastAsia="Times New Roman" w:hAnsi="Courier New" w:cs="Courier New"/>
+          <w:color w:val="C678DD"/>
+          <w:sz w:val="20"/>
+          <w:szCs w:val="20"/>
+          <w:lang w:val="en-US" w:eastAsia="ru-RU"/>
+        </w:rPr>
+        <w:t xml:space="preserve">public </w:t>
+      </w:r>
+      <w:proofErr w:type="spellStart"/>
+      <w:r>
+        <w:rPr>
+          <w:rFonts w:ascii="Courier New" w:eastAsia="Times New Roman" w:hAnsi="Courier New" w:cs="Courier New"/>
+          <w:color w:val="61AFEF"/>
+          <w:sz w:val="20"/>
+          <w:szCs w:val="20"/>
+          <w:lang w:val="en-US" w:eastAsia="ru-RU"/>
+        </w:rPr>
+        <w:t>TextDocument</w:t>
+      </w:r>
+      <w:proofErr w:type="spellEnd"/>
+      <w:r>
+        <w:rPr>
+          <w:rFonts w:ascii="Courier New" w:eastAsia="Times New Roman" w:hAnsi="Courier New" w:cs="Courier New"/>
+          <w:color w:val="ABB2BF"/>
+          <w:sz w:val="20"/>
+          <w:szCs w:val="20"/>
+          <w:lang w:val="en-US" w:eastAsia="ru-RU"/>
+        </w:rPr>
+        <w:t>() {</w:t>
+      </w:r>
+      <w:r>
+        <w:rPr>
+          <w:rFonts w:ascii="Courier New" w:eastAsia="Times New Roman" w:hAnsi="Courier New" w:cs="Courier New"/>
+          <w:color w:val="ABB2BF"/>
+          <w:sz w:val="20"/>
+          <w:szCs w:val="20"/>
+          <w:lang w:val="en-US" w:eastAsia="ru-RU"/>
+        </w:rPr>
+        <w:br/>
+        <w:t xml:space="preserve">        </w:t>
+      </w:r>
+      <w:r>
+        <w:rPr>
+          <w:rFonts w:ascii="Courier New" w:eastAsia="Times New Roman" w:hAnsi="Courier New" w:cs="Courier New"/>
+          <w:color w:val="C678DD"/>
+          <w:sz w:val="20"/>
+          <w:szCs w:val="20"/>
+          <w:lang w:val="en-US" w:eastAsia="ru-RU"/>
+        </w:rPr>
+        <w:t>super</w:t>
+      </w:r>
+      <w:r>
+        <w:rPr>
+          <w:rFonts w:ascii="Courier New" w:eastAsia="Times New Roman" w:hAnsi="Courier New" w:cs="Courier New"/>
+          <w:color w:val="ABB2BF"/>
+          <w:sz w:val="20"/>
+          <w:szCs w:val="20"/>
+          <w:lang w:val="en-US" w:eastAsia="ru-RU"/>
+        </w:rPr>
+        <w:t>();</w:t>
+      </w:r>
+      <w:r>
+        <w:rPr>
+          <w:rFonts w:ascii="Courier New" w:eastAsia="Times New Roman" w:hAnsi="Courier New" w:cs="Courier New"/>
+          <w:color w:val="ABB2BF"/>
+          <w:sz w:val="20"/>
+          <w:szCs w:val="20"/>
+          <w:lang w:val="en-US" w:eastAsia="ru-RU"/>
+        </w:rPr>
+        <w:br/>
+        <w:t xml:space="preserve">        </w:t>
+      </w:r>
+      <w:proofErr w:type="spellStart"/>
+      <w:r>
+        <w:rPr>
+          <w:rFonts w:ascii="Courier New" w:eastAsia="Times New Roman" w:hAnsi="Courier New" w:cs="Courier New"/>
+          <w:color w:val="C678DD"/>
+          <w:sz w:val="20"/>
+          <w:szCs w:val="20"/>
+          <w:lang w:val="en-US" w:eastAsia="ru-RU"/>
+        </w:rPr>
+        <w:t>this</w:t>
+      </w:r>
+      <w:r>
+        <w:rPr>
+          <w:rFonts w:ascii="Courier New" w:eastAsia="Times New Roman" w:hAnsi="Courier New" w:cs="Courier New"/>
+          <w:color w:val="ABB2BF"/>
+          <w:sz w:val="20"/>
+          <w:szCs w:val="20"/>
+          <w:lang w:val="en-US" w:eastAsia="ru-RU"/>
+        </w:rPr>
+        <w:t>.</w:t>
+      </w:r>
+      <w:r>
+        <w:rPr>
+          <w:rFonts w:ascii="Courier New" w:eastAsia="Times New Roman" w:hAnsi="Courier New" w:cs="Courier New"/>
+          <w:color w:val="E06C75"/>
+          <w:sz w:val="20"/>
+          <w:szCs w:val="20"/>
+          <w:lang w:val="en-US" w:eastAsia="ru-RU"/>
+        </w:rPr>
+        <w:t>content</w:t>
+      </w:r>
+      <w:proofErr w:type="spellEnd"/>
+      <w:r>
+        <w:rPr>
+          <w:rFonts w:ascii="Courier New" w:eastAsia="Times New Roman" w:hAnsi="Courier New" w:cs="Courier New"/>
+          <w:color w:val="E06C75"/>
+          <w:sz w:val="20"/>
+          <w:szCs w:val="20"/>
+          <w:lang w:val="en-US" w:eastAsia="ru-RU"/>
+        </w:rPr>
+        <w:t xml:space="preserve"> </w:t>
+      </w:r>
+      <w:r>
+        <w:rPr>
+          <w:rFonts w:ascii="Courier New" w:eastAsia="Times New Roman" w:hAnsi="Courier New" w:cs="Courier New"/>
+          <w:color w:val="ABB2BF"/>
+          <w:sz w:val="20"/>
+          <w:szCs w:val="20"/>
+          <w:lang w:val="en-US" w:eastAsia="ru-RU"/>
+        </w:rPr>
         <w:t xml:space="preserve">= </w:t>
       </w:r>
       <w:r>
         <w:rPr>
           <w:rFonts w:ascii="Courier New" w:eastAsia="Times New Roman" w:hAnsi="Courier New" w:cs="Courier New"/>
+          <w:color w:val="98C379"/>
+          <w:sz w:val="20"/>
+          <w:szCs w:val="20"/>
+          <w:lang w:val="en-US" w:eastAsia="ru-RU"/>
+        </w:rPr>
+        <w:t>""</w:t>
+      </w:r>
+      <w:r>
+        <w:rPr>
+          <w:rFonts w:ascii="Courier New" w:eastAsia="Times New Roman" w:hAnsi="Courier New" w:cs="Courier New"/>
+          <w:color w:val="ABB2BF"/>
+          <w:sz w:val="20"/>
+          <w:szCs w:val="20"/>
+          <w:lang w:val="en-US" w:eastAsia="ru-RU"/>
+        </w:rPr>
+        <w:t>;</w:t>
+      </w:r>
+      <w:r>
+        <w:rPr>
+          <w:rFonts w:ascii="Courier New" w:eastAsia="Times New Roman" w:hAnsi="Courier New" w:cs="Courier New"/>
+          <w:color w:val="ABB2BF"/>
+          <w:sz w:val="20"/>
+          <w:szCs w:val="20"/>
+          <w:lang w:val="en-US" w:eastAsia="ru-RU"/>
+        </w:rPr>
+        <w:br/>
+        <w:t xml:space="preserve">    }</w:t>
+      </w:r>
+      <w:r>
+        <w:rPr>
+          <w:rFonts w:ascii="Courier New" w:eastAsia="Times New Roman" w:hAnsi="Courier New" w:cs="Courier New"/>
+          <w:color w:val="ABB2BF"/>
+          <w:sz w:val="20"/>
+          <w:szCs w:val="20"/>
+          <w:lang w:val="en-US" w:eastAsia="ru-RU"/>
+        </w:rPr>
+        <w:br/>
+      </w:r>
+      <w:r>
+        <w:rPr>
+          <w:rFonts w:ascii="Courier New" w:eastAsia="Times New Roman" w:hAnsi="Courier New" w:cs="Courier New"/>
+          <w:color w:val="ABB2BF"/>
+          <w:sz w:val="20"/>
+          <w:szCs w:val="20"/>
+          <w:lang w:val="en-US" w:eastAsia="ru-RU"/>
+        </w:rPr>
+        <w:br/>
+        <w:t xml:space="preserve">    </w:t>
+      </w:r>
+      <w:r>
+        <w:rPr>
+          <w:rFonts w:ascii="Courier New" w:eastAsia="Times New Roman" w:hAnsi="Courier New" w:cs="Courier New"/>
+          <w:color w:val="E5C07B"/>
+          <w:sz w:val="20"/>
+          <w:szCs w:val="20"/>
+          <w:lang w:val="en-US" w:eastAsia="ru-RU"/>
+        </w:rPr>
+        <w:t>@Override</w:t>
+      </w:r>
+      <w:r>
+        <w:rPr>
+          <w:rFonts w:ascii="Courier New" w:eastAsia="Times New Roman" w:hAnsi="Courier New" w:cs="Courier New"/>
+          <w:color w:val="E5C07B"/>
+          <w:sz w:val="20"/>
+          <w:szCs w:val="20"/>
+          <w:lang w:val="en-US" w:eastAsia="ru-RU"/>
+        </w:rPr>
+        <w:br/>
+        <w:t xml:space="preserve">    </w:t>
+      </w:r>
+      <w:r>
+        <w:rPr>
+          <w:rFonts w:ascii="Courier New" w:eastAsia="Times New Roman" w:hAnsi="Courier New" w:cs="Courier New"/>
+          <w:color w:val="C678DD"/>
+          <w:sz w:val="20"/>
+          <w:szCs w:val="20"/>
+          <w:lang w:val="en-US" w:eastAsia="ru-RU"/>
+        </w:rPr>
+        <w:t xml:space="preserve">public </w:t>
+      </w:r>
+      <w:r>
+        <w:rPr>
+          <w:rFonts w:ascii="Courier New" w:eastAsia="Times New Roman" w:hAnsi="Courier New" w:cs="Courier New"/>
+          <w:color w:val="E5C07B"/>
+          <w:sz w:val="20"/>
+          <w:szCs w:val="20"/>
+          <w:lang w:val="en-US" w:eastAsia="ru-RU"/>
+        </w:rPr>
+        <w:t xml:space="preserve">String </w:t>
+      </w:r>
+      <w:proofErr w:type="spellStart"/>
+      <w:r>
+        <w:rPr>
+          <w:rFonts w:ascii="Courier New" w:eastAsia="Times New Roman" w:hAnsi="Courier New" w:cs="Courier New"/>
+          <w:color w:val="61AFEF"/>
+          <w:sz w:val="20"/>
+          <w:szCs w:val="20"/>
+          <w:lang w:val="en-US" w:eastAsia="ru-RU"/>
+        </w:rPr>
+        <w:t>getContent</w:t>
+      </w:r>
+      <w:proofErr w:type="spellEnd"/>
+      <w:r>
+        <w:rPr>
+          <w:rFonts w:ascii="Courier New" w:eastAsia="Times New Roman" w:hAnsi="Courier New" w:cs="Courier New"/>
+          <w:color w:val="ABB2BF"/>
+          <w:sz w:val="20"/>
+          <w:szCs w:val="20"/>
+          <w:lang w:val="en-US" w:eastAsia="ru-RU"/>
+        </w:rPr>
+        <w:t>() {</w:t>
+      </w:r>
+      <w:r>
+        <w:rPr>
+          <w:rFonts w:ascii="Courier New" w:eastAsia="Times New Roman" w:hAnsi="Courier New" w:cs="Courier New"/>
+          <w:color w:val="ABB2BF"/>
+          <w:sz w:val="20"/>
+          <w:szCs w:val="20"/>
+          <w:lang w:val="en-US" w:eastAsia="ru-RU"/>
+        </w:rPr>
+        <w:br/>
+        <w:t xml:space="preserve">        </w:t>
+      </w:r>
+      <w:r>
+        <w:rPr>
+          <w:rFonts w:ascii="Courier New" w:eastAsia="Times New Roman" w:hAnsi="Courier New" w:cs="Courier New"/>
+          <w:color w:val="C678DD"/>
+          <w:sz w:val="20"/>
+          <w:szCs w:val="20"/>
+          <w:lang w:val="en-US" w:eastAsia="ru-RU"/>
+        </w:rPr>
+        <w:t xml:space="preserve">return </w:t>
+      </w:r>
+      <w:r>
+        <w:rPr>
+          <w:rFonts w:ascii="Courier New" w:eastAsia="Times New Roman" w:hAnsi="Courier New" w:cs="Courier New"/>
+          <w:color w:val="E06C75"/>
+          <w:sz w:val="20"/>
+          <w:szCs w:val="20"/>
+          <w:lang w:val="en-US" w:eastAsia="ru-RU"/>
+        </w:rPr>
+        <w:t>content</w:t>
+      </w:r>
+      <w:r>
+        <w:rPr>
+          <w:rFonts w:ascii="Courier New" w:eastAsia="Times New Roman" w:hAnsi="Courier New" w:cs="Courier New"/>
+          <w:color w:val="ABB2BF"/>
+          <w:sz w:val="20"/>
+          <w:szCs w:val="20"/>
+          <w:lang w:val="en-US" w:eastAsia="ru-RU"/>
+        </w:rPr>
+        <w:t>;</w:t>
+      </w:r>
+      <w:r>
+        <w:rPr>
+          <w:rFonts w:ascii="Courier New" w:eastAsia="Times New Roman" w:hAnsi="Courier New" w:cs="Courier New"/>
+          <w:color w:val="ABB2BF"/>
+          <w:sz w:val="20"/>
+          <w:szCs w:val="20"/>
+          <w:lang w:val="en-US" w:eastAsia="ru-RU"/>
+        </w:rPr>
+        <w:br/>
+        <w:t xml:space="preserve">    }</w:t>
+      </w:r>
+      <w:r>
+        <w:rPr>
+          <w:rFonts w:ascii="Courier New" w:eastAsia="Times New Roman" w:hAnsi="Courier New" w:cs="Courier New"/>
+          <w:color w:val="ABB2BF"/>
+          <w:sz w:val="20"/>
+          <w:szCs w:val="20"/>
+          <w:lang w:val="en-US" w:eastAsia="ru-RU"/>
+        </w:rPr>
+        <w:br/>
+      </w:r>
+      <w:r>
+        <w:rPr>
+          <w:rFonts w:ascii="Courier New" w:eastAsia="Times New Roman" w:hAnsi="Courier New" w:cs="Courier New"/>
+          <w:color w:val="ABB2BF"/>
+          <w:sz w:val="20"/>
+          <w:szCs w:val="20"/>
+          <w:lang w:val="en-US" w:eastAsia="ru-RU"/>
+        </w:rPr>
+        <w:br/>
+        <w:t xml:space="preserve">    </w:t>
+      </w:r>
+      <w:r>
+        <w:rPr>
+          <w:rFonts w:ascii="Courier New" w:eastAsia="Times New Roman" w:hAnsi="Courier New" w:cs="Courier New"/>
+          <w:color w:val="E5C07B"/>
+          <w:sz w:val="20"/>
+          <w:szCs w:val="20"/>
+          <w:lang w:val="en-US" w:eastAsia="ru-RU"/>
+        </w:rPr>
+        <w:t>@Override</w:t>
+      </w:r>
+      <w:r>
+        <w:rPr>
+          <w:rFonts w:ascii="Courier New" w:eastAsia="Times New Roman" w:hAnsi="Courier New" w:cs="Courier New"/>
+          <w:color w:val="E5C07B"/>
+          <w:sz w:val="20"/>
+          <w:szCs w:val="20"/>
+          <w:lang w:val="en-US" w:eastAsia="ru-RU"/>
+        </w:rPr>
+        <w:br/>
+        <w:t xml:space="preserve">    </w:t>
+      </w:r>
+      <w:r>
+        <w:rPr>
+          <w:rFonts w:ascii="Courier New" w:eastAsia="Times New Roman" w:hAnsi="Courier New" w:cs="Courier New"/>
+          <w:color w:val="C678DD"/>
+          <w:sz w:val="20"/>
+          <w:szCs w:val="20"/>
+          <w:lang w:val="en-US" w:eastAsia="ru-RU"/>
+        </w:rPr>
+        <w:t xml:space="preserve">public void </w:t>
+      </w:r>
+      <w:proofErr w:type="spellStart"/>
+      <w:r>
+        <w:rPr>
+          <w:rFonts w:ascii="Courier New" w:eastAsia="Times New Roman" w:hAnsi="Courier New" w:cs="Courier New"/>
+          <w:color w:val="61AFEF"/>
+          <w:sz w:val="20"/>
+          <w:szCs w:val="20"/>
+          <w:lang w:val="en-US" w:eastAsia="ru-RU"/>
+        </w:rPr>
+        <w:t>setContent</w:t>
+      </w:r>
+      <w:proofErr w:type="spellEnd"/>
+      <w:r>
+        <w:rPr>
+          <w:rFonts w:ascii="Courier New" w:eastAsia="Times New Roman" w:hAnsi="Courier New" w:cs="Courier New"/>
+          <w:color w:val="ABB2BF"/>
+          <w:sz w:val="20"/>
+          <w:szCs w:val="20"/>
+          <w:lang w:val="en-US" w:eastAsia="ru-RU"/>
+        </w:rPr>
+        <w:t>(</w:t>
+      </w:r>
+      <w:r>
+        <w:rPr>
+          <w:rFonts w:ascii="Courier New" w:eastAsia="Times New Roman" w:hAnsi="Courier New" w:cs="Courier New"/>
+          <w:color w:val="E5C07B"/>
+          <w:sz w:val="20"/>
+          <w:szCs w:val="20"/>
+          <w:lang w:val="en-US" w:eastAsia="ru-RU"/>
+        </w:rPr>
+        <w:t xml:space="preserve">String </w:t>
+      </w:r>
+      <w:r>
+        <w:rPr>
+          <w:rFonts w:ascii="Courier New" w:eastAsia="Times New Roman" w:hAnsi="Courier New" w:cs="Courier New"/>
           <w:color w:val="D19A66"/>
           <w:sz w:val="20"/>
           <w:szCs w:val="20"/>
           <w:lang w:val="en-US" w:eastAsia="ru-RU"/>
         </w:rPr>
-        <w:t>observer</w:t>
+        <w:t>content</w:t>
+      </w:r>
+      <w:r>
+        <w:rPr>
+          <w:rFonts w:ascii="Courier New" w:eastAsia="Times New Roman" w:hAnsi="Courier New" w:cs="Courier New"/>
+          <w:color w:val="ABB2BF"/>
+          <w:sz w:val="20"/>
+          <w:szCs w:val="20"/>
+          <w:lang w:val="en-US" w:eastAsia="ru-RU"/>
+        </w:rPr>
+        <w:t>) {</w:t>
+      </w:r>
+      <w:r>
+        <w:rPr>
+          <w:rFonts w:ascii="Courier New" w:eastAsia="Times New Roman" w:hAnsi="Courier New" w:cs="Courier New"/>
+          <w:color w:val="ABB2BF"/>
+          <w:sz w:val="20"/>
+          <w:szCs w:val="20"/>
+          <w:lang w:val="en-US" w:eastAsia="ru-RU"/>
+        </w:rPr>
+        <w:br/>
+        <w:t xml:space="preserve">        </w:t>
+      </w:r>
+      <w:proofErr w:type="spellStart"/>
+      <w:r>
+        <w:rPr>
+          <w:rFonts w:ascii="Courier New" w:eastAsia="Times New Roman" w:hAnsi="Courier New" w:cs="Courier New"/>
+          <w:color w:val="61AFEF"/>
+          <w:sz w:val="20"/>
+          <w:szCs w:val="20"/>
+          <w:lang w:val="en-US" w:eastAsia="ru-RU"/>
+        </w:rPr>
+        <w:t>saveStateToHistory</w:t>
+      </w:r>
+      <w:proofErr w:type="spellEnd"/>
+      <w:r>
+        <w:rPr>
+          <w:rFonts w:ascii="Courier New" w:eastAsia="Times New Roman" w:hAnsi="Courier New" w:cs="Courier New"/>
+          <w:color w:val="ABB2BF"/>
+          <w:sz w:val="20"/>
+          <w:szCs w:val="20"/>
+          <w:lang w:val="en-US" w:eastAsia="ru-RU"/>
+        </w:rPr>
+        <w:t>();</w:t>
+      </w:r>
+      <w:r>
+        <w:rPr>
+          <w:rFonts w:ascii="Courier New" w:eastAsia="Times New Roman" w:hAnsi="Courier New" w:cs="Courier New"/>
+          <w:color w:val="ABB2BF"/>
+          <w:sz w:val="20"/>
+          <w:szCs w:val="20"/>
+          <w:lang w:val="en-US" w:eastAsia="ru-RU"/>
+        </w:rPr>
+        <w:br/>
+        <w:t xml:space="preserve">        </w:t>
+      </w:r>
+      <w:proofErr w:type="spellStart"/>
+      <w:r>
+        <w:rPr>
+          <w:rFonts w:ascii="Courier New" w:eastAsia="Times New Roman" w:hAnsi="Courier New" w:cs="Courier New"/>
+          <w:color w:val="C678DD"/>
+          <w:sz w:val="20"/>
+          <w:szCs w:val="20"/>
+          <w:lang w:val="en-US" w:eastAsia="ru-RU"/>
+        </w:rPr>
+        <w:t>this</w:t>
+      </w:r>
+      <w:r>
+        <w:rPr>
+          <w:rFonts w:ascii="Courier New" w:eastAsia="Times New Roman" w:hAnsi="Courier New" w:cs="Courier New"/>
+          <w:color w:val="ABB2BF"/>
+          <w:sz w:val="20"/>
+          <w:szCs w:val="20"/>
+          <w:lang w:val="en-US" w:eastAsia="ru-RU"/>
+        </w:rPr>
+        <w:t>.</w:t>
+      </w:r>
+      <w:r>
+        <w:rPr>
+          <w:rFonts w:ascii="Courier New" w:eastAsia="Times New Roman" w:hAnsi="Courier New" w:cs="Courier New"/>
+          <w:color w:val="E06C75"/>
+          <w:sz w:val="20"/>
+          <w:szCs w:val="20"/>
+          <w:lang w:val="en-US" w:eastAsia="ru-RU"/>
+        </w:rPr>
+        <w:t>content</w:t>
+      </w:r>
+      <w:proofErr w:type="spellEnd"/>
+      <w:r>
+        <w:rPr>
+          <w:rFonts w:ascii="Courier New" w:eastAsia="Times New Roman" w:hAnsi="Courier New" w:cs="Courier New"/>
+          <w:color w:val="E06C75"/>
+          <w:sz w:val="20"/>
+          <w:szCs w:val="20"/>
+          <w:lang w:val="en-US" w:eastAsia="ru-RU"/>
+        </w:rPr>
+        <w:t xml:space="preserve"> </w:t>
+      </w:r>
+      <w:r>
+        <w:rPr>
+          <w:rFonts w:ascii="Courier New" w:eastAsia="Times New Roman" w:hAnsi="Courier New" w:cs="Courier New"/>
+          <w:color w:val="ABB2BF"/>
+          <w:sz w:val="20"/>
+          <w:szCs w:val="20"/>
+          <w:lang w:val="en-US" w:eastAsia="ru-RU"/>
+        </w:rPr>
+        <w:t xml:space="preserve">= </w:t>
+      </w:r>
+      <w:r>
+        <w:rPr>
+          <w:rFonts w:ascii="Courier New" w:eastAsia="Times New Roman" w:hAnsi="Courier New" w:cs="Courier New"/>
+          <w:color w:val="D19A66"/>
+          <w:sz w:val="20"/>
+          <w:szCs w:val="20"/>
+          <w:lang w:val="en-US" w:eastAsia="ru-RU"/>
+        </w:rPr>
+        <w:t>content</w:t>
       </w:r>
       <w:r>
         <w:rPr>
@@ -2415,6 +4013,39 @@
           <w:lang w:val="en-US" w:eastAsia="ru-RU"/>
         </w:rPr>
         <w:br/>
+        <w:t xml:space="preserve">        </w:t>
+      </w:r>
+      <w:proofErr w:type="spellStart"/>
+      <w:r>
+        <w:rPr>
+          <w:rFonts w:ascii="Courier New" w:eastAsia="Times New Roman" w:hAnsi="Courier New" w:cs="Courier New"/>
+          <w:color w:val="61AFEF"/>
+          <w:sz w:val="20"/>
+          <w:szCs w:val="20"/>
+          <w:lang w:val="en-US" w:eastAsia="ru-RU"/>
+        </w:rPr>
+        <w:t>notifyObserver</w:t>
+      </w:r>
+      <w:proofErr w:type="spellEnd"/>
+      <w:r>
+        <w:rPr>
+          <w:rFonts w:ascii="Courier New" w:eastAsia="Times New Roman" w:hAnsi="Courier New" w:cs="Courier New"/>
+          <w:color w:val="ABB2BF"/>
+          <w:sz w:val="20"/>
+          <w:szCs w:val="20"/>
+          <w:lang w:val="en-US" w:eastAsia="ru-RU"/>
+        </w:rPr>
+        <w:t>();</w:t>
+      </w:r>
+      <w:r>
+        <w:rPr>
+          <w:rFonts w:ascii="Courier New" w:eastAsia="Times New Roman" w:hAnsi="Courier New" w:cs="Courier New"/>
+          <w:color w:val="ABB2BF"/>
+          <w:sz w:val="20"/>
+          <w:szCs w:val="20"/>
+          <w:lang w:val="en-US" w:eastAsia="ru-RU"/>
+        </w:rPr>
+        <w:br/>
         <w:t xml:space="preserve">    }</w:t>
       </w:r>
       <w:r>
@@ -2441,13 +4072,57 @@
       <w:r>
         <w:rPr>
           <w:rFonts w:ascii="Courier New" w:eastAsia="Times New Roman" w:hAnsi="Courier New" w:cs="Courier New"/>
+          <w:color w:val="E5C07B"/>
+          <w:sz w:val="20"/>
+          <w:szCs w:val="20"/>
+          <w:lang w:val="en-US" w:eastAsia="ru-RU"/>
+        </w:rPr>
+        <w:t>@Override</w:t>
+      </w:r>
+      <w:r>
+        <w:rPr>
+          <w:rFonts w:ascii="Courier New" w:eastAsia="Times New Roman" w:hAnsi="Courier New" w:cs="Courier New"/>
+          <w:color w:val="E5C07B"/>
+          <w:sz w:val="20"/>
+          <w:szCs w:val="20"/>
+          <w:lang w:val="en-US" w:eastAsia="ru-RU"/>
+        </w:rPr>
+        <w:br/>
+        <w:t xml:space="preserve">    </w:t>
+      </w:r>
+      <w:r>
+        <w:rPr>
+          <w:rFonts w:ascii="Courier New" w:eastAsia="Times New Roman" w:hAnsi="Courier New" w:cs="Courier New"/>
           <w:color w:val="C678DD"/>
           <w:sz w:val="20"/>
           <w:szCs w:val="20"/>
           <w:lang w:val="en-US" w:eastAsia="ru-RU"/>
         </w:rPr>
-        <w:t xml:space="preserve">public void </w:t>
-      </w:r>
+        <w:t xml:space="preserve">protected </w:t>
+      </w:r>
+      <w:proofErr w:type="spellStart"/>
+      <w:r>
+        <w:rPr>
+          <w:rFonts w:ascii="Courier New" w:eastAsia="Times New Roman" w:hAnsi="Courier New" w:cs="Courier New"/>
+          <w:color w:val="E5C07B"/>
+          <w:sz w:val="20"/>
+          <w:szCs w:val="20"/>
+          <w:lang w:val="en-US" w:eastAsia="ru-RU"/>
+        </w:rPr>
+        <w:t>DocumentMemento</w:t>
+      </w:r>
+      <w:proofErr w:type="spellEnd"/>
+      <w:r>
+        <w:rPr>
+          <w:rFonts w:ascii="Courier New" w:eastAsia="Times New Roman" w:hAnsi="Courier New" w:cs="Courier New"/>
+          <w:color w:val="E5C07B"/>
+          <w:sz w:val="20"/>
+          <w:szCs w:val="20"/>
+          <w:lang w:val="en-US" w:eastAsia="ru-RU"/>
+        </w:rPr>
+        <w:t xml:space="preserve"> </w:t>
+      </w:r>
+      <w:proofErr w:type="spellStart"/>
       <w:r>
         <w:rPr>
           <w:rFonts w:ascii="Courier New" w:eastAsia="Times New Roman" w:hAnsi="Courier New" w:cs="Courier New"/>
@@ -2456,1473 +4131,9 @@
           <w:szCs w:val="20"/>
           <w:lang w:val="en-US" w:eastAsia="ru-RU"/>
         </w:rPr>
-        <w:t>removeObserver</w:t>
-      </w:r>
-      <w:r>
-        <w:rPr>
-          <w:rFonts w:ascii="Courier New" w:eastAsia="Times New Roman" w:hAnsi="Courier New" w:cs="Courier New"/>
-          <w:color w:val="ABB2BF"/>
-          <w:sz w:val="20"/>
-          <w:szCs w:val="20"/>
-          <w:lang w:val="en-US" w:eastAsia="ru-RU"/>
-        </w:rPr>
-        <w:t>() {</w:t>
-      </w:r>
-      <w:r>
-        <w:rPr>
-          <w:rFonts w:ascii="Courier New" w:eastAsia="Times New Roman" w:hAnsi="Courier New" w:cs="Courier New"/>
-          <w:color w:val="ABB2BF"/>
-          <w:sz w:val="20"/>
-          <w:szCs w:val="20"/>
-          <w:lang w:val="en-US" w:eastAsia="ru-RU"/>
-        </w:rPr>
-        <w:br/>
-        <w:t xml:space="preserve">        </w:t>
-      </w:r>
-      <w:r>
-        <w:rPr>
-          <w:rFonts w:ascii="Courier New" w:eastAsia="Times New Roman" w:hAnsi="Courier New" w:cs="Courier New"/>
-          <w:color w:val="C678DD"/>
-          <w:sz w:val="20"/>
-          <w:szCs w:val="20"/>
-          <w:lang w:val="en-US" w:eastAsia="ru-RU"/>
-        </w:rPr>
-        <w:t>this</w:t>
-      </w:r>
-      <w:r>
-        <w:rPr>
-          <w:rFonts w:ascii="Courier New" w:eastAsia="Times New Roman" w:hAnsi="Courier New" w:cs="Courier New"/>
-          <w:color w:val="ABB2BF"/>
-          <w:sz w:val="20"/>
-          <w:szCs w:val="20"/>
-          <w:lang w:val="en-US" w:eastAsia="ru-RU"/>
-        </w:rPr>
-        <w:t>.</w:t>
-      </w:r>
-      <w:r>
-        <w:rPr>
-          <w:rFonts w:ascii="Courier New" w:eastAsia="Times New Roman" w:hAnsi="Courier New" w:cs="Courier New"/>
-          <w:color w:val="E06C75"/>
-          <w:sz w:val="20"/>
-          <w:szCs w:val="20"/>
-          <w:lang w:val="en-US" w:eastAsia="ru-RU"/>
-        </w:rPr>
-        <w:t xml:space="preserve">observer </w:t>
-      </w:r>
-      <w:r>
-        <w:rPr>
-          <w:rFonts w:ascii="Courier New" w:eastAsia="Times New Roman" w:hAnsi="Courier New" w:cs="Courier New"/>
-          <w:color w:val="ABB2BF"/>
-          <w:sz w:val="20"/>
-          <w:szCs w:val="20"/>
-          <w:lang w:val="en-US" w:eastAsia="ru-RU"/>
-        </w:rPr>
-        <w:t xml:space="preserve">= </w:t>
-      </w:r>
-      <w:r>
-        <w:rPr>
-          <w:rFonts w:ascii="Courier New" w:eastAsia="Times New Roman" w:hAnsi="Courier New" w:cs="Courier New"/>
-          <w:color w:val="C678DD"/>
-          <w:sz w:val="20"/>
-          <w:szCs w:val="20"/>
-          <w:lang w:val="en-US" w:eastAsia="ru-RU"/>
-        </w:rPr>
-        <w:t>null</w:t>
-      </w:r>
-      <w:r>
-        <w:rPr>
-          <w:rFonts w:ascii="Courier New" w:eastAsia="Times New Roman" w:hAnsi="Courier New" w:cs="Courier New"/>
-          <w:color w:val="ABB2BF"/>
-          <w:sz w:val="20"/>
-          <w:szCs w:val="20"/>
-          <w:lang w:val="en-US" w:eastAsia="ru-RU"/>
-        </w:rPr>
-        <w:t>;</w:t>
-      </w:r>
-      <w:r>
-        <w:rPr>
-          <w:rFonts w:ascii="Courier New" w:eastAsia="Times New Roman" w:hAnsi="Courier New" w:cs="Courier New"/>
-          <w:color w:val="ABB2BF"/>
-          <w:sz w:val="20"/>
-          <w:szCs w:val="20"/>
-          <w:lang w:val="en-US" w:eastAsia="ru-RU"/>
-        </w:rPr>
-        <w:br/>
-        <w:t xml:space="preserve">    }</w:t>
-      </w:r>
-      <w:r>
-        <w:rPr>
-          <w:rFonts w:ascii="Courier New" w:eastAsia="Times New Roman" w:hAnsi="Courier New" w:cs="Courier New"/>
-          <w:color w:val="ABB2BF"/>
-          <w:sz w:val="20"/>
-          <w:szCs w:val="20"/>
-          <w:lang w:val="en-US" w:eastAsia="ru-RU"/>
-        </w:rPr>
-        <w:br/>
-      </w:r>
-      <w:r>
-        <w:rPr>
-          <w:rFonts w:ascii="Courier New" w:eastAsia="Times New Roman" w:hAnsi="Courier New" w:cs="Courier New"/>
-          <w:color w:val="ABB2BF"/>
-          <w:sz w:val="20"/>
-          <w:szCs w:val="20"/>
-          <w:lang w:val="en-US" w:eastAsia="ru-RU"/>
-        </w:rPr>
-        <w:br/>
-        <w:t xml:space="preserve">    </w:t>
-      </w:r>
-      <w:r>
-        <w:rPr>
-          <w:rFonts w:ascii="Courier New" w:eastAsia="Times New Roman" w:hAnsi="Courier New" w:cs="Courier New"/>
-          <w:color w:val="C678DD"/>
-          <w:sz w:val="20"/>
-          <w:szCs w:val="20"/>
-          <w:lang w:val="en-US" w:eastAsia="ru-RU"/>
-        </w:rPr>
-        <w:t xml:space="preserve">public void </w:t>
-      </w:r>
-      <w:r>
-        <w:rPr>
-          <w:rFonts w:ascii="Courier New" w:eastAsia="Times New Roman" w:hAnsi="Courier New" w:cs="Courier New"/>
-          <w:color w:val="61AFEF"/>
-          <w:sz w:val="20"/>
-          <w:szCs w:val="20"/>
-          <w:lang w:val="en-US" w:eastAsia="ru-RU"/>
-        </w:rPr>
-        <w:t>undoLastChange</w:t>
-      </w:r>
-      <w:r>
-        <w:rPr>
-          <w:rFonts w:ascii="Courier New" w:eastAsia="Times New Roman" w:hAnsi="Courier New" w:cs="Courier New"/>
-          <w:color w:val="ABB2BF"/>
-          <w:sz w:val="20"/>
-          <w:szCs w:val="20"/>
-          <w:lang w:val="en-US" w:eastAsia="ru-RU"/>
-        </w:rPr>
-        <w:t>() {</w:t>
-      </w:r>
-      <w:r>
-        <w:rPr>
-          <w:rFonts w:ascii="Courier New" w:eastAsia="Times New Roman" w:hAnsi="Courier New" w:cs="Courier New"/>
-          <w:color w:val="ABB2BF"/>
-          <w:sz w:val="20"/>
-          <w:szCs w:val="20"/>
-          <w:lang w:val="en-US" w:eastAsia="ru-RU"/>
-        </w:rPr>
-        <w:br/>
-        <w:t xml:space="preserve">        </w:t>
-      </w:r>
-      <w:r>
-        <w:rPr>
-          <w:rFonts w:ascii="Courier New" w:eastAsia="Times New Roman" w:hAnsi="Courier New" w:cs="Courier New"/>
-          <w:color w:val="E5C07B"/>
-          <w:sz w:val="20"/>
-          <w:szCs w:val="20"/>
-          <w:lang w:val="en-US" w:eastAsia="ru-RU"/>
-        </w:rPr>
-        <w:t xml:space="preserve">DocumentMemento </w:t>
-      </w:r>
-      <w:r>
-        <w:rPr>
-          <w:rFonts w:ascii="Courier New" w:eastAsia="Times New Roman" w:hAnsi="Courier New" w:cs="Courier New"/>
-          <w:color w:val="ABB2BF"/>
-          <w:sz w:val="20"/>
-          <w:szCs w:val="20"/>
-          <w:lang w:val="en-US" w:eastAsia="ru-RU"/>
-        </w:rPr>
-        <w:t xml:space="preserve">memento = </w:t>
-      </w:r>
-      <w:r>
-        <w:rPr>
-          <w:rFonts w:ascii="Courier New" w:eastAsia="Times New Roman" w:hAnsi="Courier New" w:cs="Courier New"/>
-          <w:color w:val="E06C75"/>
-          <w:sz w:val="20"/>
-          <w:szCs w:val="20"/>
-          <w:lang w:val="en-US" w:eastAsia="ru-RU"/>
-        </w:rPr>
-        <w:t>historyLogger</w:t>
-      </w:r>
-      <w:r>
-        <w:rPr>
-          <w:rFonts w:ascii="Courier New" w:eastAsia="Times New Roman" w:hAnsi="Courier New" w:cs="Courier New"/>
-          <w:color w:val="ABB2BF"/>
-          <w:sz w:val="20"/>
-          <w:szCs w:val="20"/>
-          <w:lang w:val="en-US" w:eastAsia="ru-RU"/>
-        </w:rPr>
-        <w:t>.</w:t>
-      </w:r>
-      <w:r>
-        <w:rPr>
-          <w:rFonts w:ascii="Courier New" w:eastAsia="Times New Roman" w:hAnsi="Courier New" w:cs="Courier New"/>
-          <w:color w:val="61AFEF"/>
-          <w:sz w:val="20"/>
-          <w:szCs w:val="20"/>
-          <w:lang w:val="en-US" w:eastAsia="ru-RU"/>
-        </w:rPr>
-        <w:t>undo</w:t>
-      </w:r>
-      <w:r>
-        <w:rPr>
-          <w:rFonts w:ascii="Courier New" w:eastAsia="Times New Roman" w:hAnsi="Courier New" w:cs="Courier New"/>
-          <w:color w:val="ABB2BF"/>
-          <w:sz w:val="20"/>
-          <w:szCs w:val="20"/>
-          <w:lang w:val="en-US" w:eastAsia="ru-RU"/>
-        </w:rPr>
-        <w:t>();</w:t>
-      </w:r>
-      <w:r>
-        <w:rPr>
-          <w:rFonts w:ascii="Courier New" w:eastAsia="Times New Roman" w:hAnsi="Courier New" w:cs="Courier New"/>
-          <w:color w:val="ABB2BF"/>
-          <w:sz w:val="20"/>
-          <w:szCs w:val="20"/>
-          <w:lang w:val="en-US" w:eastAsia="ru-RU"/>
-        </w:rPr>
-        <w:br/>
-        <w:t xml:space="preserve">        </w:t>
-      </w:r>
-      <w:r>
-        <w:rPr>
-          <w:rFonts w:ascii="Courier New" w:eastAsia="Times New Roman" w:hAnsi="Courier New" w:cs="Courier New"/>
-          <w:color w:val="C678DD"/>
-          <w:sz w:val="20"/>
-          <w:szCs w:val="20"/>
-          <w:lang w:val="en-US" w:eastAsia="ru-RU"/>
-        </w:rPr>
-        <w:t xml:space="preserve">if </w:t>
-      </w:r>
-      <w:r>
-        <w:rPr>
-          <w:rFonts w:ascii="Courier New" w:eastAsia="Times New Roman" w:hAnsi="Courier New" w:cs="Courier New"/>
-          <w:color w:val="ABB2BF"/>
-          <w:sz w:val="20"/>
-          <w:szCs w:val="20"/>
-          <w:lang w:val="en-US" w:eastAsia="ru-RU"/>
-        </w:rPr>
-        <w:t xml:space="preserve">(memento != </w:t>
-      </w:r>
-      <w:r>
-        <w:rPr>
-          <w:rFonts w:ascii="Courier New" w:eastAsia="Times New Roman" w:hAnsi="Courier New" w:cs="Courier New"/>
-          <w:color w:val="C678DD"/>
-          <w:sz w:val="20"/>
-          <w:szCs w:val="20"/>
-          <w:lang w:val="en-US" w:eastAsia="ru-RU"/>
-        </w:rPr>
-        <w:t>null</w:t>
-      </w:r>
-      <w:r>
-        <w:rPr>
-          <w:rFonts w:ascii="Courier New" w:eastAsia="Times New Roman" w:hAnsi="Courier New" w:cs="Courier New"/>
-          <w:color w:val="ABB2BF"/>
-          <w:sz w:val="20"/>
-          <w:szCs w:val="20"/>
-          <w:lang w:val="en-US" w:eastAsia="ru-RU"/>
-        </w:rPr>
-        <w:t>) {</w:t>
-      </w:r>
-      <w:r>
-        <w:rPr>
-          <w:rFonts w:ascii="Courier New" w:eastAsia="Times New Roman" w:hAnsi="Courier New" w:cs="Courier New"/>
-          <w:color w:val="ABB2BF"/>
-          <w:sz w:val="20"/>
-          <w:szCs w:val="20"/>
-          <w:lang w:val="en-US" w:eastAsia="ru-RU"/>
-        </w:rPr>
-        <w:br/>
-        <w:t xml:space="preserve">            </w:t>
-      </w:r>
-      <w:r>
-        <w:rPr>
-          <w:rFonts w:ascii="Courier New" w:eastAsia="Times New Roman" w:hAnsi="Courier New" w:cs="Courier New"/>
-          <w:color w:val="61AFEF"/>
-          <w:sz w:val="20"/>
-          <w:szCs w:val="20"/>
-          <w:lang w:val="en-US" w:eastAsia="ru-RU"/>
-        </w:rPr>
-        <w:t>restoreFromMemento</w:t>
-      </w:r>
-      <w:r>
-        <w:rPr>
-          <w:rFonts w:ascii="Courier New" w:eastAsia="Times New Roman" w:hAnsi="Courier New" w:cs="Courier New"/>
-          <w:color w:val="ABB2BF"/>
-          <w:sz w:val="20"/>
-          <w:szCs w:val="20"/>
-          <w:lang w:val="en-US" w:eastAsia="ru-RU"/>
-        </w:rPr>
-        <w:t>(memento);</w:t>
-      </w:r>
-      <w:r>
-        <w:rPr>
-          <w:rFonts w:ascii="Courier New" w:eastAsia="Times New Roman" w:hAnsi="Courier New" w:cs="Courier New"/>
-          <w:color w:val="ABB2BF"/>
-          <w:sz w:val="20"/>
-          <w:szCs w:val="20"/>
-          <w:lang w:val="en-US" w:eastAsia="ru-RU"/>
-        </w:rPr>
-        <w:br/>
-        <w:t xml:space="preserve">            </w:t>
-      </w:r>
-      <w:r>
-        <w:rPr>
-          <w:rFonts w:ascii="Courier New" w:eastAsia="Times New Roman" w:hAnsi="Courier New" w:cs="Courier New"/>
-          <w:color w:val="61AFEF"/>
-          <w:sz w:val="20"/>
-          <w:szCs w:val="20"/>
-          <w:lang w:val="en-US" w:eastAsia="ru-RU"/>
-        </w:rPr>
-        <w:t>notifyObserver</w:t>
-      </w:r>
-      <w:r>
-        <w:rPr>
-          <w:rFonts w:ascii="Courier New" w:eastAsia="Times New Roman" w:hAnsi="Courier New" w:cs="Courier New"/>
-          <w:color w:val="ABB2BF"/>
-          <w:sz w:val="20"/>
-          <w:szCs w:val="20"/>
-          <w:lang w:val="en-US" w:eastAsia="ru-RU"/>
-        </w:rPr>
-        <w:t>();</w:t>
-      </w:r>
-      <w:r>
-        <w:rPr>
-          <w:rFonts w:ascii="Courier New" w:eastAsia="Times New Roman" w:hAnsi="Courier New" w:cs="Courier New"/>
-          <w:color w:val="ABB2BF"/>
-          <w:sz w:val="20"/>
-          <w:szCs w:val="20"/>
-          <w:lang w:val="en-US" w:eastAsia="ru-RU"/>
-        </w:rPr>
-        <w:br/>
-        <w:t xml:space="preserve">        }</w:t>
-      </w:r>
-      <w:r>
-        <w:rPr>
-          <w:rFonts w:ascii="Courier New" w:eastAsia="Times New Roman" w:hAnsi="Courier New" w:cs="Courier New"/>
-          <w:color w:val="ABB2BF"/>
-          <w:sz w:val="20"/>
-          <w:szCs w:val="20"/>
-          <w:lang w:val="en-US" w:eastAsia="ru-RU"/>
-        </w:rPr>
-        <w:br/>
-        <w:t xml:space="preserve">    }</w:t>
-      </w:r>
-      <w:r>
-        <w:rPr>
-          <w:rFonts w:ascii="Courier New" w:eastAsia="Times New Roman" w:hAnsi="Courier New" w:cs="Courier New"/>
-          <w:color w:val="ABB2BF"/>
-          <w:sz w:val="20"/>
-          <w:szCs w:val="20"/>
-          <w:lang w:val="en-US" w:eastAsia="ru-RU"/>
-        </w:rPr>
-        <w:br/>
-      </w:r>
-      <w:r>
-        <w:rPr>
-          <w:rFonts w:ascii="Courier New" w:eastAsia="Times New Roman" w:hAnsi="Courier New" w:cs="Courier New"/>
-          <w:color w:val="ABB2BF"/>
-          <w:sz w:val="20"/>
-          <w:szCs w:val="20"/>
-          <w:lang w:val="en-US" w:eastAsia="ru-RU"/>
-        </w:rPr>
-        <w:br/>
-        <w:t xml:space="preserve">    </w:t>
-      </w:r>
-      <w:r>
-        <w:rPr>
-          <w:rFonts w:ascii="Courier New" w:eastAsia="Times New Roman" w:hAnsi="Courier New" w:cs="Courier New"/>
-          <w:color w:val="C678DD"/>
-          <w:sz w:val="20"/>
-          <w:szCs w:val="20"/>
-          <w:lang w:val="en-US" w:eastAsia="ru-RU"/>
-        </w:rPr>
-        <w:t xml:space="preserve">protected void </w:t>
-      </w:r>
-      <w:r>
-        <w:rPr>
-          <w:rFonts w:ascii="Courier New" w:eastAsia="Times New Roman" w:hAnsi="Courier New" w:cs="Courier New"/>
-          <w:color w:val="61AFEF"/>
-          <w:sz w:val="20"/>
-          <w:szCs w:val="20"/>
-          <w:lang w:val="en-US" w:eastAsia="ru-RU"/>
-        </w:rPr>
-        <w:t>notifyObserver</w:t>
-      </w:r>
-      <w:r>
-        <w:rPr>
-          <w:rFonts w:ascii="Courier New" w:eastAsia="Times New Roman" w:hAnsi="Courier New" w:cs="Courier New"/>
-          <w:color w:val="ABB2BF"/>
-          <w:sz w:val="20"/>
-          <w:szCs w:val="20"/>
-          <w:lang w:val="en-US" w:eastAsia="ru-RU"/>
-        </w:rPr>
-        <w:t>() {</w:t>
-      </w:r>
-      <w:r>
-        <w:rPr>
-          <w:rFonts w:ascii="Courier New" w:eastAsia="Times New Roman" w:hAnsi="Courier New" w:cs="Courier New"/>
-          <w:color w:val="ABB2BF"/>
-          <w:sz w:val="20"/>
-          <w:szCs w:val="20"/>
-          <w:lang w:val="en-US" w:eastAsia="ru-RU"/>
-        </w:rPr>
-        <w:br/>
-        <w:t xml:space="preserve">        </w:t>
-      </w:r>
-      <w:r>
-        <w:rPr>
-          <w:rFonts w:ascii="Courier New" w:eastAsia="Times New Roman" w:hAnsi="Courier New" w:cs="Courier New"/>
-          <w:color w:val="C678DD"/>
-          <w:sz w:val="20"/>
-          <w:szCs w:val="20"/>
-          <w:lang w:val="en-US" w:eastAsia="ru-RU"/>
-        </w:rPr>
-        <w:t xml:space="preserve">if </w:t>
-      </w:r>
-      <w:r>
-        <w:rPr>
-          <w:rFonts w:ascii="Courier New" w:eastAsia="Times New Roman" w:hAnsi="Courier New" w:cs="Courier New"/>
-          <w:color w:val="ABB2BF"/>
-          <w:sz w:val="20"/>
-          <w:szCs w:val="20"/>
-          <w:lang w:val="en-US" w:eastAsia="ru-RU"/>
-        </w:rPr>
-        <w:t>(</w:t>
-      </w:r>
-      <w:r>
-        <w:rPr>
-          <w:rFonts w:ascii="Courier New" w:eastAsia="Times New Roman" w:hAnsi="Courier New" w:cs="Courier New"/>
-          <w:color w:val="E06C75"/>
-          <w:sz w:val="20"/>
-          <w:szCs w:val="20"/>
-          <w:lang w:val="en-US" w:eastAsia="ru-RU"/>
-        </w:rPr>
-        <w:t xml:space="preserve">observer </w:t>
-      </w:r>
-      <w:r>
-        <w:rPr>
-          <w:rFonts w:ascii="Courier New" w:eastAsia="Times New Roman" w:hAnsi="Courier New" w:cs="Courier New"/>
-          <w:color w:val="ABB2BF"/>
-          <w:sz w:val="20"/>
-          <w:szCs w:val="20"/>
-          <w:lang w:val="en-US" w:eastAsia="ru-RU"/>
-        </w:rPr>
-        <w:t xml:space="preserve">!= </w:t>
-      </w:r>
-      <w:r>
-        <w:rPr>
-          <w:rFonts w:ascii="Courier New" w:eastAsia="Times New Roman" w:hAnsi="Courier New" w:cs="Courier New"/>
-          <w:color w:val="C678DD"/>
-          <w:sz w:val="20"/>
-          <w:szCs w:val="20"/>
-          <w:lang w:val="en-US" w:eastAsia="ru-RU"/>
-        </w:rPr>
-        <w:t>null</w:t>
-      </w:r>
-      <w:r>
-        <w:rPr>
-          <w:rFonts w:ascii="Courier New" w:eastAsia="Times New Roman" w:hAnsi="Courier New" w:cs="Courier New"/>
-          <w:color w:val="ABB2BF"/>
-          <w:sz w:val="20"/>
-          <w:szCs w:val="20"/>
-          <w:lang w:val="en-US" w:eastAsia="ru-RU"/>
-        </w:rPr>
-        <w:t>) {</w:t>
-      </w:r>
-      <w:r>
-        <w:rPr>
-          <w:rFonts w:ascii="Courier New" w:eastAsia="Times New Roman" w:hAnsi="Courier New" w:cs="Courier New"/>
-          <w:color w:val="ABB2BF"/>
-          <w:sz w:val="20"/>
-          <w:szCs w:val="20"/>
-          <w:lang w:val="en-US" w:eastAsia="ru-RU"/>
-        </w:rPr>
-        <w:br/>
-        <w:t xml:space="preserve">            </w:t>
-      </w:r>
-      <w:r>
-        <w:rPr>
-          <w:rFonts w:ascii="Courier New" w:eastAsia="Times New Roman" w:hAnsi="Courier New" w:cs="Courier New"/>
-          <w:color w:val="E06C75"/>
-          <w:sz w:val="20"/>
-          <w:szCs w:val="20"/>
-          <w:lang w:val="en-US" w:eastAsia="ru-RU"/>
-        </w:rPr>
-        <w:t>observer</w:t>
-      </w:r>
-      <w:r>
-        <w:rPr>
-          <w:rFonts w:ascii="Courier New" w:eastAsia="Times New Roman" w:hAnsi="Courier New" w:cs="Courier New"/>
-          <w:color w:val="ABB2BF"/>
-          <w:sz w:val="20"/>
-          <w:szCs w:val="20"/>
-          <w:lang w:val="en-US" w:eastAsia="ru-RU"/>
-        </w:rPr>
-        <w:t>.</w:t>
-      </w:r>
-      <w:r>
-        <w:rPr>
-          <w:rFonts w:ascii="Courier New" w:eastAsia="Times New Roman" w:hAnsi="Courier New" w:cs="Courier New"/>
-          <w:color w:val="61AFEF"/>
-          <w:sz w:val="20"/>
-          <w:szCs w:val="20"/>
-          <w:lang w:val="en-US" w:eastAsia="ru-RU"/>
-        </w:rPr>
-        <w:t>update</w:t>
-      </w:r>
-      <w:r>
-        <w:rPr>
-          <w:rFonts w:ascii="Courier New" w:eastAsia="Times New Roman" w:hAnsi="Courier New" w:cs="Courier New"/>
-          <w:color w:val="ABB2BF"/>
-          <w:sz w:val="20"/>
-          <w:szCs w:val="20"/>
-          <w:lang w:val="en-US" w:eastAsia="ru-RU"/>
-        </w:rPr>
-        <w:t>(</w:t>
-      </w:r>
-      <w:r>
-        <w:rPr>
-          <w:rFonts w:ascii="Courier New" w:eastAsia="Times New Roman" w:hAnsi="Courier New" w:cs="Courier New"/>
-          <w:color w:val="C678DD"/>
-          <w:sz w:val="20"/>
-          <w:szCs w:val="20"/>
-          <w:lang w:val="en-US" w:eastAsia="ru-RU"/>
-        </w:rPr>
-        <w:t>this</w:t>
-      </w:r>
-      <w:r>
-        <w:rPr>
-          <w:rFonts w:ascii="Courier New" w:eastAsia="Times New Roman" w:hAnsi="Courier New" w:cs="Courier New"/>
-          <w:color w:val="ABB2BF"/>
-          <w:sz w:val="20"/>
-          <w:szCs w:val="20"/>
-          <w:lang w:val="en-US" w:eastAsia="ru-RU"/>
-        </w:rPr>
-        <w:t>);</w:t>
-      </w:r>
-      <w:r>
-        <w:rPr>
-          <w:rFonts w:ascii="Courier New" w:eastAsia="Times New Roman" w:hAnsi="Courier New" w:cs="Courier New"/>
-          <w:color w:val="ABB2BF"/>
-          <w:sz w:val="20"/>
-          <w:szCs w:val="20"/>
-          <w:lang w:val="en-US" w:eastAsia="ru-RU"/>
-        </w:rPr>
-        <w:br/>
-        <w:t xml:space="preserve">        }</w:t>
-      </w:r>
-      <w:r>
-        <w:rPr>
-          <w:rFonts w:ascii="Courier New" w:eastAsia="Times New Roman" w:hAnsi="Courier New" w:cs="Courier New"/>
-          <w:color w:val="ABB2BF"/>
-          <w:sz w:val="20"/>
-          <w:szCs w:val="20"/>
-          <w:lang w:val="en-US" w:eastAsia="ru-RU"/>
-        </w:rPr>
-        <w:br/>
-        <w:t xml:space="preserve">    }</w:t>
-      </w:r>
-      <w:r>
-        <w:rPr>
-          <w:rFonts w:ascii="Courier New" w:eastAsia="Times New Roman" w:hAnsi="Courier New" w:cs="Courier New"/>
-          <w:color w:val="ABB2BF"/>
-          <w:sz w:val="20"/>
-          <w:szCs w:val="20"/>
-          <w:lang w:val="en-US" w:eastAsia="ru-RU"/>
-        </w:rPr>
-        <w:br/>
-      </w:r>
-      <w:r>
-        <w:rPr>
-          <w:rFonts w:ascii="Courier New" w:eastAsia="Times New Roman" w:hAnsi="Courier New" w:cs="Courier New"/>
-          <w:color w:val="ABB2BF"/>
-          <w:sz w:val="20"/>
-          <w:szCs w:val="20"/>
-          <w:lang w:val="en-US" w:eastAsia="ru-RU"/>
-        </w:rPr>
-        <w:br/>
-        <w:t xml:space="preserve">    </w:t>
-      </w:r>
-      <w:r>
-        <w:rPr>
-          <w:rFonts w:ascii="Courier New" w:eastAsia="Times New Roman" w:hAnsi="Courier New" w:cs="Courier New"/>
-          <w:color w:val="C678DD"/>
-          <w:sz w:val="20"/>
-          <w:szCs w:val="20"/>
-          <w:lang w:val="en-US" w:eastAsia="ru-RU"/>
-        </w:rPr>
-        <w:t xml:space="preserve">protected void </w:t>
-      </w:r>
-      <w:r>
-        <w:rPr>
-          <w:rFonts w:ascii="Courier New" w:eastAsia="Times New Roman" w:hAnsi="Courier New" w:cs="Courier New"/>
-          <w:color w:val="61AFEF"/>
-          <w:sz w:val="20"/>
-          <w:szCs w:val="20"/>
-          <w:lang w:val="en-US" w:eastAsia="ru-RU"/>
-        </w:rPr>
-        <w:t>saveStateToHistory</w:t>
-      </w:r>
-      <w:r>
-        <w:rPr>
-          <w:rFonts w:ascii="Courier New" w:eastAsia="Times New Roman" w:hAnsi="Courier New" w:cs="Courier New"/>
-          <w:color w:val="ABB2BF"/>
-          <w:sz w:val="20"/>
-          <w:szCs w:val="20"/>
-          <w:lang w:val="en-US" w:eastAsia="ru-RU"/>
-        </w:rPr>
-        <w:t>() {</w:t>
-      </w:r>
-      <w:r>
-        <w:rPr>
-          <w:rFonts w:ascii="Courier New" w:eastAsia="Times New Roman" w:hAnsi="Courier New" w:cs="Courier New"/>
-          <w:color w:val="ABB2BF"/>
-          <w:sz w:val="20"/>
-          <w:szCs w:val="20"/>
-          <w:lang w:val="en-US" w:eastAsia="ru-RU"/>
-        </w:rPr>
-        <w:br/>
-        <w:t xml:space="preserve">        </w:t>
-      </w:r>
-      <w:r>
-        <w:rPr>
-          <w:rFonts w:ascii="Courier New" w:eastAsia="Times New Roman" w:hAnsi="Courier New" w:cs="Courier New"/>
-          <w:color w:val="E06C75"/>
-          <w:sz w:val="20"/>
-          <w:szCs w:val="20"/>
-          <w:lang w:val="en-US" w:eastAsia="ru-RU"/>
-        </w:rPr>
-        <w:t>historyLogger</w:t>
-      </w:r>
-      <w:r>
-        <w:rPr>
-          <w:rFonts w:ascii="Courier New" w:eastAsia="Times New Roman" w:hAnsi="Courier New" w:cs="Courier New"/>
-          <w:color w:val="ABB2BF"/>
-          <w:sz w:val="20"/>
-          <w:szCs w:val="20"/>
-          <w:lang w:val="en-US" w:eastAsia="ru-RU"/>
-        </w:rPr>
-        <w:t>.</w:t>
-      </w:r>
-      <w:r>
-        <w:rPr>
-          <w:rFonts w:ascii="Courier New" w:eastAsia="Times New Roman" w:hAnsi="Courier New" w:cs="Courier New"/>
-          <w:color w:val="61AFEF"/>
-          <w:sz w:val="20"/>
-          <w:szCs w:val="20"/>
-          <w:lang w:val="en-US" w:eastAsia="ru-RU"/>
-        </w:rPr>
-        <w:t>addMemento</w:t>
-      </w:r>
-      <w:r>
-        <w:rPr>
-          <w:rFonts w:ascii="Courier New" w:eastAsia="Times New Roman" w:hAnsi="Courier New" w:cs="Courier New"/>
-          <w:color w:val="ABB2BF"/>
-          <w:sz w:val="20"/>
-          <w:szCs w:val="20"/>
-          <w:lang w:val="en-US" w:eastAsia="ru-RU"/>
-        </w:rPr>
-        <w:t>(</w:t>
-      </w:r>
-      <w:r>
-        <w:rPr>
-          <w:rFonts w:ascii="Courier New" w:eastAsia="Times New Roman" w:hAnsi="Courier New" w:cs="Courier New"/>
-          <w:color w:val="61AFEF"/>
-          <w:sz w:val="20"/>
-          <w:szCs w:val="20"/>
-          <w:lang w:val="en-US" w:eastAsia="ru-RU"/>
-        </w:rPr>
         <w:t>createMemento</w:t>
       </w:r>
-      <w:r>
-        <w:rPr>
-          <w:rFonts w:ascii="Courier New" w:eastAsia="Times New Roman" w:hAnsi="Courier New" w:cs="Courier New"/>
-          <w:color w:val="ABB2BF"/>
-          <w:sz w:val="20"/>
-          <w:szCs w:val="20"/>
-          <w:lang w:val="en-US" w:eastAsia="ru-RU"/>
-        </w:rPr>
-        <w:t>());</w:t>
-      </w:r>
-      <w:r>
-        <w:rPr>
-          <w:rFonts w:ascii="Courier New" w:eastAsia="Times New Roman" w:hAnsi="Courier New" w:cs="Courier New"/>
-          <w:color w:val="ABB2BF"/>
-          <w:sz w:val="20"/>
-          <w:szCs w:val="20"/>
-          <w:lang w:val="en-US" w:eastAsia="ru-RU"/>
-        </w:rPr>
-        <w:br/>
-        <w:t xml:space="preserve">    }</w:t>
-      </w:r>
-      <w:r>
-        <w:rPr>
-          <w:rFonts w:ascii="Courier New" w:eastAsia="Times New Roman" w:hAnsi="Courier New" w:cs="Courier New"/>
-          <w:color w:val="ABB2BF"/>
-          <w:sz w:val="20"/>
-          <w:szCs w:val="20"/>
-          <w:lang w:val="en-US" w:eastAsia="ru-RU"/>
-        </w:rPr>
-        <w:br/>
-        <w:t>}</w:t>
-      </w:r>
-      <w:r>
-        <w:rPr>
-          <w:rFonts w:ascii="Courier New" w:eastAsia="Times New Roman" w:hAnsi="Courier New" w:cs="Courier New"/>
-          <w:color w:val="ABB2BF"/>
-          <w:sz w:val="20"/>
-          <w:szCs w:val="20"/>
-          <w:lang w:val="en-US" w:eastAsia="ru-RU"/>
-        </w:rPr>
-        <w:br/>
-      </w:r>
-      <w:r>
-        <w:rPr>
-          <w:rFonts w:ascii="Courier New" w:eastAsia="Times New Roman" w:hAnsi="Courier New" w:cs="Courier New"/>
-          <w:color w:val="ABB2BF"/>
-          <w:sz w:val="20"/>
-          <w:szCs w:val="20"/>
-          <w:lang w:val="en-US" w:eastAsia="ru-RU"/>
-        </w:rPr>
-        <w:br/>
-      </w:r>
-      <w:r>
-        <w:rPr>
-          <w:rFonts w:ascii="Courier New" w:eastAsia="Times New Roman" w:hAnsi="Courier New" w:cs="Courier New"/>
-          <w:color w:val="5C6370"/>
-          <w:sz w:val="20"/>
-          <w:szCs w:val="20"/>
-          <w:lang w:val="en-US" w:eastAsia="ru-RU"/>
-        </w:rPr>
-        <w:t>// TextDocument.java</w:t>
-      </w:r>
-      <w:r>
-        <w:rPr>
-          <w:rFonts w:ascii="Courier New" w:eastAsia="Times New Roman" w:hAnsi="Courier New" w:cs="Courier New"/>
-          <w:color w:val="5C6370"/>
-          <w:sz w:val="20"/>
-          <w:szCs w:val="20"/>
-          <w:lang w:val="en-US" w:eastAsia="ru-RU"/>
-        </w:rPr>
-        <w:br/>
-      </w:r>
-      <w:r>
-        <w:rPr>
-          <w:rFonts w:ascii="Courier New" w:eastAsia="Times New Roman" w:hAnsi="Courier New" w:cs="Courier New"/>
-          <w:color w:val="C678DD"/>
-          <w:sz w:val="20"/>
-          <w:szCs w:val="20"/>
-          <w:lang w:val="en-US" w:eastAsia="ru-RU"/>
-        </w:rPr>
-        <w:t xml:space="preserve">public class </w:t>
-      </w:r>
-      <w:r>
-        <w:rPr>
-          <w:rFonts w:ascii="Courier New" w:eastAsia="Times New Roman" w:hAnsi="Courier New" w:cs="Courier New"/>
-          <w:color w:val="E5C07B"/>
-          <w:sz w:val="20"/>
-          <w:szCs w:val="20"/>
-          <w:lang w:val="en-US" w:eastAsia="ru-RU"/>
-        </w:rPr>
-        <w:t xml:space="preserve">TextDocument </w:t>
-      </w:r>
-      <w:r>
-        <w:rPr>
-          <w:rFonts w:ascii="Courier New" w:eastAsia="Times New Roman" w:hAnsi="Courier New" w:cs="Courier New"/>
-          <w:color w:val="C678DD"/>
-          <w:sz w:val="20"/>
-          <w:szCs w:val="20"/>
-          <w:lang w:val="en-US" w:eastAsia="ru-RU"/>
-        </w:rPr>
-        <w:t xml:space="preserve">extends </w:t>
-      </w:r>
-      <w:r>
-        <w:rPr>
-          <w:rFonts w:ascii="Courier New" w:eastAsia="Times New Roman" w:hAnsi="Courier New" w:cs="Courier New"/>
-          <w:color w:val="E5C07B"/>
-          <w:sz w:val="20"/>
-          <w:szCs w:val="20"/>
-          <w:lang w:val="en-US" w:eastAsia="ru-RU"/>
-        </w:rPr>
-        <w:t xml:space="preserve">Document </w:t>
-      </w:r>
-      <w:r>
-        <w:rPr>
-          <w:rFonts w:ascii="Courier New" w:eastAsia="Times New Roman" w:hAnsi="Courier New" w:cs="Courier New"/>
-          <w:color w:val="ABB2BF"/>
-          <w:sz w:val="20"/>
-          <w:szCs w:val="20"/>
-          <w:lang w:val="en-US" w:eastAsia="ru-RU"/>
-        </w:rPr>
-        <w:t>{</w:t>
-      </w:r>
-      <w:r>
-        <w:rPr>
-          <w:rFonts w:ascii="Courier New" w:eastAsia="Times New Roman" w:hAnsi="Courier New" w:cs="Courier New"/>
-          <w:color w:val="ABB2BF"/>
-          <w:sz w:val="20"/>
-          <w:szCs w:val="20"/>
-          <w:lang w:val="en-US" w:eastAsia="ru-RU"/>
-        </w:rPr>
-        <w:br/>
-        <w:t xml:space="preserve">    </w:t>
-      </w:r>
-      <w:r>
-        <w:rPr>
-          <w:rFonts w:ascii="Courier New" w:eastAsia="Times New Roman" w:hAnsi="Courier New" w:cs="Courier New"/>
-          <w:color w:val="C678DD"/>
-          <w:sz w:val="20"/>
-          <w:szCs w:val="20"/>
-          <w:lang w:val="en-US" w:eastAsia="ru-RU"/>
-        </w:rPr>
-        <w:t xml:space="preserve">private </w:t>
-      </w:r>
-      <w:r>
-        <w:rPr>
-          <w:rFonts w:ascii="Courier New" w:eastAsia="Times New Roman" w:hAnsi="Courier New" w:cs="Courier New"/>
-          <w:color w:val="E5C07B"/>
-          <w:sz w:val="20"/>
-          <w:szCs w:val="20"/>
-          <w:lang w:val="en-US" w:eastAsia="ru-RU"/>
-        </w:rPr>
-        <w:t xml:space="preserve">String </w:t>
-      </w:r>
-      <w:r>
-        <w:rPr>
-          <w:rFonts w:ascii="Courier New" w:eastAsia="Times New Roman" w:hAnsi="Courier New" w:cs="Courier New"/>
-          <w:color w:val="E06C75"/>
-          <w:sz w:val="20"/>
-          <w:szCs w:val="20"/>
-          <w:lang w:val="en-US" w:eastAsia="ru-RU"/>
-        </w:rPr>
-        <w:t>content</w:t>
-      </w:r>
-      <w:r>
-        <w:rPr>
-          <w:rFonts w:ascii="Courier New" w:eastAsia="Times New Roman" w:hAnsi="Courier New" w:cs="Courier New"/>
-          <w:color w:val="ABB2BF"/>
-          <w:sz w:val="20"/>
-          <w:szCs w:val="20"/>
-          <w:lang w:val="en-US" w:eastAsia="ru-RU"/>
-        </w:rPr>
-        <w:t>;</w:t>
-      </w:r>
-      <w:r>
-        <w:rPr>
-          <w:rFonts w:ascii="Courier New" w:eastAsia="Times New Roman" w:hAnsi="Courier New" w:cs="Courier New"/>
-          <w:color w:val="ABB2BF"/>
-          <w:sz w:val="20"/>
-          <w:szCs w:val="20"/>
-          <w:lang w:val="en-US" w:eastAsia="ru-RU"/>
-        </w:rPr>
-        <w:br/>
-      </w:r>
-      <w:r>
-        <w:rPr>
-          <w:rFonts w:ascii="Courier New" w:eastAsia="Times New Roman" w:hAnsi="Courier New" w:cs="Courier New"/>
-          <w:color w:val="ABB2BF"/>
-          <w:sz w:val="20"/>
-          <w:szCs w:val="20"/>
-          <w:lang w:val="en-US" w:eastAsia="ru-RU"/>
-        </w:rPr>
-        <w:br/>
-        <w:t xml:space="preserve">    </w:t>
-      </w:r>
-      <w:r>
-        <w:rPr>
-          <w:rFonts w:ascii="Courier New" w:eastAsia="Times New Roman" w:hAnsi="Courier New" w:cs="Courier New"/>
-          <w:color w:val="C678DD"/>
-          <w:sz w:val="20"/>
-          <w:szCs w:val="20"/>
-          <w:lang w:val="en-US" w:eastAsia="ru-RU"/>
-        </w:rPr>
-        <w:t xml:space="preserve">public </w:t>
-      </w:r>
-      <w:r>
-        <w:rPr>
-          <w:rFonts w:ascii="Courier New" w:eastAsia="Times New Roman" w:hAnsi="Courier New" w:cs="Courier New"/>
-          <w:color w:val="61AFEF"/>
-          <w:sz w:val="20"/>
-          <w:szCs w:val="20"/>
-          <w:lang w:val="en-US" w:eastAsia="ru-RU"/>
-        </w:rPr>
-        <w:t>TextDocument</w:t>
-      </w:r>
-      <w:r>
-        <w:rPr>
-          <w:rFonts w:ascii="Courier New" w:eastAsia="Times New Roman" w:hAnsi="Courier New" w:cs="Courier New"/>
-          <w:color w:val="ABB2BF"/>
-          <w:sz w:val="20"/>
-          <w:szCs w:val="20"/>
-          <w:lang w:val="en-US" w:eastAsia="ru-RU"/>
-        </w:rPr>
-        <w:t>() {</w:t>
-      </w:r>
-      <w:r>
-        <w:rPr>
-          <w:rFonts w:ascii="Courier New" w:eastAsia="Times New Roman" w:hAnsi="Courier New" w:cs="Courier New"/>
-          <w:color w:val="ABB2BF"/>
-          <w:sz w:val="20"/>
-          <w:szCs w:val="20"/>
-          <w:lang w:val="en-US" w:eastAsia="ru-RU"/>
-        </w:rPr>
-        <w:br/>
-        <w:t xml:space="preserve">        </w:t>
-      </w:r>
-      <w:r>
-        <w:rPr>
-          <w:rFonts w:ascii="Courier New" w:eastAsia="Times New Roman" w:hAnsi="Courier New" w:cs="Courier New"/>
-          <w:color w:val="C678DD"/>
-          <w:sz w:val="20"/>
-          <w:szCs w:val="20"/>
-          <w:lang w:val="en-US" w:eastAsia="ru-RU"/>
-        </w:rPr>
-        <w:t>super</w:t>
-      </w:r>
-      <w:r>
-        <w:rPr>
-          <w:rFonts w:ascii="Courier New" w:eastAsia="Times New Roman" w:hAnsi="Courier New" w:cs="Courier New"/>
-          <w:color w:val="ABB2BF"/>
-          <w:sz w:val="20"/>
-          <w:szCs w:val="20"/>
-          <w:lang w:val="en-US" w:eastAsia="ru-RU"/>
-        </w:rPr>
-        <w:t>();</w:t>
-      </w:r>
-      <w:r>
-        <w:rPr>
-          <w:rFonts w:ascii="Courier New" w:eastAsia="Times New Roman" w:hAnsi="Courier New" w:cs="Courier New"/>
-          <w:color w:val="ABB2BF"/>
-          <w:sz w:val="20"/>
-          <w:szCs w:val="20"/>
-          <w:lang w:val="en-US" w:eastAsia="ru-RU"/>
-        </w:rPr>
-        <w:br/>
-        <w:t xml:space="preserve">        </w:t>
-      </w:r>
-      <w:r>
-        <w:rPr>
-          <w:rFonts w:ascii="Courier New" w:eastAsia="Times New Roman" w:hAnsi="Courier New" w:cs="Courier New"/>
-          <w:color w:val="C678DD"/>
-          <w:sz w:val="20"/>
-          <w:szCs w:val="20"/>
-          <w:lang w:val="en-US" w:eastAsia="ru-RU"/>
-        </w:rPr>
-        <w:t>this</w:t>
-      </w:r>
-      <w:r>
-        <w:rPr>
-          <w:rFonts w:ascii="Courier New" w:eastAsia="Times New Roman" w:hAnsi="Courier New" w:cs="Courier New"/>
-          <w:color w:val="ABB2BF"/>
-          <w:sz w:val="20"/>
-          <w:szCs w:val="20"/>
-          <w:lang w:val="en-US" w:eastAsia="ru-RU"/>
-        </w:rPr>
-        <w:t>.</w:t>
-      </w:r>
-      <w:r>
-        <w:rPr>
-          <w:rFonts w:ascii="Courier New" w:eastAsia="Times New Roman" w:hAnsi="Courier New" w:cs="Courier New"/>
-          <w:color w:val="E06C75"/>
-          <w:sz w:val="20"/>
-          <w:szCs w:val="20"/>
-          <w:lang w:val="en-US" w:eastAsia="ru-RU"/>
-        </w:rPr>
-        <w:t xml:space="preserve">content </w:t>
-      </w:r>
-      <w:r>
-        <w:rPr>
-          <w:rFonts w:ascii="Courier New" w:eastAsia="Times New Roman" w:hAnsi="Courier New" w:cs="Courier New"/>
-          <w:color w:val="ABB2BF"/>
-          <w:sz w:val="20"/>
-          <w:szCs w:val="20"/>
-          <w:lang w:val="en-US" w:eastAsia="ru-RU"/>
-        </w:rPr>
-        <w:t xml:space="preserve">= </w:t>
-      </w:r>
-      <w:r>
-        <w:rPr>
-          <w:rFonts w:ascii="Courier New" w:eastAsia="Times New Roman" w:hAnsi="Courier New" w:cs="Courier New"/>
-          <w:color w:val="98C379"/>
-          <w:sz w:val="20"/>
-          <w:szCs w:val="20"/>
-          <w:lang w:val="en-US" w:eastAsia="ru-RU"/>
-        </w:rPr>
-        <w:t>""</w:t>
-      </w:r>
-      <w:r>
-        <w:rPr>
-          <w:rFonts w:ascii="Courier New" w:eastAsia="Times New Roman" w:hAnsi="Courier New" w:cs="Courier New"/>
-          <w:color w:val="ABB2BF"/>
-          <w:sz w:val="20"/>
-          <w:szCs w:val="20"/>
-          <w:lang w:val="en-US" w:eastAsia="ru-RU"/>
-        </w:rPr>
-        <w:t>;</w:t>
-      </w:r>
-      <w:r>
-        <w:rPr>
-          <w:rFonts w:ascii="Courier New" w:eastAsia="Times New Roman" w:hAnsi="Courier New" w:cs="Courier New"/>
-          <w:color w:val="ABB2BF"/>
-          <w:sz w:val="20"/>
-          <w:szCs w:val="20"/>
-          <w:lang w:val="en-US" w:eastAsia="ru-RU"/>
-        </w:rPr>
-        <w:br/>
-        <w:t xml:space="preserve">    }</w:t>
-      </w:r>
-      <w:r>
-        <w:rPr>
-          <w:rFonts w:ascii="Courier New" w:eastAsia="Times New Roman" w:hAnsi="Courier New" w:cs="Courier New"/>
-          <w:color w:val="ABB2BF"/>
-          <w:sz w:val="20"/>
-          <w:szCs w:val="20"/>
-          <w:lang w:val="en-US" w:eastAsia="ru-RU"/>
-        </w:rPr>
-        <w:br/>
-      </w:r>
-      <w:r>
-        <w:rPr>
-          <w:rFonts w:ascii="Courier New" w:eastAsia="Times New Roman" w:hAnsi="Courier New" w:cs="Courier New"/>
-          <w:color w:val="ABB2BF"/>
-          <w:sz w:val="20"/>
-          <w:szCs w:val="20"/>
-          <w:lang w:val="en-US" w:eastAsia="ru-RU"/>
-        </w:rPr>
-        <w:br/>
-        <w:t xml:space="preserve">    </w:t>
-      </w:r>
-      <w:r>
-        <w:rPr>
-          <w:rFonts w:ascii="Courier New" w:eastAsia="Times New Roman" w:hAnsi="Courier New" w:cs="Courier New"/>
-          <w:color w:val="E5C07B"/>
-          <w:sz w:val="20"/>
-          <w:szCs w:val="20"/>
-          <w:lang w:val="en-US" w:eastAsia="ru-RU"/>
-        </w:rPr>
-        <w:t>@Override</w:t>
-      </w:r>
-      <w:r>
-        <w:rPr>
-          <w:rFonts w:ascii="Courier New" w:eastAsia="Times New Roman" w:hAnsi="Courier New" w:cs="Courier New"/>
-          <w:color w:val="E5C07B"/>
-          <w:sz w:val="20"/>
-          <w:szCs w:val="20"/>
-          <w:lang w:val="en-US" w:eastAsia="ru-RU"/>
-        </w:rPr>
-        <w:br/>
-        <w:t xml:space="preserve">    </w:t>
-      </w:r>
-      <w:r>
-        <w:rPr>
-          <w:rFonts w:ascii="Courier New" w:eastAsia="Times New Roman" w:hAnsi="Courier New" w:cs="Courier New"/>
-          <w:color w:val="C678DD"/>
-          <w:sz w:val="20"/>
-          <w:szCs w:val="20"/>
-          <w:lang w:val="en-US" w:eastAsia="ru-RU"/>
-        </w:rPr>
-        <w:t xml:space="preserve">public </w:t>
-      </w:r>
-      <w:r>
-        <w:rPr>
-          <w:rFonts w:ascii="Courier New" w:eastAsia="Times New Roman" w:hAnsi="Courier New" w:cs="Courier New"/>
-          <w:color w:val="E5C07B"/>
-          <w:sz w:val="20"/>
-          <w:szCs w:val="20"/>
-          <w:lang w:val="en-US" w:eastAsia="ru-RU"/>
-        </w:rPr>
-        <w:t xml:space="preserve">String </w:t>
-      </w:r>
-      <w:r>
-        <w:rPr>
-          <w:rFonts w:ascii="Courier New" w:eastAsia="Times New Roman" w:hAnsi="Courier New" w:cs="Courier New"/>
-          <w:color w:val="61AFEF"/>
-          <w:sz w:val="20"/>
-          <w:szCs w:val="20"/>
-          <w:lang w:val="en-US" w:eastAsia="ru-RU"/>
-        </w:rPr>
-        <w:t>getContent</w:t>
-      </w:r>
-      <w:r>
-        <w:rPr>
-          <w:rFonts w:ascii="Courier New" w:eastAsia="Times New Roman" w:hAnsi="Courier New" w:cs="Courier New"/>
-          <w:color w:val="ABB2BF"/>
-          <w:sz w:val="20"/>
-          <w:szCs w:val="20"/>
-          <w:lang w:val="en-US" w:eastAsia="ru-RU"/>
-        </w:rPr>
-        <w:t>() {</w:t>
-      </w:r>
-      <w:r>
-        <w:rPr>
-          <w:rFonts w:ascii="Courier New" w:eastAsia="Times New Roman" w:hAnsi="Courier New" w:cs="Courier New"/>
-          <w:color w:val="ABB2BF"/>
-          <w:sz w:val="20"/>
-          <w:szCs w:val="20"/>
-          <w:lang w:val="en-US" w:eastAsia="ru-RU"/>
-        </w:rPr>
-        <w:br/>
-        <w:t xml:space="preserve">        </w:t>
-      </w:r>
-      <w:r>
-        <w:rPr>
-          <w:rFonts w:ascii="Courier New" w:eastAsia="Times New Roman" w:hAnsi="Courier New" w:cs="Courier New"/>
-          <w:color w:val="C678DD"/>
-          <w:sz w:val="20"/>
-          <w:szCs w:val="20"/>
-          <w:lang w:val="en-US" w:eastAsia="ru-RU"/>
-        </w:rPr>
-        <w:t xml:space="preserve">return </w:t>
-      </w:r>
-      <w:r>
-        <w:rPr>
-          <w:rFonts w:ascii="Courier New" w:eastAsia="Times New Roman" w:hAnsi="Courier New" w:cs="Courier New"/>
-          <w:color w:val="E06C75"/>
-          <w:sz w:val="20"/>
-          <w:szCs w:val="20"/>
-          <w:lang w:val="en-US" w:eastAsia="ru-RU"/>
-        </w:rPr>
-        <w:t>content</w:t>
-      </w:r>
-      <w:r>
-        <w:rPr>
-          <w:rFonts w:ascii="Courier New" w:eastAsia="Times New Roman" w:hAnsi="Courier New" w:cs="Courier New"/>
-          <w:color w:val="ABB2BF"/>
-          <w:sz w:val="20"/>
-          <w:szCs w:val="20"/>
-          <w:lang w:val="en-US" w:eastAsia="ru-RU"/>
-        </w:rPr>
-        <w:t>;</w:t>
-      </w:r>
-      <w:r>
-        <w:rPr>
-          <w:rFonts w:ascii="Courier New" w:eastAsia="Times New Roman" w:hAnsi="Courier New" w:cs="Courier New"/>
-          <w:color w:val="ABB2BF"/>
-          <w:sz w:val="20"/>
-          <w:szCs w:val="20"/>
-          <w:lang w:val="en-US" w:eastAsia="ru-RU"/>
-        </w:rPr>
-        <w:br/>
-        <w:t xml:space="preserve">    }</w:t>
-      </w:r>
-      <w:r>
-        <w:rPr>
-          <w:rFonts w:ascii="Courier New" w:eastAsia="Times New Roman" w:hAnsi="Courier New" w:cs="Courier New"/>
-          <w:color w:val="ABB2BF"/>
-          <w:sz w:val="20"/>
-          <w:szCs w:val="20"/>
-          <w:lang w:val="en-US" w:eastAsia="ru-RU"/>
-        </w:rPr>
-        <w:br/>
-      </w:r>
-      <w:r>
-        <w:rPr>
-          <w:rFonts w:ascii="Courier New" w:eastAsia="Times New Roman" w:hAnsi="Courier New" w:cs="Courier New"/>
-          <w:color w:val="ABB2BF"/>
-          <w:sz w:val="20"/>
-          <w:szCs w:val="20"/>
-          <w:lang w:val="en-US" w:eastAsia="ru-RU"/>
-        </w:rPr>
-        <w:br/>
-        <w:t xml:space="preserve">    </w:t>
-      </w:r>
-      <w:r>
-        <w:rPr>
-          <w:rFonts w:ascii="Courier New" w:eastAsia="Times New Roman" w:hAnsi="Courier New" w:cs="Courier New"/>
-          <w:color w:val="E5C07B"/>
-          <w:sz w:val="20"/>
-          <w:szCs w:val="20"/>
-          <w:lang w:val="en-US" w:eastAsia="ru-RU"/>
-        </w:rPr>
-        <w:t>@Override</w:t>
-      </w:r>
-      <w:r>
-        <w:rPr>
-          <w:rFonts w:ascii="Courier New" w:eastAsia="Times New Roman" w:hAnsi="Courier New" w:cs="Courier New"/>
-          <w:color w:val="E5C07B"/>
-          <w:sz w:val="20"/>
-          <w:szCs w:val="20"/>
-          <w:lang w:val="en-US" w:eastAsia="ru-RU"/>
-        </w:rPr>
-        <w:br/>
-        <w:t xml:space="preserve">    </w:t>
-      </w:r>
-      <w:r>
-        <w:rPr>
-          <w:rFonts w:ascii="Courier New" w:eastAsia="Times New Roman" w:hAnsi="Courier New" w:cs="Courier New"/>
-          <w:color w:val="C678DD"/>
-          <w:sz w:val="20"/>
-          <w:szCs w:val="20"/>
-          <w:lang w:val="en-US" w:eastAsia="ru-RU"/>
-        </w:rPr>
-        <w:t xml:space="preserve">public void </w:t>
-      </w:r>
-      <w:r>
-        <w:rPr>
-          <w:rFonts w:ascii="Courier New" w:eastAsia="Times New Roman" w:hAnsi="Courier New" w:cs="Courier New"/>
-          <w:color w:val="61AFEF"/>
-          <w:sz w:val="20"/>
-          <w:szCs w:val="20"/>
-          <w:lang w:val="en-US" w:eastAsia="ru-RU"/>
-        </w:rPr>
-        <w:t>setContent</w:t>
-      </w:r>
-      <w:r>
-        <w:rPr>
-          <w:rFonts w:ascii="Courier New" w:eastAsia="Times New Roman" w:hAnsi="Courier New" w:cs="Courier New"/>
-          <w:color w:val="ABB2BF"/>
-          <w:sz w:val="20"/>
-          <w:szCs w:val="20"/>
-          <w:lang w:val="en-US" w:eastAsia="ru-RU"/>
-        </w:rPr>
-        <w:t>(</w:t>
-      </w:r>
-      <w:r>
-        <w:rPr>
-          <w:rFonts w:ascii="Courier New" w:eastAsia="Times New Roman" w:hAnsi="Courier New" w:cs="Courier New"/>
-          <w:color w:val="E5C07B"/>
-          <w:sz w:val="20"/>
-          <w:szCs w:val="20"/>
-          <w:lang w:val="en-US" w:eastAsia="ru-RU"/>
-        </w:rPr>
-        <w:t xml:space="preserve">String </w:t>
-      </w:r>
-      <w:r>
-        <w:rPr>
-          <w:rFonts w:ascii="Courier New" w:eastAsia="Times New Roman" w:hAnsi="Courier New" w:cs="Courier New"/>
-          <w:color w:val="D19A66"/>
-          <w:sz w:val="20"/>
-          <w:szCs w:val="20"/>
-          <w:lang w:val="en-US" w:eastAsia="ru-RU"/>
-        </w:rPr>
-        <w:t>content</w:t>
-      </w:r>
-      <w:r>
-        <w:rPr>
-          <w:rFonts w:ascii="Courier New" w:eastAsia="Times New Roman" w:hAnsi="Courier New" w:cs="Courier New"/>
-          <w:color w:val="ABB2BF"/>
-          <w:sz w:val="20"/>
-          <w:szCs w:val="20"/>
-          <w:lang w:val="en-US" w:eastAsia="ru-RU"/>
-        </w:rPr>
-        <w:t>) {</w:t>
-      </w:r>
-      <w:r>
-        <w:rPr>
-          <w:rFonts w:ascii="Courier New" w:eastAsia="Times New Roman" w:hAnsi="Courier New" w:cs="Courier New"/>
-          <w:color w:val="ABB2BF"/>
-          <w:sz w:val="20"/>
-          <w:szCs w:val="20"/>
-          <w:lang w:val="en-US" w:eastAsia="ru-RU"/>
-        </w:rPr>
-        <w:br/>
-        <w:t xml:space="preserve">        </w:t>
-      </w:r>
-      <w:r>
-        <w:rPr>
-          <w:rFonts w:ascii="Courier New" w:eastAsia="Times New Roman" w:hAnsi="Courier New" w:cs="Courier New"/>
-          <w:color w:val="61AFEF"/>
-          <w:sz w:val="20"/>
-          <w:szCs w:val="20"/>
-          <w:lang w:val="en-US" w:eastAsia="ru-RU"/>
-        </w:rPr>
-        <w:t>saveStateToHistory</w:t>
-      </w:r>
-      <w:r>
-        <w:rPr>
-          <w:rFonts w:ascii="Courier New" w:eastAsia="Times New Roman" w:hAnsi="Courier New" w:cs="Courier New"/>
-          <w:color w:val="ABB2BF"/>
-          <w:sz w:val="20"/>
-          <w:szCs w:val="20"/>
-          <w:lang w:val="en-US" w:eastAsia="ru-RU"/>
-        </w:rPr>
-        <w:t>();</w:t>
-      </w:r>
-      <w:r>
-        <w:rPr>
-          <w:rFonts w:ascii="Courier New" w:eastAsia="Times New Roman" w:hAnsi="Courier New" w:cs="Courier New"/>
-          <w:color w:val="ABB2BF"/>
-          <w:sz w:val="20"/>
-          <w:szCs w:val="20"/>
-          <w:lang w:val="en-US" w:eastAsia="ru-RU"/>
-        </w:rPr>
-        <w:br/>
-        <w:t xml:space="preserve">        </w:t>
-      </w:r>
-      <w:r>
-        <w:rPr>
-          <w:rFonts w:ascii="Courier New" w:eastAsia="Times New Roman" w:hAnsi="Courier New" w:cs="Courier New"/>
-          <w:color w:val="C678DD"/>
-          <w:sz w:val="20"/>
-          <w:szCs w:val="20"/>
-          <w:lang w:val="en-US" w:eastAsia="ru-RU"/>
-        </w:rPr>
-        <w:t>this</w:t>
-      </w:r>
-      <w:r>
-        <w:rPr>
-          <w:rFonts w:ascii="Courier New" w:eastAsia="Times New Roman" w:hAnsi="Courier New" w:cs="Courier New"/>
-          <w:color w:val="ABB2BF"/>
-          <w:sz w:val="20"/>
-          <w:szCs w:val="20"/>
-          <w:lang w:val="en-US" w:eastAsia="ru-RU"/>
-        </w:rPr>
-        <w:t>.</w:t>
-      </w:r>
-      <w:r>
-        <w:rPr>
-          <w:rFonts w:ascii="Courier New" w:eastAsia="Times New Roman" w:hAnsi="Courier New" w:cs="Courier New"/>
-          <w:color w:val="E06C75"/>
-          <w:sz w:val="20"/>
-          <w:szCs w:val="20"/>
-          <w:lang w:val="en-US" w:eastAsia="ru-RU"/>
-        </w:rPr>
-        <w:t xml:space="preserve">content </w:t>
-      </w:r>
-      <w:r>
-        <w:rPr>
-          <w:rFonts w:ascii="Courier New" w:eastAsia="Times New Roman" w:hAnsi="Courier New" w:cs="Courier New"/>
-          <w:color w:val="ABB2BF"/>
-          <w:sz w:val="20"/>
-          <w:szCs w:val="20"/>
-          <w:lang w:val="en-US" w:eastAsia="ru-RU"/>
-        </w:rPr>
-        <w:t xml:space="preserve">= </w:t>
-      </w:r>
-      <w:r>
-        <w:rPr>
-          <w:rFonts w:ascii="Courier New" w:eastAsia="Times New Roman" w:hAnsi="Courier New" w:cs="Courier New"/>
-          <w:color w:val="D19A66"/>
-          <w:sz w:val="20"/>
-          <w:szCs w:val="20"/>
-          <w:lang w:val="en-US" w:eastAsia="ru-RU"/>
-        </w:rPr>
-        <w:t>content</w:t>
-      </w:r>
-      <w:r>
-        <w:rPr>
-          <w:rFonts w:ascii="Courier New" w:eastAsia="Times New Roman" w:hAnsi="Courier New" w:cs="Courier New"/>
-          <w:color w:val="ABB2BF"/>
-          <w:sz w:val="20"/>
-          <w:szCs w:val="20"/>
-          <w:lang w:val="en-US" w:eastAsia="ru-RU"/>
-        </w:rPr>
-        <w:t>;</w:t>
-      </w:r>
-      <w:r>
-        <w:rPr>
-          <w:rFonts w:ascii="Courier New" w:eastAsia="Times New Roman" w:hAnsi="Courier New" w:cs="Courier New"/>
-          <w:color w:val="ABB2BF"/>
-          <w:sz w:val="20"/>
-          <w:szCs w:val="20"/>
-          <w:lang w:val="en-US" w:eastAsia="ru-RU"/>
-        </w:rPr>
-        <w:br/>
-        <w:t xml:space="preserve">        </w:t>
-      </w:r>
-      <w:r>
-        <w:rPr>
-          <w:rFonts w:ascii="Courier New" w:eastAsia="Times New Roman" w:hAnsi="Courier New" w:cs="Courier New"/>
-          <w:color w:val="61AFEF"/>
-          <w:sz w:val="20"/>
-          <w:szCs w:val="20"/>
-          <w:lang w:val="en-US" w:eastAsia="ru-RU"/>
-        </w:rPr>
-        <w:t>notifyObserver</w:t>
-      </w:r>
-      <w:r>
-        <w:rPr>
-          <w:rFonts w:ascii="Courier New" w:eastAsia="Times New Roman" w:hAnsi="Courier New" w:cs="Courier New"/>
-          <w:color w:val="ABB2BF"/>
-          <w:sz w:val="20"/>
-          <w:szCs w:val="20"/>
-          <w:lang w:val="en-US" w:eastAsia="ru-RU"/>
-        </w:rPr>
-        <w:t>();</w:t>
-      </w:r>
-      <w:r>
-        <w:rPr>
-          <w:rFonts w:ascii="Courier New" w:eastAsia="Times New Roman" w:hAnsi="Courier New" w:cs="Courier New"/>
-          <w:color w:val="ABB2BF"/>
-          <w:sz w:val="20"/>
-          <w:szCs w:val="20"/>
-          <w:lang w:val="en-US" w:eastAsia="ru-RU"/>
-        </w:rPr>
-        <w:br/>
-        <w:t xml:space="preserve">    }</w:t>
-      </w:r>
-      <w:r>
-        <w:rPr>
-          <w:rFonts w:ascii="Courier New" w:eastAsia="Times New Roman" w:hAnsi="Courier New" w:cs="Courier New"/>
-          <w:color w:val="ABB2BF"/>
-          <w:sz w:val="20"/>
-          <w:szCs w:val="20"/>
-          <w:lang w:val="en-US" w:eastAsia="ru-RU"/>
-        </w:rPr>
-        <w:br/>
-      </w:r>
-      <w:r>
-        <w:rPr>
-          <w:rFonts w:ascii="Courier New" w:eastAsia="Times New Roman" w:hAnsi="Courier New" w:cs="Courier New"/>
-          <w:color w:val="ABB2BF"/>
-          <w:sz w:val="20"/>
-          <w:szCs w:val="20"/>
-          <w:lang w:val="en-US" w:eastAsia="ru-RU"/>
-        </w:rPr>
-        <w:br/>
-        <w:t xml:space="preserve">    </w:t>
-      </w:r>
-      <w:r>
-        <w:rPr>
-          <w:rFonts w:ascii="Courier New" w:eastAsia="Times New Roman" w:hAnsi="Courier New" w:cs="Courier New"/>
-          <w:color w:val="E5C07B"/>
-          <w:sz w:val="20"/>
-          <w:szCs w:val="20"/>
-          <w:lang w:val="en-US" w:eastAsia="ru-RU"/>
-        </w:rPr>
-        <w:t>@Override</w:t>
-      </w:r>
-      <w:r>
-        <w:rPr>
-          <w:rFonts w:ascii="Courier New" w:eastAsia="Times New Roman" w:hAnsi="Courier New" w:cs="Courier New"/>
-          <w:color w:val="E5C07B"/>
-          <w:sz w:val="20"/>
-          <w:szCs w:val="20"/>
-          <w:lang w:val="en-US" w:eastAsia="ru-RU"/>
-        </w:rPr>
-        <w:br/>
-        <w:t xml:space="preserve">    </w:t>
-      </w:r>
-      <w:r>
-        <w:rPr>
-          <w:rFonts w:ascii="Courier New" w:eastAsia="Times New Roman" w:hAnsi="Courier New" w:cs="Courier New"/>
-          <w:color w:val="C678DD"/>
-          <w:sz w:val="20"/>
-          <w:szCs w:val="20"/>
-          <w:lang w:val="en-US" w:eastAsia="ru-RU"/>
-        </w:rPr>
-        <w:t xml:space="preserve">protected </w:t>
-      </w:r>
-      <w:r>
-        <w:rPr>
-          <w:rFonts w:ascii="Courier New" w:eastAsia="Times New Roman" w:hAnsi="Courier New" w:cs="Courier New"/>
-          <w:color w:val="E5C07B"/>
-          <w:sz w:val="20"/>
-          <w:szCs w:val="20"/>
-          <w:lang w:val="en-US" w:eastAsia="ru-RU"/>
-        </w:rPr>
-        <w:t xml:space="preserve">DocumentMemento </w:t>
-      </w:r>
-      <w:r>
-        <w:rPr>
-          <w:rFonts w:ascii="Courier New" w:eastAsia="Times New Roman" w:hAnsi="Courier New" w:cs="Courier New"/>
-          <w:color w:val="61AFEF"/>
-          <w:sz w:val="20"/>
-          <w:szCs w:val="20"/>
-          <w:lang w:val="en-US" w:eastAsia="ru-RU"/>
-        </w:rPr>
-        <w:t>createMemento</w:t>
-      </w:r>
+      <w:proofErr w:type="spellEnd"/>
       <w:r>
         <w:rPr>
           <w:rFonts w:ascii="Courier New" w:eastAsia="Times New Roman" w:hAnsi="Courier New" w:cs="Courier New"/>
@@ -3964,6 +4175,7 @@
         </w:rPr>
         <w:t xml:space="preserve">return new </w:t>
       </w:r>
+      <w:proofErr w:type="spellStart"/>
       <w:r>
         <w:rPr>
           <w:rFonts w:ascii="Courier New" w:eastAsia="Times New Roman" w:hAnsi="Courier New" w:cs="Courier New"/>
@@ -3974,6 +4186,7 @@
         </w:rPr>
         <w:t>TextDocumentMemento</w:t>
       </w:r>
+      <w:proofErr w:type="spellEnd"/>
       <w:r>
         <w:rPr>
           <w:rFonts w:ascii="Courier New" w:eastAsia="Times New Roman" w:hAnsi="Courier New" w:cs="Courier New"/>
@@ -4067,6 +4280,7 @@
         </w:rPr>
         <w:t xml:space="preserve">protected void </w:t>
       </w:r>
+      <w:proofErr w:type="spellStart"/>
       <w:r>
         <w:rPr>
           <w:rFonts w:ascii="Courier New" w:eastAsia="Times New Roman" w:hAnsi="Courier New" w:cs="Courier New"/>
@@ -4077,6 +4291,7 @@
         </w:rPr>
         <w:t>restoreFromMemento</w:t>
       </w:r>
+      <w:proofErr w:type="spellEnd"/>
       <w:r>
         <w:rPr>
           <w:rFonts w:ascii="Courier New" w:eastAsia="Times New Roman" w:hAnsi="Courier New" w:cs="Courier New"/>
@@ -4087,6 +4302,7 @@
         </w:rPr>
         <w:t>(</w:t>
       </w:r>
+      <w:proofErr w:type="spellStart"/>
       <w:r>
         <w:rPr>
           <w:rFonts w:ascii="Courier New" w:eastAsia="Times New Roman" w:hAnsi="Courier New" w:cs="Courier New"/>
@@ -4095,7 +4311,18 @@
           <w:szCs w:val="20"/>
           <w:lang w:val="en-US" w:eastAsia="ru-RU"/>
         </w:rPr>
-        <w:t xml:space="preserve">DocumentMemento </w:t>
+        <w:t>DocumentMemento</w:t>
+      </w:r>
+      <w:proofErr w:type="spellEnd"/>
+      <w:r>
+        <w:rPr>
+          <w:rFonts w:ascii="Courier New" w:eastAsia="Times New Roman" w:hAnsi="Courier New" w:cs="Courier New"/>
+          <w:color w:val="E5C07B"/>
+          <w:sz w:val="20"/>
+          <w:szCs w:val="20"/>
+          <w:lang w:val="en-US" w:eastAsia="ru-RU"/>
+        </w:rPr>
+        <w:t xml:space="preserve"> </w:t>
       </w:r>
       <w:r>
         <w:rPr>
@@ -4158,6 +4385,7 @@
         </w:rPr>
         <w:t xml:space="preserve">memento </w:t>
       </w:r>
+      <w:proofErr w:type="spellStart"/>
       <w:r>
         <w:rPr>
           <w:rFonts w:ascii="Courier New" w:eastAsia="Times New Roman" w:hAnsi="Courier New" w:cs="Courier New"/>
@@ -4166,8 +4394,20 @@
           <w:szCs w:val="20"/>
           <w:lang w:val="en-US" w:eastAsia="ru-RU"/>
         </w:rPr>
-        <w:t xml:space="preserve">instanceof </w:t>
-      </w:r>
+        <w:t>instanceof</w:t>
+      </w:r>
+      <w:proofErr w:type="spellEnd"/>
+      <w:r>
+        <w:rPr>
+          <w:rFonts w:ascii="Courier New" w:eastAsia="Times New Roman" w:hAnsi="Courier New" w:cs="Courier New"/>
+          <w:color w:val="C678DD"/>
+          <w:sz w:val="20"/>
+          <w:szCs w:val="20"/>
+          <w:lang w:val="en-US" w:eastAsia="ru-RU"/>
+        </w:rPr>
+        <w:t xml:space="preserve"> </w:t>
+      </w:r>
+      <w:proofErr w:type="spellStart"/>
       <w:r>
         <w:rPr>
           <w:rFonts w:ascii="Courier New" w:eastAsia="Times New Roman" w:hAnsi="Courier New" w:cs="Courier New"/>
@@ -4178,6 +4418,7 @@
         </w:rPr>
         <w:t>TextDocumentMemento</w:t>
       </w:r>
+      <w:proofErr w:type="spellEnd"/>
       <w:r>
         <w:rPr>
           <w:rFonts w:ascii="Courier New" w:eastAsia="Times New Roman" w:hAnsi="Courier New" w:cs="Courier New"/>
@@ -4199,6 +4440,7 @@
         <w:br/>
         <w:t xml:space="preserve">            </w:t>
       </w:r>
+      <w:proofErr w:type="spellStart"/>
       <w:r>
         <w:rPr>
           <w:rFonts w:ascii="Courier New" w:eastAsia="Times New Roman" w:hAnsi="Courier New" w:cs="Courier New"/>
@@ -4227,7 +4469,18 @@
           <w:szCs w:val="20"/>
           <w:lang w:val="en-US" w:eastAsia="ru-RU"/>
         </w:rPr>
-        <w:t xml:space="preserve">content </w:t>
+        <w:t>content</w:t>
+      </w:r>
+      <w:proofErr w:type="spellEnd"/>
+      <w:r>
+        <w:rPr>
+          <w:rFonts w:ascii="Courier New" w:eastAsia="Times New Roman" w:hAnsi="Courier New" w:cs="Courier New"/>
+          <w:color w:val="E06C75"/>
+          <w:sz w:val="20"/>
+          <w:szCs w:val="20"/>
+          <w:lang w:val="en-US" w:eastAsia="ru-RU"/>
+        </w:rPr>
+        <w:t xml:space="preserve"> </w:t>
       </w:r>
       <w:r>
         <w:rPr>
@@ -4239,6 +4492,7 @@
         </w:rPr>
         <w:t>= ((</w:t>
       </w:r>
+      <w:proofErr w:type="spellStart"/>
       <w:r>
         <w:rPr>
           <w:rFonts w:ascii="Courier New" w:eastAsia="Times New Roman" w:hAnsi="Courier New" w:cs="Courier New"/>
@@ -4249,6 +4503,7 @@
         </w:rPr>
         <w:t>TextDocumentMemento</w:t>
       </w:r>
+      <w:proofErr w:type="spellEnd"/>
       <w:r>
         <w:rPr>
           <w:rFonts w:ascii="Courier New" w:eastAsia="Times New Roman" w:hAnsi="Courier New" w:cs="Courier New"/>
@@ -4279,6 +4534,7 @@
         </w:rPr>
         <w:t>).</w:t>
       </w:r>
+      <w:proofErr w:type="spellStart"/>
       <w:r>
         <w:rPr>
           <w:rFonts w:ascii="Courier New" w:eastAsia="Times New Roman" w:hAnsi="Courier New" w:cs="Courier New"/>
@@ -4289,6 +4545,7 @@
         </w:rPr>
         <w:t>getText</w:t>
       </w:r>
+      <w:proofErr w:type="spellEnd"/>
       <w:r>
         <w:rPr>
           <w:rFonts w:ascii="Courier New" w:eastAsia="Times New Roman" w:hAnsi="Courier New" w:cs="Courier New"/>
@@ -4382,6 +4639,7 @@
         </w:rPr>
         <w:t xml:space="preserve">public abstract class </w:t>
       </w:r>
+      <w:proofErr w:type="spellStart"/>
       <w:r>
         <w:rPr>
           <w:rFonts w:ascii="Courier New" w:eastAsia="Times New Roman" w:hAnsi="Courier New" w:cs="Courier New"/>
@@ -4390,7 +4648,18 @@
           <w:szCs w:val="20"/>
           <w:lang w:val="en-US" w:eastAsia="ru-RU"/>
         </w:rPr>
-        <w:t xml:space="preserve">DocumentMemento </w:t>
+        <w:t>DocumentMemento</w:t>
+      </w:r>
+      <w:proofErr w:type="spellEnd"/>
+      <w:r>
+        <w:rPr>
+          <w:rFonts w:ascii="Courier New" w:eastAsia="Times New Roman" w:hAnsi="Courier New" w:cs="Courier New"/>
+          <w:color w:val="E5C07B"/>
+          <w:sz w:val="20"/>
+          <w:szCs w:val="20"/>
+          <w:lang w:val="en-US" w:eastAsia="ru-RU"/>
+        </w:rPr>
+        <w:t xml:space="preserve"> </w:t>
       </w:r>
       <w:r>
         <w:rPr>
@@ -4484,6 +4753,7 @@
         </w:rPr>
         <w:t xml:space="preserve">protected </w:t>
       </w:r>
+      <w:proofErr w:type="spellStart"/>
       <w:r>
         <w:rPr>
           <w:rFonts w:ascii="Courier New" w:eastAsia="Times New Roman" w:hAnsi="Courier New" w:cs="Courier New"/>
@@ -4494,6 +4764,7 @@
         </w:rPr>
         <w:t>DocumentMemento</w:t>
       </w:r>
+      <w:proofErr w:type="spellEnd"/>
       <w:r>
         <w:rPr>
           <w:rFonts w:ascii="Courier New" w:eastAsia="Times New Roman" w:hAnsi="Courier New" w:cs="Courier New"/>
@@ -4545,6 +4816,7 @@
         <w:br/>
         <w:t xml:space="preserve">        </w:t>
       </w:r>
+      <w:proofErr w:type="spellStart"/>
       <w:r>
         <w:rPr>
           <w:rFonts w:ascii="Courier New" w:eastAsia="Times New Roman" w:hAnsi="Courier New" w:cs="Courier New"/>
@@ -4573,7 +4845,18 @@
           <w:szCs w:val="20"/>
           <w:lang w:val="en-US" w:eastAsia="ru-RU"/>
         </w:rPr>
-        <w:t xml:space="preserve">type </w:t>
+        <w:t>type</w:t>
+      </w:r>
+      <w:proofErr w:type="spellEnd"/>
+      <w:r>
+        <w:rPr>
+          <w:rFonts w:ascii="Courier New" w:eastAsia="Times New Roman" w:hAnsi="Courier New" w:cs="Courier New"/>
+          <w:color w:val="E06C75"/>
+          <w:sz w:val="20"/>
+          <w:szCs w:val="20"/>
+          <w:lang w:val="en-US" w:eastAsia="ru-RU"/>
+        </w:rPr>
+        <w:t xml:space="preserve"> </w:t>
       </w:r>
       <w:r>
         <w:rPr>
@@ -4657,6 +4940,7 @@
         </w:rPr>
         <w:t xml:space="preserve">String </w:t>
       </w:r>
+      <w:proofErr w:type="spellStart"/>
       <w:r>
         <w:rPr>
           <w:rFonts w:ascii="Courier New" w:eastAsia="Times New Roman" w:hAnsi="Courier New" w:cs="Courier New"/>
@@ -4667,6 +4951,7 @@
         </w:rPr>
         <w:t>getType</w:t>
       </w:r>
+      <w:proofErr w:type="spellEnd"/>
       <w:r>
         <w:rPr>
           <w:rFonts w:ascii="Courier New" w:eastAsia="Times New Roman" w:hAnsi="Courier New" w:cs="Courier New"/>
@@ -4790,6 +5075,7 @@
         </w:rPr>
         <w:t xml:space="preserve">public class </w:t>
       </w:r>
+      <w:proofErr w:type="spellStart"/>
       <w:r>
         <w:rPr>
           <w:rFonts w:ascii="Courier New" w:eastAsia="Times New Roman" w:hAnsi="Courier New" w:cs="Courier New"/>
@@ -4798,7 +5084,18 @@
           <w:szCs w:val="20"/>
           <w:lang w:val="en-US" w:eastAsia="ru-RU"/>
         </w:rPr>
-        <w:t xml:space="preserve">TextDocumentMemento </w:t>
+        <w:t>TextDocumentMemento</w:t>
+      </w:r>
+      <w:proofErr w:type="spellEnd"/>
+      <w:r>
+        <w:rPr>
+          <w:rFonts w:ascii="Courier New" w:eastAsia="Times New Roman" w:hAnsi="Courier New" w:cs="Courier New"/>
+          <w:color w:val="E5C07B"/>
+          <w:sz w:val="20"/>
+          <w:szCs w:val="20"/>
+          <w:lang w:val="en-US" w:eastAsia="ru-RU"/>
+        </w:rPr>
+        <w:t xml:space="preserve"> </w:t>
       </w:r>
       <w:r>
         <w:rPr>
@@ -4810,6 +5107,7 @@
         </w:rPr>
         <w:t xml:space="preserve">extends </w:t>
       </w:r>
+      <w:proofErr w:type="spellStart"/>
       <w:r>
         <w:rPr>
           <w:rFonts w:ascii="Courier New" w:eastAsia="Times New Roman" w:hAnsi="Courier New" w:cs="Courier New"/>
@@ -4818,7 +5116,18 @@
           <w:szCs w:val="20"/>
           <w:lang w:val="en-US" w:eastAsia="ru-RU"/>
         </w:rPr>
-        <w:t xml:space="preserve">DocumentMemento </w:t>
+        <w:t>DocumentMemento</w:t>
+      </w:r>
+      <w:proofErr w:type="spellEnd"/>
+      <w:r>
+        <w:rPr>
+          <w:rFonts w:ascii="Courier New" w:eastAsia="Times New Roman" w:hAnsi="Courier New" w:cs="Courier New"/>
+          <w:color w:val="E5C07B"/>
+          <w:sz w:val="20"/>
+          <w:szCs w:val="20"/>
+          <w:lang w:val="en-US" w:eastAsia="ru-RU"/>
+        </w:rPr>
+        <w:t xml:space="preserve"> </w:t>
       </w:r>
       <w:r>
         <w:rPr>
@@ -4912,6 +5221,7 @@
         </w:rPr>
         <w:t xml:space="preserve">public </w:t>
       </w:r>
+      <w:proofErr w:type="spellStart"/>
       <w:r>
         <w:rPr>
           <w:rFonts w:ascii="Courier New" w:eastAsia="Times New Roman" w:hAnsi="Courier New" w:cs="Courier New"/>
@@ -4922,6 +5232,7 @@
         </w:rPr>
         <w:t>TextDocumentMemento</w:t>
       </w:r>
+      <w:proofErr w:type="spellEnd"/>
       <w:r>
         <w:rPr>
           <w:rFonts w:ascii="Courier New" w:eastAsia="Times New Roman" w:hAnsi="Courier New" w:cs="Courier New"/>
@@ -5001,7 +5312,29 @@
           <w:szCs w:val="20"/>
           <w:lang w:val="en-US" w:eastAsia="ru-RU"/>
         </w:rPr>
-        <w:t>"TextDocument"</w:t>
+        <w:t>"</w:t>
+      </w:r>
+      <w:proofErr w:type="spellStart"/>
+      <w:r>
+        <w:rPr>
+          <w:rFonts w:ascii="Courier New" w:eastAsia="Times New Roman" w:hAnsi="Courier New" w:cs="Courier New"/>
+          <w:color w:val="98C379"/>
+          <w:sz w:val="20"/>
+          <w:szCs w:val="20"/>
+          <w:lang w:val="en-US" w:eastAsia="ru-RU"/>
+        </w:rPr>
+        <w:t>TextDocument</w:t>
+      </w:r>
+      <w:proofErr w:type="spellEnd"/>
+      <w:r>
+        <w:rPr>
+          <w:rFonts w:ascii="Courier New" w:eastAsia="Times New Roman" w:hAnsi="Courier New" w:cs="Courier New"/>
+          <w:color w:val="98C379"/>
+          <w:sz w:val="20"/>
+          <w:szCs w:val="20"/>
+          <w:lang w:val="en-US" w:eastAsia="ru-RU"/>
+        </w:rPr>
+        <w:t>"</w:t>
       </w:r>
       <w:r>
         <w:rPr>
@@ -5024,6 +5357,7 @@
         <w:br/>
         <w:t xml:space="preserve">        </w:t>
       </w:r>
+      <w:proofErr w:type="spellStart"/>
       <w:r>
         <w:rPr>
           <w:rFonts w:ascii="Courier New" w:eastAsia="Times New Roman" w:hAnsi="Courier New" w:cs="Courier New"/>
@@ -5052,7 +5386,18 @@
           <w:szCs w:val="20"/>
           <w:lang w:val="en-US" w:eastAsia="ru-RU"/>
         </w:rPr>
-        <w:t xml:space="preserve">text </w:t>
+        <w:t>text</w:t>
+      </w:r>
+      <w:proofErr w:type="spellEnd"/>
+      <w:r>
+        <w:rPr>
+          <w:rFonts w:ascii="Courier New" w:eastAsia="Times New Roman" w:hAnsi="Courier New" w:cs="Courier New"/>
+          <w:color w:val="E06C75"/>
+          <w:sz w:val="20"/>
+          <w:szCs w:val="20"/>
+          <w:lang w:val="en-US" w:eastAsia="ru-RU"/>
+        </w:rPr>
+        <w:t xml:space="preserve"> </w:t>
       </w:r>
       <w:r>
         <w:rPr>
@@ -5136,6 +5481,7 @@
         </w:rPr>
         <w:t xml:space="preserve">String </w:t>
       </w:r>
+      <w:proofErr w:type="spellStart"/>
       <w:r>
         <w:rPr>
           <w:rFonts w:ascii="Courier New" w:eastAsia="Times New Roman" w:hAnsi="Courier New" w:cs="Courier New"/>
@@ -5146,6 +5492,7 @@
         </w:rPr>
         <w:t>getText</w:t>
       </w:r>
+      <w:proofErr w:type="spellEnd"/>
       <w:r>
         <w:rPr>
           <w:rFonts w:ascii="Courier New" w:eastAsia="Times New Roman" w:hAnsi="Courier New" w:cs="Courier New"/>
@@ -5279,6 +5626,7 @@
         </w:rPr>
         <w:t xml:space="preserve">import </w:t>
       </w:r>
+      <w:proofErr w:type="spellStart"/>
       <w:r>
         <w:rPr>
           <w:rFonts w:ascii="Courier New" w:eastAsia="Times New Roman" w:hAnsi="Courier New" w:cs="Courier New"/>
@@ -5289,6 +5637,7 @@
         </w:rPr>
         <w:t>java.util.Stack</w:t>
       </w:r>
+      <w:proofErr w:type="spellEnd"/>
       <w:r>
         <w:rPr>
           <w:rFonts w:ascii="Courier New" w:eastAsia="Times New Roman" w:hAnsi="Courier New" w:cs="Courier New"/>
@@ -5329,6 +5678,7 @@
         </w:rPr>
         <w:t xml:space="preserve">public class </w:t>
       </w:r>
+      <w:proofErr w:type="spellStart"/>
       <w:r>
         <w:rPr>
           <w:rFonts w:ascii="Courier New" w:eastAsia="Times New Roman" w:hAnsi="Courier New" w:cs="Courier New"/>
@@ -5337,7 +5687,18 @@
           <w:szCs w:val="20"/>
           <w:lang w:val="en-US" w:eastAsia="ru-RU"/>
         </w:rPr>
-        <w:t xml:space="preserve">DocumentHistoryLogger </w:t>
+        <w:t>DocumentHistoryLogger</w:t>
+      </w:r>
+      <w:proofErr w:type="spellEnd"/>
+      <w:r>
+        <w:rPr>
+          <w:rFonts w:ascii="Courier New" w:eastAsia="Times New Roman" w:hAnsi="Courier New" w:cs="Courier New"/>
+          <w:color w:val="E5C07B"/>
+          <w:sz w:val="20"/>
+          <w:szCs w:val="20"/>
+          <w:lang w:val="en-US" w:eastAsia="ru-RU"/>
+        </w:rPr>
+        <w:t xml:space="preserve"> </w:t>
       </w:r>
       <w:r>
         <w:rPr>
@@ -5390,6 +5751,7 @@
         </w:rPr>
         <w:t>&lt;</w:t>
       </w:r>
+      <w:proofErr w:type="spellStart"/>
       <w:r>
         <w:rPr>
           <w:rFonts w:ascii="Courier New" w:eastAsia="Times New Roman" w:hAnsi="Courier New" w:cs="Courier New"/>
@@ -5400,6 +5762,7 @@
         </w:rPr>
         <w:t>DocumentMemento</w:t>
       </w:r>
+      <w:proofErr w:type="spellEnd"/>
       <w:r>
         <w:rPr>
           <w:rFonts w:ascii="Courier New" w:eastAsia="Times New Roman" w:hAnsi="Courier New" w:cs="Courier New"/>
@@ -5461,6 +5824,7 @@
         </w:rPr>
         <w:t xml:space="preserve">public </w:t>
       </w:r>
+      <w:proofErr w:type="spellStart"/>
       <w:r>
         <w:rPr>
           <w:rFonts w:ascii="Courier New" w:eastAsia="Times New Roman" w:hAnsi="Courier New" w:cs="Courier New"/>
@@ -5471,6 +5835,7 @@
         </w:rPr>
         <w:t>DocumentHistoryLogger</w:t>
       </w:r>
+      <w:proofErr w:type="spellEnd"/>
       <w:r>
         <w:rPr>
           <w:rFonts w:ascii="Courier New" w:eastAsia="Times New Roman" w:hAnsi="Courier New" w:cs="Courier New"/>
@@ -5492,6 +5857,7 @@
         <w:br/>
         <w:t xml:space="preserve">        </w:t>
       </w:r>
+      <w:proofErr w:type="spellStart"/>
       <w:r>
         <w:rPr>
           <w:rFonts w:ascii="Courier New" w:eastAsia="Times New Roman" w:hAnsi="Courier New" w:cs="Courier New"/>
@@ -5520,7 +5886,18 @@
           <w:szCs w:val="20"/>
           <w:lang w:val="en-US" w:eastAsia="ru-RU"/>
         </w:rPr>
-        <w:t xml:space="preserve">history </w:t>
+        <w:t>history</w:t>
+      </w:r>
+      <w:proofErr w:type="spellEnd"/>
+      <w:r>
+        <w:rPr>
+          <w:rFonts w:ascii="Courier New" w:eastAsia="Times New Roman" w:hAnsi="Courier New" w:cs="Courier New"/>
+          <w:color w:val="E06C75"/>
+          <w:sz w:val="20"/>
+          <w:szCs w:val="20"/>
+          <w:lang w:val="en-US" w:eastAsia="ru-RU"/>
+        </w:rPr>
+        <w:t xml:space="preserve"> </w:t>
       </w:r>
       <w:r>
         <w:rPr>
@@ -5604,6 +5981,7 @@
         </w:rPr>
         <w:t xml:space="preserve">public void </w:t>
       </w:r>
+      <w:proofErr w:type="spellStart"/>
       <w:r>
         <w:rPr>
           <w:rFonts w:ascii="Courier New" w:eastAsia="Times New Roman" w:hAnsi="Courier New" w:cs="Courier New"/>
@@ -5614,6 +5992,7 @@
         </w:rPr>
         <w:t>addMemento</w:t>
       </w:r>
+      <w:proofErr w:type="spellEnd"/>
       <w:r>
         <w:rPr>
           <w:rFonts w:ascii="Courier New" w:eastAsia="Times New Roman" w:hAnsi="Courier New" w:cs="Courier New"/>
@@ -5624,6 +6003,7 @@
         </w:rPr>
         <w:t>(</w:t>
       </w:r>
+      <w:proofErr w:type="spellStart"/>
       <w:r>
         <w:rPr>
           <w:rFonts w:ascii="Courier New" w:eastAsia="Times New Roman" w:hAnsi="Courier New" w:cs="Courier New"/>
@@ -5632,7 +6012,18 @@
           <w:szCs w:val="20"/>
           <w:lang w:val="en-US" w:eastAsia="ru-RU"/>
         </w:rPr>
-        <w:t xml:space="preserve">DocumentMemento </w:t>
+        <w:t>DocumentMemento</w:t>
+      </w:r>
+      <w:proofErr w:type="spellEnd"/>
+      <w:r>
+        <w:rPr>
+          <w:rFonts w:ascii="Courier New" w:eastAsia="Times New Roman" w:hAnsi="Courier New" w:cs="Courier New"/>
+          <w:color w:val="E5C07B"/>
+          <w:sz w:val="20"/>
+          <w:szCs w:val="20"/>
+          <w:lang w:val="en-US" w:eastAsia="ru-RU"/>
+        </w:rPr>
+        <w:t xml:space="preserve"> </w:t>
       </w:r>
       <w:r>
         <w:rPr>
@@ -5665,6 +6056,7 @@
         <w:br/>
         <w:t xml:space="preserve">        </w:t>
       </w:r>
+      <w:proofErr w:type="spellStart"/>
       <w:r>
         <w:rPr>
           <w:rFonts w:ascii="Courier New" w:eastAsia="Times New Roman" w:hAnsi="Courier New" w:cs="Courier New"/>
@@ -5695,6 +6087,7 @@
         </w:rPr>
         <w:t>push</w:t>
       </w:r>
+      <w:proofErr w:type="spellEnd"/>
       <w:r>
         <w:rPr>
           <w:rFonts w:ascii="Courier New" w:eastAsia="Times New Roman" w:hAnsi="Courier New" w:cs="Courier New"/>
@@ -5767,6 +6160,7 @@
         </w:rPr>
         <w:t xml:space="preserve">public </w:t>
       </w:r>
+      <w:proofErr w:type="spellStart"/>
       <w:r>
         <w:rPr>
           <w:rFonts w:ascii="Courier New" w:eastAsia="Times New Roman" w:hAnsi="Courier New" w:cs="Courier New"/>
@@ -5775,7 +6169,18 @@
           <w:szCs w:val="20"/>
           <w:lang w:val="en-US" w:eastAsia="ru-RU"/>
         </w:rPr>
-        <w:t xml:space="preserve">DocumentMemento </w:t>
+        <w:t>DocumentMemento</w:t>
+      </w:r>
+      <w:proofErr w:type="spellEnd"/>
+      <w:r>
+        <w:rPr>
+          <w:rFonts w:ascii="Courier New" w:eastAsia="Times New Roman" w:hAnsi="Courier New" w:cs="Courier New"/>
+          <w:color w:val="E5C07B"/>
+          <w:sz w:val="20"/>
+          <w:szCs w:val="20"/>
+          <w:lang w:val="en-US" w:eastAsia="ru-RU"/>
+        </w:rPr>
+        <w:t xml:space="preserve"> </w:t>
       </w:r>
       <w:r>
         <w:rPr>
@@ -5828,6 +6233,7 @@
         </w:rPr>
         <w:t>(!</w:t>
       </w:r>
+      <w:proofErr w:type="spellStart"/>
       <w:r>
         <w:rPr>
           <w:rFonts w:ascii="Courier New" w:eastAsia="Times New Roman" w:hAnsi="Courier New" w:cs="Courier New"/>
@@ -5858,6 +6264,7 @@
         </w:rPr>
         <w:t>isEmpty</w:t>
       </w:r>
+      <w:proofErr w:type="spellEnd"/>
       <w:r>
         <w:rPr>
           <w:rFonts w:ascii="Courier New" w:eastAsia="Times New Roman" w:hAnsi="Courier New" w:cs="Courier New"/>
@@ -5889,6 +6296,7 @@
         </w:rPr>
         <w:t xml:space="preserve">return </w:t>
       </w:r>
+      <w:proofErr w:type="spellStart"/>
       <w:r>
         <w:rPr>
           <w:rFonts w:ascii="Courier New" w:eastAsia="Times New Roman" w:hAnsi="Courier New" w:cs="Courier New"/>
@@ -5919,6 +6327,7 @@
         </w:rPr>
         <w:t>pop</w:t>
       </w:r>
+      <w:proofErr w:type="spellEnd"/>
       <w:r>
         <w:rPr>
           <w:rFonts w:ascii="Courier New" w:eastAsia="Times New Roman" w:hAnsi="Courier New" w:cs="Courier New"/>
@@ -6033,6 +6442,7 @@
         </w:rPr>
         <w:t>&lt;</w:t>
       </w:r>
+      <w:proofErr w:type="spellStart"/>
       <w:r>
         <w:rPr>
           <w:rFonts w:ascii="Courier New" w:eastAsia="Times New Roman" w:hAnsi="Courier New" w:cs="Courier New"/>
@@ -6043,6 +6453,7 @@
         </w:rPr>
         <w:t>DocumentMemento</w:t>
       </w:r>
+      <w:proofErr w:type="spellEnd"/>
       <w:r>
         <w:rPr>
           <w:rFonts w:ascii="Courier New" w:eastAsia="Times New Roman" w:hAnsi="Courier New" w:cs="Courier New"/>
@@ -6053,6 +6464,7 @@
         </w:rPr>
         <w:t xml:space="preserve">&gt; </w:t>
       </w:r>
+      <w:proofErr w:type="spellStart"/>
       <w:r>
         <w:rPr>
           <w:rFonts w:ascii="Courier New" w:eastAsia="Times New Roman" w:hAnsi="Courier New" w:cs="Courier New"/>
@@ -6063,6 +6475,7 @@
         </w:rPr>
         <w:t>getHistory</w:t>
       </w:r>
+      <w:proofErr w:type="spellEnd"/>
       <w:r>
         <w:rPr>
           <w:rFonts w:ascii="Courier New" w:eastAsia="Times New Roman" w:hAnsi="Courier New" w:cs="Courier New"/>
@@ -6186,6 +6599,7 @@
         </w:rPr>
         <w:t xml:space="preserve">public interface </w:t>
       </w:r>
+      <w:proofErr w:type="spellStart"/>
       <w:r>
         <w:rPr>
           <w:rFonts w:ascii="Courier New" w:eastAsia="Times New Roman" w:hAnsi="Courier New" w:cs="Courier New"/>
@@ -6194,7 +6608,18 @@
           <w:szCs w:val="20"/>
           <w:lang w:val="en-US" w:eastAsia="ru-RU"/>
         </w:rPr>
-        <w:t xml:space="preserve">DocumentObserver </w:t>
+        <w:t>DocumentObserver</w:t>
+      </w:r>
+      <w:proofErr w:type="spellEnd"/>
+      <w:r>
+        <w:rPr>
+          <w:rFonts w:ascii="Courier New" w:eastAsia="Times New Roman" w:hAnsi="Courier New" w:cs="Courier New"/>
+          <w:color w:val="E5C07B"/>
+          <w:sz w:val="20"/>
+          <w:szCs w:val="20"/>
+          <w:lang w:val="en-US" w:eastAsia="ru-RU"/>
+        </w:rPr>
+        <w:t xml:space="preserve"> </w:t>
       </w:r>
       <w:r>
         <w:rPr>
@@ -6339,6 +6764,7 @@
         <w:lastRenderedPageBreak/>
         <w:t xml:space="preserve">public interface </w:t>
       </w:r>
+      <w:proofErr w:type="spellStart"/>
       <w:r>
         <w:rPr>
           <w:rFonts w:ascii="Courier New" w:eastAsia="Times New Roman" w:hAnsi="Courier New" w:cs="Courier New"/>
@@ -6347,7 +6773,18 @@
           <w:szCs w:val="20"/>
           <w:lang w:val="en-US" w:eastAsia="ru-RU"/>
         </w:rPr>
-        <w:t xml:space="preserve">DocumentFactory </w:t>
+        <w:t>DocumentFactory</w:t>
+      </w:r>
+      <w:proofErr w:type="spellEnd"/>
+      <w:r>
+        <w:rPr>
+          <w:rFonts w:ascii="Courier New" w:eastAsia="Times New Roman" w:hAnsi="Courier New" w:cs="Courier New"/>
+          <w:color w:val="E5C07B"/>
+          <w:sz w:val="20"/>
+          <w:szCs w:val="20"/>
+          <w:lang w:val="en-US" w:eastAsia="ru-RU"/>
+        </w:rPr>
+        <w:t xml:space="preserve"> </w:t>
       </w:r>
       <w:r>
         <w:rPr>
@@ -6380,6 +6817,7 @@
         </w:rPr>
         <w:t xml:space="preserve">Document </w:t>
       </w:r>
+      <w:proofErr w:type="spellStart"/>
       <w:r>
         <w:rPr>
           <w:rFonts w:ascii="Courier New" w:eastAsia="Times New Roman" w:hAnsi="Courier New" w:cs="Courier New"/>
@@ -6390,6 +6828,7 @@
         </w:rPr>
         <w:t>createDocument</w:t>
       </w:r>
+      <w:proofErr w:type="spellEnd"/>
       <w:r>
         <w:rPr>
           <w:rFonts w:ascii="Courier New" w:eastAsia="Times New Roman" w:hAnsi="Courier New" w:cs="Courier New"/>
@@ -6491,6 +6930,7 @@
         </w:rPr>
         <w:t xml:space="preserve">public class </w:t>
       </w:r>
+      <w:proofErr w:type="spellStart"/>
       <w:r>
         <w:rPr>
           <w:rFonts w:ascii="Courier New" w:eastAsia="Times New Roman" w:hAnsi="Courier New" w:cs="Courier New"/>
@@ -6499,7 +6939,18 @@
           <w:szCs w:val="20"/>
           <w:lang w:val="en-US" w:eastAsia="ru-RU"/>
         </w:rPr>
-        <w:t xml:space="preserve">ConcreteDocumentFactory </w:t>
+        <w:t>ConcreteDocumentFactory</w:t>
+      </w:r>
+      <w:proofErr w:type="spellEnd"/>
+      <w:r>
+        <w:rPr>
+          <w:rFonts w:ascii="Courier New" w:eastAsia="Times New Roman" w:hAnsi="Courier New" w:cs="Courier New"/>
+          <w:color w:val="E5C07B"/>
+          <w:sz w:val="20"/>
+          <w:szCs w:val="20"/>
+          <w:lang w:val="en-US" w:eastAsia="ru-RU"/>
+        </w:rPr>
+        <w:t xml:space="preserve"> </w:t>
       </w:r>
       <w:r>
         <w:rPr>
@@ -6511,6 +6962,7 @@
         </w:rPr>
         <w:t xml:space="preserve">implements </w:t>
       </w:r>
+      <w:proofErr w:type="spellStart"/>
       <w:r>
         <w:rPr>
           <w:rFonts w:ascii="Courier New" w:eastAsia="Times New Roman" w:hAnsi="Courier New" w:cs="Courier New"/>
@@ -6519,7 +6971,18 @@
           <w:szCs w:val="20"/>
           <w:lang w:val="en-US" w:eastAsia="ru-RU"/>
         </w:rPr>
-        <w:t xml:space="preserve">DocumentFactory </w:t>
+        <w:t>DocumentFactory</w:t>
+      </w:r>
+      <w:proofErr w:type="spellEnd"/>
+      <w:r>
+        <w:rPr>
+          <w:rFonts w:ascii="Courier New" w:eastAsia="Times New Roman" w:hAnsi="Courier New" w:cs="Courier New"/>
+          <w:color w:val="E5C07B"/>
+          <w:sz w:val="20"/>
+          <w:szCs w:val="20"/>
+          <w:lang w:val="en-US" w:eastAsia="ru-RU"/>
+        </w:rPr>
+        <w:t xml:space="preserve"> </w:t>
       </w:r>
       <w:r>
         <w:rPr>
@@ -6583,6 +7046,7 @@
         </w:rPr>
         <w:t xml:space="preserve">Document </w:t>
       </w:r>
+      <w:proofErr w:type="spellStart"/>
       <w:r>
         <w:rPr>
           <w:rFonts w:ascii="Courier New" w:eastAsia="Times New Roman" w:hAnsi="Courier New" w:cs="Courier New"/>
@@ -6593,6 +7057,7 @@
         </w:rPr>
         <w:t>createDocument</w:t>
       </w:r>
+      <w:proofErr w:type="spellEnd"/>
       <w:r>
         <w:rPr>
           <w:rFonts w:ascii="Courier New" w:eastAsia="Times New Roman" w:hAnsi="Courier New" w:cs="Courier New"/>
@@ -6713,7 +7178,29 @@
           <w:szCs w:val="20"/>
           <w:lang w:val="en-US" w:eastAsia="ru-RU"/>
         </w:rPr>
-        <w:t>"TextDocument"</w:t>
+        <w:t>"</w:t>
+      </w:r>
+      <w:proofErr w:type="spellStart"/>
+      <w:r>
+        <w:rPr>
+          <w:rFonts w:ascii="Courier New" w:eastAsia="Times New Roman" w:hAnsi="Courier New" w:cs="Courier New"/>
+          <w:color w:val="98C379"/>
+          <w:sz w:val="20"/>
+          <w:szCs w:val="20"/>
+          <w:lang w:val="en-US" w:eastAsia="ru-RU"/>
+        </w:rPr>
+        <w:t>TextDocument</w:t>
+      </w:r>
+      <w:proofErr w:type="spellEnd"/>
+      <w:r>
+        <w:rPr>
+          <w:rFonts w:ascii="Courier New" w:eastAsia="Times New Roman" w:hAnsi="Courier New" w:cs="Courier New"/>
+          <w:color w:val="98C379"/>
+          <w:sz w:val="20"/>
+          <w:szCs w:val="20"/>
+          <w:lang w:val="en-US" w:eastAsia="ru-RU"/>
+        </w:rPr>
+        <w:t>"</w:t>
       </w:r>
       <w:r>
         <w:rPr>
@@ -6746,6 +7233,7 @@
         </w:rPr>
         <w:t xml:space="preserve">return new </w:t>
       </w:r>
+      <w:proofErr w:type="spellStart"/>
       <w:r>
         <w:rPr>
           <w:rFonts w:ascii="Courier New" w:eastAsia="Times New Roman" w:hAnsi="Courier New" w:cs="Courier New"/>
@@ -6756,6 +7244,7 @@
         </w:rPr>
         <w:t>TextDocument</w:t>
       </w:r>
+      <w:proofErr w:type="spellEnd"/>
       <w:r>
         <w:rPr>
           <w:rFonts w:ascii="Courier New" w:eastAsia="Times New Roman" w:hAnsi="Courier New" w:cs="Courier New"/>
@@ -6795,7 +7284,29 @@
           <w:szCs w:val="20"/>
           <w:lang w:val="en-US" w:eastAsia="ru-RU"/>
         </w:rPr>
-        <w:t>"SpreadsheetDocument"</w:t>
+        <w:t>"</w:t>
+      </w:r>
+      <w:proofErr w:type="spellStart"/>
+      <w:r>
+        <w:rPr>
+          <w:rFonts w:ascii="Courier New" w:eastAsia="Times New Roman" w:hAnsi="Courier New" w:cs="Courier New"/>
+          <w:color w:val="98C379"/>
+          <w:sz w:val="20"/>
+          <w:szCs w:val="20"/>
+          <w:lang w:val="en-US" w:eastAsia="ru-RU"/>
+        </w:rPr>
+        <w:t>SpreadsheetDocument</w:t>
+      </w:r>
+      <w:proofErr w:type="spellEnd"/>
+      <w:r>
+        <w:rPr>
+          <w:rFonts w:ascii="Courier New" w:eastAsia="Times New Roman" w:hAnsi="Courier New" w:cs="Courier New"/>
+          <w:color w:val="98C379"/>
+          <w:sz w:val="20"/>
+          <w:szCs w:val="20"/>
+          <w:lang w:val="en-US" w:eastAsia="ru-RU"/>
+        </w:rPr>
+        <w:t>"</w:t>
       </w:r>
       <w:r>
         <w:rPr>
@@ -6828,6 +7339,7 @@
         </w:rPr>
         <w:t xml:space="preserve">return new </w:t>
       </w:r>
+      <w:proofErr w:type="spellStart"/>
       <w:r>
         <w:rPr>
           <w:rFonts w:ascii="Courier New" w:eastAsia="Times New Roman" w:hAnsi="Courier New" w:cs="Courier New"/>
@@ -6838,6 +7350,7 @@
         </w:rPr>
         <w:t>SpreadsheetDocument</w:t>
       </w:r>
+      <w:proofErr w:type="spellEnd"/>
       <w:r>
         <w:rPr>
           <w:rFonts w:ascii="Courier New" w:eastAsia="Times New Roman" w:hAnsi="Courier New" w:cs="Courier New"/>
@@ -6900,6 +7413,7 @@
         </w:rPr>
         <w:t xml:space="preserve">throw new </w:t>
       </w:r>
+      <w:proofErr w:type="spellStart"/>
       <w:r>
         <w:rPr>
           <w:rFonts w:ascii="Courier New" w:eastAsia="Times New Roman" w:hAnsi="Courier New" w:cs="Courier New"/>
@@ -6910,6 +7424,7 @@
         </w:rPr>
         <w:t>IllegalArgumentException</w:t>
       </w:r>
+      <w:proofErr w:type="spellEnd"/>
       <w:r>
         <w:rPr>
           <w:rFonts w:ascii="Courier New" w:eastAsia="Times New Roman" w:hAnsi="Courier New" w:cs="Courier New"/>
@@ -7043,6 +7558,7 @@
         </w:rPr>
         <w:t xml:space="preserve">public interface </w:t>
       </w:r>
+      <w:proofErr w:type="spellStart"/>
       <w:r>
         <w:rPr>
           <w:rFonts w:ascii="Courier New" w:eastAsia="Times New Roman" w:hAnsi="Courier New" w:cs="Courier New"/>
@@ -7051,7 +7567,18 @@
           <w:szCs w:val="20"/>
           <w:lang w:val="en-US" w:eastAsia="ru-RU"/>
         </w:rPr>
-        <w:t xml:space="preserve">DocumentCommand </w:t>
+        <w:t>DocumentCommand</w:t>
+      </w:r>
+      <w:proofErr w:type="spellEnd"/>
+      <w:r>
+        <w:rPr>
+          <w:rFonts w:ascii="Courier New" w:eastAsia="Times New Roman" w:hAnsi="Courier New" w:cs="Courier New"/>
+          <w:color w:val="E5C07B"/>
+          <w:sz w:val="20"/>
+          <w:szCs w:val="20"/>
+          <w:lang w:val="en-US" w:eastAsia="ru-RU"/>
+        </w:rPr>
+        <w:t xml:space="preserve"> </w:t>
       </w:r>
       <w:r>
         <w:rPr>
@@ -7206,6 +7733,7 @@
         </w:rPr>
         <w:t xml:space="preserve">public class </w:t>
       </w:r>
+      <w:proofErr w:type="spellStart"/>
       <w:r>
         <w:rPr>
           <w:rFonts w:ascii="Courier New" w:eastAsia="Times New Roman" w:hAnsi="Courier New" w:cs="Courier New"/>
@@ -7214,7 +7742,18 @@
           <w:szCs w:val="20"/>
           <w:lang w:val="en-US" w:eastAsia="ru-RU"/>
         </w:rPr>
-        <w:t xml:space="preserve">ChangeTextCommand </w:t>
+        <w:t>ChangeTextCommand</w:t>
+      </w:r>
+      <w:proofErr w:type="spellEnd"/>
+      <w:r>
+        <w:rPr>
+          <w:rFonts w:ascii="Courier New" w:eastAsia="Times New Roman" w:hAnsi="Courier New" w:cs="Courier New"/>
+          <w:color w:val="E5C07B"/>
+          <w:sz w:val="20"/>
+          <w:szCs w:val="20"/>
+          <w:lang w:val="en-US" w:eastAsia="ru-RU"/>
+        </w:rPr>
+        <w:t xml:space="preserve"> </w:t>
       </w:r>
       <w:r>
         <w:rPr>
@@ -7226,6 +7765,7 @@
         </w:rPr>
         <w:t xml:space="preserve">implements </w:t>
       </w:r>
+      <w:proofErr w:type="spellStart"/>
       <w:r>
         <w:rPr>
           <w:rFonts w:ascii="Courier New" w:eastAsia="Times New Roman" w:hAnsi="Courier New" w:cs="Courier New"/>
@@ -7234,7 +7774,18 @@
           <w:szCs w:val="20"/>
           <w:lang w:val="en-US" w:eastAsia="ru-RU"/>
         </w:rPr>
-        <w:t xml:space="preserve">DocumentCommand </w:t>
+        <w:t>DocumentCommand</w:t>
+      </w:r>
+      <w:proofErr w:type="spellEnd"/>
+      <w:r>
+        <w:rPr>
+          <w:rFonts w:ascii="Courier New" w:eastAsia="Times New Roman" w:hAnsi="Courier New" w:cs="Courier New"/>
+          <w:color w:val="E5C07B"/>
+          <w:sz w:val="20"/>
+          <w:szCs w:val="20"/>
+          <w:lang w:val="en-US" w:eastAsia="ru-RU"/>
+        </w:rPr>
+        <w:t xml:space="preserve"> </w:t>
       </w:r>
       <w:r>
         <w:rPr>
@@ -7267,6 +7818,7 @@
         </w:rPr>
         <w:t xml:space="preserve">private </w:t>
       </w:r>
+      <w:proofErr w:type="spellStart"/>
       <w:r>
         <w:rPr>
           <w:rFonts w:ascii="Courier New" w:eastAsia="Times New Roman" w:hAnsi="Courier New" w:cs="Courier New"/>
@@ -7275,8 +7827,20 @@
           <w:szCs w:val="20"/>
           <w:lang w:val="en-US" w:eastAsia="ru-RU"/>
         </w:rPr>
-        <w:t xml:space="preserve">TextDocument </w:t>
-      </w:r>
+        <w:t>TextDocument</w:t>
+      </w:r>
+      <w:proofErr w:type="spellEnd"/>
+      <w:r>
+        <w:rPr>
+          <w:rFonts w:ascii="Courier New" w:eastAsia="Times New Roman" w:hAnsi="Courier New" w:cs="Courier New"/>
+          <w:color w:val="E5C07B"/>
+          <w:sz w:val="20"/>
+          <w:szCs w:val="20"/>
+          <w:lang w:val="en-US" w:eastAsia="ru-RU"/>
+        </w:rPr>
+        <w:t xml:space="preserve"> </w:t>
+      </w:r>
+      <w:proofErr w:type="spellStart"/>
       <w:r>
         <w:rPr>
           <w:rFonts w:ascii="Courier New" w:eastAsia="Times New Roman" w:hAnsi="Courier New" w:cs="Courier New"/>
@@ -7287,6 +7851,7 @@
         </w:rPr>
         <w:t>textDocument</w:t>
       </w:r>
+      <w:proofErr w:type="spellEnd"/>
       <w:r>
         <w:rPr>
           <w:rFonts w:ascii="Courier New" w:eastAsia="Times New Roman" w:hAnsi="Courier New" w:cs="Courier New"/>
@@ -7328,6 +7893,7 @@
         </w:rPr>
         <w:t xml:space="preserve">String </w:t>
       </w:r>
+      <w:proofErr w:type="spellStart"/>
       <w:r>
         <w:rPr>
           <w:rFonts w:ascii="Courier New" w:eastAsia="Times New Roman" w:hAnsi="Courier New" w:cs="Courier New"/>
@@ -7338,6 +7904,7 @@
         </w:rPr>
         <w:t>newText</w:t>
       </w:r>
+      <w:proofErr w:type="spellEnd"/>
       <w:r>
         <w:rPr>
           <w:rFonts w:ascii="Courier New" w:eastAsia="Times New Roman" w:hAnsi="Courier New" w:cs="Courier New"/>
@@ -7379,6 +7946,7 @@
         </w:rPr>
         <w:t xml:space="preserve">String </w:t>
       </w:r>
+      <w:proofErr w:type="spellStart"/>
       <w:r>
         <w:rPr>
           <w:rFonts w:ascii="Courier New" w:eastAsia="Times New Roman" w:hAnsi="Courier New" w:cs="Courier New"/>
@@ -7389,6 +7957,7 @@
         </w:rPr>
         <w:t>previousText</w:t>
       </w:r>
+      <w:proofErr w:type="spellEnd"/>
       <w:r>
         <w:rPr>
           <w:rFonts w:ascii="Courier New" w:eastAsia="Times New Roman" w:hAnsi="Courier New" w:cs="Courier New"/>
@@ -7430,6 +7999,7 @@
         </w:rPr>
         <w:t xml:space="preserve">public </w:t>
       </w:r>
+      <w:proofErr w:type="spellStart"/>
       <w:r>
         <w:rPr>
           <w:rFonts w:ascii="Courier New" w:eastAsia="Times New Roman" w:hAnsi="Courier New" w:cs="Courier New"/>
@@ -7440,6 +8010,7 @@
         </w:rPr>
         <w:t>ChangeTextCommand</w:t>
       </w:r>
+      <w:proofErr w:type="spellEnd"/>
       <w:r>
         <w:rPr>
           <w:rFonts w:ascii="Courier New" w:eastAsia="Times New Roman" w:hAnsi="Courier New" w:cs="Courier New"/>
@@ -7450,6 +8021,7 @@
         </w:rPr>
         <w:t>(</w:t>
       </w:r>
+      <w:proofErr w:type="spellStart"/>
       <w:r>
         <w:rPr>
           <w:rFonts w:ascii="Courier New" w:eastAsia="Times New Roman" w:hAnsi="Courier New" w:cs="Courier New"/>
@@ -7458,8 +8030,20 @@
           <w:szCs w:val="20"/>
           <w:lang w:val="en-US" w:eastAsia="ru-RU"/>
         </w:rPr>
-        <w:t xml:space="preserve">TextDocument </w:t>
-      </w:r>
+        <w:t>TextDocument</w:t>
+      </w:r>
+      <w:proofErr w:type="spellEnd"/>
+      <w:r>
+        <w:rPr>
+          <w:rFonts w:ascii="Courier New" w:eastAsia="Times New Roman" w:hAnsi="Courier New" w:cs="Courier New"/>
+          <w:color w:val="E5C07B"/>
+          <w:sz w:val="20"/>
+          <w:szCs w:val="20"/>
+          <w:lang w:val="en-US" w:eastAsia="ru-RU"/>
+        </w:rPr>
+        <w:t xml:space="preserve"> </w:t>
+      </w:r>
+      <w:proofErr w:type="spellStart"/>
       <w:r>
         <w:rPr>
           <w:rFonts w:ascii="Courier New" w:eastAsia="Times New Roman" w:hAnsi="Courier New" w:cs="Courier New"/>
@@ -7470,6 +8054,7 @@
         </w:rPr>
         <w:t>textDocument</w:t>
       </w:r>
+      <w:proofErr w:type="spellEnd"/>
       <w:r>
         <w:rPr>
           <w:rFonts w:ascii="Courier New" w:eastAsia="Times New Roman" w:hAnsi="Courier New" w:cs="Courier New"/>
@@ -7490,6 +8075,7 @@
         </w:rPr>
         <w:t xml:space="preserve">String </w:t>
       </w:r>
+      <w:proofErr w:type="spellStart"/>
       <w:r>
         <w:rPr>
           <w:rFonts w:ascii="Courier New" w:eastAsia="Times New Roman" w:hAnsi="Courier New" w:cs="Courier New"/>
@@ -7500,6 +8086,7 @@
         </w:rPr>
         <w:t>newText</w:t>
       </w:r>
+      <w:proofErr w:type="spellEnd"/>
       <w:r>
         <w:rPr>
           <w:rFonts w:ascii="Courier New" w:eastAsia="Times New Roman" w:hAnsi="Courier New" w:cs="Courier New"/>
@@ -7521,6 +8108,7 @@
         <w:br/>
         <w:t xml:space="preserve">        </w:t>
       </w:r>
+      <w:proofErr w:type="spellStart"/>
       <w:r>
         <w:rPr>
           <w:rFonts w:ascii="Courier New" w:eastAsia="Times New Roman" w:hAnsi="Courier New" w:cs="Courier New"/>
@@ -7549,7 +8137,18 @@
           <w:szCs w:val="20"/>
           <w:lang w:val="en-US" w:eastAsia="ru-RU"/>
         </w:rPr>
-        <w:t xml:space="preserve">textDocument </w:t>
+        <w:t>textDocument</w:t>
+      </w:r>
+      <w:proofErr w:type="spellEnd"/>
+      <w:r>
+        <w:rPr>
+          <w:rFonts w:ascii="Courier New" w:eastAsia="Times New Roman" w:hAnsi="Courier New" w:cs="Courier New"/>
+          <w:color w:val="E06C75"/>
+          <w:sz w:val="20"/>
+          <w:szCs w:val="20"/>
+          <w:lang w:val="en-US" w:eastAsia="ru-RU"/>
+        </w:rPr>
+        <w:t xml:space="preserve"> </w:t>
       </w:r>
       <w:r>
         <w:rPr>
@@ -7561,6 +8160,7 @@
         </w:rPr>
         <w:t xml:space="preserve">= </w:t>
       </w:r>
+      <w:proofErr w:type="spellStart"/>
       <w:r>
         <w:rPr>
           <w:rFonts w:ascii="Courier New" w:eastAsia="Times New Roman" w:hAnsi="Courier New" w:cs="Courier New"/>
@@ -7571,6 +8171,7 @@
         </w:rPr>
         <w:t>textDocument</w:t>
       </w:r>
+      <w:proofErr w:type="spellEnd"/>
       <w:r>
         <w:rPr>
           <w:rFonts w:ascii="Courier New" w:eastAsia="Times New Roman" w:hAnsi="Courier New" w:cs="Courier New"/>
@@ -7592,6 +8193,7 @@
         <w:br/>
         <w:t xml:space="preserve">        </w:t>
       </w:r>
+      <w:proofErr w:type="spellStart"/>
       <w:r>
         <w:rPr>
           <w:rFonts w:ascii="Courier New" w:eastAsia="Times New Roman" w:hAnsi="Courier New" w:cs="Courier New"/>
@@ -7620,7 +8222,18 @@
           <w:szCs w:val="20"/>
           <w:lang w:val="en-US" w:eastAsia="ru-RU"/>
         </w:rPr>
-        <w:t xml:space="preserve">newText </w:t>
+        <w:t>newText</w:t>
+      </w:r>
+      <w:proofErr w:type="spellEnd"/>
+      <w:r>
+        <w:rPr>
+          <w:rFonts w:ascii="Courier New" w:eastAsia="Times New Roman" w:hAnsi="Courier New" w:cs="Courier New"/>
+          <w:color w:val="E06C75"/>
+          <w:sz w:val="20"/>
+          <w:szCs w:val="20"/>
+          <w:lang w:val="en-US" w:eastAsia="ru-RU"/>
+        </w:rPr>
+        <w:t xml:space="preserve"> </w:t>
       </w:r>
       <w:r>
         <w:rPr>
@@ -7632,6 +8245,7 @@
         </w:rPr>
         <w:t xml:space="preserve">= </w:t>
       </w:r>
+      <w:proofErr w:type="spellStart"/>
       <w:r>
         <w:rPr>
           <w:rFonts w:ascii="Courier New" w:eastAsia="Times New Roman" w:hAnsi="Courier New" w:cs="Courier New"/>
@@ -7642,6 +8256,7 @@
         </w:rPr>
         <w:t>newText</w:t>
       </w:r>
+      <w:proofErr w:type="spellEnd"/>
       <w:r>
         <w:rPr>
           <w:rFonts w:ascii="Courier New" w:eastAsia="Times New Roman" w:hAnsi="Courier New" w:cs="Courier New"/>
@@ -7746,6 +8361,7 @@
         <w:br/>
         <w:t xml:space="preserve">        </w:t>
       </w:r>
+      <w:proofErr w:type="spellStart"/>
       <w:r>
         <w:rPr>
           <w:rFonts w:ascii="Courier New" w:eastAsia="Times New Roman" w:hAnsi="Courier New" w:cs="Courier New"/>
@@ -7754,7 +8370,18 @@
           <w:szCs w:val="20"/>
           <w:lang w:val="en-US" w:eastAsia="ru-RU"/>
         </w:rPr>
-        <w:t xml:space="preserve">previousText </w:t>
+        <w:t>previousText</w:t>
+      </w:r>
+      <w:proofErr w:type="spellEnd"/>
+      <w:r>
+        <w:rPr>
+          <w:rFonts w:ascii="Courier New" w:eastAsia="Times New Roman" w:hAnsi="Courier New" w:cs="Courier New"/>
+          <w:color w:val="E06C75"/>
+          <w:sz w:val="20"/>
+          <w:szCs w:val="20"/>
+          <w:lang w:val="en-US" w:eastAsia="ru-RU"/>
+        </w:rPr>
+        <w:t xml:space="preserve"> </w:t>
       </w:r>
       <w:r>
         <w:rPr>
@@ -7766,6 +8393,7 @@
         </w:rPr>
         <w:t xml:space="preserve">= </w:t>
       </w:r>
+      <w:proofErr w:type="spellStart"/>
       <w:r>
         <w:rPr>
           <w:rFonts w:ascii="Courier New" w:eastAsia="Times New Roman" w:hAnsi="Courier New" w:cs="Courier New"/>
@@ -7796,6 +8424,7 @@
         </w:rPr>
         <w:t>getContent</w:t>
       </w:r>
+      <w:proofErr w:type="spellEnd"/>
       <w:r>
         <w:rPr>
           <w:rFonts w:ascii="Courier New" w:eastAsia="Times New Roman" w:hAnsi="Courier New" w:cs="Courier New"/>
@@ -7817,6 +8446,7 @@
         <w:br/>
         <w:t xml:space="preserve">        </w:t>
       </w:r>
+      <w:proofErr w:type="spellStart"/>
       <w:r>
         <w:rPr>
           <w:rFonts w:ascii="Courier New" w:eastAsia="Times New Roman" w:hAnsi="Courier New" w:cs="Courier New"/>
@@ -7847,6 +8477,7 @@
         </w:rPr>
         <w:t>setContent</w:t>
       </w:r>
+      <w:proofErr w:type="spellEnd"/>
       <w:r>
         <w:rPr>
           <w:rFonts w:ascii="Courier New" w:eastAsia="Times New Roman" w:hAnsi="Courier New" w:cs="Courier New"/>
@@ -7857,6 +8488,7 @@
         </w:rPr>
         <w:t>(</w:t>
       </w:r>
+      <w:proofErr w:type="spellStart"/>
       <w:r>
         <w:rPr>
           <w:rFonts w:ascii="Courier New" w:eastAsia="Times New Roman" w:hAnsi="Courier New" w:cs="Courier New"/>
@@ -7867,6 +8499,7 @@
         </w:rPr>
         <w:t>newText</w:t>
       </w:r>
+      <w:proofErr w:type="spellEnd"/>
       <w:r>
         <w:rPr>
           <w:rFonts w:ascii="Courier New" w:eastAsia="Times New Roman" w:hAnsi="Courier New" w:cs="Courier New"/>
@@ -7971,6 +8604,7 @@
         <w:br/>
         <w:t xml:space="preserve">        </w:t>
       </w:r>
+      <w:proofErr w:type="spellStart"/>
       <w:r>
         <w:rPr>
           <w:rFonts w:ascii="Courier New" w:eastAsia="Times New Roman" w:hAnsi="Courier New" w:cs="Courier New"/>
@@ -8001,6 +8635,7 @@
         </w:rPr>
         <w:t>setContent</w:t>
       </w:r>
+      <w:proofErr w:type="spellEnd"/>
       <w:r>
         <w:rPr>
           <w:rFonts w:ascii="Courier New" w:eastAsia="Times New Roman" w:hAnsi="Courier New" w:cs="Courier New"/>
@@ -8011,6 +8646,7 @@
         </w:rPr>
         <w:t>(</w:t>
       </w:r>
+      <w:proofErr w:type="spellStart"/>
       <w:r>
         <w:rPr>
           <w:rFonts w:ascii="Courier New" w:eastAsia="Times New Roman" w:hAnsi="Courier New" w:cs="Courier New"/>
@@ -8021,6 +8657,7 @@
         </w:rPr>
         <w:t>previousText</w:t>
       </w:r>
+      <w:proofErr w:type="spellEnd"/>
       <w:r>
         <w:rPr>
           <w:rFonts w:ascii="Courier New" w:eastAsia="Times New Roman" w:hAnsi="Courier New" w:cs="Courier New"/>
@@ -8103,6 +8740,7 @@
         </w:rPr>
         <w:t xml:space="preserve">public class </w:t>
       </w:r>
+      <w:proofErr w:type="spellStart"/>
       <w:r>
         <w:rPr>
           <w:rFonts w:ascii="Courier New" w:eastAsia="Times New Roman" w:hAnsi="Courier New" w:cs="Courier New"/>
@@ -8111,7 +8749,18 @@
           <w:szCs w:val="20"/>
           <w:lang w:val="en-US" w:eastAsia="ru-RU"/>
         </w:rPr>
-        <w:t xml:space="preserve">SaveTextDocumentCommand </w:t>
+        <w:t>SaveTextDocumentCommand</w:t>
+      </w:r>
+      <w:proofErr w:type="spellEnd"/>
+      <w:r>
+        <w:rPr>
+          <w:rFonts w:ascii="Courier New" w:eastAsia="Times New Roman" w:hAnsi="Courier New" w:cs="Courier New"/>
+          <w:color w:val="E5C07B"/>
+          <w:sz w:val="20"/>
+          <w:szCs w:val="20"/>
+          <w:lang w:val="en-US" w:eastAsia="ru-RU"/>
+        </w:rPr>
+        <w:t xml:space="preserve"> </w:t>
       </w:r>
       <w:r>
         <w:rPr>
@@ -8123,6 +8772,7 @@
         </w:rPr>
         <w:t xml:space="preserve">implements </w:t>
       </w:r>
+      <w:proofErr w:type="spellStart"/>
       <w:r>
         <w:rPr>
           <w:rFonts w:ascii="Courier New" w:eastAsia="Times New Roman" w:hAnsi="Courier New" w:cs="Courier New"/>
@@ -8131,7 +8781,18 @@
           <w:szCs w:val="20"/>
           <w:lang w:val="en-US" w:eastAsia="ru-RU"/>
         </w:rPr>
-        <w:t xml:space="preserve">DocumentCommand </w:t>
+        <w:t>DocumentCommand</w:t>
+      </w:r>
+      <w:proofErr w:type="spellEnd"/>
+      <w:r>
+        <w:rPr>
+          <w:rFonts w:ascii="Courier New" w:eastAsia="Times New Roman" w:hAnsi="Courier New" w:cs="Courier New"/>
+          <w:color w:val="E5C07B"/>
+          <w:sz w:val="20"/>
+          <w:szCs w:val="20"/>
+          <w:lang w:val="en-US" w:eastAsia="ru-RU"/>
+        </w:rPr>
+        <w:t xml:space="preserve"> </w:t>
       </w:r>
       <w:r>
         <w:rPr>
@@ -8164,6 +8825,7 @@
         </w:rPr>
         <w:t xml:space="preserve">private final </w:t>
       </w:r>
+      <w:proofErr w:type="spellStart"/>
       <w:r>
         <w:rPr>
           <w:rFonts w:ascii="Courier New" w:eastAsia="Times New Roman" w:hAnsi="Courier New" w:cs="Courier New"/>
@@ -8172,7 +8834,18 @@
           <w:szCs w:val="20"/>
           <w:lang w:val="en-US" w:eastAsia="ru-RU"/>
         </w:rPr>
-        <w:t xml:space="preserve">TextDocument </w:t>
+        <w:t>TextDocument</w:t>
+      </w:r>
+      <w:proofErr w:type="spellEnd"/>
+      <w:r>
+        <w:rPr>
+          <w:rFonts w:ascii="Courier New" w:eastAsia="Times New Roman" w:hAnsi="Courier New" w:cs="Courier New"/>
+          <w:color w:val="E5C07B"/>
+          <w:sz w:val="20"/>
+          <w:szCs w:val="20"/>
+          <w:lang w:val="en-US" w:eastAsia="ru-RU"/>
+        </w:rPr>
+        <w:t xml:space="preserve"> </w:t>
       </w:r>
       <w:r>
         <w:rPr>
@@ -8215,6 +8888,7 @@
         </w:rPr>
         <w:t xml:space="preserve">private final </w:t>
       </w:r>
+      <w:proofErr w:type="spellStart"/>
       <w:r>
         <w:rPr>
           <w:rFonts w:ascii="Courier New" w:eastAsia="Times New Roman" w:hAnsi="Courier New" w:cs="Courier New"/>
@@ -8223,8 +8897,20 @@
           <w:szCs w:val="20"/>
           <w:lang w:val="en-US" w:eastAsia="ru-RU"/>
         </w:rPr>
-        <w:t xml:space="preserve">DocumentHistoryLogger </w:t>
-      </w:r>
+        <w:t>DocumentHistoryLogger</w:t>
+      </w:r>
+      <w:proofErr w:type="spellEnd"/>
+      <w:r>
+        <w:rPr>
+          <w:rFonts w:ascii="Courier New" w:eastAsia="Times New Roman" w:hAnsi="Courier New" w:cs="Courier New"/>
+          <w:color w:val="E5C07B"/>
+          <w:sz w:val="20"/>
+          <w:szCs w:val="20"/>
+          <w:lang w:val="en-US" w:eastAsia="ru-RU"/>
+        </w:rPr>
+        <w:t xml:space="preserve"> </w:t>
+      </w:r>
+      <w:proofErr w:type="spellStart"/>
       <w:r>
         <w:rPr>
           <w:rFonts w:ascii="Courier New" w:eastAsia="Times New Roman" w:hAnsi="Courier New" w:cs="Courier New"/>
@@ -8235,6 +8921,7 @@
         </w:rPr>
         <w:t>historyLogger</w:t>
       </w:r>
+      <w:proofErr w:type="spellEnd"/>
       <w:r>
         <w:rPr>
           <w:rFonts w:ascii="Courier New" w:eastAsia="Times New Roman" w:hAnsi="Courier New" w:cs="Courier New"/>
@@ -8276,6 +8963,7 @@
         </w:rPr>
         <w:t xml:space="preserve">public </w:t>
       </w:r>
+      <w:proofErr w:type="spellStart"/>
       <w:r>
         <w:rPr>
           <w:rFonts w:ascii="Courier New" w:eastAsia="Times New Roman" w:hAnsi="Courier New" w:cs="Courier New"/>
@@ -8286,6 +8974,7 @@
         </w:rPr>
         <w:t>SaveTextDocumentCommand</w:t>
       </w:r>
+      <w:proofErr w:type="spellEnd"/>
       <w:r>
         <w:rPr>
           <w:rFonts w:ascii="Courier New" w:eastAsia="Times New Roman" w:hAnsi="Courier New" w:cs="Courier New"/>
@@ -8296,6 +8985,7 @@
         </w:rPr>
         <w:t>(</w:t>
       </w:r>
+      <w:proofErr w:type="spellStart"/>
       <w:r>
         <w:rPr>
           <w:rFonts w:ascii="Courier New" w:eastAsia="Times New Roman" w:hAnsi="Courier New" w:cs="Courier New"/>
@@ -8304,7 +8994,18 @@
           <w:szCs w:val="20"/>
           <w:lang w:val="en-US" w:eastAsia="ru-RU"/>
         </w:rPr>
-        <w:t xml:space="preserve">TextDocument </w:t>
+        <w:t>TextDocument</w:t>
+      </w:r>
+      <w:proofErr w:type="spellEnd"/>
+      <w:r>
+        <w:rPr>
+          <w:rFonts w:ascii="Courier New" w:eastAsia="Times New Roman" w:hAnsi="Courier New" w:cs="Courier New"/>
+          <w:color w:val="E5C07B"/>
+          <w:sz w:val="20"/>
+          <w:szCs w:val="20"/>
+          <w:lang w:val="en-US" w:eastAsia="ru-RU"/>
+        </w:rPr>
+        <w:t xml:space="preserve"> </w:t>
       </w:r>
       <w:r>
         <w:rPr>
@@ -8326,6 +9027,7 @@
         </w:rPr>
         <w:t xml:space="preserve">, </w:t>
       </w:r>
+      <w:proofErr w:type="spellStart"/>
       <w:r>
         <w:rPr>
           <w:rFonts w:ascii="Courier New" w:eastAsia="Times New Roman" w:hAnsi="Courier New" w:cs="Courier New"/>
@@ -8334,8 +9036,20 @@
           <w:szCs w:val="20"/>
           <w:lang w:val="en-US" w:eastAsia="ru-RU"/>
         </w:rPr>
-        <w:t xml:space="preserve">DocumentHistoryLogger </w:t>
-      </w:r>
+        <w:t>DocumentHistoryLogger</w:t>
+      </w:r>
+      <w:proofErr w:type="spellEnd"/>
+      <w:r>
+        <w:rPr>
+          <w:rFonts w:ascii="Courier New" w:eastAsia="Times New Roman" w:hAnsi="Courier New" w:cs="Courier New"/>
+          <w:color w:val="E5C07B"/>
+          <w:sz w:val="20"/>
+          <w:szCs w:val="20"/>
+          <w:lang w:val="en-US" w:eastAsia="ru-RU"/>
+        </w:rPr>
+        <w:t xml:space="preserve"> </w:t>
+      </w:r>
+      <w:proofErr w:type="spellStart"/>
       <w:r>
         <w:rPr>
           <w:rFonts w:ascii="Courier New" w:eastAsia="Times New Roman" w:hAnsi="Courier New" w:cs="Courier New"/>
@@ -8346,6 +9060,7 @@
         </w:rPr>
         <w:t>historyLogger</w:t>
       </w:r>
+      <w:proofErr w:type="spellEnd"/>
       <w:r>
         <w:rPr>
           <w:rFonts w:ascii="Courier New" w:eastAsia="Times New Roman" w:hAnsi="Courier New" w:cs="Courier New"/>
@@ -8367,6 +9082,7 @@
         <w:br/>
         <w:t xml:space="preserve">        </w:t>
       </w:r>
+      <w:proofErr w:type="spellStart"/>
       <w:r>
         <w:rPr>
           <w:rFonts w:ascii="Courier New" w:eastAsia="Times New Roman" w:hAnsi="Courier New" w:cs="Courier New"/>
@@ -8395,7 +9111,18 @@
           <w:szCs w:val="20"/>
           <w:lang w:val="en-US" w:eastAsia="ru-RU"/>
         </w:rPr>
-        <w:t xml:space="preserve">document </w:t>
+        <w:t>document</w:t>
+      </w:r>
+      <w:proofErr w:type="spellEnd"/>
+      <w:r>
+        <w:rPr>
+          <w:rFonts w:ascii="Courier New" w:eastAsia="Times New Roman" w:hAnsi="Courier New" w:cs="Courier New"/>
+          <w:color w:val="E06C75"/>
+          <w:sz w:val="20"/>
+          <w:szCs w:val="20"/>
+          <w:lang w:val="en-US" w:eastAsia="ru-RU"/>
+        </w:rPr>
+        <w:t xml:space="preserve"> </w:t>
       </w:r>
       <w:r>
         <w:rPr>
@@ -8438,6 +9165,7 @@
         <w:br/>
         <w:t xml:space="preserve">        </w:t>
       </w:r>
+      <w:proofErr w:type="spellStart"/>
       <w:r>
         <w:rPr>
           <w:rFonts w:ascii="Courier New" w:eastAsia="Times New Roman" w:hAnsi="Courier New" w:cs="Courier New"/>
@@ -8466,7 +9194,18 @@
           <w:szCs w:val="20"/>
           <w:lang w:val="en-US" w:eastAsia="ru-RU"/>
         </w:rPr>
-        <w:t xml:space="preserve">historyLogger </w:t>
+        <w:t>historyLogger</w:t>
+      </w:r>
+      <w:proofErr w:type="spellEnd"/>
+      <w:r>
+        <w:rPr>
+          <w:rFonts w:ascii="Courier New" w:eastAsia="Times New Roman" w:hAnsi="Courier New" w:cs="Courier New"/>
+          <w:color w:val="E06C75"/>
+          <w:sz w:val="20"/>
+          <w:szCs w:val="20"/>
+          <w:lang w:val="en-US" w:eastAsia="ru-RU"/>
+        </w:rPr>
+        <w:t xml:space="preserve"> </w:t>
       </w:r>
       <w:r>
         <w:rPr>
@@ -8478,6 +9217,7 @@
         </w:rPr>
         <w:t xml:space="preserve">= </w:t>
       </w:r>
+      <w:proofErr w:type="spellStart"/>
       <w:r>
         <w:rPr>
           <w:rFonts w:ascii="Courier New" w:eastAsia="Times New Roman" w:hAnsi="Courier New" w:cs="Courier New"/>
@@ -8488,6 +9228,7 @@
         </w:rPr>
         <w:t>historyLogger</w:t>
       </w:r>
+      <w:proofErr w:type="spellEnd"/>
       <w:r>
         <w:rPr>
           <w:rFonts w:ascii="Courier New" w:eastAsia="Times New Roman" w:hAnsi="Courier New" w:cs="Courier New"/>
@@ -8592,6 +9333,7 @@
         <w:br/>
         <w:t xml:space="preserve">        </w:t>
       </w:r>
+      <w:proofErr w:type="spellStart"/>
       <w:r>
         <w:rPr>
           <w:rFonts w:ascii="Courier New" w:eastAsia="Times New Roman" w:hAnsi="Courier New" w:cs="Courier New"/>
@@ -8622,6 +9364,7 @@
         </w:rPr>
         <w:t>addMemento</w:t>
       </w:r>
+      <w:proofErr w:type="spellEnd"/>
       <w:r>
         <w:rPr>
           <w:rFonts w:ascii="Courier New" w:eastAsia="Times New Roman" w:hAnsi="Courier New" w:cs="Courier New"/>
@@ -8642,6 +9385,7 @@
         </w:rPr>
         <w:t xml:space="preserve">new </w:t>
       </w:r>
+      <w:proofErr w:type="spellStart"/>
       <w:r>
         <w:rPr>
           <w:rFonts w:ascii="Courier New" w:eastAsia="Times New Roman" w:hAnsi="Courier New" w:cs="Courier New"/>
@@ -8652,6 +9396,7 @@
         </w:rPr>
         <w:t>TextDocumentMemento</w:t>
       </w:r>
+      <w:proofErr w:type="spellEnd"/>
       <w:r>
         <w:rPr>
           <w:rFonts w:ascii="Courier New" w:eastAsia="Times New Roman" w:hAnsi="Courier New" w:cs="Courier New"/>
@@ -8662,6 +9407,7 @@
         </w:rPr>
         <w:t>(</w:t>
       </w:r>
+      <w:proofErr w:type="spellStart"/>
       <w:r>
         <w:rPr>
           <w:rFonts w:ascii="Courier New" w:eastAsia="Times New Roman" w:hAnsi="Courier New" w:cs="Courier New"/>
@@ -8692,6 +9438,7 @@
         </w:rPr>
         <w:t>getContent</w:t>
       </w:r>
+      <w:proofErr w:type="spellEnd"/>
       <w:r>
         <w:rPr>
           <w:rFonts w:ascii="Courier New" w:eastAsia="Times New Roman" w:hAnsi="Courier New" w:cs="Courier New"/>
@@ -8796,6 +9543,7 @@
         <w:br/>
         <w:t xml:space="preserve">        </w:t>
       </w:r>
+      <w:proofErr w:type="spellStart"/>
       <w:r>
         <w:rPr>
           <w:rFonts w:ascii="Courier New" w:eastAsia="Times New Roman" w:hAnsi="Courier New" w:cs="Courier New"/>
@@ -8804,7 +9552,18 @@
           <w:szCs w:val="20"/>
           <w:lang w:val="en-US" w:eastAsia="ru-RU"/>
         </w:rPr>
-        <w:t xml:space="preserve">DocumentMemento </w:t>
+        <w:t>DocumentMemento</w:t>
+      </w:r>
+      <w:proofErr w:type="spellEnd"/>
+      <w:r>
+        <w:rPr>
+          <w:rFonts w:ascii="Courier New" w:eastAsia="Times New Roman" w:hAnsi="Courier New" w:cs="Courier New"/>
+          <w:color w:val="E5C07B"/>
+          <w:sz w:val="20"/>
+          <w:szCs w:val="20"/>
+          <w:lang w:val="en-US" w:eastAsia="ru-RU"/>
+        </w:rPr>
+        <w:t xml:space="preserve"> </w:t>
       </w:r>
       <w:r>
         <w:rPr>
@@ -8816,6 +9575,7 @@
         </w:rPr>
         <w:t xml:space="preserve">memento = </w:t>
       </w:r>
+      <w:proofErr w:type="spellStart"/>
       <w:r>
         <w:rPr>
           <w:rFonts w:ascii="Courier New" w:eastAsia="Times New Roman" w:hAnsi="Courier New" w:cs="Courier New"/>
@@ -8846,6 +9606,7 @@
         </w:rPr>
         <w:t>undo</w:t>
       </w:r>
+      <w:proofErr w:type="spellEnd"/>
       <w:r>
         <w:rPr>
           <w:rFonts w:ascii="Courier New" w:eastAsia="Times New Roman" w:hAnsi="Courier New" w:cs="Courier New"/>
@@ -8928,6 +9689,7 @@
         <w:br/>
         <w:t xml:space="preserve">            </w:t>
       </w:r>
+      <w:proofErr w:type="spellStart"/>
       <w:r>
         <w:rPr>
           <w:rFonts w:ascii="Courier New" w:eastAsia="Times New Roman" w:hAnsi="Courier New" w:cs="Courier New"/>
@@ -8958,6 +9720,7 @@
         </w:rPr>
         <w:t>restoreFromMemento</w:t>
       </w:r>
+      <w:proofErr w:type="spellEnd"/>
       <w:r>
         <w:rPr>
           <w:rFonts w:ascii="Courier New" w:eastAsia="Times New Roman" w:hAnsi="Courier New" w:cs="Courier New"/>
@@ -9051,6 +9814,7 @@
         </w:rPr>
         <w:t xml:space="preserve">public class </w:t>
       </w:r>
+      <w:proofErr w:type="spellStart"/>
       <w:r>
         <w:rPr>
           <w:rFonts w:ascii="Courier New" w:eastAsia="Times New Roman" w:hAnsi="Courier New" w:cs="Courier New"/>
@@ -9059,7 +9823,18 @@
           <w:szCs w:val="20"/>
           <w:lang w:val="en-US" w:eastAsia="ru-RU"/>
         </w:rPr>
-        <w:t xml:space="preserve">ConcreteDocumentObserver </w:t>
+        <w:t>ConcreteDocumentObserver</w:t>
+      </w:r>
+      <w:proofErr w:type="spellEnd"/>
+      <w:r>
+        <w:rPr>
+          <w:rFonts w:ascii="Courier New" w:eastAsia="Times New Roman" w:hAnsi="Courier New" w:cs="Courier New"/>
+          <w:color w:val="E5C07B"/>
+          <w:sz w:val="20"/>
+          <w:szCs w:val="20"/>
+          <w:lang w:val="en-US" w:eastAsia="ru-RU"/>
+        </w:rPr>
+        <w:t xml:space="preserve"> </w:t>
       </w:r>
       <w:r>
         <w:rPr>
@@ -9071,6 +9846,7 @@
         </w:rPr>
         <w:t xml:space="preserve">implements </w:t>
       </w:r>
+      <w:proofErr w:type="spellStart"/>
       <w:r>
         <w:rPr>
           <w:rFonts w:ascii="Courier New" w:eastAsia="Times New Roman" w:hAnsi="Courier New" w:cs="Courier New"/>
@@ -9079,7 +9855,18 @@
           <w:szCs w:val="20"/>
           <w:lang w:val="en-US" w:eastAsia="ru-RU"/>
         </w:rPr>
-        <w:t xml:space="preserve">DocumentObserver </w:t>
+        <w:t>DocumentObserver</w:t>
+      </w:r>
+      <w:proofErr w:type="spellEnd"/>
+      <w:r>
+        <w:rPr>
+          <w:rFonts w:ascii="Courier New" w:eastAsia="Times New Roman" w:hAnsi="Courier New" w:cs="Courier New"/>
+          <w:color w:val="E5C07B"/>
+          <w:sz w:val="20"/>
+          <w:szCs w:val="20"/>
+          <w:lang w:val="en-US" w:eastAsia="ru-RU"/>
+        </w:rPr>
+        <w:t xml:space="preserve"> </w:t>
       </w:r>
       <w:r>
         <w:rPr>
@@ -9112,6 +9899,7 @@
         </w:rPr>
         <w:t xml:space="preserve">private final </w:t>
       </w:r>
+      <w:proofErr w:type="spellStart"/>
       <w:r>
         <w:rPr>
           <w:rFonts w:ascii="Courier New" w:eastAsia="Times New Roman" w:hAnsi="Courier New" w:cs="Courier New"/>
@@ -9120,8 +9908,20 @@
           <w:szCs w:val="20"/>
           <w:lang w:val="en-US" w:eastAsia="ru-RU"/>
         </w:rPr>
-        <w:t xml:space="preserve">SaveTextDocumentCommand </w:t>
-      </w:r>
+        <w:t>SaveTextDocumentCommand</w:t>
+      </w:r>
+      <w:proofErr w:type="spellEnd"/>
+      <w:r>
+        <w:rPr>
+          <w:rFonts w:ascii="Courier New" w:eastAsia="Times New Roman" w:hAnsi="Courier New" w:cs="Courier New"/>
+          <w:color w:val="E5C07B"/>
+          <w:sz w:val="20"/>
+          <w:szCs w:val="20"/>
+          <w:lang w:val="en-US" w:eastAsia="ru-RU"/>
+        </w:rPr>
+        <w:t xml:space="preserve"> </w:t>
+      </w:r>
+      <w:proofErr w:type="spellStart"/>
       <w:r>
         <w:rPr>
           <w:rFonts w:ascii="Courier New" w:eastAsia="Times New Roman" w:hAnsi="Courier New" w:cs="Courier New"/>
@@ -9132,6 +9932,7 @@
         </w:rPr>
         <w:t>saveCommand</w:t>
       </w:r>
+      <w:proofErr w:type="spellEnd"/>
       <w:r>
         <w:rPr>
           <w:rFonts w:ascii="Courier New" w:eastAsia="Times New Roman" w:hAnsi="Courier New" w:cs="Courier New"/>
@@ -9173,6 +9974,7 @@
         </w:rPr>
         <w:t xml:space="preserve">public </w:t>
       </w:r>
+      <w:proofErr w:type="spellStart"/>
       <w:r>
         <w:rPr>
           <w:rFonts w:ascii="Courier New" w:eastAsia="Times New Roman" w:hAnsi="Courier New" w:cs="Courier New"/>
@@ -9183,6 +9985,7 @@
         </w:rPr>
         <w:t>ConcreteDocumentObserver</w:t>
       </w:r>
+      <w:proofErr w:type="spellEnd"/>
       <w:r>
         <w:rPr>
           <w:rFonts w:ascii="Courier New" w:eastAsia="Times New Roman" w:hAnsi="Courier New" w:cs="Courier New"/>
@@ -9193,6 +9996,7 @@
         </w:rPr>
         <w:t>(</w:t>
       </w:r>
+      <w:proofErr w:type="spellStart"/>
       <w:r>
         <w:rPr>
           <w:rFonts w:ascii="Courier New" w:eastAsia="Times New Roman" w:hAnsi="Courier New" w:cs="Courier New"/>
@@ -9201,8 +10005,20 @@
           <w:szCs w:val="20"/>
           <w:lang w:val="en-US" w:eastAsia="ru-RU"/>
         </w:rPr>
-        <w:t xml:space="preserve">SaveTextDocumentCommand </w:t>
-      </w:r>
+        <w:t>SaveTextDocumentCommand</w:t>
+      </w:r>
+      <w:proofErr w:type="spellEnd"/>
+      <w:r>
+        <w:rPr>
+          <w:rFonts w:ascii="Courier New" w:eastAsia="Times New Roman" w:hAnsi="Courier New" w:cs="Courier New"/>
+          <w:color w:val="E5C07B"/>
+          <w:sz w:val="20"/>
+          <w:szCs w:val="20"/>
+          <w:lang w:val="en-US" w:eastAsia="ru-RU"/>
+        </w:rPr>
+        <w:t xml:space="preserve"> </w:t>
+      </w:r>
+      <w:proofErr w:type="spellStart"/>
       <w:r>
         <w:rPr>
           <w:rFonts w:ascii="Courier New" w:eastAsia="Times New Roman" w:hAnsi="Courier New" w:cs="Courier New"/>
@@ -9213,6 +10029,7 @@
         </w:rPr>
         <w:t>saveCommand</w:t>
       </w:r>
+      <w:proofErr w:type="spellEnd"/>
       <w:r>
         <w:rPr>
           <w:rFonts w:ascii="Courier New" w:eastAsia="Times New Roman" w:hAnsi="Courier New" w:cs="Courier New"/>
@@ -9234,6 +10051,7 @@
         <w:br/>
         <w:t xml:space="preserve">        </w:t>
       </w:r>
+      <w:proofErr w:type="spellStart"/>
       <w:r>
         <w:rPr>
           <w:rFonts w:ascii="Courier New" w:eastAsia="Times New Roman" w:hAnsi="Courier New" w:cs="Courier New"/>
@@ -9262,7 +10080,18 @@
           <w:szCs w:val="20"/>
           <w:lang w:val="en-US" w:eastAsia="ru-RU"/>
         </w:rPr>
-        <w:t xml:space="preserve">saveCommand </w:t>
+        <w:t>saveCommand</w:t>
+      </w:r>
+      <w:proofErr w:type="spellEnd"/>
+      <w:r>
+        <w:rPr>
+          <w:rFonts w:ascii="Courier New" w:eastAsia="Times New Roman" w:hAnsi="Courier New" w:cs="Courier New"/>
+          <w:color w:val="E06C75"/>
+          <w:sz w:val="20"/>
+          <w:szCs w:val="20"/>
+          <w:lang w:val="en-US" w:eastAsia="ru-RU"/>
+        </w:rPr>
+        <w:t xml:space="preserve"> </w:t>
       </w:r>
       <w:r>
         <w:rPr>
@@ -9274,6 +10103,7 @@
         </w:rPr>
         <w:t xml:space="preserve">= </w:t>
       </w:r>
+      <w:proofErr w:type="spellStart"/>
       <w:r>
         <w:rPr>
           <w:rFonts w:ascii="Courier New" w:eastAsia="Times New Roman" w:hAnsi="Courier New" w:cs="Courier New"/>
@@ -9284,6 +10114,7 @@
         </w:rPr>
         <w:t>saveCommand</w:t>
       </w:r>
+      <w:proofErr w:type="spellEnd"/>
       <w:r>
         <w:rPr>
           <w:rFonts w:ascii="Courier New" w:eastAsia="Times New Roman" w:hAnsi="Courier New" w:cs="Courier New"/>
@@ -9418,6 +10249,7 @@
         <w:br/>
         <w:t xml:space="preserve">        </w:t>
       </w:r>
+      <w:proofErr w:type="spellStart"/>
       <w:r>
         <w:rPr>
           <w:rFonts w:ascii="Courier New" w:eastAsia="Times New Roman" w:hAnsi="Courier New" w:cs="Courier New"/>
@@ -9468,6 +10300,7 @@
         </w:rPr>
         <w:t>println</w:t>
       </w:r>
+      <w:proofErr w:type="spellEnd"/>
       <w:r>
         <w:rPr>
           <w:rFonts w:ascii="Courier New" w:eastAsia="Times New Roman" w:hAnsi="Courier New" w:cs="Courier New"/>
@@ -9569,6 +10402,7 @@
         <w:br/>
         <w:t xml:space="preserve">        </w:t>
       </w:r>
+      <w:proofErr w:type="spellStart"/>
       <w:r>
         <w:rPr>
           <w:rFonts w:ascii="Courier New" w:eastAsia="Times New Roman" w:hAnsi="Courier New" w:cs="Courier New"/>
@@ -9619,6 +10453,7 @@
         </w:rPr>
         <w:t>println</w:t>
       </w:r>
+      <w:proofErr w:type="spellEnd"/>
       <w:r>
         <w:rPr>
           <w:rFonts w:ascii="Courier New" w:eastAsia="Times New Roman" w:hAnsi="Courier New" w:cs="Courier New"/>
@@ -9689,6 +10524,7 @@
         </w:rPr>
         <w:t xml:space="preserve">+ </w:t>
       </w:r>
+      <w:proofErr w:type="spellStart"/>
       <w:r>
         <w:rPr>
           <w:rFonts w:ascii="Courier New" w:eastAsia="Times New Roman" w:hAnsi="Courier New" w:cs="Courier New"/>
@@ -9719,6 +10555,7 @@
         </w:rPr>
         <w:t>getContent</w:t>
       </w:r>
+      <w:proofErr w:type="spellEnd"/>
       <w:r>
         <w:rPr>
           <w:rFonts w:ascii="Courier New" w:eastAsia="Times New Roman" w:hAnsi="Courier New" w:cs="Courier New"/>
@@ -9740,6 +10577,7 @@
         <w:br/>
         <w:t xml:space="preserve">        </w:t>
       </w:r>
+      <w:proofErr w:type="spellStart"/>
       <w:r>
         <w:rPr>
           <w:rFonts w:ascii="Courier New" w:eastAsia="Times New Roman" w:hAnsi="Courier New" w:cs="Courier New"/>
@@ -9770,6 +10608,7 @@
         </w:rPr>
         <w:t>execute</w:t>
       </w:r>
+      <w:proofErr w:type="spellEnd"/>
       <w:r>
         <w:rPr>
           <w:rFonts w:ascii="Courier New" w:eastAsia="Times New Roman" w:hAnsi="Courier New" w:cs="Courier New"/>
@@ -9961,6 +10800,7 @@
         </w:rPr>
         <w:t xml:space="preserve">import </w:t>
       </w:r>
+      <w:proofErr w:type="spellStart"/>
       <w:r>
         <w:rPr>
           <w:rFonts w:ascii="Courier New" w:eastAsia="Times New Roman" w:hAnsi="Courier New" w:cs="Courier New"/>
@@ -9969,7 +10809,18 @@
           <w:szCs w:val="20"/>
           <w:lang w:val="en-US" w:eastAsia="ru-RU"/>
         </w:rPr>
-        <w:t>javax.swing.</w:t>
+        <w:t>javax.swing</w:t>
+      </w:r>
+      <w:proofErr w:type="spellEnd"/>
+      <w:r>
+        <w:rPr>
+          <w:rFonts w:ascii="Courier New" w:eastAsia="Times New Roman" w:hAnsi="Courier New" w:cs="Courier New"/>
+          <w:color w:val="E5C07B"/>
+          <w:sz w:val="20"/>
+          <w:szCs w:val="20"/>
+          <w:lang w:val="en-US" w:eastAsia="ru-RU"/>
+        </w:rPr>
+        <w:t>.</w:t>
       </w:r>
       <w:r>
         <w:rPr>
@@ -10011,6 +10862,7 @@
         </w:rPr>
         <w:t xml:space="preserve">public class </w:t>
       </w:r>
+      <w:proofErr w:type="spellStart"/>
       <w:r>
         <w:rPr>
           <w:rFonts w:ascii="Courier New" w:eastAsia="Times New Roman" w:hAnsi="Courier New" w:cs="Courier New"/>
@@ -10019,7 +10871,18 @@
           <w:szCs w:val="20"/>
           <w:lang w:val="en-US" w:eastAsia="ru-RU"/>
         </w:rPr>
-        <w:t xml:space="preserve">ShowTextDocumentCommand </w:t>
+        <w:t>ShowTextDocumentCommand</w:t>
+      </w:r>
+      <w:proofErr w:type="spellEnd"/>
+      <w:r>
+        <w:rPr>
+          <w:rFonts w:ascii="Courier New" w:eastAsia="Times New Roman" w:hAnsi="Courier New" w:cs="Courier New"/>
+          <w:color w:val="E5C07B"/>
+          <w:sz w:val="20"/>
+          <w:szCs w:val="20"/>
+          <w:lang w:val="en-US" w:eastAsia="ru-RU"/>
+        </w:rPr>
+        <w:t xml:space="preserve"> </w:t>
       </w:r>
       <w:r>
         <w:rPr>
@@ -10031,6 +10894,7 @@
         </w:rPr>
         <w:t xml:space="preserve">implements </w:t>
       </w:r>
+      <w:proofErr w:type="spellStart"/>
       <w:r>
         <w:rPr>
           <w:rFonts w:ascii="Courier New" w:eastAsia="Times New Roman" w:hAnsi="Courier New" w:cs="Courier New"/>
@@ -10039,7 +10903,18 @@
           <w:szCs w:val="20"/>
           <w:lang w:val="en-US" w:eastAsia="ru-RU"/>
         </w:rPr>
-        <w:t xml:space="preserve">DocumentCommand </w:t>
+        <w:t>DocumentCommand</w:t>
+      </w:r>
+      <w:proofErr w:type="spellEnd"/>
+      <w:r>
+        <w:rPr>
+          <w:rFonts w:ascii="Courier New" w:eastAsia="Times New Roman" w:hAnsi="Courier New" w:cs="Courier New"/>
+          <w:color w:val="E5C07B"/>
+          <w:sz w:val="20"/>
+          <w:szCs w:val="20"/>
+          <w:lang w:val="en-US" w:eastAsia="ru-RU"/>
+        </w:rPr>
+        <w:t xml:space="preserve"> </w:t>
       </w:r>
       <w:r>
         <w:rPr>
@@ -10072,6 +10947,7 @@
         </w:rPr>
         <w:t xml:space="preserve">private final </w:t>
       </w:r>
+      <w:proofErr w:type="spellStart"/>
       <w:r>
         <w:rPr>
           <w:rFonts w:ascii="Courier New" w:eastAsia="Times New Roman" w:hAnsi="Courier New" w:cs="Courier New"/>
@@ -10080,7 +10956,18 @@
           <w:szCs w:val="20"/>
           <w:lang w:val="en-US" w:eastAsia="ru-RU"/>
         </w:rPr>
-        <w:t xml:space="preserve">TextDocument </w:t>
+        <w:t>TextDocument</w:t>
+      </w:r>
+      <w:proofErr w:type="spellEnd"/>
+      <w:r>
+        <w:rPr>
+          <w:rFonts w:ascii="Courier New" w:eastAsia="Times New Roman" w:hAnsi="Courier New" w:cs="Courier New"/>
+          <w:color w:val="E5C07B"/>
+          <w:sz w:val="20"/>
+          <w:szCs w:val="20"/>
+          <w:lang w:val="en-US" w:eastAsia="ru-RU"/>
+        </w:rPr>
+        <w:t xml:space="preserve"> </w:t>
       </w:r>
       <w:r>
         <w:rPr>
@@ -10133,6 +11020,7 @@
         </w:rPr>
         <w:t xml:space="preserve">public </w:t>
       </w:r>
+      <w:proofErr w:type="spellStart"/>
       <w:r>
         <w:rPr>
           <w:rFonts w:ascii="Courier New" w:eastAsia="Times New Roman" w:hAnsi="Courier New" w:cs="Courier New"/>
@@ -10143,6 +11031,7 @@
         </w:rPr>
         <w:t>ShowTextDocumentCommand</w:t>
       </w:r>
+      <w:proofErr w:type="spellEnd"/>
       <w:r>
         <w:rPr>
           <w:rFonts w:ascii="Courier New" w:eastAsia="Times New Roman" w:hAnsi="Courier New" w:cs="Courier New"/>
@@ -10153,6 +11042,7 @@
         </w:rPr>
         <w:t>(</w:t>
       </w:r>
+      <w:proofErr w:type="spellStart"/>
       <w:r>
         <w:rPr>
           <w:rFonts w:ascii="Courier New" w:eastAsia="Times New Roman" w:hAnsi="Courier New" w:cs="Courier New"/>
@@ -10161,7 +11051,18 @@
           <w:szCs w:val="20"/>
           <w:lang w:val="en-US" w:eastAsia="ru-RU"/>
         </w:rPr>
-        <w:t xml:space="preserve">TextDocument </w:t>
+        <w:t>TextDocument</w:t>
+      </w:r>
+      <w:proofErr w:type="spellEnd"/>
+      <w:r>
+        <w:rPr>
+          <w:rFonts w:ascii="Courier New" w:eastAsia="Times New Roman" w:hAnsi="Courier New" w:cs="Courier New"/>
+          <w:color w:val="E5C07B"/>
+          <w:sz w:val="20"/>
+          <w:szCs w:val="20"/>
+          <w:lang w:val="en-US" w:eastAsia="ru-RU"/>
+        </w:rPr>
+        <w:t xml:space="preserve"> </w:t>
       </w:r>
       <w:r>
         <w:rPr>
@@ -10194,6 +11095,7 @@
         <w:br/>
         <w:t xml:space="preserve">        </w:t>
       </w:r>
+      <w:proofErr w:type="spellStart"/>
       <w:r>
         <w:rPr>
           <w:rFonts w:ascii="Courier New" w:eastAsia="Times New Roman" w:hAnsi="Courier New" w:cs="Courier New"/>
@@ -10222,7 +11124,18 @@
           <w:szCs w:val="20"/>
           <w:lang w:val="en-US" w:eastAsia="ru-RU"/>
         </w:rPr>
-        <w:t xml:space="preserve">document </w:t>
+        <w:t>document</w:t>
+      </w:r>
+      <w:proofErr w:type="spellEnd"/>
+      <w:r>
+        <w:rPr>
+          <w:rFonts w:ascii="Courier New" w:eastAsia="Times New Roman" w:hAnsi="Courier New" w:cs="Courier New"/>
+          <w:color w:val="E06C75"/>
+          <w:sz w:val="20"/>
+          <w:szCs w:val="20"/>
+          <w:lang w:val="en-US" w:eastAsia="ru-RU"/>
+        </w:rPr>
+        <w:t xml:space="preserve"> </w:t>
       </w:r>
       <w:r>
         <w:rPr>
@@ -10348,6 +11261,7 @@
         <w:br/>
         <w:t xml:space="preserve">        </w:t>
       </w:r>
+      <w:proofErr w:type="spellStart"/>
       <w:r>
         <w:rPr>
           <w:rFonts w:ascii="Courier New" w:eastAsia="Times New Roman" w:hAnsi="Courier New" w:cs="Courier New"/>
@@ -10356,7 +11270,18 @@
           <w:szCs w:val="20"/>
           <w:lang w:val="en-US" w:eastAsia="ru-RU"/>
         </w:rPr>
-        <w:t xml:space="preserve">JFrame </w:t>
+        <w:t>JFrame</w:t>
+      </w:r>
+      <w:proofErr w:type="spellEnd"/>
+      <w:r>
+        <w:rPr>
+          <w:rFonts w:ascii="Courier New" w:eastAsia="Times New Roman" w:hAnsi="Courier New" w:cs="Courier New"/>
+          <w:color w:val="E5C07B"/>
+          <w:sz w:val="20"/>
+          <w:szCs w:val="20"/>
+          <w:lang w:val="en-US" w:eastAsia="ru-RU"/>
+        </w:rPr>
+        <w:t xml:space="preserve"> </w:t>
       </w:r>
       <w:r>
         <w:rPr>
@@ -10378,6 +11303,7 @@
         </w:rPr>
         <w:t xml:space="preserve">new </w:t>
       </w:r>
+      <w:proofErr w:type="spellStart"/>
       <w:r>
         <w:rPr>
           <w:rFonts w:ascii="Courier New" w:eastAsia="Times New Roman" w:hAnsi="Courier New" w:cs="Courier New"/>
@@ -10388,6 +11314,7 @@
         </w:rPr>
         <w:t>JFrame</w:t>
       </w:r>
+      <w:proofErr w:type="spellEnd"/>
       <w:r>
         <w:rPr>
           <w:rFonts w:ascii="Courier New" w:eastAsia="Times New Roman" w:hAnsi="Courier New" w:cs="Courier New"/>
@@ -10487,7 +11414,18 @@
           <w:lang w:val="en-US" w:eastAsia="ru-RU"/>
         </w:rPr>
         <w:br/>
-        <w:t xml:space="preserve">        frame.</w:t>
+        <w:t xml:space="preserve">        </w:t>
+      </w:r>
+      <w:proofErr w:type="spellStart"/>
+      <w:r>
+        <w:rPr>
+          <w:rFonts w:ascii="Courier New" w:eastAsia="Times New Roman" w:hAnsi="Courier New" w:cs="Courier New"/>
+          <w:color w:val="ABB2BF"/>
+          <w:sz w:val="20"/>
+          <w:szCs w:val="20"/>
+          <w:lang w:val="en-US" w:eastAsia="ru-RU"/>
+        </w:rPr>
+        <w:t>frame.</w:t>
       </w:r>
       <w:r>
         <w:rPr>
@@ -10499,6 +11437,7 @@
         </w:rPr>
         <w:t>setDefaultCloseOperation</w:t>
       </w:r>
+      <w:proofErr w:type="spellEnd"/>
       <w:r>
         <w:rPr>
           <w:rFonts w:ascii="Courier New" w:eastAsia="Times New Roman" w:hAnsi="Courier New" w:cs="Courier New"/>
@@ -10509,6 +11448,7 @@
         </w:rPr>
         <w:t>(</w:t>
       </w:r>
+      <w:proofErr w:type="spellStart"/>
       <w:r>
         <w:rPr>
           <w:rFonts w:ascii="Courier New" w:eastAsia="Times New Roman" w:hAnsi="Courier New" w:cs="Courier New"/>
@@ -10539,6 +11479,7 @@
         </w:rPr>
         <w:t>DISPOSE_ON_CLOSE</w:t>
       </w:r>
+      <w:proofErr w:type="spellEnd"/>
       <w:r>
         <w:rPr>
           <w:rFonts w:ascii="Courier New" w:eastAsia="Times New Roman" w:hAnsi="Courier New" w:cs="Courier New"/>
@@ -10570,6 +11511,7 @@
         <w:br/>
         <w:t xml:space="preserve">        </w:t>
       </w:r>
+      <w:proofErr w:type="spellStart"/>
       <w:r>
         <w:rPr>
           <w:rFonts w:ascii="Courier New" w:eastAsia="Times New Roman" w:hAnsi="Courier New" w:cs="Courier New"/>
@@ -10578,17 +11520,40 @@
           <w:szCs w:val="20"/>
           <w:lang w:val="en-US" w:eastAsia="ru-RU"/>
         </w:rPr>
-        <w:t xml:space="preserve">JTextArea </w:t>
-      </w:r>
-      <w:r>
-        <w:rPr>
-          <w:rFonts w:ascii="Courier New" w:eastAsia="Times New Roman" w:hAnsi="Courier New" w:cs="Courier New"/>
-          <w:color w:val="ABB2BF"/>
-          <w:sz w:val="20"/>
-          <w:szCs w:val="20"/>
-          <w:lang w:val="en-US" w:eastAsia="ru-RU"/>
-        </w:rPr>
-        <w:t xml:space="preserve">textArea = </w:t>
+        <w:t>JTextArea</w:t>
+      </w:r>
+      <w:proofErr w:type="spellEnd"/>
+      <w:r>
+        <w:rPr>
+          <w:rFonts w:ascii="Courier New" w:eastAsia="Times New Roman" w:hAnsi="Courier New" w:cs="Courier New"/>
+          <w:color w:val="E5C07B"/>
+          <w:sz w:val="20"/>
+          <w:szCs w:val="20"/>
+          <w:lang w:val="en-US" w:eastAsia="ru-RU"/>
+        </w:rPr>
+        <w:t xml:space="preserve"> </w:t>
+      </w:r>
+      <w:proofErr w:type="spellStart"/>
+      <w:r>
+        <w:rPr>
+          <w:rFonts w:ascii="Courier New" w:eastAsia="Times New Roman" w:hAnsi="Courier New" w:cs="Courier New"/>
+          <w:color w:val="ABB2BF"/>
+          <w:sz w:val="20"/>
+          <w:szCs w:val="20"/>
+          <w:lang w:val="en-US" w:eastAsia="ru-RU"/>
+        </w:rPr>
+        <w:t>textArea</w:t>
+      </w:r>
+      <w:proofErr w:type="spellEnd"/>
+      <w:r>
+        <w:rPr>
+          <w:rFonts w:ascii="Courier New" w:eastAsia="Times New Roman" w:hAnsi="Courier New" w:cs="Courier New"/>
+          <w:color w:val="ABB2BF"/>
+          <w:sz w:val="20"/>
+          <w:szCs w:val="20"/>
+          <w:lang w:val="en-US" w:eastAsia="ru-RU"/>
+        </w:rPr>
+        <w:t xml:space="preserve"> = </w:t>
       </w:r>
       <w:r>
         <w:rPr>
@@ -10600,6 +11565,7 @@
         </w:rPr>
         <w:t xml:space="preserve">new </w:t>
       </w:r>
+      <w:proofErr w:type="spellStart"/>
       <w:r>
         <w:rPr>
           <w:rFonts w:ascii="Courier New" w:eastAsia="Times New Roman" w:hAnsi="Courier New" w:cs="Courier New"/>
@@ -10610,6 +11576,7 @@
         </w:rPr>
         <w:t>JTextArea</w:t>
       </w:r>
+      <w:proofErr w:type="spellEnd"/>
       <w:r>
         <w:rPr>
           <w:rFonts w:ascii="Courier New" w:eastAsia="Times New Roman" w:hAnsi="Courier New" w:cs="Courier New"/>
@@ -10620,6 +11587,7 @@
         </w:rPr>
         <w:t>(</w:t>
       </w:r>
+      <w:proofErr w:type="spellStart"/>
       <w:r>
         <w:rPr>
           <w:rFonts w:ascii="Courier New" w:eastAsia="Times New Roman" w:hAnsi="Courier New" w:cs="Courier New"/>
@@ -10650,6 +11618,7 @@
         </w:rPr>
         <w:t>getContent</w:t>
       </w:r>
+      <w:proofErr w:type="spellEnd"/>
       <w:r>
         <w:rPr>
           <w:rFonts w:ascii="Courier New" w:eastAsia="Times New Roman" w:hAnsi="Courier New" w:cs="Courier New"/>
@@ -10669,7 +11638,18 @@
           <w:lang w:val="en-US" w:eastAsia="ru-RU"/>
         </w:rPr>
         <w:br/>
-        <w:t xml:space="preserve">        textArea.</w:t>
+        <w:t xml:space="preserve">        </w:t>
+      </w:r>
+      <w:proofErr w:type="spellStart"/>
+      <w:r>
+        <w:rPr>
+          <w:rFonts w:ascii="Courier New" w:eastAsia="Times New Roman" w:hAnsi="Courier New" w:cs="Courier New"/>
+          <w:color w:val="ABB2BF"/>
+          <w:sz w:val="20"/>
+          <w:szCs w:val="20"/>
+          <w:lang w:val="en-US" w:eastAsia="ru-RU"/>
+        </w:rPr>
+        <w:t>textArea.</w:t>
       </w:r>
       <w:r>
         <w:rPr>
@@ -10681,6 +11661,7 @@
         </w:rPr>
         <w:t>setEditable</w:t>
       </w:r>
+      <w:proofErr w:type="spellEnd"/>
       <w:r>
         <w:rPr>
           <w:rFonts w:ascii="Courier New" w:eastAsia="Times New Roman" w:hAnsi="Courier New" w:cs="Courier New"/>
@@ -10732,6 +11713,7 @@
         <w:br/>
         <w:t xml:space="preserve">        </w:t>
       </w:r>
+      <w:proofErr w:type="spellStart"/>
       <w:r>
         <w:rPr>
           <w:rFonts w:ascii="Courier New" w:eastAsia="Times New Roman" w:hAnsi="Courier New" w:cs="Courier New"/>
@@ -10740,17 +11722,40 @@
           <w:szCs w:val="20"/>
           <w:lang w:val="en-US" w:eastAsia="ru-RU"/>
         </w:rPr>
-        <w:t xml:space="preserve">JScrollPane </w:t>
-      </w:r>
-      <w:r>
-        <w:rPr>
-          <w:rFonts w:ascii="Courier New" w:eastAsia="Times New Roman" w:hAnsi="Courier New" w:cs="Courier New"/>
-          <w:color w:val="ABB2BF"/>
-          <w:sz w:val="20"/>
-          <w:szCs w:val="20"/>
-          <w:lang w:val="en-US" w:eastAsia="ru-RU"/>
-        </w:rPr>
-        <w:t xml:space="preserve">scrollPane = </w:t>
+        <w:t>JScrollPane</w:t>
+      </w:r>
+      <w:proofErr w:type="spellEnd"/>
+      <w:r>
+        <w:rPr>
+          <w:rFonts w:ascii="Courier New" w:eastAsia="Times New Roman" w:hAnsi="Courier New" w:cs="Courier New"/>
+          <w:color w:val="E5C07B"/>
+          <w:sz w:val="20"/>
+          <w:szCs w:val="20"/>
+          <w:lang w:val="en-US" w:eastAsia="ru-RU"/>
+        </w:rPr>
+        <w:t xml:space="preserve"> </w:t>
+      </w:r>
+      <w:proofErr w:type="spellStart"/>
+      <w:r>
+        <w:rPr>
+          <w:rFonts w:ascii="Courier New" w:eastAsia="Times New Roman" w:hAnsi="Courier New" w:cs="Courier New"/>
+          <w:color w:val="ABB2BF"/>
+          <w:sz w:val="20"/>
+          <w:szCs w:val="20"/>
+          <w:lang w:val="en-US" w:eastAsia="ru-RU"/>
+        </w:rPr>
+        <w:t>scrollPane</w:t>
+      </w:r>
+      <w:proofErr w:type="spellEnd"/>
+      <w:r>
+        <w:rPr>
+          <w:rFonts w:ascii="Courier New" w:eastAsia="Times New Roman" w:hAnsi="Courier New" w:cs="Courier New"/>
+          <w:color w:val="ABB2BF"/>
+          <w:sz w:val="20"/>
+          <w:szCs w:val="20"/>
+          <w:lang w:val="en-US" w:eastAsia="ru-RU"/>
+        </w:rPr>
+        <w:t xml:space="preserve"> = </w:t>
       </w:r>
       <w:r>
         <w:rPr>
@@ -10762,6 +11767,7 @@
         </w:rPr>
         <w:t xml:space="preserve">new </w:t>
       </w:r>
+      <w:proofErr w:type="spellStart"/>
       <w:r>
         <w:rPr>
           <w:rFonts w:ascii="Courier New" w:eastAsia="Times New Roman" w:hAnsi="Courier New" w:cs="Courier New"/>
@@ -10772,26 +11778,60 @@
         </w:rPr>
         <w:t>JScrollPane</w:t>
       </w:r>
-      <w:r>
-        <w:rPr>
-          <w:rFonts w:ascii="Courier New" w:eastAsia="Times New Roman" w:hAnsi="Courier New" w:cs="Courier New"/>
-          <w:color w:val="ABB2BF"/>
-          <w:sz w:val="20"/>
-          <w:szCs w:val="20"/>
-          <w:lang w:val="en-US" w:eastAsia="ru-RU"/>
-        </w:rPr>
-        <w:t>(textArea);</w:t>
-      </w:r>
-      <w:r>
-        <w:rPr>
-          <w:rFonts w:ascii="Courier New" w:eastAsia="Times New Roman" w:hAnsi="Courier New" w:cs="Courier New"/>
-          <w:color w:val="ABB2BF"/>
-          <w:sz w:val="20"/>
-          <w:szCs w:val="20"/>
-          <w:lang w:val="en-US" w:eastAsia="ru-RU"/>
-        </w:rPr>
-        <w:br/>
-        <w:t xml:space="preserve">        frame.</w:t>
+      <w:proofErr w:type="spellEnd"/>
+      <w:r>
+        <w:rPr>
+          <w:rFonts w:ascii="Courier New" w:eastAsia="Times New Roman" w:hAnsi="Courier New" w:cs="Courier New"/>
+          <w:color w:val="ABB2BF"/>
+          <w:sz w:val="20"/>
+          <w:szCs w:val="20"/>
+          <w:lang w:val="en-US" w:eastAsia="ru-RU"/>
+        </w:rPr>
+        <w:t>(</w:t>
+      </w:r>
+      <w:proofErr w:type="spellStart"/>
+      <w:r>
+        <w:rPr>
+          <w:rFonts w:ascii="Courier New" w:eastAsia="Times New Roman" w:hAnsi="Courier New" w:cs="Courier New"/>
+          <w:color w:val="ABB2BF"/>
+          <w:sz w:val="20"/>
+          <w:szCs w:val="20"/>
+          <w:lang w:val="en-US" w:eastAsia="ru-RU"/>
+        </w:rPr>
+        <w:t>textArea</w:t>
+      </w:r>
+      <w:proofErr w:type="spellEnd"/>
+      <w:r>
+        <w:rPr>
+          <w:rFonts w:ascii="Courier New" w:eastAsia="Times New Roman" w:hAnsi="Courier New" w:cs="Courier New"/>
+          <w:color w:val="ABB2BF"/>
+          <w:sz w:val="20"/>
+          <w:szCs w:val="20"/>
+          <w:lang w:val="en-US" w:eastAsia="ru-RU"/>
+        </w:rPr>
+        <w:t>);</w:t>
+      </w:r>
+      <w:r>
+        <w:rPr>
+          <w:rFonts w:ascii="Courier New" w:eastAsia="Times New Roman" w:hAnsi="Courier New" w:cs="Courier New"/>
+          <w:color w:val="ABB2BF"/>
+          <w:sz w:val="20"/>
+          <w:szCs w:val="20"/>
+          <w:lang w:val="en-US" w:eastAsia="ru-RU"/>
+        </w:rPr>
+        <w:br/>
+        <w:t xml:space="preserve">        </w:t>
+      </w:r>
+      <w:proofErr w:type="spellStart"/>
+      <w:r>
+        <w:rPr>
+          <w:rFonts w:ascii="Courier New" w:eastAsia="Times New Roman" w:hAnsi="Courier New" w:cs="Courier New"/>
+          <w:color w:val="ABB2BF"/>
+          <w:sz w:val="20"/>
+          <w:szCs w:val="20"/>
+          <w:lang w:val="en-US" w:eastAsia="ru-RU"/>
+        </w:rPr>
+        <w:t>frame.</w:t>
       </w:r>
       <w:r>
         <w:rPr>
@@ -10803,6 +11843,7 @@
         </w:rPr>
         <w:t>getContentPane</w:t>
       </w:r>
+      <w:proofErr w:type="spellEnd"/>
       <w:r>
         <w:rPr>
           <w:rFonts w:ascii="Courier New" w:eastAsia="Times New Roman" w:hAnsi="Courier New" w:cs="Courier New"/>
@@ -10831,28 +11872,61 @@
           <w:szCs w:val="20"/>
           <w:lang w:val="en-US" w:eastAsia="ru-RU"/>
         </w:rPr>
-        <w:t>(scrollPane);</w:t>
-      </w:r>
-      <w:r>
-        <w:rPr>
-          <w:rFonts w:ascii="Courier New" w:eastAsia="Times New Roman" w:hAnsi="Courier New" w:cs="Courier New"/>
-          <w:color w:val="ABB2BF"/>
-          <w:sz w:val="20"/>
-          <w:szCs w:val="20"/>
-          <w:lang w:val="en-US" w:eastAsia="ru-RU"/>
-        </w:rPr>
-        <w:br/>
-      </w:r>
-      <w:r>
-        <w:rPr>
-          <w:rFonts w:ascii="Courier New" w:eastAsia="Times New Roman" w:hAnsi="Courier New" w:cs="Courier New"/>
-          <w:color w:val="ABB2BF"/>
-          <w:sz w:val="20"/>
-          <w:szCs w:val="20"/>
-          <w:lang w:val="en-US" w:eastAsia="ru-RU"/>
-        </w:rPr>
-        <w:br/>
-        <w:t xml:space="preserve">        frame.</w:t>
+        <w:t>(</w:t>
+      </w:r>
+      <w:proofErr w:type="spellStart"/>
+      <w:r>
+        <w:rPr>
+          <w:rFonts w:ascii="Courier New" w:eastAsia="Times New Roman" w:hAnsi="Courier New" w:cs="Courier New"/>
+          <w:color w:val="ABB2BF"/>
+          <w:sz w:val="20"/>
+          <w:szCs w:val="20"/>
+          <w:lang w:val="en-US" w:eastAsia="ru-RU"/>
+        </w:rPr>
+        <w:t>scrollPane</w:t>
+      </w:r>
+      <w:proofErr w:type="spellEnd"/>
+      <w:r>
+        <w:rPr>
+          <w:rFonts w:ascii="Courier New" w:eastAsia="Times New Roman" w:hAnsi="Courier New" w:cs="Courier New"/>
+          <w:color w:val="ABB2BF"/>
+          <w:sz w:val="20"/>
+          <w:szCs w:val="20"/>
+          <w:lang w:val="en-US" w:eastAsia="ru-RU"/>
+        </w:rPr>
+        <w:t>);</w:t>
+      </w:r>
+      <w:r>
+        <w:rPr>
+          <w:rFonts w:ascii="Courier New" w:eastAsia="Times New Roman" w:hAnsi="Courier New" w:cs="Courier New"/>
+          <w:color w:val="ABB2BF"/>
+          <w:sz w:val="20"/>
+          <w:szCs w:val="20"/>
+          <w:lang w:val="en-US" w:eastAsia="ru-RU"/>
+        </w:rPr>
+        <w:br/>
+      </w:r>
+      <w:r>
+        <w:rPr>
+          <w:rFonts w:ascii="Courier New" w:eastAsia="Times New Roman" w:hAnsi="Courier New" w:cs="Courier New"/>
+          <w:color w:val="ABB2BF"/>
+          <w:sz w:val="20"/>
+          <w:szCs w:val="20"/>
+          <w:lang w:val="en-US" w:eastAsia="ru-RU"/>
+        </w:rPr>
+        <w:br/>
+        <w:t xml:space="preserve">        </w:t>
+      </w:r>
+      <w:proofErr w:type="spellStart"/>
+      <w:r>
+        <w:rPr>
+          <w:rFonts w:ascii="Courier New" w:eastAsia="Times New Roman" w:hAnsi="Courier New" w:cs="Courier New"/>
+          <w:color w:val="ABB2BF"/>
+          <w:sz w:val="20"/>
+          <w:szCs w:val="20"/>
+          <w:lang w:val="en-US" w:eastAsia="ru-RU"/>
+        </w:rPr>
+        <w:t>frame.</w:t>
       </w:r>
       <w:r>
         <w:rPr>
@@ -10864,6 +11938,7 @@
         </w:rPr>
         <w:t>setSize</w:t>
       </w:r>
+      <w:proofErr w:type="spellEnd"/>
       <w:r>
         <w:rPr>
           <w:rFonts w:ascii="Courier New" w:eastAsia="Times New Roman" w:hAnsi="Courier New" w:cs="Courier New"/>
@@ -10923,7 +11998,18 @@
           <w:lang w:val="en-US" w:eastAsia="ru-RU"/>
         </w:rPr>
         <w:br/>
-        <w:t xml:space="preserve">        frame.</w:t>
+        <w:t xml:space="preserve">        </w:t>
+      </w:r>
+      <w:proofErr w:type="spellStart"/>
+      <w:r>
+        <w:rPr>
+          <w:rFonts w:ascii="Courier New" w:eastAsia="Times New Roman" w:hAnsi="Courier New" w:cs="Courier New"/>
+          <w:color w:val="ABB2BF"/>
+          <w:sz w:val="20"/>
+          <w:szCs w:val="20"/>
+          <w:lang w:val="en-US" w:eastAsia="ru-RU"/>
+        </w:rPr>
+        <w:t>frame.</w:t>
       </w:r>
       <w:r>
         <w:rPr>
@@ -10935,6 +12021,7 @@
         </w:rPr>
         <w:t>setVisible</w:t>
       </w:r>
+      <w:proofErr w:type="spellEnd"/>
       <w:r>
         <w:rPr>
           <w:rFonts w:ascii="Courier New" w:eastAsia="Times New Roman" w:hAnsi="Courier New" w:cs="Courier New"/>
@@ -10986,6 +12073,7 @@
         <w:br/>
         <w:t xml:space="preserve">        </w:t>
       </w:r>
+      <w:proofErr w:type="spellStart"/>
       <w:r>
         <w:rPr>
           <w:rFonts w:ascii="Courier New" w:eastAsia="Times New Roman" w:hAnsi="Courier New" w:cs="Courier New"/>
@@ -11036,6 +12124,7 @@
         </w:rPr>
         <w:t>println</w:t>
       </w:r>
+      <w:proofErr w:type="spellEnd"/>
       <w:r>
         <w:rPr>
           <w:rFonts w:ascii="Courier New" w:eastAsia="Times New Roman" w:hAnsi="Courier New" w:cs="Courier New"/>
@@ -11137,6 +12226,7 @@
         <w:br/>
         <w:t xml:space="preserve">        </w:t>
       </w:r>
+      <w:proofErr w:type="spellStart"/>
       <w:r>
         <w:rPr>
           <w:rFonts w:ascii="Courier New" w:eastAsia="Times New Roman" w:hAnsi="Courier New" w:cs="Courier New"/>
@@ -11187,6 +12277,7 @@
         </w:rPr>
         <w:t>println</w:t>
       </w:r>
+      <w:proofErr w:type="spellEnd"/>
       <w:r>
         <w:rPr>
           <w:rFonts w:ascii="Courier New" w:eastAsia="Times New Roman" w:hAnsi="Courier New" w:cs="Courier New"/>
@@ -11237,6 +12328,7 @@
         </w:rPr>
         <w:t xml:space="preserve">+ </w:t>
       </w:r>
+      <w:proofErr w:type="spellStart"/>
       <w:r>
         <w:rPr>
           <w:rFonts w:ascii="Courier New" w:eastAsia="Times New Roman" w:hAnsi="Courier New" w:cs="Courier New"/>
@@ -11267,6 +12359,7 @@
         </w:rPr>
         <w:t>getContent</w:t>
       </w:r>
+      <w:proofErr w:type="spellEnd"/>
       <w:r>
         <w:rPr>
           <w:rFonts w:ascii="Courier New" w:eastAsia="Times New Roman" w:hAnsi="Courier New" w:cs="Courier New"/>
@@ -11553,6 +12646,7 @@
         </w:rPr>
         <w:t xml:space="preserve">import </w:t>
       </w:r>
+      <w:proofErr w:type="spellStart"/>
       <w:r>
         <w:rPr>
           <w:rFonts w:ascii="Courier New" w:eastAsia="Times New Roman" w:hAnsi="Courier New" w:cs="Courier New"/>
@@ -11561,7 +12655,18 @@
           <w:szCs w:val="20"/>
           <w:lang w:val="en-US" w:eastAsia="ru-RU"/>
         </w:rPr>
-        <w:t>javax.swing.</w:t>
+        <w:t>javax.swing</w:t>
+      </w:r>
+      <w:proofErr w:type="spellEnd"/>
+      <w:r>
+        <w:rPr>
+          <w:rFonts w:ascii="Courier New" w:eastAsia="Times New Roman" w:hAnsi="Courier New" w:cs="Courier New"/>
+          <w:color w:val="E5C07B"/>
+          <w:sz w:val="20"/>
+          <w:szCs w:val="20"/>
+          <w:lang w:val="en-US" w:eastAsia="ru-RU"/>
+        </w:rPr>
+        <w:t>.</w:t>
       </w:r>
       <w:r>
         <w:rPr>
@@ -11594,6 +12699,7 @@
         </w:rPr>
         <w:t xml:space="preserve">import </w:t>
       </w:r>
+      <w:proofErr w:type="spellStart"/>
       <w:r>
         <w:rPr>
           <w:rFonts w:ascii="Courier New" w:eastAsia="Times New Roman" w:hAnsi="Courier New" w:cs="Courier New"/>
@@ -11602,7 +12708,18 @@
           <w:szCs w:val="20"/>
           <w:lang w:val="en-US" w:eastAsia="ru-RU"/>
         </w:rPr>
-        <w:t>java.awt.</w:t>
+        <w:t>java.awt</w:t>
+      </w:r>
+      <w:proofErr w:type="spellEnd"/>
+      <w:r>
+        <w:rPr>
+          <w:rFonts w:ascii="Courier New" w:eastAsia="Times New Roman" w:hAnsi="Courier New" w:cs="Courier New"/>
+          <w:color w:val="E5C07B"/>
+          <w:sz w:val="20"/>
+          <w:szCs w:val="20"/>
+          <w:lang w:val="en-US" w:eastAsia="ru-RU"/>
+        </w:rPr>
+        <w:t>.</w:t>
       </w:r>
       <w:r>
         <w:rPr>
@@ -11635,6 +12752,7 @@
         </w:rPr>
         <w:t xml:space="preserve">import </w:t>
       </w:r>
+      <w:proofErr w:type="spellStart"/>
       <w:r>
         <w:rPr>
           <w:rFonts w:ascii="Courier New" w:eastAsia="Times New Roman" w:hAnsi="Courier New" w:cs="Courier New"/>
@@ -11645,6 +12763,7 @@
         </w:rPr>
         <w:t>java.awt.event.ActionEvent</w:t>
       </w:r>
+      <w:proofErr w:type="spellEnd"/>
       <w:r>
         <w:rPr>
           <w:rFonts w:ascii="Courier New" w:eastAsia="Times New Roman" w:hAnsi="Courier New" w:cs="Courier New"/>
@@ -11675,6 +12794,7 @@
         </w:rPr>
         <w:t xml:space="preserve">import </w:t>
       </w:r>
+      <w:proofErr w:type="spellStart"/>
       <w:r>
         <w:rPr>
           <w:rFonts w:ascii="Courier New" w:eastAsia="Times New Roman" w:hAnsi="Courier New" w:cs="Courier New"/>
@@ -11685,6 +12805,7 @@
         </w:rPr>
         <w:t>java.awt.event.ActionListener</w:t>
       </w:r>
+      <w:proofErr w:type="spellEnd"/>
       <w:r>
         <w:rPr>
           <w:rFonts w:ascii="Courier New" w:eastAsia="Times New Roman" w:hAnsi="Courier New" w:cs="Courier New"/>
@@ -11725,6 +12846,7 @@
         </w:rPr>
         <w:t xml:space="preserve">public class </w:t>
       </w:r>
+      <w:proofErr w:type="spellStart"/>
       <w:r>
         <w:rPr>
           <w:rFonts w:ascii="Courier New" w:eastAsia="Times New Roman" w:hAnsi="Courier New" w:cs="Courier New"/>
@@ -11733,7 +12855,18 @@
           <w:szCs w:val="20"/>
           <w:lang w:val="en-US" w:eastAsia="ru-RU"/>
         </w:rPr>
-        <w:t xml:space="preserve">DocumentEditorGUI </w:t>
+        <w:t>DocumentEditorGUI</w:t>
+      </w:r>
+      <w:proofErr w:type="spellEnd"/>
+      <w:r>
+        <w:rPr>
+          <w:rFonts w:ascii="Courier New" w:eastAsia="Times New Roman" w:hAnsi="Courier New" w:cs="Courier New"/>
+          <w:color w:val="E5C07B"/>
+          <w:sz w:val="20"/>
+          <w:szCs w:val="20"/>
+          <w:lang w:val="en-US" w:eastAsia="ru-RU"/>
+        </w:rPr>
+        <w:t xml:space="preserve"> </w:t>
       </w:r>
       <w:r>
         <w:rPr>
@@ -11745,6 +12878,7 @@
         </w:rPr>
         <w:t xml:space="preserve">extends </w:t>
       </w:r>
+      <w:proofErr w:type="spellStart"/>
       <w:r>
         <w:rPr>
           <w:rFonts w:ascii="Courier New" w:eastAsia="Times New Roman" w:hAnsi="Courier New" w:cs="Courier New"/>
@@ -11753,7 +12887,18 @@
           <w:szCs w:val="20"/>
           <w:lang w:val="en-US" w:eastAsia="ru-RU"/>
         </w:rPr>
-        <w:t xml:space="preserve">JFrame </w:t>
+        <w:t>JFrame</w:t>
+      </w:r>
+      <w:proofErr w:type="spellEnd"/>
+      <w:r>
+        <w:rPr>
+          <w:rFonts w:ascii="Courier New" w:eastAsia="Times New Roman" w:hAnsi="Courier New" w:cs="Courier New"/>
+          <w:color w:val="E5C07B"/>
+          <w:sz w:val="20"/>
+          <w:szCs w:val="20"/>
+          <w:lang w:val="en-US" w:eastAsia="ru-RU"/>
+        </w:rPr>
+        <w:t xml:space="preserve"> </w:t>
       </w:r>
       <w:r>
         <w:rPr>
@@ -11796,6 +12941,7 @@
         </w:rPr>
         <w:t xml:space="preserve">private </w:t>
       </w:r>
+      <w:proofErr w:type="spellStart"/>
       <w:r>
         <w:rPr>
           <w:rFonts w:ascii="Courier New" w:eastAsia="Times New Roman" w:hAnsi="Courier New" w:cs="Courier New"/>
@@ -11804,7 +12950,18 @@
           <w:szCs w:val="20"/>
           <w:lang w:val="en-US" w:eastAsia="ru-RU"/>
         </w:rPr>
-        <w:t xml:space="preserve">TextDocument </w:t>
+        <w:t>TextDocument</w:t>
+      </w:r>
+      <w:proofErr w:type="spellEnd"/>
+      <w:r>
+        <w:rPr>
+          <w:rFonts w:ascii="Courier New" w:eastAsia="Times New Roman" w:hAnsi="Courier New" w:cs="Courier New"/>
+          <w:color w:val="E5C07B"/>
+          <w:sz w:val="20"/>
+          <w:szCs w:val="20"/>
+          <w:lang w:val="en-US" w:eastAsia="ru-RU"/>
+        </w:rPr>
+        <w:t xml:space="preserve"> </w:t>
       </w:r>
       <w:r>
         <w:rPr>
@@ -11847,6 +13004,7 @@
         </w:rPr>
         <w:t xml:space="preserve">private </w:t>
       </w:r>
+      <w:proofErr w:type="spellStart"/>
       <w:r>
         <w:rPr>
           <w:rFonts w:ascii="Courier New" w:eastAsia="Times New Roman" w:hAnsi="Courier New" w:cs="Courier New"/>
@@ -11855,8 +13013,20 @@
           <w:szCs w:val="20"/>
           <w:lang w:val="en-US" w:eastAsia="ru-RU"/>
         </w:rPr>
-        <w:t xml:space="preserve">DocumentHistoryLogger </w:t>
-      </w:r>
+        <w:t>DocumentHistoryLogger</w:t>
+      </w:r>
+      <w:proofErr w:type="spellEnd"/>
+      <w:r>
+        <w:rPr>
+          <w:rFonts w:ascii="Courier New" w:eastAsia="Times New Roman" w:hAnsi="Courier New" w:cs="Courier New"/>
+          <w:color w:val="E5C07B"/>
+          <w:sz w:val="20"/>
+          <w:szCs w:val="20"/>
+          <w:lang w:val="en-US" w:eastAsia="ru-RU"/>
+        </w:rPr>
+        <w:t xml:space="preserve"> </w:t>
+      </w:r>
+      <w:proofErr w:type="spellStart"/>
       <w:r>
         <w:rPr>
           <w:rFonts w:ascii="Courier New" w:eastAsia="Times New Roman" w:hAnsi="Courier New" w:cs="Courier New"/>
@@ -11867,6 +13037,7 @@
         </w:rPr>
         <w:t>historyLogger</w:t>
       </w:r>
+      <w:proofErr w:type="spellEnd"/>
       <w:r>
         <w:rPr>
           <w:rFonts w:ascii="Courier New" w:eastAsia="Times New Roman" w:hAnsi="Courier New" w:cs="Courier New"/>
@@ -11898,16 +13069,29 @@
         </w:rPr>
         <w:t xml:space="preserve">private </w:t>
       </w:r>
-      <w:r>
-        <w:rPr>
-          <w:rFonts w:ascii="Courier New" w:eastAsia="Times New Roman" w:hAnsi="Courier New" w:cs="Courier New"/>
-          <w:color w:val="ABB2BF"/>
-          <w:sz w:val="20"/>
-          <w:szCs w:val="20"/>
-          <w:lang w:val="en-US" w:eastAsia="ru-RU"/>
-        </w:rPr>
-        <w:t xml:space="preserve">SaveTextDocumentCommand </w:t>
-      </w:r>
+      <w:proofErr w:type="spellStart"/>
+      <w:r>
+        <w:rPr>
+          <w:rFonts w:ascii="Courier New" w:eastAsia="Times New Roman" w:hAnsi="Courier New" w:cs="Courier New"/>
+          <w:color w:val="ABB2BF"/>
+          <w:sz w:val="20"/>
+          <w:szCs w:val="20"/>
+          <w:lang w:val="en-US" w:eastAsia="ru-RU"/>
+        </w:rPr>
+        <w:t>SaveTextDocumentCommand</w:t>
+      </w:r>
+      <w:proofErr w:type="spellEnd"/>
+      <w:r>
+        <w:rPr>
+          <w:rFonts w:ascii="Courier New" w:eastAsia="Times New Roman" w:hAnsi="Courier New" w:cs="Courier New"/>
+          <w:color w:val="ABB2BF"/>
+          <w:sz w:val="20"/>
+          <w:szCs w:val="20"/>
+          <w:lang w:val="en-US" w:eastAsia="ru-RU"/>
+        </w:rPr>
+        <w:t xml:space="preserve"> </w:t>
+      </w:r>
+      <w:proofErr w:type="spellStart"/>
       <w:r>
         <w:rPr>
           <w:rFonts w:ascii="Courier New" w:eastAsia="Times New Roman" w:hAnsi="Courier New" w:cs="Courier New"/>
@@ -11918,6 +13102,7 @@
         </w:rPr>
         <w:t>saveCommand</w:t>
       </w:r>
+      <w:proofErr w:type="spellEnd"/>
       <w:r>
         <w:rPr>
           <w:rFonts w:ascii="Courier New" w:eastAsia="Times New Roman" w:hAnsi="Courier New" w:cs="Courier New"/>
@@ -11959,6 +13144,7 @@
         </w:rPr>
         <w:t xml:space="preserve">public </w:t>
       </w:r>
+      <w:proofErr w:type="spellStart"/>
       <w:r>
         <w:rPr>
           <w:rFonts w:ascii="Courier New" w:eastAsia="Times New Roman" w:hAnsi="Courier New" w:cs="Courier New"/>
@@ -11969,6 +13155,7 @@
         </w:rPr>
         <w:t>DocumentEditorGUI</w:t>
       </w:r>
+      <w:proofErr w:type="spellEnd"/>
       <w:r>
         <w:rPr>
           <w:rFonts w:ascii="Courier New" w:eastAsia="Times New Roman" w:hAnsi="Courier New" w:cs="Courier New"/>
@@ -12121,6 +13308,7 @@
         </w:rPr>
         <w:t xml:space="preserve">new </w:t>
       </w:r>
+      <w:proofErr w:type="spellStart"/>
       <w:r>
         <w:rPr>
           <w:rFonts w:ascii="Courier New" w:eastAsia="Times New Roman" w:hAnsi="Courier New" w:cs="Courier New"/>
@@ -12131,6 +13319,7 @@
         </w:rPr>
         <w:t>TextDocument</w:t>
       </w:r>
+      <w:proofErr w:type="spellEnd"/>
       <w:r>
         <w:rPr>
           <w:rFonts w:ascii="Courier New" w:eastAsia="Times New Roman" w:hAnsi="Courier New" w:cs="Courier New"/>
@@ -12150,7 +13339,29 @@
           <w:lang w:val="en-US" w:eastAsia="ru-RU"/>
         </w:rPr>
         <w:br/>
-        <w:t xml:space="preserve">        historyLogger = </w:t>
+        <w:t xml:space="preserve">        </w:t>
+      </w:r>
+      <w:proofErr w:type="spellStart"/>
+      <w:r>
+        <w:rPr>
+          <w:rFonts w:ascii="Courier New" w:eastAsia="Times New Roman" w:hAnsi="Courier New" w:cs="Courier New"/>
+          <w:color w:val="ABB2BF"/>
+          <w:sz w:val="20"/>
+          <w:szCs w:val="20"/>
+          <w:lang w:val="en-US" w:eastAsia="ru-RU"/>
+        </w:rPr>
+        <w:t>historyLogger</w:t>
+      </w:r>
+      <w:proofErr w:type="spellEnd"/>
+      <w:r>
+        <w:rPr>
+          <w:rFonts w:ascii="Courier New" w:eastAsia="Times New Roman" w:hAnsi="Courier New" w:cs="Courier New"/>
+          <w:color w:val="ABB2BF"/>
+          <w:sz w:val="20"/>
+          <w:szCs w:val="20"/>
+          <w:lang w:val="en-US" w:eastAsia="ru-RU"/>
+        </w:rPr>
+        <w:t xml:space="preserve"> = </w:t>
       </w:r>
       <w:r>
         <w:rPr>
@@ -12162,26 +13373,60 @@
         </w:rPr>
         <w:t xml:space="preserve">new </w:t>
       </w:r>
-      <w:r>
-        <w:rPr>
-          <w:rFonts w:ascii="Courier New" w:eastAsia="Times New Roman" w:hAnsi="Courier New" w:cs="Courier New"/>
-          <w:color w:val="ABB2BF"/>
-          <w:sz w:val="20"/>
-          <w:szCs w:val="20"/>
-          <w:lang w:val="en-US" w:eastAsia="ru-RU"/>
-        </w:rPr>
-        <w:t>DocumentHistoryLogger();</w:t>
-      </w:r>
-      <w:r>
-        <w:rPr>
-          <w:rFonts w:ascii="Courier New" w:eastAsia="Times New Roman" w:hAnsi="Courier New" w:cs="Courier New"/>
-          <w:color w:val="ABB2BF"/>
-          <w:sz w:val="20"/>
-          <w:szCs w:val="20"/>
-          <w:lang w:val="en-US" w:eastAsia="ru-RU"/>
-        </w:rPr>
-        <w:br/>
-        <w:t xml:space="preserve">        saveCommand = </w:t>
+      <w:proofErr w:type="spellStart"/>
+      <w:r>
+        <w:rPr>
+          <w:rFonts w:ascii="Courier New" w:eastAsia="Times New Roman" w:hAnsi="Courier New" w:cs="Courier New"/>
+          <w:color w:val="ABB2BF"/>
+          <w:sz w:val="20"/>
+          <w:szCs w:val="20"/>
+          <w:lang w:val="en-US" w:eastAsia="ru-RU"/>
+        </w:rPr>
+        <w:t>DocumentHistoryLogger</w:t>
+      </w:r>
+      <w:proofErr w:type="spellEnd"/>
+      <w:r>
+        <w:rPr>
+          <w:rFonts w:ascii="Courier New" w:eastAsia="Times New Roman" w:hAnsi="Courier New" w:cs="Courier New"/>
+          <w:color w:val="ABB2BF"/>
+          <w:sz w:val="20"/>
+          <w:szCs w:val="20"/>
+          <w:lang w:val="en-US" w:eastAsia="ru-RU"/>
+        </w:rPr>
+        <w:t>();</w:t>
+      </w:r>
+      <w:r>
+        <w:rPr>
+          <w:rFonts w:ascii="Courier New" w:eastAsia="Times New Roman" w:hAnsi="Courier New" w:cs="Courier New"/>
+          <w:color w:val="ABB2BF"/>
+          <w:sz w:val="20"/>
+          <w:szCs w:val="20"/>
+          <w:lang w:val="en-US" w:eastAsia="ru-RU"/>
+        </w:rPr>
+        <w:br/>
+        <w:t xml:space="preserve">        </w:t>
+      </w:r>
+      <w:proofErr w:type="spellStart"/>
+      <w:r>
+        <w:rPr>
+          <w:rFonts w:ascii="Courier New" w:eastAsia="Times New Roman" w:hAnsi="Courier New" w:cs="Courier New"/>
+          <w:color w:val="ABB2BF"/>
+          <w:sz w:val="20"/>
+          <w:szCs w:val="20"/>
+          <w:lang w:val="en-US" w:eastAsia="ru-RU"/>
+        </w:rPr>
+        <w:t>saveCommand</w:t>
+      </w:r>
+      <w:proofErr w:type="spellEnd"/>
+      <w:r>
+        <w:rPr>
+          <w:rFonts w:ascii="Courier New" w:eastAsia="Times New Roman" w:hAnsi="Courier New" w:cs="Courier New"/>
+          <w:color w:val="ABB2BF"/>
+          <w:sz w:val="20"/>
+          <w:szCs w:val="20"/>
+          <w:lang w:val="en-US" w:eastAsia="ru-RU"/>
+        </w:rPr>
+        <w:t xml:space="preserve"> = </w:t>
       </w:r>
       <w:r>
         <w:rPr>
@@ -12193,26 +13438,82 @@
         </w:rPr>
         <w:t xml:space="preserve">new </w:t>
       </w:r>
-      <w:r>
-        <w:rPr>
-          <w:rFonts w:ascii="Courier New" w:eastAsia="Times New Roman" w:hAnsi="Courier New" w:cs="Courier New"/>
-          <w:color w:val="ABB2BF"/>
-          <w:sz w:val="20"/>
-          <w:szCs w:val="20"/>
-          <w:lang w:val="en-US" w:eastAsia="ru-RU"/>
-        </w:rPr>
-        <w:t>SaveTextDocumentCommand(document, historyLogger);</w:t>
-      </w:r>
-      <w:r>
-        <w:rPr>
-          <w:rFonts w:ascii="Courier New" w:eastAsia="Times New Roman" w:hAnsi="Courier New" w:cs="Courier New"/>
-          <w:color w:val="ABB2BF"/>
-          <w:sz w:val="20"/>
-          <w:szCs w:val="20"/>
-          <w:lang w:val="en-US" w:eastAsia="ru-RU"/>
-        </w:rPr>
-        <w:br/>
-        <w:t xml:space="preserve">        document.addObserver(</w:t>
+      <w:proofErr w:type="spellStart"/>
+      <w:r>
+        <w:rPr>
+          <w:rFonts w:ascii="Courier New" w:eastAsia="Times New Roman" w:hAnsi="Courier New" w:cs="Courier New"/>
+          <w:color w:val="ABB2BF"/>
+          <w:sz w:val="20"/>
+          <w:szCs w:val="20"/>
+          <w:lang w:val="en-US" w:eastAsia="ru-RU"/>
+        </w:rPr>
+        <w:t>SaveTextDocumentCommand</w:t>
+      </w:r>
+      <w:proofErr w:type="spellEnd"/>
+      <w:r>
+        <w:rPr>
+          <w:rFonts w:ascii="Courier New" w:eastAsia="Times New Roman" w:hAnsi="Courier New" w:cs="Courier New"/>
+          <w:color w:val="ABB2BF"/>
+          <w:sz w:val="20"/>
+          <w:szCs w:val="20"/>
+          <w:lang w:val="en-US" w:eastAsia="ru-RU"/>
+        </w:rPr>
+        <w:t xml:space="preserve">(document, </w:t>
+      </w:r>
+      <w:proofErr w:type="spellStart"/>
+      <w:r>
+        <w:rPr>
+          <w:rFonts w:ascii="Courier New" w:eastAsia="Times New Roman" w:hAnsi="Courier New" w:cs="Courier New"/>
+          <w:color w:val="ABB2BF"/>
+          <w:sz w:val="20"/>
+          <w:szCs w:val="20"/>
+          <w:lang w:val="en-US" w:eastAsia="ru-RU"/>
+        </w:rPr>
+        <w:t>historyLogger</w:t>
+      </w:r>
+      <w:proofErr w:type="spellEnd"/>
+      <w:r>
+        <w:rPr>
+          <w:rFonts w:ascii="Courier New" w:eastAsia="Times New Roman" w:hAnsi="Courier New" w:cs="Courier New"/>
+          <w:color w:val="ABB2BF"/>
+          <w:sz w:val="20"/>
+          <w:szCs w:val="20"/>
+          <w:lang w:val="en-US" w:eastAsia="ru-RU"/>
+        </w:rPr>
+        <w:t>);</w:t>
+      </w:r>
+      <w:r>
+        <w:rPr>
+          <w:rFonts w:ascii="Courier New" w:eastAsia="Times New Roman" w:hAnsi="Courier New" w:cs="Courier New"/>
+          <w:color w:val="ABB2BF"/>
+          <w:sz w:val="20"/>
+          <w:szCs w:val="20"/>
+          <w:lang w:val="en-US" w:eastAsia="ru-RU"/>
+        </w:rPr>
+        <w:br/>
+        <w:t xml:space="preserve">        </w:t>
+      </w:r>
+      <w:proofErr w:type="spellStart"/>
+      <w:r>
+        <w:rPr>
+          <w:rFonts w:ascii="Courier New" w:eastAsia="Times New Roman" w:hAnsi="Courier New" w:cs="Courier New"/>
+          <w:color w:val="ABB2BF"/>
+          <w:sz w:val="20"/>
+          <w:szCs w:val="20"/>
+          <w:lang w:val="en-US" w:eastAsia="ru-RU"/>
+        </w:rPr>
+        <w:t>document.addObserver</w:t>
+      </w:r>
+      <w:proofErr w:type="spellEnd"/>
+      <w:r>
+        <w:rPr>
+          <w:rFonts w:ascii="Courier New" w:eastAsia="Times New Roman" w:hAnsi="Courier New" w:cs="Courier New"/>
+          <w:color w:val="ABB2BF"/>
+          <w:sz w:val="20"/>
+          <w:szCs w:val="20"/>
+          <w:lang w:val="en-US" w:eastAsia="ru-RU"/>
+        </w:rPr>
+        <w:t>(</w:t>
       </w:r>
       <w:r>
         <w:rPr>
@@ -12224,26 +13525,82 @@
         </w:rPr>
         <w:t xml:space="preserve">new </w:t>
       </w:r>
-      <w:r>
-        <w:rPr>
-          <w:rFonts w:ascii="Courier New" w:eastAsia="Times New Roman" w:hAnsi="Courier New" w:cs="Courier New"/>
-          <w:color w:val="ABB2BF"/>
-          <w:sz w:val="20"/>
-          <w:szCs w:val="20"/>
-          <w:lang w:val="en-US" w:eastAsia="ru-RU"/>
-        </w:rPr>
-        <w:t>ConcreteDocumentObserver(saveCommand));</w:t>
-      </w:r>
-      <w:r>
-        <w:rPr>
-          <w:rFonts w:ascii="Courier New" w:eastAsia="Times New Roman" w:hAnsi="Courier New" w:cs="Courier New"/>
-          <w:color w:val="ABB2BF"/>
-          <w:sz w:val="20"/>
-          <w:szCs w:val="20"/>
-          <w:lang w:val="en-US" w:eastAsia="ru-RU"/>
-        </w:rPr>
-        <w:br/>
-        <w:t xml:space="preserve">        DocumentCommand command = </w:t>
+      <w:proofErr w:type="spellStart"/>
+      <w:r>
+        <w:rPr>
+          <w:rFonts w:ascii="Courier New" w:eastAsia="Times New Roman" w:hAnsi="Courier New" w:cs="Courier New"/>
+          <w:color w:val="ABB2BF"/>
+          <w:sz w:val="20"/>
+          <w:szCs w:val="20"/>
+          <w:lang w:val="en-US" w:eastAsia="ru-RU"/>
+        </w:rPr>
+        <w:t>ConcreteDocumentObserver</w:t>
+      </w:r>
+      <w:proofErr w:type="spellEnd"/>
+      <w:r>
+        <w:rPr>
+          <w:rFonts w:ascii="Courier New" w:eastAsia="Times New Roman" w:hAnsi="Courier New" w:cs="Courier New"/>
+          <w:color w:val="ABB2BF"/>
+          <w:sz w:val="20"/>
+          <w:szCs w:val="20"/>
+          <w:lang w:val="en-US" w:eastAsia="ru-RU"/>
+        </w:rPr>
+        <w:t>(</w:t>
+      </w:r>
+      <w:proofErr w:type="spellStart"/>
+      <w:r>
+        <w:rPr>
+          <w:rFonts w:ascii="Courier New" w:eastAsia="Times New Roman" w:hAnsi="Courier New" w:cs="Courier New"/>
+          <w:color w:val="ABB2BF"/>
+          <w:sz w:val="20"/>
+          <w:szCs w:val="20"/>
+          <w:lang w:val="en-US" w:eastAsia="ru-RU"/>
+        </w:rPr>
+        <w:t>saveCommand</w:t>
+      </w:r>
+      <w:proofErr w:type="spellEnd"/>
+      <w:r>
+        <w:rPr>
+          <w:rFonts w:ascii="Courier New" w:eastAsia="Times New Roman" w:hAnsi="Courier New" w:cs="Courier New"/>
+          <w:color w:val="ABB2BF"/>
+          <w:sz w:val="20"/>
+          <w:szCs w:val="20"/>
+          <w:lang w:val="en-US" w:eastAsia="ru-RU"/>
+        </w:rPr>
+        <w:t>));</w:t>
+      </w:r>
+      <w:r>
+        <w:rPr>
+          <w:rFonts w:ascii="Courier New" w:eastAsia="Times New Roman" w:hAnsi="Courier New" w:cs="Courier New"/>
+          <w:color w:val="ABB2BF"/>
+          <w:sz w:val="20"/>
+          <w:szCs w:val="20"/>
+          <w:lang w:val="en-US" w:eastAsia="ru-RU"/>
+        </w:rPr>
+        <w:br/>
+        <w:t xml:space="preserve">        </w:t>
+      </w:r>
+      <w:proofErr w:type="spellStart"/>
+      <w:r>
+        <w:rPr>
+          <w:rFonts w:ascii="Courier New" w:eastAsia="Times New Roman" w:hAnsi="Courier New" w:cs="Courier New"/>
+          <w:color w:val="ABB2BF"/>
+          <w:sz w:val="20"/>
+          <w:szCs w:val="20"/>
+          <w:lang w:val="en-US" w:eastAsia="ru-RU"/>
+        </w:rPr>
+        <w:t>DocumentCommand</w:t>
+      </w:r>
+      <w:proofErr w:type="spellEnd"/>
+      <w:r>
+        <w:rPr>
+          <w:rFonts w:ascii="Courier New" w:eastAsia="Times New Roman" w:hAnsi="Courier New" w:cs="Courier New"/>
+          <w:color w:val="ABB2BF"/>
+          <w:sz w:val="20"/>
+          <w:szCs w:val="20"/>
+          <w:lang w:val="en-US" w:eastAsia="ru-RU"/>
+        </w:rPr>
+        <w:t xml:space="preserve"> command = </w:t>
       </w:r>
       <w:r>
         <w:rPr>
@@ -12255,15 +13612,27 @@
         </w:rPr>
         <w:t xml:space="preserve">new </w:t>
       </w:r>
-      <w:r>
-        <w:rPr>
-          <w:rFonts w:ascii="Courier New" w:eastAsia="Times New Roman" w:hAnsi="Courier New" w:cs="Courier New"/>
-          <w:color w:val="ABB2BF"/>
-          <w:sz w:val="20"/>
-          <w:szCs w:val="20"/>
-          <w:lang w:val="en-US" w:eastAsia="ru-RU"/>
-        </w:rPr>
-        <w:t>ChangeTextCommand(document,</w:t>
+      <w:proofErr w:type="spellStart"/>
+      <w:r>
+        <w:rPr>
+          <w:rFonts w:ascii="Courier New" w:eastAsia="Times New Roman" w:hAnsi="Courier New" w:cs="Courier New"/>
+          <w:color w:val="ABB2BF"/>
+          <w:sz w:val="20"/>
+          <w:szCs w:val="20"/>
+          <w:lang w:val="en-US" w:eastAsia="ru-RU"/>
+        </w:rPr>
+        <w:t>ChangeTextCommand</w:t>
+      </w:r>
+      <w:proofErr w:type="spellEnd"/>
+      <w:r>
+        <w:rPr>
+          <w:rFonts w:ascii="Courier New" w:eastAsia="Times New Roman" w:hAnsi="Courier New" w:cs="Courier New"/>
+          <w:color w:val="ABB2BF"/>
+          <w:sz w:val="20"/>
+          <w:szCs w:val="20"/>
+          <w:lang w:val="en-US" w:eastAsia="ru-RU"/>
+        </w:rPr>
+        <w:t>(document,</w:t>
       </w:r>
       <w:r>
         <w:rPr>
@@ -12294,39 +13663,127 @@
           <w:lang w:val="en-US" w:eastAsia="ru-RU"/>
         </w:rPr>
         <w:br/>
-        <w:t xml:space="preserve">        command.execute();</w:t>
-      </w:r>
-      <w:r>
-        <w:rPr>
-          <w:rFonts w:ascii="Courier New" w:eastAsia="Times New Roman" w:hAnsi="Courier New" w:cs="Courier New"/>
-          <w:color w:val="ABB2BF"/>
-          <w:sz w:val="20"/>
-          <w:szCs w:val="20"/>
-          <w:lang w:val="en-US" w:eastAsia="ru-RU"/>
-        </w:rPr>
-        <w:br/>
-      </w:r>
-      <w:r>
-        <w:rPr>
-          <w:rFonts w:ascii="Courier New" w:eastAsia="Times New Roman" w:hAnsi="Courier New" w:cs="Courier New"/>
-          <w:color w:val="ABB2BF"/>
-          <w:sz w:val="20"/>
-          <w:szCs w:val="20"/>
-          <w:lang w:val="en-US" w:eastAsia="ru-RU"/>
-        </w:rPr>
-        <w:br/>
-        <w:t xml:space="preserve">        setDefaultCloseOperation(JFrame.EXIT_ON_CLOSE);</w:t>
-      </w:r>
-      <w:r>
-        <w:rPr>
-          <w:rFonts w:ascii="Courier New" w:eastAsia="Times New Roman" w:hAnsi="Courier New" w:cs="Courier New"/>
-          <w:color w:val="ABB2BF"/>
-          <w:sz w:val="20"/>
-          <w:szCs w:val="20"/>
-          <w:lang w:val="en-US" w:eastAsia="ru-RU"/>
-        </w:rPr>
-        <w:br/>
-        <w:t xml:space="preserve">        setLayout(</w:t>
+        <w:t xml:space="preserve">        </w:t>
+      </w:r>
+      <w:proofErr w:type="spellStart"/>
+      <w:r>
+        <w:rPr>
+          <w:rFonts w:ascii="Courier New" w:eastAsia="Times New Roman" w:hAnsi="Courier New" w:cs="Courier New"/>
+          <w:color w:val="ABB2BF"/>
+          <w:sz w:val="20"/>
+          <w:szCs w:val="20"/>
+          <w:lang w:val="en-US" w:eastAsia="ru-RU"/>
+        </w:rPr>
+        <w:t>command.execute</w:t>
+      </w:r>
+      <w:proofErr w:type="spellEnd"/>
+      <w:r>
+        <w:rPr>
+          <w:rFonts w:ascii="Courier New" w:eastAsia="Times New Roman" w:hAnsi="Courier New" w:cs="Courier New"/>
+          <w:color w:val="ABB2BF"/>
+          <w:sz w:val="20"/>
+          <w:szCs w:val="20"/>
+          <w:lang w:val="en-US" w:eastAsia="ru-RU"/>
+        </w:rPr>
+        <w:t>();</w:t>
+      </w:r>
+      <w:r>
+        <w:rPr>
+          <w:rFonts w:ascii="Courier New" w:eastAsia="Times New Roman" w:hAnsi="Courier New" w:cs="Courier New"/>
+          <w:color w:val="ABB2BF"/>
+          <w:sz w:val="20"/>
+          <w:szCs w:val="20"/>
+          <w:lang w:val="en-US" w:eastAsia="ru-RU"/>
+        </w:rPr>
+        <w:br/>
+      </w:r>
+      <w:r>
+        <w:rPr>
+          <w:rFonts w:ascii="Courier New" w:eastAsia="Times New Roman" w:hAnsi="Courier New" w:cs="Courier New"/>
+          <w:color w:val="ABB2BF"/>
+          <w:sz w:val="20"/>
+          <w:szCs w:val="20"/>
+          <w:lang w:val="en-US" w:eastAsia="ru-RU"/>
+        </w:rPr>
+        <w:br/>
+        <w:t xml:space="preserve">        </w:t>
+      </w:r>
+      <w:proofErr w:type="spellStart"/>
+      <w:r>
+        <w:rPr>
+          <w:rFonts w:ascii="Courier New" w:eastAsia="Times New Roman" w:hAnsi="Courier New" w:cs="Courier New"/>
+          <w:color w:val="ABB2BF"/>
+          <w:sz w:val="20"/>
+          <w:szCs w:val="20"/>
+          <w:lang w:val="en-US" w:eastAsia="ru-RU"/>
+        </w:rPr>
+        <w:t>setDefaultCloseOperation</w:t>
+      </w:r>
+      <w:proofErr w:type="spellEnd"/>
+      <w:r>
+        <w:rPr>
+          <w:rFonts w:ascii="Courier New" w:eastAsia="Times New Roman" w:hAnsi="Courier New" w:cs="Courier New"/>
+          <w:color w:val="ABB2BF"/>
+          <w:sz w:val="20"/>
+          <w:szCs w:val="20"/>
+          <w:lang w:val="en-US" w:eastAsia="ru-RU"/>
+        </w:rPr>
+        <w:t>(</w:t>
+      </w:r>
+      <w:proofErr w:type="spellStart"/>
+      <w:r>
+        <w:rPr>
+          <w:rFonts w:ascii="Courier New" w:eastAsia="Times New Roman" w:hAnsi="Courier New" w:cs="Courier New"/>
+          <w:color w:val="ABB2BF"/>
+          <w:sz w:val="20"/>
+          <w:szCs w:val="20"/>
+          <w:lang w:val="en-US" w:eastAsia="ru-RU"/>
+        </w:rPr>
+        <w:t>JFrame.EXIT_ON_CLOSE</w:t>
+      </w:r>
+      <w:proofErr w:type="spellEnd"/>
+      <w:r>
+        <w:rPr>
+          <w:rFonts w:ascii="Courier New" w:eastAsia="Times New Roman" w:hAnsi="Courier New" w:cs="Courier New"/>
+          <w:color w:val="ABB2BF"/>
+          <w:sz w:val="20"/>
+          <w:szCs w:val="20"/>
+          <w:lang w:val="en-US" w:eastAsia="ru-RU"/>
+        </w:rPr>
+        <w:t>);</w:t>
+      </w:r>
+      <w:r>
+        <w:rPr>
+          <w:rFonts w:ascii="Courier New" w:eastAsia="Times New Roman" w:hAnsi="Courier New" w:cs="Courier New"/>
+          <w:color w:val="ABB2BF"/>
+          <w:sz w:val="20"/>
+          <w:szCs w:val="20"/>
+          <w:lang w:val="en-US" w:eastAsia="ru-RU"/>
+        </w:rPr>
+        <w:br/>
+        <w:t xml:space="preserve">        </w:t>
+      </w:r>
+      <w:proofErr w:type="spellStart"/>
+      <w:r>
+        <w:rPr>
+          <w:rFonts w:ascii="Courier New" w:eastAsia="Times New Roman" w:hAnsi="Courier New" w:cs="Courier New"/>
+          <w:color w:val="ABB2BF"/>
+          <w:sz w:val="20"/>
+          <w:szCs w:val="20"/>
+          <w:lang w:val="en-US" w:eastAsia="ru-RU"/>
+        </w:rPr>
+        <w:t>setLayout</w:t>
+      </w:r>
+      <w:proofErr w:type="spellEnd"/>
+      <w:r>
+        <w:rPr>
+          <w:rFonts w:ascii="Courier New" w:eastAsia="Times New Roman" w:hAnsi="Courier New" w:cs="Courier New"/>
+          <w:color w:val="ABB2BF"/>
+          <w:sz w:val="20"/>
+          <w:szCs w:val="20"/>
+          <w:lang w:val="en-US" w:eastAsia="ru-RU"/>
+        </w:rPr>
+        <w:t>(</w:t>
       </w:r>
       <w:r>
         <w:rPr>
@@ -12338,36 +13795,92 @@
         </w:rPr>
         <w:t xml:space="preserve">new </w:t>
       </w:r>
-      <w:r>
-        <w:rPr>
-          <w:rFonts w:ascii="Courier New" w:eastAsia="Times New Roman" w:hAnsi="Courier New" w:cs="Courier New"/>
-          <w:color w:val="ABB2BF"/>
-          <w:sz w:val="20"/>
-          <w:szCs w:val="20"/>
-          <w:lang w:val="en-US" w:eastAsia="ru-RU"/>
-        </w:rPr>
-        <w:t>BorderLayout());</w:t>
-      </w:r>
-      <w:r>
-        <w:rPr>
-          <w:rFonts w:ascii="Courier New" w:eastAsia="Times New Roman" w:hAnsi="Courier New" w:cs="Courier New"/>
-          <w:color w:val="ABB2BF"/>
-          <w:sz w:val="20"/>
-          <w:szCs w:val="20"/>
-          <w:lang w:val="en-US" w:eastAsia="ru-RU"/>
-        </w:rPr>
-        <w:br/>
-      </w:r>
-      <w:r>
-        <w:rPr>
-          <w:rFonts w:ascii="Courier New" w:eastAsia="Times New Roman" w:hAnsi="Courier New" w:cs="Courier New"/>
-          <w:color w:val="ABB2BF"/>
-          <w:sz w:val="20"/>
-          <w:szCs w:val="20"/>
-          <w:lang w:val="en-US" w:eastAsia="ru-RU"/>
-        </w:rPr>
-        <w:br/>
-        <w:t xml:space="preserve">        JTextArea textArea = </w:t>
+      <w:proofErr w:type="spellStart"/>
+      <w:r>
+        <w:rPr>
+          <w:rFonts w:ascii="Courier New" w:eastAsia="Times New Roman" w:hAnsi="Courier New" w:cs="Courier New"/>
+          <w:color w:val="ABB2BF"/>
+          <w:sz w:val="20"/>
+          <w:szCs w:val="20"/>
+          <w:lang w:val="en-US" w:eastAsia="ru-RU"/>
+        </w:rPr>
+        <w:t>BorderLayout</w:t>
+      </w:r>
+      <w:proofErr w:type="spellEnd"/>
+      <w:r>
+        <w:rPr>
+          <w:rFonts w:ascii="Courier New" w:eastAsia="Times New Roman" w:hAnsi="Courier New" w:cs="Courier New"/>
+          <w:color w:val="ABB2BF"/>
+          <w:sz w:val="20"/>
+          <w:szCs w:val="20"/>
+          <w:lang w:val="en-US" w:eastAsia="ru-RU"/>
+        </w:rPr>
+        <w:t>());</w:t>
+      </w:r>
+      <w:r>
+        <w:rPr>
+          <w:rFonts w:ascii="Courier New" w:eastAsia="Times New Roman" w:hAnsi="Courier New" w:cs="Courier New"/>
+          <w:color w:val="ABB2BF"/>
+          <w:sz w:val="20"/>
+          <w:szCs w:val="20"/>
+          <w:lang w:val="en-US" w:eastAsia="ru-RU"/>
+        </w:rPr>
+        <w:br/>
+      </w:r>
+      <w:r>
+        <w:rPr>
+          <w:rFonts w:ascii="Courier New" w:eastAsia="Times New Roman" w:hAnsi="Courier New" w:cs="Courier New"/>
+          <w:color w:val="ABB2BF"/>
+          <w:sz w:val="20"/>
+          <w:szCs w:val="20"/>
+          <w:lang w:val="en-US" w:eastAsia="ru-RU"/>
+        </w:rPr>
+        <w:br/>
+        <w:t xml:space="preserve">        </w:t>
+      </w:r>
+      <w:proofErr w:type="spellStart"/>
+      <w:r>
+        <w:rPr>
+          <w:rFonts w:ascii="Courier New" w:eastAsia="Times New Roman" w:hAnsi="Courier New" w:cs="Courier New"/>
+          <w:color w:val="ABB2BF"/>
+          <w:sz w:val="20"/>
+          <w:szCs w:val="20"/>
+          <w:lang w:val="en-US" w:eastAsia="ru-RU"/>
+        </w:rPr>
+        <w:t>JTextArea</w:t>
+      </w:r>
+      <w:proofErr w:type="spellEnd"/>
+      <w:r>
+        <w:rPr>
+          <w:rFonts w:ascii="Courier New" w:eastAsia="Times New Roman" w:hAnsi="Courier New" w:cs="Courier New"/>
+          <w:color w:val="ABB2BF"/>
+          <w:sz w:val="20"/>
+          <w:szCs w:val="20"/>
+          <w:lang w:val="en-US" w:eastAsia="ru-RU"/>
+        </w:rPr>
+        <w:t xml:space="preserve"> </w:t>
+      </w:r>
+      <w:proofErr w:type="spellStart"/>
+      <w:r>
+        <w:rPr>
+          <w:rFonts w:ascii="Courier New" w:eastAsia="Times New Roman" w:hAnsi="Courier New" w:cs="Courier New"/>
+          <w:color w:val="ABB2BF"/>
+          <w:sz w:val="20"/>
+          <w:szCs w:val="20"/>
+          <w:lang w:val="en-US" w:eastAsia="ru-RU"/>
+        </w:rPr>
+        <w:t>textArea</w:t>
+      </w:r>
+      <w:proofErr w:type="spellEnd"/>
+      <w:r>
+        <w:rPr>
+          <w:rFonts w:ascii="Courier New" w:eastAsia="Times New Roman" w:hAnsi="Courier New" w:cs="Courier New"/>
+          <w:color w:val="ABB2BF"/>
+          <w:sz w:val="20"/>
+          <w:szCs w:val="20"/>
+          <w:lang w:val="en-US" w:eastAsia="ru-RU"/>
+        </w:rPr>
+        <w:t xml:space="preserve"> = </w:t>
       </w:r>
       <w:r>
         <w:rPr>
@@ -12379,15 +13892,27 @@
         </w:rPr>
         <w:t xml:space="preserve">new </w:t>
       </w:r>
-      <w:r>
-        <w:rPr>
-          <w:rFonts w:ascii="Courier New" w:eastAsia="Times New Roman" w:hAnsi="Courier New" w:cs="Courier New"/>
-          <w:color w:val="ABB2BF"/>
-          <w:sz w:val="20"/>
-          <w:szCs w:val="20"/>
-          <w:lang w:val="en-US" w:eastAsia="ru-RU"/>
-        </w:rPr>
-        <w:t>JTextArea(</w:t>
+      <w:proofErr w:type="spellStart"/>
+      <w:r>
+        <w:rPr>
+          <w:rFonts w:ascii="Courier New" w:eastAsia="Times New Roman" w:hAnsi="Courier New" w:cs="Courier New"/>
+          <w:color w:val="ABB2BF"/>
+          <w:sz w:val="20"/>
+          <w:szCs w:val="20"/>
+          <w:lang w:val="en-US" w:eastAsia="ru-RU"/>
+        </w:rPr>
+        <w:t>JTextArea</w:t>
+      </w:r>
+      <w:proofErr w:type="spellEnd"/>
+      <w:r>
+        <w:rPr>
+          <w:rFonts w:ascii="Courier New" w:eastAsia="Times New Roman" w:hAnsi="Courier New" w:cs="Courier New"/>
+          <w:color w:val="ABB2BF"/>
+          <w:sz w:val="20"/>
+          <w:szCs w:val="20"/>
+          <w:lang w:val="en-US" w:eastAsia="ru-RU"/>
+        </w:rPr>
+        <w:t>(</w:t>
       </w:r>
       <w:r>
         <w:rPr>
@@ -12438,7 +13963,29 @@
           <w:lang w:val="en-US" w:eastAsia="ru-RU"/>
         </w:rPr>
         <w:br/>
-        <w:t xml:space="preserve">        textArea.setEditable(</w:t>
+        <w:t xml:space="preserve">        </w:t>
+      </w:r>
+      <w:proofErr w:type="spellStart"/>
+      <w:r>
+        <w:rPr>
+          <w:rFonts w:ascii="Courier New" w:eastAsia="Times New Roman" w:hAnsi="Courier New" w:cs="Courier New"/>
+          <w:color w:val="ABB2BF"/>
+          <w:sz w:val="20"/>
+          <w:szCs w:val="20"/>
+          <w:lang w:val="en-US" w:eastAsia="ru-RU"/>
+        </w:rPr>
+        <w:t>textArea.setEditable</w:t>
+      </w:r>
+      <w:proofErr w:type="spellEnd"/>
+      <w:r>
+        <w:rPr>
+          <w:rFonts w:ascii="Courier New" w:eastAsia="Times New Roman" w:hAnsi="Courier New" w:cs="Courier New"/>
+          <w:color w:val="ABB2BF"/>
+          <w:sz w:val="20"/>
+          <w:szCs w:val="20"/>
+          <w:lang w:val="en-US" w:eastAsia="ru-RU"/>
+        </w:rPr>
+        <w:t>(</w:t>
       </w:r>
       <w:r>
         <w:rPr>
@@ -12469,7 +14016,51 @@
           <w:lang w:val="en-US" w:eastAsia="ru-RU"/>
         </w:rPr>
         <w:br/>
-        <w:t xml:space="preserve">        JScrollPane scrollPane = </w:t>
+        <w:t xml:space="preserve">        </w:t>
+      </w:r>
+      <w:proofErr w:type="spellStart"/>
+      <w:r>
+        <w:rPr>
+          <w:rFonts w:ascii="Courier New" w:eastAsia="Times New Roman" w:hAnsi="Courier New" w:cs="Courier New"/>
+          <w:color w:val="ABB2BF"/>
+          <w:sz w:val="20"/>
+          <w:szCs w:val="20"/>
+          <w:lang w:val="en-US" w:eastAsia="ru-RU"/>
+        </w:rPr>
+        <w:t>JScrollPane</w:t>
+      </w:r>
+      <w:proofErr w:type="spellEnd"/>
+      <w:r>
+        <w:rPr>
+          <w:rFonts w:ascii="Courier New" w:eastAsia="Times New Roman" w:hAnsi="Courier New" w:cs="Courier New"/>
+          <w:color w:val="ABB2BF"/>
+          <w:sz w:val="20"/>
+          <w:szCs w:val="20"/>
+          <w:lang w:val="en-US" w:eastAsia="ru-RU"/>
+        </w:rPr>
+        <w:t xml:space="preserve"> </w:t>
+      </w:r>
+      <w:proofErr w:type="spellStart"/>
+      <w:r>
+        <w:rPr>
+          <w:rFonts w:ascii="Courier New" w:eastAsia="Times New Roman" w:hAnsi="Courier New" w:cs="Courier New"/>
+          <w:color w:val="ABB2BF"/>
+          <w:sz w:val="20"/>
+          <w:szCs w:val="20"/>
+          <w:lang w:val="en-US" w:eastAsia="ru-RU"/>
+        </w:rPr>
+        <w:t>scrollPane</w:t>
+      </w:r>
+      <w:proofErr w:type="spellEnd"/>
+      <w:r>
+        <w:rPr>
+          <w:rFonts w:ascii="Courier New" w:eastAsia="Times New Roman" w:hAnsi="Courier New" w:cs="Courier New"/>
+          <w:color w:val="ABB2BF"/>
+          <w:sz w:val="20"/>
+          <w:szCs w:val="20"/>
+          <w:lang w:val="en-US" w:eastAsia="ru-RU"/>
+        </w:rPr>
+        <w:t xml:space="preserve"> = </w:t>
       </w:r>
       <w:r>
         <w:rPr>
@@ -12481,47 +14072,169 @@
         </w:rPr>
         <w:t xml:space="preserve">new </w:t>
       </w:r>
-      <w:r>
-        <w:rPr>
-          <w:rFonts w:ascii="Courier New" w:eastAsia="Times New Roman" w:hAnsi="Courier New" w:cs="Courier New"/>
-          <w:color w:val="ABB2BF"/>
-          <w:sz w:val="20"/>
-          <w:szCs w:val="20"/>
-          <w:lang w:val="en-US" w:eastAsia="ru-RU"/>
-        </w:rPr>
-        <w:t>JScrollPane(textArea);</w:t>
-      </w:r>
-      <w:r>
-        <w:rPr>
-          <w:rFonts w:ascii="Courier New" w:eastAsia="Times New Roman" w:hAnsi="Courier New" w:cs="Courier New"/>
-          <w:color w:val="ABB2BF"/>
-          <w:sz w:val="20"/>
-          <w:szCs w:val="20"/>
-          <w:lang w:val="en-US" w:eastAsia="ru-RU"/>
-        </w:rPr>
-        <w:br/>
-        <w:t xml:space="preserve">        add(scrollPane, BorderLayout.CENTER);</w:t>
-      </w:r>
-      <w:r>
-        <w:rPr>
-          <w:rFonts w:ascii="Courier New" w:eastAsia="Times New Roman" w:hAnsi="Courier New" w:cs="Courier New"/>
-          <w:color w:val="ABB2BF"/>
-          <w:sz w:val="20"/>
-          <w:szCs w:val="20"/>
-          <w:lang w:val="en-US" w:eastAsia="ru-RU"/>
-        </w:rPr>
-        <w:br/>
-      </w:r>
-      <w:r>
-        <w:rPr>
-          <w:rFonts w:ascii="Courier New" w:eastAsia="Times New Roman" w:hAnsi="Courier New" w:cs="Courier New"/>
-          <w:color w:val="ABB2BF"/>
-          <w:sz w:val="20"/>
-          <w:szCs w:val="20"/>
-          <w:lang w:val="en-US" w:eastAsia="ru-RU"/>
-        </w:rPr>
-        <w:br/>
-        <w:t xml:space="preserve">        JPanel buttonPanel = </w:t>
+      <w:proofErr w:type="spellStart"/>
+      <w:r>
+        <w:rPr>
+          <w:rFonts w:ascii="Courier New" w:eastAsia="Times New Roman" w:hAnsi="Courier New" w:cs="Courier New"/>
+          <w:color w:val="ABB2BF"/>
+          <w:sz w:val="20"/>
+          <w:szCs w:val="20"/>
+          <w:lang w:val="en-US" w:eastAsia="ru-RU"/>
+        </w:rPr>
+        <w:t>JScrollPane</w:t>
+      </w:r>
+      <w:proofErr w:type="spellEnd"/>
+      <w:r>
+        <w:rPr>
+          <w:rFonts w:ascii="Courier New" w:eastAsia="Times New Roman" w:hAnsi="Courier New" w:cs="Courier New"/>
+          <w:color w:val="ABB2BF"/>
+          <w:sz w:val="20"/>
+          <w:szCs w:val="20"/>
+          <w:lang w:val="en-US" w:eastAsia="ru-RU"/>
+        </w:rPr>
+        <w:t>(</w:t>
+      </w:r>
+      <w:proofErr w:type="spellStart"/>
+      <w:r>
+        <w:rPr>
+          <w:rFonts w:ascii="Courier New" w:eastAsia="Times New Roman" w:hAnsi="Courier New" w:cs="Courier New"/>
+          <w:color w:val="ABB2BF"/>
+          <w:sz w:val="20"/>
+          <w:szCs w:val="20"/>
+          <w:lang w:val="en-US" w:eastAsia="ru-RU"/>
+        </w:rPr>
+        <w:t>textArea</w:t>
+      </w:r>
+      <w:proofErr w:type="spellEnd"/>
+      <w:r>
+        <w:rPr>
+          <w:rFonts w:ascii="Courier New" w:eastAsia="Times New Roman" w:hAnsi="Courier New" w:cs="Courier New"/>
+          <w:color w:val="ABB2BF"/>
+          <w:sz w:val="20"/>
+          <w:szCs w:val="20"/>
+          <w:lang w:val="en-US" w:eastAsia="ru-RU"/>
+        </w:rPr>
+        <w:t>);</w:t>
+      </w:r>
+      <w:r>
+        <w:rPr>
+          <w:rFonts w:ascii="Courier New" w:eastAsia="Times New Roman" w:hAnsi="Courier New" w:cs="Courier New"/>
+          <w:color w:val="ABB2BF"/>
+          <w:sz w:val="20"/>
+          <w:szCs w:val="20"/>
+          <w:lang w:val="en-US" w:eastAsia="ru-RU"/>
+        </w:rPr>
+        <w:br/>
+        <w:t xml:space="preserve">        add(</w:t>
+      </w:r>
+      <w:proofErr w:type="spellStart"/>
+      <w:r>
+        <w:rPr>
+          <w:rFonts w:ascii="Courier New" w:eastAsia="Times New Roman" w:hAnsi="Courier New" w:cs="Courier New"/>
+          <w:color w:val="ABB2BF"/>
+          <w:sz w:val="20"/>
+          <w:szCs w:val="20"/>
+          <w:lang w:val="en-US" w:eastAsia="ru-RU"/>
+        </w:rPr>
+        <w:t>scrollPane</w:t>
+      </w:r>
+      <w:proofErr w:type="spellEnd"/>
+      <w:r>
+        <w:rPr>
+          <w:rFonts w:ascii="Courier New" w:eastAsia="Times New Roman" w:hAnsi="Courier New" w:cs="Courier New"/>
+          <w:color w:val="ABB2BF"/>
+          <w:sz w:val="20"/>
+          <w:szCs w:val="20"/>
+          <w:lang w:val="en-US" w:eastAsia="ru-RU"/>
+        </w:rPr>
+        <w:t xml:space="preserve">, </w:t>
+      </w:r>
+      <w:proofErr w:type="spellStart"/>
+      <w:r>
+        <w:rPr>
+          <w:rFonts w:ascii="Courier New" w:eastAsia="Times New Roman" w:hAnsi="Courier New" w:cs="Courier New"/>
+          <w:color w:val="ABB2BF"/>
+          <w:sz w:val="20"/>
+          <w:szCs w:val="20"/>
+          <w:lang w:val="en-US" w:eastAsia="ru-RU"/>
+        </w:rPr>
+        <w:t>BorderLayout.CENTER</w:t>
+      </w:r>
+      <w:proofErr w:type="spellEnd"/>
+      <w:r>
+        <w:rPr>
+          <w:rFonts w:ascii="Courier New" w:eastAsia="Times New Roman" w:hAnsi="Courier New" w:cs="Courier New"/>
+          <w:color w:val="ABB2BF"/>
+          <w:sz w:val="20"/>
+          <w:szCs w:val="20"/>
+          <w:lang w:val="en-US" w:eastAsia="ru-RU"/>
+        </w:rPr>
+        <w:t>);</w:t>
+      </w:r>
+      <w:r>
+        <w:rPr>
+          <w:rFonts w:ascii="Courier New" w:eastAsia="Times New Roman" w:hAnsi="Courier New" w:cs="Courier New"/>
+          <w:color w:val="ABB2BF"/>
+          <w:sz w:val="20"/>
+          <w:szCs w:val="20"/>
+          <w:lang w:val="en-US" w:eastAsia="ru-RU"/>
+        </w:rPr>
+        <w:br/>
+      </w:r>
+      <w:r>
+        <w:rPr>
+          <w:rFonts w:ascii="Courier New" w:eastAsia="Times New Roman" w:hAnsi="Courier New" w:cs="Courier New"/>
+          <w:color w:val="ABB2BF"/>
+          <w:sz w:val="20"/>
+          <w:szCs w:val="20"/>
+          <w:lang w:val="en-US" w:eastAsia="ru-RU"/>
+        </w:rPr>
+        <w:br/>
+        <w:t xml:space="preserve">        </w:t>
+      </w:r>
+      <w:proofErr w:type="spellStart"/>
+      <w:r>
+        <w:rPr>
+          <w:rFonts w:ascii="Courier New" w:eastAsia="Times New Roman" w:hAnsi="Courier New" w:cs="Courier New"/>
+          <w:color w:val="ABB2BF"/>
+          <w:sz w:val="20"/>
+          <w:szCs w:val="20"/>
+          <w:lang w:val="en-US" w:eastAsia="ru-RU"/>
+        </w:rPr>
+        <w:t>JPanel</w:t>
+      </w:r>
+      <w:proofErr w:type="spellEnd"/>
+      <w:r>
+        <w:rPr>
+          <w:rFonts w:ascii="Courier New" w:eastAsia="Times New Roman" w:hAnsi="Courier New" w:cs="Courier New"/>
+          <w:color w:val="ABB2BF"/>
+          <w:sz w:val="20"/>
+          <w:szCs w:val="20"/>
+          <w:lang w:val="en-US" w:eastAsia="ru-RU"/>
+        </w:rPr>
+        <w:t xml:space="preserve"> </w:t>
+      </w:r>
+      <w:proofErr w:type="spellStart"/>
+      <w:r>
+        <w:rPr>
+          <w:rFonts w:ascii="Courier New" w:eastAsia="Times New Roman" w:hAnsi="Courier New" w:cs="Courier New"/>
+          <w:color w:val="ABB2BF"/>
+          <w:sz w:val="20"/>
+          <w:szCs w:val="20"/>
+          <w:lang w:val="en-US" w:eastAsia="ru-RU"/>
+        </w:rPr>
+        <w:t>buttonPanel</w:t>
+      </w:r>
+      <w:proofErr w:type="spellEnd"/>
+      <w:r>
+        <w:rPr>
+          <w:rFonts w:ascii="Courier New" w:eastAsia="Times New Roman" w:hAnsi="Courier New" w:cs="Courier New"/>
+          <w:color w:val="ABB2BF"/>
+          <w:sz w:val="20"/>
+          <w:szCs w:val="20"/>
+          <w:lang w:val="en-US" w:eastAsia="ru-RU"/>
+        </w:rPr>
+        <w:t xml:space="preserve"> = </w:t>
       </w:r>
       <w:r>
         <w:rPr>
@@ -12533,15 +14246,27 @@
         </w:rPr>
         <w:t xml:space="preserve">new </w:t>
       </w:r>
-      <w:r>
-        <w:rPr>
-          <w:rFonts w:ascii="Courier New" w:eastAsia="Times New Roman" w:hAnsi="Courier New" w:cs="Courier New"/>
-          <w:color w:val="ABB2BF"/>
-          <w:sz w:val="20"/>
-          <w:szCs w:val="20"/>
-          <w:lang w:val="en-US" w:eastAsia="ru-RU"/>
-        </w:rPr>
-        <w:t>JPanel(</w:t>
+      <w:proofErr w:type="spellStart"/>
+      <w:r>
+        <w:rPr>
+          <w:rFonts w:ascii="Courier New" w:eastAsia="Times New Roman" w:hAnsi="Courier New" w:cs="Courier New"/>
+          <w:color w:val="ABB2BF"/>
+          <w:sz w:val="20"/>
+          <w:szCs w:val="20"/>
+          <w:lang w:val="en-US" w:eastAsia="ru-RU"/>
+        </w:rPr>
+        <w:t>JPanel</w:t>
+      </w:r>
+      <w:proofErr w:type="spellEnd"/>
+      <w:r>
+        <w:rPr>
+          <w:rFonts w:ascii="Courier New" w:eastAsia="Times New Roman" w:hAnsi="Courier New" w:cs="Courier New"/>
+          <w:color w:val="ABB2BF"/>
+          <w:sz w:val="20"/>
+          <w:szCs w:val="20"/>
+          <w:lang w:val="en-US" w:eastAsia="ru-RU"/>
+        </w:rPr>
+        <w:t>(</w:t>
       </w:r>
       <w:r>
         <w:rPr>
@@ -12553,15 +14278,27 @@
         </w:rPr>
         <w:t xml:space="preserve">new </w:t>
       </w:r>
-      <w:r>
-        <w:rPr>
-          <w:rFonts w:ascii="Courier New" w:eastAsia="Times New Roman" w:hAnsi="Courier New" w:cs="Courier New"/>
-          <w:color w:val="ABB2BF"/>
-          <w:sz w:val="20"/>
-          <w:szCs w:val="20"/>
-          <w:lang w:val="en-US" w:eastAsia="ru-RU"/>
-        </w:rPr>
-        <w:t>GridLayout(</w:t>
+      <w:proofErr w:type="spellStart"/>
+      <w:r>
+        <w:rPr>
+          <w:rFonts w:ascii="Courier New" w:eastAsia="Times New Roman" w:hAnsi="Courier New" w:cs="Courier New"/>
+          <w:color w:val="ABB2BF"/>
+          <w:sz w:val="20"/>
+          <w:szCs w:val="20"/>
+          <w:lang w:val="en-US" w:eastAsia="ru-RU"/>
+        </w:rPr>
+        <w:t>GridLayout</w:t>
+      </w:r>
+      <w:proofErr w:type="spellEnd"/>
+      <w:r>
+        <w:rPr>
+          <w:rFonts w:ascii="Courier New" w:eastAsia="Times New Roman" w:hAnsi="Courier New" w:cs="Courier New"/>
+          <w:color w:val="ABB2BF"/>
+          <w:sz w:val="20"/>
+          <w:szCs w:val="20"/>
+          <w:lang w:val="en-US" w:eastAsia="ru-RU"/>
+        </w:rPr>
+        <w:t>(</w:t>
       </w:r>
       <w:r>
         <w:rPr>
@@ -12612,7 +14349,51 @@
           <w:lang w:val="en-US" w:eastAsia="ru-RU"/>
         </w:rPr>
         <w:br/>
-        <w:t xml:space="preserve">        JButton editButton = </w:t>
+        <w:t xml:space="preserve">        </w:t>
+      </w:r>
+      <w:proofErr w:type="spellStart"/>
+      <w:r>
+        <w:rPr>
+          <w:rFonts w:ascii="Courier New" w:eastAsia="Times New Roman" w:hAnsi="Courier New" w:cs="Courier New"/>
+          <w:color w:val="ABB2BF"/>
+          <w:sz w:val="20"/>
+          <w:szCs w:val="20"/>
+          <w:lang w:val="en-US" w:eastAsia="ru-RU"/>
+        </w:rPr>
+        <w:t>JButton</w:t>
+      </w:r>
+      <w:proofErr w:type="spellEnd"/>
+      <w:r>
+        <w:rPr>
+          <w:rFonts w:ascii="Courier New" w:eastAsia="Times New Roman" w:hAnsi="Courier New" w:cs="Courier New"/>
+          <w:color w:val="ABB2BF"/>
+          <w:sz w:val="20"/>
+          <w:szCs w:val="20"/>
+          <w:lang w:val="en-US" w:eastAsia="ru-RU"/>
+        </w:rPr>
+        <w:t xml:space="preserve"> </w:t>
+      </w:r>
+      <w:proofErr w:type="spellStart"/>
+      <w:r>
+        <w:rPr>
+          <w:rFonts w:ascii="Courier New" w:eastAsia="Times New Roman" w:hAnsi="Courier New" w:cs="Courier New"/>
+          <w:color w:val="ABB2BF"/>
+          <w:sz w:val="20"/>
+          <w:szCs w:val="20"/>
+          <w:lang w:val="en-US" w:eastAsia="ru-RU"/>
+        </w:rPr>
+        <w:t>editButton</w:t>
+      </w:r>
+      <w:proofErr w:type="spellEnd"/>
+      <w:r>
+        <w:rPr>
+          <w:rFonts w:ascii="Courier New" w:eastAsia="Times New Roman" w:hAnsi="Courier New" w:cs="Courier New"/>
+          <w:color w:val="ABB2BF"/>
+          <w:sz w:val="20"/>
+          <w:szCs w:val="20"/>
+          <w:lang w:val="en-US" w:eastAsia="ru-RU"/>
+        </w:rPr>
+        <w:t xml:space="preserve"> = </w:t>
       </w:r>
       <w:r>
         <w:rPr>
@@ -12624,15 +14405,27 @@
         </w:rPr>
         <w:t xml:space="preserve">new </w:t>
       </w:r>
-      <w:r>
-        <w:rPr>
-          <w:rFonts w:ascii="Courier New" w:eastAsia="Times New Roman" w:hAnsi="Courier New" w:cs="Courier New"/>
-          <w:color w:val="ABB2BF"/>
-          <w:sz w:val="20"/>
-          <w:szCs w:val="20"/>
-          <w:lang w:val="en-US" w:eastAsia="ru-RU"/>
-        </w:rPr>
-        <w:t>JButton(</w:t>
+      <w:proofErr w:type="spellStart"/>
+      <w:r>
+        <w:rPr>
+          <w:rFonts w:ascii="Courier New" w:eastAsia="Times New Roman" w:hAnsi="Courier New" w:cs="Courier New"/>
+          <w:color w:val="ABB2BF"/>
+          <w:sz w:val="20"/>
+          <w:szCs w:val="20"/>
+          <w:lang w:val="en-US" w:eastAsia="ru-RU"/>
+        </w:rPr>
+        <w:t>JButton</w:t>
+      </w:r>
+      <w:proofErr w:type="spellEnd"/>
+      <w:r>
+        <w:rPr>
+          <w:rFonts w:ascii="Courier New" w:eastAsia="Times New Roman" w:hAnsi="Courier New" w:cs="Courier New"/>
+          <w:color w:val="ABB2BF"/>
+          <w:sz w:val="20"/>
+          <w:szCs w:val="20"/>
+          <w:lang w:val="en-US" w:eastAsia="ru-RU"/>
+        </w:rPr>
+        <w:t>(</w:t>
       </w:r>
       <w:r>
         <w:rPr>
@@ -12703,7 +14496,51 @@
           <w:lang w:val="en-US" w:eastAsia="ru-RU"/>
         </w:rPr>
         <w:br/>
-        <w:t xml:space="preserve">        JButton undoButton = </w:t>
+        <w:t xml:space="preserve">        </w:t>
+      </w:r>
+      <w:proofErr w:type="spellStart"/>
+      <w:r>
+        <w:rPr>
+          <w:rFonts w:ascii="Courier New" w:eastAsia="Times New Roman" w:hAnsi="Courier New" w:cs="Courier New"/>
+          <w:color w:val="ABB2BF"/>
+          <w:sz w:val="20"/>
+          <w:szCs w:val="20"/>
+          <w:lang w:val="en-US" w:eastAsia="ru-RU"/>
+        </w:rPr>
+        <w:t>JButton</w:t>
+      </w:r>
+      <w:proofErr w:type="spellEnd"/>
+      <w:r>
+        <w:rPr>
+          <w:rFonts w:ascii="Courier New" w:eastAsia="Times New Roman" w:hAnsi="Courier New" w:cs="Courier New"/>
+          <w:color w:val="ABB2BF"/>
+          <w:sz w:val="20"/>
+          <w:szCs w:val="20"/>
+          <w:lang w:val="en-US" w:eastAsia="ru-RU"/>
+        </w:rPr>
+        <w:t xml:space="preserve"> </w:t>
+      </w:r>
+      <w:proofErr w:type="spellStart"/>
+      <w:r>
+        <w:rPr>
+          <w:rFonts w:ascii="Courier New" w:eastAsia="Times New Roman" w:hAnsi="Courier New" w:cs="Courier New"/>
+          <w:color w:val="ABB2BF"/>
+          <w:sz w:val="20"/>
+          <w:szCs w:val="20"/>
+          <w:lang w:val="en-US" w:eastAsia="ru-RU"/>
+        </w:rPr>
+        <w:t>undoButton</w:t>
+      </w:r>
+      <w:proofErr w:type="spellEnd"/>
+      <w:r>
+        <w:rPr>
+          <w:rFonts w:ascii="Courier New" w:eastAsia="Times New Roman" w:hAnsi="Courier New" w:cs="Courier New"/>
+          <w:color w:val="ABB2BF"/>
+          <w:sz w:val="20"/>
+          <w:szCs w:val="20"/>
+          <w:lang w:val="en-US" w:eastAsia="ru-RU"/>
+        </w:rPr>
+        <w:t xml:space="preserve"> = </w:t>
       </w:r>
       <w:r>
         <w:rPr>
@@ -12715,15 +14552,27 @@
         </w:rPr>
         <w:t xml:space="preserve">new </w:t>
       </w:r>
-      <w:r>
-        <w:rPr>
-          <w:rFonts w:ascii="Courier New" w:eastAsia="Times New Roman" w:hAnsi="Courier New" w:cs="Courier New"/>
-          <w:color w:val="ABB2BF"/>
-          <w:sz w:val="20"/>
-          <w:szCs w:val="20"/>
-          <w:lang w:val="en-US" w:eastAsia="ru-RU"/>
-        </w:rPr>
-        <w:t>JButton(</w:t>
+      <w:proofErr w:type="spellStart"/>
+      <w:r>
+        <w:rPr>
+          <w:rFonts w:ascii="Courier New" w:eastAsia="Times New Roman" w:hAnsi="Courier New" w:cs="Courier New"/>
+          <w:color w:val="ABB2BF"/>
+          <w:sz w:val="20"/>
+          <w:szCs w:val="20"/>
+          <w:lang w:val="en-US" w:eastAsia="ru-RU"/>
+        </w:rPr>
+        <w:t>JButton</w:t>
+      </w:r>
+      <w:proofErr w:type="spellEnd"/>
+      <w:r>
+        <w:rPr>
+          <w:rFonts w:ascii="Courier New" w:eastAsia="Times New Roman" w:hAnsi="Courier New" w:cs="Courier New"/>
+          <w:color w:val="ABB2BF"/>
+          <w:sz w:val="20"/>
+          <w:szCs w:val="20"/>
+          <w:lang w:val="en-US" w:eastAsia="ru-RU"/>
+        </w:rPr>
+        <w:t>(</w:t>
       </w:r>
       <w:r>
         <w:rPr>
@@ -12794,7 +14643,51 @@
           <w:lang w:val="en-US" w:eastAsia="ru-RU"/>
         </w:rPr>
         <w:br/>
-        <w:t xml:space="preserve">        JButton historyButton = </w:t>
+        <w:t xml:space="preserve">        </w:t>
+      </w:r>
+      <w:proofErr w:type="spellStart"/>
+      <w:r>
+        <w:rPr>
+          <w:rFonts w:ascii="Courier New" w:eastAsia="Times New Roman" w:hAnsi="Courier New" w:cs="Courier New"/>
+          <w:color w:val="ABB2BF"/>
+          <w:sz w:val="20"/>
+          <w:szCs w:val="20"/>
+          <w:lang w:val="en-US" w:eastAsia="ru-RU"/>
+        </w:rPr>
+        <w:t>JButton</w:t>
+      </w:r>
+      <w:proofErr w:type="spellEnd"/>
+      <w:r>
+        <w:rPr>
+          <w:rFonts w:ascii="Courier New" w:eastAsia="Times New Roman" w:hAnsi="Courier New" w:cs="Courier New"/>
+          <w:color w:val="ABB2BF"/>
+          <w:sz w:val="20"/>
+          <w:szCs w:val="20"/>
+          <w:lang w:val="en-US" w:eastAsia="ru-RU"/>
+        </w:rPr>
+        <w:t xml:space="preserve"> </w:t>
+      </w:r>
+      <w:proofErr w:type="spellStart"/>
+      <w:r>
+        <w:rPr>
+          <w:rFonts w:ascii="Courier New" w:eastAsia="Times New Roman" w:hAnsi="Courier New" w:cs="Courier New"/>
+          <w:color w:val="ABB2BF"/>
+          <w:sz w:val="20"/>
+          <w:szCs w:val="20"/>
+          <w:lang w:val="en-US" w:eastAsia="ru-RU"/>
+        </w:rPr>
+        <w:t>historyButton</w:t>
+      </w:r>
+      <w:proofErr w:type="spellEnd"/>
+      <w:r>
+        <w:rPr>
+          <w:rFonts w:ascii="Courier New" w:eastAsia="Times New Roman" w:hAnsi="Courier New" w:cs="Courier New"/>
+          <w:color w:val="ABB2BF"/>
+          <w:sz w:val="20"/>
+          <w:szCs w:val="20"/>
+          <w:lang w:val="en-US" w:eastAsia="ru-RU"/>
+        </w:rPr>
+        <w:t xml:space="preserve"> = </w:t>
       </w:r>
       <w:r>
         <w:rPr>
@@ -12806,15 +14699,27 @@
         </w:rPr>
         <w:t xml:space="preserve">new </w:t>
       </w:r>
-      <w:r>
-        <w:rPr>
-          <w:rFonts w:ascii="Courier New" w:eastAsia="Times New Roman" w:hAnsi="Courier New" w:cs="Courier New"/>
-          <w:color w:val="ABB2BF"/>
-          <w:sz w:val="20"/>
-          <w:szCs w:val="20"/>
-          <w:lang w:val="en-US" w:eastAsia="ru-RU"/>
-        </w:rPr>
-        <w:t>JButton(</w:t>
+      <w:proofErr w:type="spellStart"/>
+      <w:r>
+        <w:rPr>
+          <w:rFonts w:ascii="Courier New" w:eastAsia="Times New Roman" w:hAnsi="Courier New" w:cs="Courier New"/>
+          <w:color w:val="ABB2BF"/>
+          <w:sz w:val="20"/>
+          <w:szCs w:val="20"/>
+          <w:lang w:val="en-US" w:eastAsia="ru-RU"/>
+        </w:rPr>
+        <w:t>JButton</w:t>
+      </w:r>
+      <w:proofErr w:type="spellEnd"/>
+      <w:r>
+        <w:rPr>
+          <w:rFonts w:ascii="Courier New" w:eastAsia="Times New Roman" w:hAnsi="Courier New" w:cs="Courier New"/>
+          <w:color w:val="ABB2BF"/>
+          <w:sz w:val="20"/>
+          <w:szCs w:val="20"/>
+          <w:lang w:val="en-US" w:eastAsia="ru-RU"/>
+        </w:rPr>
+        <w:t>(</w:t>
       </w:r>
       <w:r>
         <w:rPr>
@@ -12895,7 +14800,29 @@
           <w:lang w:val="en-US" w:eastAsia="ru-RU"/>
         </w:rPr>
         <w:br/>
-        <w:t xml:space="preserve">        editButton.addActionListener(</w:t>
+        <w:t xml:space="preserve">        </w:t>
+      </w:r>
+      <w:proofErr w:type="spellStart"/>
+      <w:r>
+        <w:rPr>
+          <w:rFonts w:ascii="Courier New" w:eastAsia="Times New Roman" w:hAnsi="Courier New" w:cs="Courier New"/>
+          <w:color w:val="ABB2BF"/>
+          <w:sz w:val="20"/>
+          <w:szCs w:val="20"/>
+          <w:lang w:val="en-US" w:eastAsia="ru-RU"/>
+        </w:rPr>
+        <w:t>editButton.addActionListener</w:t>
+      </w:r>
+      <w:proofErr w:type="spellEnd"/>
+      <w:r>
+        <w:rPr>
+          <w:rFonts w:ascii="Courier New" w:eastAsia="Times New Roman" w:hAnsi="Courier New" w:cs="Courier New"/>
+          <w:color w:val="ABB2BF"/>
+          <w:sz w:val="20"/>
+          <w:szCs w:val="20"/>
+          <w:lang w:val="en-US" w:eastAsia="ru-RU"/>
+        </w:rPr>
+        <w:t>(</w:t>
       </w:r>
       <w:r>
         <w:rPr>
@@ -12949,37 +14876,170 @@
         </w:rPr>
         <w:t xml:space="preserve">public void </w:t>
       </w:r>
-      <w:r>
-        <w:rPr>
-          <w:rFonts w:ascii="Courier New" w:eastAsia="Times New Roman" w:hAnsi="Courier New" w:cs="Courier New"/>
-          <w:color w:val="ABB2BF"/>
-          <w:sz w:val="20"/>
-          <w:szCs w:val="20"/>
-          <w:lang w:val="en-US" w:eastAsia="ru-RU"/>
-        </w:rPr>
-        <w:t>actionPerformed(ActionEvent e) {</w:t>
-      </w:r>
-      <w:r>
-        <w:rPr>
-          <w:rFonts w:ascii="Courier New" w:eastAsia="Times New Roman" w:hAnsi="Courier New" w:cs="Courier New"/>
-          <w:color w:val="ABB2BF"/>
-          <w:sz w:val="20"/>
-          <w:szCs w:val="20"/>
-          <w:lang w:val="en-US" w:eastAsia="ru-RU"/>
-        </w:rPr>
-        <w:br/>
-        <w:t xml:space="preserve">                String currentText = document.getContent();</w:t>
-      </w:r>
-      <w:r>
-        <w:rPr>
-          <w:rFonts w:ascii="Courier New" w:eastAsia="Times New Roman" w:hAnsi="Courier New" w:cs="Courier New"/>
-          <w:color w:val="ABB2BF"/>
-          <w:sz w:val="20"/>
-          <w:szCs w:val="20"/>
-          <w:lang w:val="en-US" w:eastAsia="ru-RU"/>
-        </w:rPr>
-        <w:br/>
-        <w:t xml:space="preserve">                String newText = JOptionPane.showInputDialog(DocumentEditorGUI.</w:t>
+      <w:proofErr w:type="spellStart"/>
+      <w:r>
+        <w:rPr>
+          <w:rFonts w:ascii="Courier New" w:eastAsia="Times New Roman" w:hAnsi="Courier New" w:cs="Courier New"/>
+          <w:color w:val="ABB2BF"/>
+          <w:sz w:val="20"/>
+          <w:szCs w:val="20"/>
+          <w:lang w:val="en-US" w:eastAsia="ru-RU"/>
+        </w:rPr>
+        <w:t>actionPerformed</w:t>
+      </w:r>
+      <w:proofErr w:type="spellEnd"/>
+      <w:r>
+        <w:rPr>
+          <w:rFonts w:ascii="Courier New" w:eastAsia="Times New Roman" w:hAnsi="Courier New" w:cs="Courier New"/>
+          <w:color w:val="ABB2BF"/>
+          <w:sz w:val="20"/>
+          <w:szCs w:val="20"/>
+          <w:lang w:val="en-US" w:eastAsia="ru-RU"/>
+        </w:rPr>
+        <w:t>(</w:t>
+      </w:r>
+      <w:proofErr w:type="spellStart"/>
+      <w:r>
+        <w:rPr>
+          <w:rFonts w:ascii="Courier New" w:eastAsia="Times New Roman" w:hAnsi="Courier New" w:cs="Courier New"/>
+          <w:color w:val="ABB2BF"/>
+          <w:sz w:val="20"/>
+          <w:szCs w:val="20"/>
+          <w:lang w:val="en-US" w:eastAsia="ru-RU"/>
+        </w:rPr>
+        <w:t>ActionEvent</w:t>
+      </w:r>
+      <w:proofErr w:type="spellEnd"/>
+      <w:r>
+        <w:rPr>
+          <w:rFonts w:ascii="Courier New" w:eastAsia="Times New Roman" w:hAnsi="Courier New" w:cs="Courier New"/>
+          <w:color w:val="ABB2BF"/>
+          <w:sz w:val="20"/>
+          <w:szCs w:val="20"/>
+          <w:lang w:val="en-US" w:eastAsia="ru-RU"/>
+        </w:rPr>
+        <w:t xml:space="preserve"> e) {</w:t>
+      </w:r>
+      <w:r>
+        <w:rPr>
+          <w:rFonts w:ascii="Courier New" w:eastAsia="Times New Roman" w:hAnsi="Courier New" w:cs="Courier New"/>
+          <w:color w:val="ABB2BF"/>
+          <w:sz w:val="20"/>
+          <w:szCs w:val="20"/>
+          <w:lang w:val="en-US" w:eastAsia="ru-RU"/>
+        </w:rPr>
+        <w:br/>
+        <w:t xml:space="preserve">                String </w:t>
+      </w:r>
+      <w:proofErr w:type="spellStart"/>
+      <w:r>
+        <w:rPr>
+          <w:rFonts w:ascii="Courier New" w:eastAsia="Times New Roman" w:hAnsi="Courier New" w:cs="Courier New"/>
+          <w:color w:val="ABB2BF"/>
+          <w:sz w:val="20"/>
+          <w:szCs w:val="20"/>
+          <w:lang w:val="en-US" w:eastAsia="ru-RU"/>
+        </w:rPr>
+        <w:t>currentText</w:t>
+      </w:r>
+      <w:proofErr w:type="spellEnd"/>
+      <w:r>
+        <w:rPr>
+          <w:rFonts w:ascii="Courier New" w:eastAsia="Times New Roman" w:hAnsi="Courier New" w:cs="Courier New"/>
+          <w:color w:val="ABB2BF"/>
+          <w:sz w:val="20"/>
+          <w:szCs w:val="20"/>
+          <w:lang w:val="en-US" w:eastAsia="ru-RU"/>
+        </w:rPr>
+        <w:t xml:space="preserve"> = </w:t>
+      </w:r>
+      <w:proofErr w:type="spellStart"/>
+      <w:r>
+        <w:rPr>
+          <w:rFonts w:ascii="Courier New" w:eastAsia="Times New Roman" w:hAnsi="Courier New" w:cs="Courier New"/>
+          <w:color w:val="ABB2BF"/>
+          <w:sz w:val="20"/>
+          <w:szCs w:val="20"/>
+          <w:lang w:val="en-US" w:eastAsia="ru-RU"/>
+        </w:rPr>
+        <w:t>document.getContent</w:t>
+      </w:r>
+      <w:proofErr w:type="spellEnd"/>
+      <w:r>
+        <w:rPr>
+          <w:rFonts w:ascii="Courier New" w:eastAsia="Times New Roman" w:hAnsi="Courier New" w:cs="Courier New"/>
+          <w:color w:val="ABB2BF"/>
+          <w:sz w:val="20"/>
+          <w:szCs w:val="20"/>
+          <w:lang w:val="en-US" w:eastAsia="ru-RU"/>
+        </w:rPr>
+        <w:t>();</w:t>
+      </w:r>
+      <w:r>
+        <w:rPr>
+          <w:rFonts w:ascii="Courier New" w:eastAsia="Times New Roman" w:hAnsi="Courier New" w:cs="Courier New"/>
+          <w:color w:val="ABB2BF"/>
+          <w:sz w:val="20"/>
+          <w:szCs w:val="20"/>
+          <w:lang w:val="en-US" w:eastAsia="ru-RU"/>
+        </w:rPr>
+        <w:br/>
+        <w:t xml:space="preserve">                String </w:t>
+      </w:r>
+      <w:proofErr w:type="spellStart"/>
+      <w:r>
+        <w:rPr>
+          <w:rFonts w:ascii="Courier New" w:eastAsia="Times New Roman" w:hAnsi="Courier New" w:cs="Courier New"/>
+          <w:color w:val="ABB2BF"/>
+          <w:sz w:val="20"/>
+          <w:szCs w:val="20"/>
+          <w:lang w:val="en-US" w:eastAsia="ru-RU"/>
+        </w:rPr>
+        <w:t>newText</w:t>
+      </w:r>
+      <w:proofErr w:type="spellEnd"/>
+      <w:r>
+        <w:rPr>
+          <w:rFonts w:ascii="Courier New" w:eastAsia="Times New Roman" w:hAnsi="Courier New" w:cs="Courier New"/>
+          <w:color w:val="ABB2BF"/>
+          <w:sz w:val="20"/>
+          <w:szCs w:val="20"/>
+          <w:lang w:val="en-US" w:eastAsia="ru-RU"/>
+        </w:rPr>
+        <w:t xml:space="preserve"> = </w:t>
+      </w:r>
+      <w:proofErr w:type="spellStart"/>
+      <w:r>
+        <w:rPr>
+          <w:rFonts w:ascii="Courier New" w:eastAsia="Times New Roman" w:hAnsi="Courier New" w:cs="Courier New"/>
+          <w:color w:val="ABB2BF"/>
+          <w:sz w:val="20"/>
+          <w:szCs w:val="20"/>
+          <w:lang w:val="en-US" w:eastAsia="ru-RU"/>
+        </w:rPr>
+        <w:t>JOptionPane.showInputDialog</w:t>
+      </w:r>
+      <w:proofErr w:type="spellEnd"/>
+      <w:r>
+        <w:rPr>
+          <w:rFonts w:ascii="Courier New" w:eastAsia="Times New Roman" w:hAnsi="Courier New" w:cs="Courier New"/>
+          <w:color w:val="ABB2BF"/>
+          <w:sz w:val="20"/>
+          <w:szCs w:val="20"/>
+          <w:lang w:val="en-US" w:eastAsia="ru-RU"/>
+        </w:rPr>
+        <w:t>(</w:t>
+      </w:r>
+      <w:proofErr w:type="spellStart"/>
+      <w:r>
+        <w:rPr>
+          <w:rFonts w:ascii="Courier New" w:eastAsia="Times New Roman" w:hAnsi="Courier New" w:cs="Courier New"/>
+          <w:color w:val="ABB2BF"/>
+          <w:sz w:val="20"/>
+          <w:szCs w:val="20"/>
+          <w:lang w:val="en-US" w:eastAsia="ru-RU"/>
+        </w:rPr>
+        <w:t>DocumentEditorGUI.</w:t>
       </w:r>
       <w:r>
         <w:rPr>
@@ -12991,6 +15051,7 @@
         </w:rPr>
         <w:t>this</w:t>
       </w:r>
+      <w:proofErr w:type="spellEnd"/>
       <w:r>
         <w:rPr>
           <w:rFonts w:ascii="Courier New" w:eastAsia="Times New Roman" w:hAnsi="Courier New" w:cs="Courier New"/>
@@ -13079,7 +15140,29 @@
           <w:szCs w:val="20"/>
           <w:lang w:val="en-US" w:eastAsia="ru-RU"/>
         </w:rPr>
-        <w:t>, currentText);</w:t>
+        <w:t xml:space="preserve">, </w:t>
+      </w:r>
+      <w:proofErr w:type="spellStart"/>
+      <w:r>
+        <w:rPr>
+          <w:rFonts w:ascii="Courier New" w:eastAsia="Times New Roman" w:hAnsi="Courier New" w:cs="Courier New"/>
+          <w:color w:val="ABB2BF"/>
+          <w:sz w:val="20"/>
+          <w:szCs w:val="20"/>
+          <w:lang w:val="en-US" w:eastAsia="ru-RU"/>
+        </w:rPr>
+        <w:t>currentText</w:t>
+      </w:r>
+      <w:proofErr w:type="spellEnd"/>
+      <w:r>
+        <w:rPr>
+          <w:rFonts w:ascii="Courier New" w:eastAsia="Times New Roman" w:hAnsi="Courier New" w:cs="Courier New"/>
+          <w:color w:val="ABB2BF"/>
+          <w:sz w:val="20"/>
+          <w:szCs w:val="20"/>
+          <w:lang w:val="en-US" w:eastAsia="ru-RU"/>
+        </w:rPr>
+        <w:t>);</w:t>
       </w:r>
       <w:r>
         <w:rPr>
@@ -13110,7 +15193,29 @@
           <w:szCs w:val="20"/>
           <w:lang w:val="en-US" w:eastAsia="ru-RU"/>
         </w:rPr>
-        <w:t xml:space="preserve">(newText != </w:t>
+        <w:t>(</w:t>
+      </w:r>
+      <w:proofErr w:type="spellStart"/>
+      <w:r>
+        <w:rPr>
+          <w:rFonts w:ascii="Courier New" w:eastAsia="Times New Roman" w:hAnsi="Courier New" w:cs="Courier New"/>
+          <w:color w:val="ABB2BF"/>
+          <w:sz w:val="20"/>
+          <w:szCs w:val="20"/>
+          <w:lang w:val="en-US" w:eastAsia="ru-RU"/>
+        </w:rPr>
+        <w:t>newText</w:t>
+      </w:r>
+      <w:proofErr w:type="spellEnd"/>
+      <w:r>
+        <w:rPr>
+          <w:rFonts w:ascii="Courier New" w:eastAsia="Times New Roman" w:hAnsi="Courier New" w:cs="Courier New"/>
+          <w:color w:val="ABB2BF"/>
+          <w:sz w:val="20"/>
+          <w:szCs w:val="20"/>
+          <w:lang w:val="en-US" w:eastAsia="ru-RU"/>
+        </w:rPr>
+        <w:t xml:space="preserve"> != </w:t>
       </w:r>
       <w:r>
         <w:rPr>
@@ -13273,15 +15378,27 @@
         <w:br/>
         <w:t xml:space="preserve">                    </w:t>
       </w:r>
-      <w:r>
-        <w:rPr>
-          <w:rFonts w:ascii="Courier New" w:eastAsia="Times New Roman" w:hAnsi="Courier New" w:cs="Courier New"/>
-          <w:color w:val="ABB2BF"/>
-          <w:sz w:val="20"/>
-          <w:szCs w:val="20"/>
-          <w:lang w:val="en-US" w:eastAsia="ru-RU"/>
-        </w:rPr>
-        <w:t xml:space="preserve">DocumentCommand command = </w:t>
+      <w:proofErr w:type="spellStart"/>
+      <w:r>
+        <w:rPr>
+          <w:rFonts w:ascii="Courier New" w:eastAsia="Times New Roman" w:hAnsi="Courier New" w:cs="Courier New"/>
+          <w:color w:val="ABB2BF"/>
+          <w:sz w:val="20"/>
+          <w:szCs w:val="20"/>
+          <w:lang w:val="en-US" w:eastAsia="ru-RU"/>
+        </w:rPr>
+        <w:t>DocumentCommand</w:t>
+      </w:r>
+      <w:proofErr w:type="spellEnd"/>
+      <w:r>
+        <w:rPr>
+          <w:rFonts w:ascii="Courier New" w:eastAsia="Times New Roman" w:hAnsi="Courier New" w:cs="Courier New"/>
+          <w:color w:val="ABB2BF"/>
+          <w:sz w:val="20"/>
+          <w:szCs w:val="20"/>
+          <w:lang w:val="en-US" w:eastAsia="ru-RU"/>
+        </w:rPr>
+        <w:t xml:space="preserve"> command = </w:t>
       </w:r>
       <w:r>
         <w:rPr>
@@ -13293,37 +15410,137 @@
         </w:rPr>
         <w:t xml:space="preserve">new </w:t>
       </w:r>
-      <w:r>
-        <w:rPr>
-          <w:rFonts w:ascii="Courier New" w:eastAsia="Times New Roman" w:hAnsi="Courier New" w:cs="Courier New"/>
-          <w:color w:val="ABB2BF"/>
-          <w:sz w:val="20"/>
-          <w:szCs w:val="20"/>
-          <w:lang w:val="en-US" w:eastAsia="ru-RU"/>
-        </w:rPr>
-        <w:t>ChangeTextCommand(document, newText);</w:t>
-      </w:r>
-      <w:r>
-        <w:rPr>
-          <w:rFonts w:ascii="Courier New" w:eastAsia="Times New Roman" w:hAnsi="Courier New" w:cs="Courier New"/>
-          <w:color w:val="ABB2BF"/>
-          <w:sz w:val="20"/>
-          <w:szCs w:val="20"/>
-          <w:lang w:val="en-US" w:eastAsia="ru-RU"/>
-        </w:rPr>
-        <w:br/>
-        <w:t xml:space="preserve">                    command.execute();</w:t>
-      </w:r>
-      <w:r>
-        <w:rPr>
-          <w:rFonts w:ascii="Courier New" w:eastAsia="Times New Roman" w:hAnsi="Courier New" w:cs="Courier New"/>
-          <w:color w:val="ABB2BF"/>
-          <w:sz w:val="20"/>
-          <w:szCs w:val="20"/>
-          <w:lang w:val="en-US" w:eastAsia="ru-RU"/>
-        </w:rPr>
-        <w:br/>
-        <w:t xml:space="preserve">                    textArea.setText(document.getContent());</w:t>
+      <w:proofErr w:type="spellStart"/>
+      <w:r>
+        <w:rPr>
+          <w:rFonts w:ascii="Courier New" w:eastAsia="Times New Roman" w:hAnsi="Courier New" w:cs="Courier New"/>
+          <w:color w:val="ABB2BF"/>
+          <w:sz w:val="20"/>
+          <w:szCs w:val="20"/>
+          <w:lang w:val="en-US" w:eastAsia="ru-RU"/>
+        </w:rPr>
+        <w:t>ChangeTextCommand</w:t>
+      </w:r>
+      <w:proofErr w:type="spellEnd"/>
+      <w:r>
+        <w:rPr>
+          <w:rFonts w:ascii="Courier New" w:eastAsia="Times New Roman" w:hAnsi="Courier New" w:cs="Courier New"/>
+          <w:color w:val="ABB2BF"/>
+          <w:sz w:val="20"/>
+          <w:szCs w:val="20"/>
+          <w:lang w:val="en-US" w:eastAsia="ru-RU"/>
+        </w:rPr>
+        <w:t xml:space="preserve">(document, </w:t>
+      </w:r>
+      <w:proofErr w:type="spellStart"/>
+      <w:r>
+        <w:rPr>
+          <w:rFonts w:ascii="Courier New" w:eastAsia="Times New Roman" w:hAnsi="Courier New" w:cs="Courier New"/>
+          <w:color w:val="ABB2BF"/>
+          <w:sz w:val="20"/>
+          <w:szCs w:val="20"/>
+          <w:lang w:val="en-US" w:eastAsia="ru-RU"/>
+        </w:rPr>
+        <w:t>newText</w:t>
+      </w:r>
+      <w:proofErr w:type="spellEnd"/>
+      <w:r>
+        <w:rPr>
+          <w:rFonts w:ascii="Courier New" w:eastAsia="Times New Roman" w:hAnsi="Courier New" w:cs="Courier New"/>
+          <w:color w:val="ABB2BF"/>
+          <w:sz w:val="20"/>
+          <w:szCs w:val="20"/>
+          <w:lang w:val="en-US" w:eastAsia="ru-RU"/>
+        </w:rPr>
+        <w:t>);</w:t>
+      </w:r>
+      <w:r>
+        <w:rPr>
+          <w:rFonts w:ascii="Courier New" w:eastAsia="Times New Roman" w:hAnsi="Courier New" w:cs="Courier New"/>
+          <w:color w:val="ABB2BF"/>
+          <w:sz w:val="20"/>
+          <w:szCs w:val="20"/>
+          <w:lang w:val="en-US" w:eastAsia="ru-RU"/>
+        </w:rPr>
+        <w:br/>
+        <w:t xml:space="preserve">                    </w:t>
+      </w:r>
+      <w:proofErr w:type="spellStart"/>
+      <w:r>
+        <w:rPr>
+          <w:rFonts w:ascii="Courier New" w:eastAsia="Times New Roman" w:hAnsi="Courier New" w:cs="Courier New"/>
+          <w:color w:val="ABB2BF"/>
+          <w:sz w:val="20"/>
+          <w:szCs w:val="20"/>
+          <w:lang w:val="en-US" w:eastAsia="ru-RU"/>
+        </w:rPr>
+        <w:t>command.execute</w:t>
+      </w:r>
+      <w:proofErr w:type="spellEnd"/>
+      <w:r>
+        <w:rPr>
+          <w:rFonts w:ascii="Courier New" w:eastAsia="Times New Roman" w:hAnsi="Courier New" w:cs="Courier New"/>
+          <w:color w:val="ABB2BF"/>
+          <w:sz w:val="20"/>
+          <w:szCs w:val="20"/>
+          <w:lang w:val="en-US" w:eastAsia="ru-RU"/>
+        </w:rPr>
+        <w:t>();</w:t>
+      </w:r>
+      <w:r>
+        <w:rPr>
+          <w:rFonts w:ascii="Courier New" w:eastAsia="Times New Roman" w:hAnsi="Courier New" w:cs="Courier New"/>
+          <w:color w:val="ABB2BF"/>
+          <w:sz w:val="20"/>
+          <w:szCs w:val="20"/>
+          <w:lang w:val="en-US" w:eastAsia="ru-RU"/>
+        </w:rPr>
+        <w:br/>
+        <w:t xml:space="preserve">                    </w:t>
+      </w:r>
+      <w:proofErr w:type="spellStart"/>
+      <w:r>
+        <w:rPr>
+          <w:rFonts w:ascii="Courier New" w:eastAsia="Times New Roman" w:hAnsi="Courier New" w:cs="Courier New"/>
+          <w:color w:val="ABB2BF"/>
+          <w:sz w:val="20"/>
+          <w:szCs w:val="20"/>
+          <w:lang w:val="en-US" w:eastAsia="ru-RU"/>
+        </w:rPr>
+        <w:t>textArea.setText</w:t>
+      </w:r>
+      <w:proofErr w:type="spellEnd"/>
+      <w:r>
+        <w:rPr>
+          <w:rFonts w:ascii="Courier New" w:eastAsia="Times New Roman" w:hAnsi="Courier New" w:cs="Courier New"/>
+          <w:color w:val="ABB2BF"/>
+          <w:sz w:val="20"/>
+          <w:szCs w:val="20"/>
+          <w:lang w:val="en-US" w:eastAsia="ru-RU"/>
+        </w:rPr>
+        <w:t>(</w:t>
+      </w:r>
+      <w:proofErr w:type="spellStart"/>
+      <w:r>
+        <w:rPr>
+          <w:rFonts w:ascii="Courier New" w:eastAsia="Times New Roman" w:hAnsi="Courier New" w:cs="Courier New"/>
+          <w:color w:val="ABB2BF"/>
+          <w:sz w:val="20"/>
+          <w:szCs w:val="20"/>
+          <w:lang w:val="en-US" w:eastAsia="ru-RU"/>
+        </w:rPr>
+        <w:t>document.getContent</w:t>
+      </w:r>
+      <w:proofErr w:type="spellEnd"/>
+      <w:r>
+        <w:rPr>
+          <w:rFonts w:ascii="Courier New" w:eastAsia="Times New Roman" w:hAnsi="Courier New" w:cs="Courier New"/>
+          <w:color w:val="ABB2BF"/>
+          <w:sz w:val="20"/>
+          <w:szCs w:val="20"/>
+          <w:lang w:val="en-US" w:eastAsia="ru-RU"/>
+        </w:rPr>
+        <w:t>());</w:t>
       </w:r>
       <w:r>
         <w:rPr>
@@ -13377,7 +15594,29 @@
           <w:lang w:val="en-US" w:eastAsia="ru-RU"/>
         </w:rPr>
         <w:br/>
-        <w:t xml:space="preserve">        undoButton.addActionListener(</w:t>
+        <w:t xml:space="preserve">        </w:t>
+      </w:r>
+      <w:proofErr w:type="spellStart"/>
+      <w:r>
+        <w:rPr>
+          <w:rFonts w:ascii="Courier New" w:eastAsia="Times New Roman" w:hAnsi="Courier New" w:cs="Courier New"/>
+          <w:color w:val="ABB2BF"/>
+          <w:sz w:val="20"/>
+          <w:szCs w:val="20"/>
+          <w:lang w:val="en-US" w:eastAsia="ru-RU"/>
+        </w:rPr>
+        <w:t>undoButton.addActionListener</w:t>
+      </w:r>
+      <w:proofErr w:type="spellEnd"/>
+      <w:r>
+        <w:rPr>
+          <w:rFonts w:ascii="Courier New" w:eastAsia="Times New Roman" w:hAnsi="Courier New" w:cs="Courier New"/>
+          <w:color w:val="ABB2BF"/>
+          <w:sz w:val="20"/>
+          <w:szCs w:val="20"/>
+          <w:lang w:val="en-US" w:eastAsia="ru-RU"/>
+        </w:rPr>
+        <w:t>(</w:t>
       </w:r>
       <w:r>
         <w:rPr>
@@ -13431,6 +15670,7 @@
         </w:rPr>
         <w:t xml:space="preserve">public void </w:t>
       </w:r>
+      <w:proofErr w:type="spellStart"/>
       <w:r>
         <w:rPr>
           <w:rFonts w:ascii="Courier New" w:eastAsia="Times New Roman" w:hAnsi="Courier New" w:cs="Courier New"/>
@@ -13441,15 +15681,38 @@
         </w:rPr>
         <w:t>actionPerformed</w:t>
       </w:r>
-      <w:r>
-        <w:rPr>
-          <w:rFonts w:ascii="Courier New" w:eastAsia="Times New Roman" w:hAnsi="Courier New" w:cs="Courier New"/>
-          <w:color w:val="ABB2BF"/>
-          <w:sz w:val="20"/>
-          <w:szCs w:val="20"/>
-          <w:lang w:val="en-US" w:eastAsia="ru-RU"/>
-        </w:rPr>
-        <w:t xml:space="preserve">(ActionEvent </w:t>
+      <w:proofErr w:type="spellEnd"/>
+      <w:r>
+        <w:rPr>
+          <w:rFonts w:ascii="Courier New" w:eastAsia="Times New Roman" w:hAnsi="Courier New" w:cs="Courier New"/>
+          <w:color w:val="ABB2BF"/>
+          <w:sz w:val="20"/>
+          <w:szCs w:val="20"/>
+          <w:lang w:val="en-US" w:eastAsia="ru-RU"/>
+        </w:rPr>
+        <w:t>(</w:t>
+      </w:r>
+      <w:proofErr w:type="spellStart"/>
+      <w:r>
+        <w:rPr>
+          <w:rFonts w:ascii="Courier New" w:eastAsia="Times New Roman" w:hAnsi="Courier New" w:cs="Courier New"/>
+          <w:color w:val="ABB2BF"/>
+          <w:sz w:val="20"/>
+          <w:szCs w:val="20"/>
+          <w:lang w:val="en-US" w:eastAsia="ru-RU"/>
+        </w:rPr>
+        <w:t>ActionEvent</w:t>
+      </w:r>
+      <w:proofErr w:type="spellEnd"/>
+      <w:r>
+        <w:rPr>
+          <w:rFonts w:ascii="Courier New" w:eastAsia="Times New Roman" w:hAnsi="Courier New" w:cs="Courier New"/>
+          <w:color w:val="ABB2BF"/>
+          <w:sz w:val="20"/>
+          <w:szCs w:val="20"/>
+          <w:lang w:val="en-US" w:eastAsia="ru-RU"/>
+        </w:rPr>
+        <w:t xml:space="preserve"> </w:t>
       </w:r>
       <w:r>
         <w:rPr>
@@ -13482,6 +15745,7 @@
         <w:br/>
         <w:t xml:space="preserve">                </w:t>
       </w:r>
+      <w:proofErr w:type="spellStart"/>
       <w:r>
         <w:rPr>
           <w:rFonts w:ascii="Courier New" w:eastAsia="Times New Roman" w:hAnsi="Courier New" w:cs="Courier New"/>
@@ -13490,7 +15754,18 @@
           <w:szCs w:val="20"/>
           <w:lang w:val="en-US" w:eastAsia="ru-RU"/>
         </w:rPr>
-        <w:t xml:space="preserve">DocumentMemento </w:t>
+        <w:t>DocumentMemento</w:t>
+      </w:r>
+      <w:proofErr w:type="spellEnd"/>
+      <w:r>
+        <w:rPr>
+          <w:rFonts w:ascii="Courier New" w:eastAsia="Times New Roman" w:hAnsi="Courier New" w:cs="Courier New"/>
+          <w:color w:val="E5C07B"/>
+          <w:sz w:val="20"/>
+          <w:szCs w:val="20"/>
+          <w:lang w:val="en-US" w:eastAsia="ru-RU"/>
+        </w:rPr>
+        <w:t xml:space="preserve"> </w:t>
       </w:r>
       <w:r>
         <w:rPr>
@@ -13502,6 +15777,7 @@
         </w:rPr>
         <w:t xml:space="preserve">memento = </w:t>
       </w:r>
+      <w:proofErr w:type="spellStart"/>
       <w:r>
         <w:rPr>
           <w:rFonts w:ascii="Courier New" w:eastAsia="Times New Roman" w:hAnsi="Courier New" w:cs="Courier New"/>
@@ -13520,7 +15796,18 @@
           <w:szCs w:val="20"/>
           <w:lang w:val="en-US" w:eastAsia="ru-RU"/>
         </w:rPr>
-        <w:t>.undo();</w:t>
+        <w:t>.undo</w:t>
+      </w:r>
+      <w:proofErr w:type="spellEnd"/>
+      <w:r>
+        <w:rPr>
+          <w:rFonts w:ascii="Courier New" w:eastAsia="Times New Roman" w:hAnsi="Courier New" w:cs="Courier New"/>
+          <w:color w:val="ABB2BF"/>
+          <w:sz w:val="20"/>
+          <w:szCs w:val="20"/>
+          <w:lang w:val="en-US" w:eastAsia="ru-RU"/>
+        </w:rPr>
+        <w:t>();</w:t>
       </w:r>
       <w:r>
         <w:rPr>
@@ -13584,6 +15871,7 @@
         <w:br/>
         <w:t xml:space="preserve">                    </w:t>
       </w:r>
+      <w:proofErr w:type="spellStart"/>
       <w:r>
         <w:rPr>
           <w:rFonts w:ascii="Courier New" w:eastAsia="Times New Roman" w:hAnsi="Courier New" w:cs="Courier New"/>
@@ -13614,6 +15902,7 @@
         </w:rPr>
         <w:t>restoreFromMemento</w:t>
       </w:r>
+      <w:proofErr w:type="spellEnd"/>
       <w:r>
         <w:rPr>
           <w:rFonts w:ascii="Courier New" w:eastAsia="Times New Roman" w:hAnsi="Courier New" w:cs="Courier New"/>
@@ -13633,7 +15922,18 @@
           <w:lang w:val="en-US" w:eastAsia="ru-RU"/>
         </w:rPr>
         <w:br/>
-        <w:t xml:space="preserve">                    textArea.</w:t>
+        <w:t xml:space="preserve">                    </w:t>
+      </w:r>
+      <w:proofErr w:type="spellStart"/>
+      <w:r>
+        <w:rPr>
+          <w:rFonts w:ascii="Courier New" w:eastAsia="Times New Roman" w:hAnsi="Courier New" w:cs="Courier New"/>
+          <w:color w:val="ABB2BF"/>
+          <w:sz w:val="20"/>
+          <w:szCs w:val="20"/>
+          <w:lang w:val="en-US" w:eastAsia="ru-RU"/>
+        </w:rPr>
+        <w:t>textArea.</w:t>
       </w:r>
       <w:r>
         <w:rPr>
@@ -13645,6 +15945,7 @@
         </w:rPr>
         <w:t>setText</w:t>
       </w:r>
+      <w:proofErr w:type="spellEnd"/>
       <w:r>
         <w:rPr>
           <w:rFonts w:ascii="Courier New" w:eastAsia="Times New Roman" w:hAnsi="Courier New" w:cs="Courier New"/>
@@ -13655,6 +15956,7 @@
         </w:rPr>
         <w:t>(</w:t>
       </w:r>
+      <w:proofErr w:type="spellStart"/>
       <w:r>
         <w:rPr>
           <w:rFonts w:ascii="Courier New" w:eastAsia="Times New Roman" w:hAnsi="Courier New" w:cs="Courier New"/>
@@ -13685,6 +15987,7 @@
         </w:rPr>
         <w:t>getContent</w:t>
       </w:r>
+      <w:proofErr w:type="spellEnd"/>
       <w:r>
         <w:rPr>
           <w:rFonts w:ascii="Courier New" w:eastAsia="Times New Roman" w:hAnsi="Courier New" w:cs="Courier New"/>
@@ -13706,6 +16009,7 @@
         <w:br/>
         <w:t xml:space="preserve">                    </w:t>
       </w:r>
+      <w:proofErr w:type="spellStart"/>
       <w:r>
         <w:rPr>
           <w:rFonts w:ascii="Courier New" w:eastAsia="Times New Roman" w:hAnsi="Courier New" w:cs="Courier New"/>
@@ -13736,6 +16040,7 @@
         </w:rPr>
         <w:t>showMessageDialog</w:t>
       </w:r>
+      <w:proofErr w:type="spellEnd"/>
       <w:r>
         <w:rPr>
           <w:rFonts w:ascii="Courier New" w:eastAsia="Times New Roman" w:hAnsi="Courier New" w:cs="Courier New"/>
@@ -13746,6 +16051,7 @@
         </w:rPr>
         <w:t>(</w:t>
       </w:r>
+      <w:proofErr w:type="spellStart"/>
       <w:r>
         <w:rPr>
           <w:rFonts w:ascii="Courier New" w:eastAsia="Times New Roman" w:hAnsi="Courier New" w:cs="Courier New"/>
@@ -13776,6 +16082,7 @@
         </w:rPr>
         <w:t>this</w:t>
       </w:r>
+      <w:proofErr w:type="spellEnd"/>
       <w:r>
         <w:rPr>
           <w:rFonts w:ascii="Courier New" w:eastAsia="Times New Roman" w:hAnsi="Courier New" w:cs="Courier New"/>
@@ -13908,6 +16215,7 @@
         <w:br/>
         <w:t xml:space="preserve">                    </w:t>
       </w:r>
+      <w:proofErr w:type="spellStart"/>
       <w:r>
         <w:rPr>
           <w:rFonts w:ascii="Courier New" w:eastAsia="Times New Roman" w:hAnsi="Courier New" w:cs="Courier New"/>
@@ -13938,6 +16246,7 @@
         </w:rPr>
         <w:t>showMessageDialog</w:t>
       </w:r>
+      <w:proofErr w:type="spellEnd"/>
       <w:r>
         <w:rPr>
           <w:rFonts w:ascii="Courier New" w:eastAsia="Times New Roman" w:hAnsi="Courier New" w:cs="Courier New"/>
@@ -13948,6 +16257,7 @@
         </w:rPr>
         <w:t>(</w:t>
       </w:r>
+      <w:proofErr w:type="spellStart"/>
       <w:r>
         <w:rPr>
           <w:rFonts w:ascii="Courier New" w:eastAsia="Times New Roman" w:hAnsi="Courier New" w:cs="Courier New"/>
@@ -13978,6 +16288,7 @@
         </w:rPr>
         <w:t>this</w:t>
       </w:r>
+      <w:proofErr w:type="spellEnd"/>
       <w:r>
         <w:rPr>
           <w:rFonts w:ascii="Courier New" w:eastAsia="Times New Roman" w:hAnsi="Courier New" w:cs="Courier New"/>
@@ -14108,7 +16419,18 @@
           <w:lang w:val="en-US" w:eastAsia="ru-RU"/>
         </w:rPr>
         <w:br/>
-        <w:t xml:space="preserve">                textArea.</w:t>
+        <w:t xml:space="preserve">                </w:t>
+      </w:r>
+      <w:proofErr w:type="spellStart"/>
+      <w:r>
+        <w:rPr>
+          <w:rFonts w:ascii="Courier New" w:eastAsia="Times New Roman" w:hAnsi="Courier New" w:cs="Courier New"/>
+          <w:color w:val="ABB2BF"/>
+          <w:sz w:val="20"/>
+          <w:szCs w:val="20"/>
+          <w:lang w:val="en-US" w:eastAsia="ru-RU"/>
+        </w:rPr>
+        <w:t>textArea.</w:t>
       </w:r>
       <w:r>
         <w:rPr>
@@ -14120,6 +16442,7 @@
         </w:rPr>
         <w:t>setText</w:t>
       </w:r>
+      <w:proofErr w:type="spellEnd"/>
       <w:r>
         <w:rPr>
           <w:rFonts w:ascii="Courier New" w:eastAsia="Times New Roman" w:hAnsi="Courier New" w:cs="Courier New"/>
@@ -14130,6 +16453,7 @@
         </w:rPr>
         <w:t>(</w:t>
       </w:r>
+      <w:proofErr w:type="spellStart"/>
       <w:r>
         <w:rPr>
           <w:rFonts w:ascii="Courier New" w:eastAsia="Times New Roman" w:hAnsi="Courier New" w:cs="Courier New"/>
@@ -14160,6 +16484,7 @@
         </w:rPr>
         <w:t>getContent</w:t>
       </w:r>
+      <w:proofErr w:type="spellEnd"/>
       <w:r>
         <w:rPr>
           <w:rFonts w:ascii="Courier New" w:eastAsia="Times New Roman" w:hAnsi="Courier New" w:cs="Courier New"/>
@@ -14211,7 +16536,18 @@
           <w:lang w:val="en-US" w:eastAsia="ru-RU"/>
         </w:rPr>
         <w:br/>
-        <w:t xml:space="preserve">        historyButton.</w:t>
+        <w:t xml:space="preserve">        </w:t>
+      </w:r>
+      <w:proofErr w:type="spellStart"/>
+      <w:r>
+        <w:rPr>
+          <w:rFonts w:ascii="Courier New" w:eastAsia="Times New Roman" w:hAnsi="Courier New" w:cs="Courier New"/>
+          <w:color w:val="ABB2BF"/>
+          <w:sz w:val="20"/>
+          <w:szCs w:val="20"/>
+          <w:lang w:val="en-US" w:eastAsia="ru-RU"/>
+        </w:rPr>
+        <w:t>historyButton.</w:t>
       </w:r>
       <w:r>
         <w:rPr>
@@ -14223,6 +16559,7 @@
         </w:rPr>
         <w:t>addActionListener</w:t>
       </w:r>
+      <w:proofErr w:type="spellEnd"/>
       <w:r>
         <w:rPr>
           <w:rFonts w:ascii="Courier New" w:eastAsia="Times New Roman" w:hAnsi="Courier New" w:cs="Courier New"/>
@@ -14295,6 +16632,7 @@
         </w:rPr>
         <w:t xml:space="preserve">public void </w:t>
       </w:r>
+      <w:proofErr w:type="spellStart"/>
       <w:r>
         <w:rPr>
           <w:rFonts w:ascii="Courier New" w:eastAsia="Times New Roman" w:hAnsi="Courier New" w:cs="Courier New"/>
@@ -14305,15 +16643,38 @@
         </w:rPr>
         <w:t>actionPerformed</w:t>
       </w:r>
-      <w:r>
-        <w:rPr>
-          <w:rFonts w:ascii="Courier New" w:eastAsia="Times New Roman" w:hAnsi="Courier New" w:cs="Courier New"/>
-          <w:color w:val="ABB2BF"/>
-          <w:sz w:val="20"/>
-          <w:szCs w:val="20"/>
-          <w:lang w:val="en-US" w:eastAsia="ru-RU"/>
-        </w:rPr>
-        <w:t xml:space="preserve">(ActionEvent </w:t>
+      <w:proofErr w:type="spellEnd"/>
+      <w:r>
+        <w:rPr>
+          <w:rFonts w:ascii="Courier New" w:eastAsia="Times New Roman" w:hAnsi="Courier New" w:cs="Courier New"/>
+          <w:color w:val="ABB2BF"/>
+          <w:sz w:val="20"/>
+          <w:szCs w:val="20"/>
+          <w:lang w:val="en-US" w:eastAsia="ru-RU"/>
+        </w:rPr>
+        <w:t>(</w:t>
+      </w:r>
+      <w:proofErr w:type="spellStart"/>
+      <w:r>
+        <w:rPr>
+          <w:rFonts w:ascii="Courier New" w:eastAsia="Times New Roman" w:hAnsi="Courier New" w:cs="Courier New"/>
+          <w:color w:val="ABB2BF"/>
+          <w:sz w:val="20"/>
+          <w:szCs w:val="20"/>
+          <w:lang w:val="en-US" w:eastAsia="ru-RU"/>
+        </w:rPr>
+        <w:t>ActionEvent</w:t>
+      </w:r>
+      <w:proofErr w:type="spellEnd"/>
+      <w:r>
+        <w:rPr>
+          <w:rFonts w:ascii="Courier New" w:eastAsia="Times New Roman" w:hAnsi="Courier New" w:cs="Courier New"/>
+          <w:color w:val="ABB2BF"/>
+          <w:sz w:val="20"/>
+          <w:szCs w:val="20"/>
+          <w:lang w:val="en-US" w:eastAsia="ru-RU"/>
+        </w:rPr>
+        <w:t xml:space="preserve"> </w:t>
       </w:r>
       <w:r>
         <w:rPr>
@@ -14487,6 +16848,7 @@
         <w:br/>
         <w:t xml:space="preserve">                Stack&lt;</w:t>
       </w:r>
+      <w:proofErr w:type="spellStart"/>
       <w:r>
         <w:rPr>
           <w:rFonts w:ascii="Courier New" w:eastAsia="Times New Roman" w:hAnsi="Courier New" w:cs="Courier New"/>
@@ -14497,6 +16859,7 @@
         </w:rPr>
         <w:t>DocumentMemento</w:t>
       </w:r>
+      <w:proofErr w:type="spellEnd"/>
       <w:r>
         <w:rPr>
           <w:rFonts w:ascii="Courier New" w:eastAsia="Times New Roman" w:hAnsi="Courier New" w:cs="Courier New"/>
@@ -14507,6 +16870,7 @@
         </w:rPr>
         <w:t xml:space="preserve">&gt; mementos = </w:t>
       </w:r>
+      <w:proofErr w:type="spellStart"/>
       <w:r>
         <w:rPr>
           <w:rFonts w:ascii="Courier New" w:eastAsia="Times New Roman" w:hAnsi="Courier New" w:cs="Courier New"/>
@@ -14525,7 +16889,18 @@
           <w:szCs w:val="20"/>
           <w:lang w:val="en-US" w:eastAsia="ru-RU"/>
         </w:rPr>
-        <w:t>.getHistory();</w:t>
+        <w:t>.getHistory</w:t>
+      </w:r>
+      <w:proofErr w:type="spellEnd"/>
+      <w:r>
+        <w:rPr>
+          <w:rFonts w:ascii="Courier New" w:eastAsia="Times New Roman" w:hAnsi="Courier New" w:cs="Courier New"/>
+          <w:color w:val="ABB2BF"/>
+          <w:sz w:val="20"/>
+          <w:szCs w:val="20"/>
+          <w:lang w:val="en-US" w:eastAsia="ru-RU"/>
+        </w:rPr>
+        <w:t>();</w:t>
       </w:r>
       <w:r>
         <w:rPr>
@@ -14558,6 +16933,7 @@
         </w:rPr>
         <w:t>(</w:t>
       </w:r>
+      <w:proofErr w:type="spellStart"/>
       <w:r>
         <w:rPr>
           <w:rFonts w:ascii="Courier New" w:eastAsia="Times New Roman" w:hAnsi="Courier New" w:cs="Courier New"/>
@@ -14566,7 +16942,18 @@
           <w:szCs w:val="20"/>
           <w:lang w:val="en-US" w:eastAsia="ru-RU"/>
         </w:rPr>
-        <w:t xml:space="preserve">DocumentMemento </w:t>
+        <w:t>DocumentMemento</w:t>
+      </w:r>
+      <w:proofErr w:type="spellEnd"/>
+      <w:r>
+        <w:rPr>
+          <w:rFonts w:ascii="Courier New" w:eastAsia="Times New Roman" w:hAnsi="Courier New" w:cs="Courier New"/>
+          <w:color w:val="E5C07B"/>
+          <w:sz w:val="20"/>
+          <w:szCs w:val="20"/>
+          <w:lang w:val="en-US" w:eastAsia="ru-RU"/>
+        </w:rPr>
+        <w:t xml:space="preserve"> </w:t>
       </w:r>
       <w:r>
         <w:rPr>
@@ -14587,7 +16974,51 @@
           <w:lang w:val="en-US" w:eastAsia="ru-RU"/>
         </w:rPr>
         <w:br/>
-        <w:t xml:space="preserve">                    history.append(memento.getType()).append(</w:t>
+        <w:t xml:space="preserve">                    </w:t>
+      </w:r>
+      <w:proofErr w:type="spellStart"/>
+      <w:r>
+        <w:rPr>
+          <w:rFonts w:ascii="Courier New" w:eastAsia="Times New Roman" w:hAnsi="Courier New" w:cs="Courier New"/>
+          <w:color w:val="ABB2BF"/>
+          <w:sz w:val="20"/>
+          <w:szCs w:val="20"/>
+          <w:lang w:val="en-US" w:eastAsia="ru-RU"/>
+        </w:rPr>
+        <w:t>history.append</w:t>
+      </w:r>
+      <w:proofErr w:type="spellEnd"/>
+      <w:r>
+        <w:rPr>
+          <w:rFonts w:ascii="Courier New" w:eastAsia="Times New Roman" w:hAnsi="Courier New" w:cs="Courier New"/>
+          <w:color w:val="ABB2BF"/>
+          <w:sz w:val="20"/>
+          <w:szCs w:val="20"/>
+          <w:lang w:val="en-US" w:eastAsia="ru-RU"/>
+        </w:rPr>
+        <w:t>(</w:t>
+      </w:r>
+      <w:proofErr w:type="spellStart"/>
+      <w:r>
+        <w:rPr>
+          <w:rFonts w:ascii="Courier New" w:eastAsia="Times New Roman" w:hAnsi="Courier New" w:cs="Courier New"/>
+          <w:color w:val="ABB2BF"/>
+          <w:sz w:val="20"/>
+          <w:szCs w:val="20"/>
+          <w:lang w:val="en-US" w:eastAsia="ru-RU"/>
+        </w:rPr>
+        <w:t>memento.getType</w:t>
+      </w:r>
+      <w:proofErr w:type="spellEnd"/>
+      <w:r>
+        <w:rPr>
+          <w:rFonts w:ascii="Courier New" w:eastAsia="Times New Roman" w:hAnsi="Courier New" w:cs="Courier New"/>
+          <w:color w:val="ABB2BF"/>
+          <w:sz w:val="20"/>
+          <w:szCs w:val="20"/>
+          <w:lang w:val="en-US" w:eastAsia="ru-RU"/>
+        </w:rPr>
+        <w:t>()).append(</w:t>
       </w:r>
       <w:r>
         <w:rPr>
@@ -14607,7 +17038,51 @@
           <w:szCs w:val="20"/>
           <w:lang w:val="en-US" w:eastAsia="ru-RU"/>
         </w:rPr>
-        <w:t>).append(((TextDocumentMemento) memento).getText()).append(</w:t>
+        <w:t>).append(((</w:t>
+      </w:r>
+      <w:proofErr w:type="spellStart"/>
+      <w:r>
+        <w:rPr>
+          <w:rFonts w:ascii="Courier New" w:eastAsia="Times New Roman" w:hAnsi="Courier New" w:cs="Courier New"/>
+          <w:color w:val="ABB2BF"/>
+          <w:sz w:val="20"/>
+          <w:szCs w:val="20"/>
+          <w:lang w:val="en-US" w:eastAsia="ru-RU"/>
+        </w:rPr>
+        <w:t>TextDocumentMemento</w:t>
+      </w:r>
+      <w:proofErr w:type="spellEnd"/>
+      <w:r>
+        <w:rPr>
+          <w:rFonts w:ascii="Courier New" w:eastAsia="Times New Roman" w:hAnsi="Courier New" w:cs="Courier New"/>
+          <w:color w:val="ABB2BF"/>
+          <w:sz w:val="20"/>
+          <w:szCs w:val="20"/>
+          <w:lang w:val="en-US" w:eastAsia="ru-RU"/>
+        </w:rPr>
+        <w:t>) memento).</w:t>
+      </w:r>
+      <w:proofErr w:type="spellStart"/>
+      <w:r>
+        <w:rPr>
+          <w:rFonts w:ascii="Courier New" w:eastAsia="Times New Roman" w:hAnsi="Courier New" w:cs="Courier New"/>
+          <w:color w:val="ABB2BF"/>
+          <w:sz w:val="20"/>
+          <w:szCs w:val="20"/>
+          <w:lang w:val="en-US" w:eastAsia="ru-RU"/>
+        </w:rPr>
+        <w:t>getText</w:t>
+      </w:r>
+      <w:proofErr w:type="spellEnd"/>
+      <w:r>
+        <w:rPr>
+          <w:rFonts w:ascii="Courier New" w:eastAsia="Times New Roman" w:hAnsi="Courier New" w:cs="Courier New"/>
+          <w:color w:val="ABB2BF"/>
+          <w:sz w:val="20"/>
+          <w:szCs w:val="20"/>
+          <w:lang w:val="en-US" w:eastAsia="ru-RU"/>
+        </w:rPr>
+        <w:t>()).append(</w:t>
       </w:r>
       <w:r>
         <w:rPr>
@@ -14671,6 +17146,7 @@
         <w:br/>
         <w:t xml:space="preserve">                </w:t>
       </w:r>
+      <w:proofErr w:type="spellStart"/>
       <w:r>
         <w:rPr>
           <w:rFonts w:ascii="Courier New" w:eastAsia="Times New Roman" w:hAnsi="Courier New" w:cs="Courier New"/>
@@ -14701,6 +17177,7 @@
         </w:rPr>
         <w:t>showMessageDialog</w:t>
       </w:r>
+      <w:proofErr w:type="spellEnd"/>
       <w:r>
         <w:rPr>
           <w:rFonts w:ascii="Courier New" w:eastAsia="Times New Roman" w:hAnsi="Courier New" w:cs="Courier New"/>
@@ -14711,6 +17188,7 @@
         </w:rPr>
         <w:t>(</w:t>
       </w:r>
+      <w:proofErr w:type="spellStart"/>
       <w:r>
         <w:rPr>
           <w:rFonts w:ascii="Courier New" w:eastAsia="Times New Roman" w:hAnsi="Courier New" w:cs="Courier New"/>
@@ -14741,15 +17219,27 @@
         </w:rPr>
         <w:t>this</w:t>
       </w:r>
-      <w:r>
-        <w:rPr>
-          <w:rFonts w:ascii="Courier New" w:eastAsia="Times New Roman" w:hAnsi="Courier New" w:cs="Courier New"/>
-          <w:color w:val="ABB2BF"/>
-          <w:sz w:val="20"/>
-          <w:szCs w:val="20"/>
-          <w:lang w:val="en-US" w:eastAsia="ru-RU"/>
-        </w:rPr>
-        <w:t>, history.</w:t>
+      <w:proofErr w:type="spellEnd"/>
+      <w:r>
+        <w:rPr>
+          <w:rFonts w:ascii="Courier New" w:eastAsia="Times New Roman" w:hAnsi="Courier New" w:cs="Courier New"/>
+          <w:color w:val="ABB2BF"/>
+          <w:sz w:val="20"/>
+          <w:szCs w:val="20"/>
+          <w:lang w:val="en-US" w:eastAsia="ru-RU"/>
+        </w:rPr>
+        <w:t xml:space="preserve">, </w:t>
+      </w:r>
+      <w:proofErr w:type="spellStart"/>
+      <w:r>
+        <w:rPr>
+          <w:rFonts w:ascii="Courier New" w:eastAsia="Times New Roman" w:hAnsi="Courier New" w:cs="Courier New"/>
+          <w:color w:val="ABB2BF"/>
+          <w:sz w:val="20"/>
+          <w:szCs w:val="20"/>
+          <w:lang w:val="en-US" w:eastAsia="ru-RU"/>
+        </w:rPr>
+        <w:t>history.</w:t>
       </w:r>
       <w:r>
         <w:rPr>
@@ -14761,6 +17251,7 @@
         </w:rPr>
         <w:t>toString</w:t>
       </w:r>
+      <w:proofErr w:type="spellEnd"/>
       <w:r>
         <w:rPr>
           <w:rFonts w:ascii="Courier New" w:eastAsia="Times New Roman" w:hAnsi="Courier New" w:cs="Courier New"/>
@@ -14822,7 +17313,18 @@
           <w:lang w:val="en-US" w:eastAsia="ru-RU"/>
         </w:rPr>
         <w:lastRenderedPageBreak/>
-        <w:t xml:space="preserve">        buttonPanel.</w:t>
+        <w:t xml:space="preserve">        </w:t>
+      </w:r>
+      <w:proofErr w:type="spellStart"/>
+      <w:r>
+        <w:rPr>
+          <w:rFonts w:ascii="Courier New" w:eastAsia="Times New Roman" w:hAnsi="Courier New" w:cs="Courier New"/>
+          <w:color w:val="ABB2BF"/>
+          <w:sz w:val="20"/>
+          <w:szCs w:val="20"/>
+          <w:lang w:val="en-US" w:eastAsia="ru-RU"/>
+        </w:rPr>
+        <w:t>buttonPanel.</w:t>
       </w:r>
       <w:r>
         <w:rPr>
@@ -14834,26 +17336,60 @@
         </w:rPr>
         <w:t>add</w:t>
       </w:r>
-      <w:r>
-        <w:rPr>
-          <w:rFonts w:ascii="Courier New" w:eastAsia="Times New Roman" w:hAnsi="Courier New" w:cs="Courier New"/>
-          <w:color w:val="ABB2BF"/>
-          <w:sz w:val="20"/>
-          <w:szCs w:val="20"/>
-          <w:lang w:val="en-US" w:eastAsia="ru-RU"/>
-        </w:rPr>
-        <w:t>(editButton);</w:t>
-      </w:r>
-      <w:r>
-        <w:rPr>
-          <w:rFonts w:ascii="Courier New" w:eastAsia="Times New Roman" w:hAnsi="Courier New" w:cs="Courier New"/>
-          <w:color w:val="ABB2BF"/>
-          <w:sz w:val="20"/>
-          <w:szCs w:val="20"/>
-          <w:lang w:val="en-US" w:eastAsia="ru-RU"/>
-        </w:rPr>
-        <w:br/>
-        <w:t xml:space="preserve">        buttonPanel.</w:t>
+      <w:proofErr w:type="spellEnd"/>
+      <w:r>
+        <w:rPr>
+          <w:rFonts w:ascii="Courier New" w:eastAsia="Times New Roman" w:hAnsi="Courier New" w:cs="Courier New"/>
+          <w:color w:val="ABB2BF"/>
+          <w:sz w:val="20"/>
+          <w:szCs w:val="20"/>
+          <w:lang w:val="en-US" w:eastAsia="ru-RU"/>
+        </w:rPr>
+        <w:t>(</w:t>
+      </w:r>
+      <w:proofErr w:type="spellStart"/>
+      <w:r>
+        <w:rPr>
+          <w:rFonts w:ascii="Courier New" w:eastAsia="Times New Roman" w:hAnsi="Courier New" w:cs="Courier New"/>
+          <w:color w:val="ABB2BF"/>
+          <w:sz w:val="20"/>
+          <w:szCs w:val="20"/>
+          <w:lang w:val="en-US" w:eastAsia="ru-RU"/>
+        </w:rPr>
+        <w:t>editButton</w:t>
+      </w:r>
+      <w:proofErr w:type="spellEnd"/>
+      <w:r>
+        <w:rPr>
+          <w:rFonts w:ascii="Courier New" w:eastAsia="Times New Roman" w:hAnsi="Courier New" w:cs="Courier New"/>
+          <w:color w:val="ABB2BF"/>
+          <w:sz w:val="20"/>
+          <w:szCs w:val="20"/>
+          <w:lang w:val="en-US" w:eastAsia="ru-RU"/>
+        </w:rPr>
+        <w:t>);</w:t>
+      </w:r>
+      <w:r>
+        <w:rPr>
+          <w:rFonts w:ascii="Courier New" w:eastAsia="Times New Roman" w:hAnsi="Courier New" w:cs="Courier New"/>
+          <w:color w:val="ABB2BF"/>
+          <w:sz w:val="20"/>
+          <w:szCs w:val="20"/>
+          <w:lang w:val="en-US" w:eastAsia="ru-RU"/>
+        </w:rPr>
+        <w:br/>
+        <w:t xml:space="preserve">        </w:t>
+      </w:r>
+      <w:proofErr w:type="spellStart"/>
+      <w:r>
+        <w:rPr>
+          <w:rFonts w:ascii="Courier New" w:eastAsia="Times New Roman" w:hAnsi="Courier New" w:cs="Courier New"/>
+          <w:color w:val="ABB2BF"/>
+          <w:sz w:val="20"/>
+          <w:szCs w:val="20"/>
+          <w:lang w:val="en-US" w:eastAsia="ru-RU"/>
+        </w:rPr>
+        <w:t>buttonPanel.</w:t>
       </w:r>
       <w:r>
         <w:rPr>
@@ -14865,26 +17401,60 @@
         </w:rPr>
         <w:t>add</w:t>
       </w:r>
-      <w:r>
-        <w:rPr>
-          <w:rFonts w:ascii="Courier New" w:eastAsia="Times New Roman" w:hAnsi="Courier New" w:cs="Courier New"/>
-          <w:color w:val="ABB2BF"/>
-          <w:sz w:val="20"/>
-          <w:szCs w:val="20"/>
-          <w:lang w:val="en-US" w:eastAsia="ru-RU"/>
-        </w:rPr>
-        <w:t>(undoButton);</w:t>
-      </w:r>
-      <w:r>
-        <w:rPr>
-          <w:rFonts w:ascii="Courier New" w:eastAsia="Times New Roman" w:hAnsi="Courier New" w:cs="Courier New"/>
-          <w:color w:val="ABB2BF"/>
-          <w:sz w:val="20"/>
-          <w:szCs w:val="20"/>
-          <w:lang w:val="en-US" w:eastAsia="ru-RU"/>
-        </w:rPr>
-        <w:br/>
-        <w:t xml:space="preserve">        buttonPanel.</w:t>
+      <w:proofErr w:type="spellEnd"/>
+      <w:r>
+        <w:rPr>
+          <w:rFonts w:ascii="Courier New" w:eastAsia="Times New Roman" w:hAnsi="Courier New" w:cs="Courier New"/>
+          <w:color w:val="ABB2BF"/>
+          <w:sz w:val="20"/>
+          <w:szCs w:val="20"/>
+          <w:lang w:val="en-US" w:eastAsia="ru-RU"/>
+        </w:rPr>
+        <w:t>(</w:t>
+      </w:r>
+      <w:proofErr w:type="spellStart"/>
+      <w:r>
+        <w:rPr>
+          <w:rFonts w:ascii="Courier New" w:eastAsia="Times New Roman" w:hAnsi="Courier New" w:cs="Courier New"/>
+          <w:color w:val="ABB2BF"/>
+          <w:sz w:val="20"/>
+          <w:szCs w:val="20"/>
+          <w:lang w:val="en-US" w:eastAsia="ru-RU"/>
+        </w:rPr>
+        <w:t>undoButton</w:t>
+      </w:r>
+      <w:proofErr w:type="spellEnd"/>
+      <w:r>
+        <w:rPr>
+          <w:rFonts w:ascii="Courier New" w:eastAsia="Times New Roman" w:hAnsi="Courier New" w:cs="Courier New"/>
+          <w:color w:val="ABB2BF"/>
+          <w:sz w:val="20"/>
+          <w:szCs w:val="20"/>
+          <w:lang w:val="en-US" w:eastAsia="ru-RU"/>
+        </w:rPr>
+        <w:t>);</w:t>
+      </w:r>
+      <w:r>
+        <w:rPr>
+          <w:rFonts w:ascii="Courier New" w:eastAsia="Times New Roman" w:hAnsi="Courier New" w:cs="Courier New"/>
+          <w:color w:val="ABB2BF"/>
+          <w:sz w:val="20"/>
+          <w:szCs w:val="20"/>
+          <w:lang w:val="en-US" w:eastAsia="ru-RU"/>
+        </w:rPr>
+        <w:br/>
+        <w:t xml:space="preserve">        </w:t>
+      </w:r>
+      <w:proofErr w:type="spellStart"/>
+      <w:r>
+        <w:rPr>
+          <w:rFonts w:ascii="Courier New" w:eastAsia="Times New Roman" w:hAnsi="Courier New" w:cs="Courier New"/>
+          <w:color w:val="ABB2BF"/>
+          <w:sz w:val="20"/>
+          <w:szCs w:val="20"/>
+          <w:lang w:val="en-US" w:eastAsia="ru-RU"/>
+        </w:rPr>
+        <w:t>buttonPanel.</w:t>
       </w:r>
       <w:r>
         <w:rPr>
@@ -14896,36 +17466,103 @@
         </w:rPr>
         <w:t>add</w:t>
       </w:r>
-      <w:r>
-        <w:rPr>
-          <w:rFonts w:ascii="Courier New" w:eastAsia="Times New Roman" w:hAnsi="Courier New" w:cs="Courier New"/>
-          <w:color w:val="ABB2BF"/>
-          <w:sz w:val="20"/>
-          <w:szCs w:val="20"/>
-          <w:lang w:val="en-US" w:eastAsia="ru-RU"/>
-        </w:rPr>
-        <w:t>(historyButton);</w:t>
-      </w:r>
-      <w:r>
-        <w:rPr>
-          <w:rFonts w:ascii="Courier New" w:eastAsia="Times New Roman" w:hAnsi="Courier New" w:cs="Courier New"/>
-          <w:color w:val="ABB2BF"/>
-          <w:sz w:val="20"/>
-          <w:szCs w:val="20"/>
-          <w:lang w:val="en-US" w:eastAsia="ru-RU"/>
-        </w:rPr>
-        <w:br/>
-      </w:r>
-      <w:r>
-        <w:rPr>
-          <w:rFonts w:ascii="Courier New" w:eastAsia="Times New Roman" w:hAnsi="Courier New" w:cs="Courier New"/>
-          <w:color w:val="ABB2BF"/>
-          <w:sz w:val="20"/>
-          <w:szCs w:val="20"/>
-          <w:lang w:val="en-US" w:eastAsia="ru-RU"/>
-        </w:rPr>
-        <w:br/>
-        <w:t xml:space="preserve">        add(buttonPanel, BorderLayout.WEST);</w:t>
+      <w:proofErr w:type="spellEnd"/>
+      <w:r>
+        <w:rPr>
+          <w:rFonts w:ascii="Courier New" w:eastAsia="Times New Roman" w:hAnsi="Courier New" w:cs="Courier New"/>
+          <w:color w:val="ABB2BF"/>
+          <w:sz w:val="20"/>
+          <w:szCs w:val="20"/>
+          <w:lang w:val="en-US" w:eastAsia="ru-RU"/>
+        </w:rPr>
+        <w:t>(</w:t>
+      </w:r>
+      <w:proofErr w:type="spellStart"/>
+      <w:r>
+        <w:rPr>
+          <w:rFonts w:ascii="Courier New" w:eastAsia="Times New Roman" w:hAnsi="Courier New" w:cs="Courier New"/>
+          <w:color w:val="ABB2BF"/>
+          <w:sz w:val="20"/>
+          <w:szCs w:val="20"/>
+          <w:lang w:val="en-US" w:eastAsia="ru-RU"/>
+        </w:rPr>
+        <w:t>historyButton</w:t>
+      </w:r>
+      <w:proofErr w:type="spellEnd"/>
+      <w:r>
+        <w:rPr>
+          <w:rFonts w:ascii="Courier New" w:eastAsia="Times New Roman" w:hAnsi="Courier New" w:cs="Courier New"/>
+          <w:color w:val="ABB2BF"/>
+          <w:sz w:val="20"/>
+          <w:szCs w:val="20"/>
+          <w:lang w:val="en-US" w:eastAsia="ru-RU"/>
+        </w:rPr>
+        <w:t>);</w:t>
+      </w:r>
+      <w:r>
+        <w:rPr>
+          <w:rFonts w:ascii="Courier New" w:eastAsia="Times New Roman" w:hAnsi="Courier New" w:cs="Courier New"/>
+          <w:color w:val="ABB2BF"/>
+          <w:sz w:val="20"/>
+          <w:szCs w:val="20"/>
+          <w:lang w:val="en-US" w:eastAsia="ru-RU"/>
+        </w:rPr>
+        <w:br/>
+      </w:r>
+      <w:r>
+        <w:rPr>
+          <w:rFonts w:ascii="Courier New" w:eastAsia="Times New Roman" w:hAnsi="Courier New" w:cs="Courier New"/>
+          <w:color w:val="ABB2BF"/>
+          <w:sz w:val="20"/>
+          <w:szCs w:val="20"/>
+          <w:lang w:val="en-US" w:eastAsia="ru-RU"/>
+        </w:rPr>
+        <w:br/>
+        <w:t xml:space="preserve">        add(</w:t>
+      </w:r>
+      <w:proofErr w:type="spellStart"/>
+      <w:r>
+        <w:rPr>
+          <w:rFonts w:ascii="Courier New" w:eastAsia="Times New Roman" w:hAnsi="Courier New" w:cs="Courier New"/>
+          <w:color w:val="ABB2BF"/>
+          <w:sz w:val="20"/>
+          <w:szCs w:val="20"/>
+          <w:lang w:val="en-US" w:eastAsia="ru-RU"/>
+        </w:rPr>
+        <w:t>buttonPanel</w:t>
+      </w:r>
+      <w:proofErr w:type="spellEnd"/>
+      <w:r>
+        <w:rPr>
+          <w:rFonts w:ascii="Courier New" w:eastAsia="Times New Roman" w:hAnsi="Courier New" w:cs="Courier New"/>
+          <w:color w:val="ABB2BF"/>
+          <w:sz w:val="20"/>
+          <w:szCs w:val="20"/>
+          <w:lang w:val="en-US" w:eastAsia="ru-RU"/>
+        </w:rPr>
+        <w:t xml:space="preserve">, </w:t>
+      </w:r>
+      <w:proofErr w:type="spellStart"/>
+      <w:r>
+        <w:rPr>
+          <w:rFonts w:ascii="Courier New" w:eastAsia="Times New Roman" w:hAnsi="Courier New" w:cs="Courier New"/>
+          <w:color w:val="ABB2BF"/>
+          <w:sz w:val="20"/>
+          <w:szCs w:val="20"/>
+          <w:lang w:val="en-US" w:eastAsia="ru-RU"/>
+        </w:rPr>
+        <w:t>BorderLayout.WEST</w:t>
+      </w:r>
+      <w:proofErr w:type="spellEnd"/>
+      <w:r>
+        <w:rPr>
+          <w:rFonts w:ascii="Courier New" w:eastAsia="Times New Roman" w:hAnsi="Courier New" w:cs="Courier New"/>
+          <w:color w:val="ABB2BF"/>
+          <w:sz w:val="20"/>
+          <w:szCs w:val="20"/>
+          <w:lang w:val="en-US" w:eastAsia="ru-RU"/>
+        </w:rPr>
+        <w:t>);</w:t>
       </w:r>
       <w:r>
         <w:rPr>
@@ -14979,6 +17616,7 @@
         <w:br/>
         <w:t xml:space="preserve">        </w:t>
       </w:r>
+      <w:proofErr w:type="spellStart"/>
       <w:r>
         <w:rPr>
           <w:rFonts w:ascii="Courier New" w:eastAsia="Times New Roman" w:hAnsi="Courier New" w:cs="Courier New"/>
@@ -14989,6 +17627,7 @@
         </w:rPr>
         <w:t>setLocationRelativeTo</w:t>
       </w:r>
+      <w:proofErr w:type="spellEnd"/>
       <w:r>
         <w:rPr>
           <w:rFonts w:ascii="Courier New" w:eastAsia="Times New Roman" w:hAnsi="Courier New" w:cs="Courier New"/>
@@ -15030,6 +17669,7 @@
         <w:br/>
         <w:t xml:space="preserve">        </w:t>
       </w:r>
+      <w:proofErr w:type="spellStart"/>
       <w:r>
         <w:rPr>
           <w:rFonts w:ascii="Courier New" w:eastAsia="Times New Roman" w:hAnsi="Courier New" w:cs="Courier New"/>
@@ -15040,6 +17680,7 @@
         </w:rPr>
         <w:t>setVisible</w:t>
       </w:r>
+      <w:proofErr w:type="spellEnd"/>
       <w:r>
         <w:rPr>
           <w:rFonts w:ascii="Courier New" w:eastAsia="Times New Roman" w:hAnsi="Courier New" w:cs="Courier New"/>
@@ -15173,6 +17814,7 @@
         </w:rPr>
         <w:t xml:space="preserve">public static void </w:t>
       </w:r>
+      <w:proofErr w:type="gramStart"/>
       <w:r>
         <w:rPr>
           <w:rFonts w:ascii="Courier New" w:eastAsia="Times New Roman" w:hAnsi="Courier New" w:cs="Courier New"/>
@@ -15193,6 +17835,7 @@
         </w:rPr>
         <w:t>(</w:t>
       </w:r>
+      <w:proofErr w:type="gramEnd"/>
       <w:r>
         <w:rPr>
           <w:rFonts w:ascii="Courier New" w:eastAsia="Times New Roman" w:hAnsi="Courier New" w:cs="Courier New"/>
@@ -15213,6 +17856,7 @@
         </w:rPr>
         <w:t xml:space="preserve">[] </w:t>
       </w:r>
+      <w:proofErr w:type="spellStart"/>
       <w:r>
         <w:rPr>
           <w:rFonts w:ascii="Courier New" w:eastAsia="Times New Roman" w:hAnsi="Courier New" w:cs="Courier New"/>
@@ -15223,6 +17867,7 @@
         </w:rPr>
         <w:t>args</w:t>
       </w:r>
+      <w:proofErr w:type="spellEnd"/>
       <w:r>
         <w:rPr>
           <w:rFonts w:ascii="Courier New" w:eastAsia="Times New Roman" w:hAnsi="Courier New" w:cs="Courier New"/>
@@ -15244,6 +17889,7 @@
         <w:br/>
         <w:t xml:space="preserve">        </w:t>
       </w:r>
+      <w:proofErr w:type="spellStart"/>
       <w:r>
         <w:rPr>
           <w:rFonts w:ascii="Courier New" w:eastAsia="Times New Roman" w:hAnsi="Courier New" w:cs="Courier New"/>
@@ -15252,17 +17898,40 @@
           <w:szCs w:val="20"/>
           <w:lang w:val="en-US" w:eastAsia="ru-RU"/>
         </w:rPr>
-        <w:t xml:space="preserve">DocumentEditorGUI </w:t>
-      </w:r>
-      <w:r>
-        <w:rPr>
-          <w:rFonts w:ascii="Courier New" w:eastAsia="Times New Roman" w:hAnsi="Courier New" w:cs="Courier New"/>
-          <w:color w:val="ABB2BF"/>
-          <w:sz w:val="20"/>
-          <w:szCs w:val="20"/>
-          <w:lang w:val="en-US" w:eastAsia="ru-RU"/>
-        </w:rPr>
-        <w:t xml:space="preserve">editorGUI = </w:t>
+        <w:t>DocumentEditorGUI</w:t>
+      </w:r>
+      <w:proofErr w:type="spellEnd"/>
+      <w:r>
+        <w:rPr>
+          <w:rFonts w:ascii="Courier New" w:eastAsia="Times New Roman" w:hAnsi="Courier New" w:cs="Courier New"/>
+          <w:color w:val="E5C07B"/>
+          <w:sz w:val="20"/>
+          <w:szCs w:val="20"/>
+          <w:lang w:val="en-US" w:eastAsia="ru-RU"/>
+        </w:rPr>
+        <w:t xml:space="preserve"> </w:t>
+      </w:r>
+      <w:proofErr w:type="spellStart"/>
+      <w:r>
+        <w:rPr>
+          <w:rFonts w:ascii="Courier New" w:eastAsia="Times New Roman" w:hAnsi="Courier New" w:cs="Courier New"/>
+          <w:color w:val="ABB2BF"/>
+          <w:sz w:val="20"/>
+          <w:szCs w:val="20"/>
+          <w:lang w:val="en-US" w:eastAsia="ru-RU"/>
+        </w:rPr>
+        <w:t>editorGUI</w:t>
+      </w:r>
+      <w:proofErr w:type="spellEnd"/>
+      <w:r>
+        <w:rPr>
+          <w:rFonts w:ascii="Courier New" w:eastAsia="Times New Roman" w:hAnsi="Courier New" w:cs="Courier New"/>
+          <w:color w:val="ABB2BF"/>
+          <w:sz w:val="20"/>
+          <w:szCs w:val="20"/>
+          <w:lang w:val="en-US" w:eastAsia="ru-RU"/>
+        </w:rPr>
+        <w:t xml:space="preserve"> = </w:t>
       </w:r>
       <w:r>
         <w:rPr>
@@ -15274,6 +17943,7 @@
         </w:rPr>
         <w:t xml:space="preserve">new </w:t>
       </w:r>
+      <w:proofErr w:type="spellStart"/>
       <w:r>
         <w:rPr>
           <w:rFonts w:ascii="Courier New" w:eastAsia="Times New Roman" w:hAnsi="Courier New" w:cs="Courier New"/>
@@ -15284,6 +17954,7 @@
         </w:rPr>
         <w:t>DocumentEditorGUI</w:t>
       </w:r>
+      <w:proofErr w:type="spellEnd"/>
       <w:r>
         <w:rPr>
           <w:rFonts w:ascii="Courier New" w:eastAsia="Times New Roman" w:hAnsi="Courier New" w:cs="Courier New"/>
@@ -15303,7 +17974,18 @@
           <w:lang w:val="en-US" w:eastAsia="ru-RU"/>
         </w:rPr>
         <w:br/>
-        <w:t xml:space="preserve">        editorGUI.</w:t>
+        <w:t xml:space="preserve">        </w:t>
+      </w:r>
+      <w:proofErr w:type="spellStart"/>
+      <w:r>
+        <w:rPr>
+          <w:rFonts w:ascii="Courier New" w:eastAsia="Times New Roman" w:hAnsi="Courier New" w:cs="Courier New"/>
+          <w:color w:val="ABB2BF"/>
+          <w:sz w:val="20"/>
+          <w:szCs w:val="20"/>
+          <w:lang w:val="en-US" w:eastAsia="ru-RU"/>
+        </w:rPr>
+        <w:t>editorGUI.</w:t>
       </w:r>
       <w:r>
         <w:rPr>
@@ -15315,6 +17997,7 @@
         </w:rPr>
         <w:t>setVisible</w:t>
       </w:r>
+      <w:proofErr w:type="spellEnd"/>
       <w:r>
         <w:rPr>
           <w:rFonts w:ascii="Courier New" w:eastAsia="Times New Roman" w:hAnsi="Courier New" w:cs="Courier New"/>
@@ -15581,7 +18264,7 @@
                     <pic:cNvPicPr/>
                   </pic:nvPicPr>
                   <pic:blipFill>
-                    <a:blip r:embed="rId7"/>
+                    <a:blip r:embed="rId6"/>
                     <a:stretch>
                       <a:fillRect/>
                     </a:stretch>
@@ -15619,6 +18302,51 @@
             <wp:extent cx="2791215" cy="1219370"/>
             <wp:effectExtent l="0" t="0" r="9525" b="0"/>
             <wp:docPr id="3" name="Рисунок 3"/>
+            <wp:cNvGraphicFramePr>
+              <a:graphicFrameLocks xmlns:a="http://schemas.openxmlformats.org/drawingml/2006/main" noChangeAspect="1"/>
+            </wp:cNvGraphicFramePr>
+            <a:graphic xmlns:a="http://schemas.openxmlformats.org/drawingml/2006/main">
+              <a:graphicData uri="http://schemas.openxmlformats.org/drawingml/2006/picture">
+                <pic:pic xmlns:pic="http://schemas.openxmlformats.org/drawingml/2006/picture">
+                  <pic:nvPicPr>
+                    <pic:cNvPr id="1" name=""/>
+                    <pic:cNvPicPr/>
+                  </pic:nvPicPr>
+                  <pic:blipFill>
+                    <a:blip r:embed="rId7"/>
+                    <a:stretch>
+                      <a:fillRect/>
+                    </a:stretch>
+                  </pic:blipFill>
+                  <pic:spPr>
+                    <a:xfrm>
+                      <a:off x="0" y="0"/>
+                      <a:ext cx="2791215" cy="1219370"/>
+                    </a:xfrm>
+                    <a:prstGeom prst="rect">
+                      <a:avLst/>
+                    </a:prstGeom>
+                  </pic:spPr>
+                </pic:pic>
+              </a:graphicData>
+            </a:graphic>
+          </wp:inline>
+        </w:drawing>
+      </w:r>
+      <w:r>
+        <w:rPr>
+          <w:rFonts w:ascii="Times New Roman" w:hAnsi="Times New Roman"/>
+          <w:b/>
+          <w:noProof/>
+          <w:sz w:val="28"/>
+          <w:szCs w:val="28"/>
+          <w:lang w:val="en-US"/>
+        </w:rPr>
+        <w:drawing>
+          <wp:inline distT="0" distB="0" distL="0" distR="0" wp14:anchorId="26478318" wp14:editId="207D07E9">
+            <wp:extent cx="2791215" cy="1219370"/>
+            <wp:effectExtent l="0" t="0" r="9525" b="0"/>
+            <wp:docPr id="4" name="Рисунок 4"/>
             <wp:cNvGraphicFramePr>
               <a:graphicFrameLocks xmlns:a="http://schemas.openxmlformats.org/drawingml/2006/main" noChangeAspect="1"/>
             </wp:cNvGraphicFramePr>
@@ -15660,10 +18388,10 @@
           <w:lang w:val="en-US"/>
         </w:rPr>
         <w:drawing>
-          <wp:inline distT="0" distB="0" distL="0" distR="0" wp14:anchorId="26478318" wp14:editId="207D07E9">
-            <wp:extent cx="2791215" cy="1219370"/>
-            <wp:effectExtent l="0" t="0" r="9525" b="0"/>
-            <wp:docPr id="4" name="Рисунок 4"/>
+          <wp:inline distT="0" distB="0" distL="0" distR="0" wp14:anchorId="77A54777" wp14:editId="1AB3878F">
+            <wp:extent cx="5239481" cy="3381847"/>
+            <wp:effectExtent l="0" t="0" r="0" b="9525"/>
+            <wp:docPr id="5" name="Рисунок 5"/>
             <wp:cNvGraphicFramePr>
               <a:graphicFrameLocks xmlns:a="http://schemas.openxmlformats.org/drawingml/2006/main" noChangeAspect="1"/>
             </wp:cNvGraphicFramePr>
@@ -15683,7 +18411,7 @@
                   <pic:spPr>
                     <a:xfrm>
                       <a:off x="0" y="0"/>
-                      <a:ext cx="2791215" cy="1219370"/>
+                      <a:ext cx="5239481" cy="3381847"/>
                     </a:xfrm>
                     <a:prstGeom prst="rect">
                       <a:avLst/>
@@ -15695,6 +18423,17 @@
           </wp:inline>
         </w:drawing>
       </w:r>
+    </w:p>
+    <w:p>
+      <w:pPr>
+        <w:rPr>
+          <w:rFonts w:ascii="Times New Roman" w:hAnsi="Times New Roman"/>
+          <w:b/>
+          <w:sz w:val="28"/>
+          <w:szCs w:val="28"/>
+          <w:lang w:val="en-US"/>
+        </w:rPr>
+      </w:pPr>
       <w:r>
         <w:rPr>
           <w:rFonts w:ascii="Times New Roman" w:hAnsi="Times New Roman"/>
@@ -15704,11 +18443,12 @@
           <w:szCs w:val="28"/>
           <w:lang w:val="en-US"/>
         </w:rPr>
+        <w:lastRenderedPageBreak/>
         <w:drawing>
-          <wp:inline distT="0" distB="0" distL="0" distR="0" wp14:anchorId="77A54777" wp14:editId="1AB3878F">
-            <wp:extent cx="5239481" cy="3381847"/>
-            <wp:effectExtent l="0" t="0" r="0" b="9525"/>
-            <wp:docPr id="5" name="Рисунок 5"/>
+          <wp:inline distT="0" distB="0" distL="0" distR="0" wp14:anchorId="74643F01" wp14:editId="44D20332">
+            <wp:extent cx="2791215" cy="1219370"/>
+            <wp:effectExtent l="0" t="0" r="9525" b="0"/>
+            <wp:docPr id="6" name="Рисунок 6"/>
             <wp:cNvGraphicFramePr>
               <a:graphicFrameLocks xmlns:a="http://schemas.openxmlformats.org/drawingml/2006/main" noChangeAspect="1"/>
             </wp:cNvGraphicFramePr>
@@ -15728,7 +18468,7 @@
                   <pic:spPr>
                     <a:xfrm>
                       <a:off x="0" y="0"/>
-                      <a:ext cx="5239481" cy="3381847"/>
+                      <a:ext cx="2791215" cy="1219370"/>
                     </a:xfrm>
                     <a:prstGeom prst="rect">
                       <a:avLst/>
@@ -15740,17 +18480,6 @@
           </wp:inline>
         </w:drawing>
       </w:r>
-    </w:p>
-    <w:p>
-      <w:pPr>
-        <w:rPr>
-          <w:rFonts w:ascii="Times New Roman" w:hAnsi="Times New Roman"/>
-          <w:b/>
-          <w:sz w:val="28"/>
-          <w:szCs w:val="28"/>
-          <w:lang w:val="en-US"/>
-        </w:rPr>
-      </w:pPr>
       <w:r>
         <w:rPr>
           <w:rFonts w:ascii="Times New Roman" w:hAnsi="Times New Roman"/>
@@ -15760,12 +18489,11 @@
           <w:szCs w:val="28"/>
           <w:lang w:val="en-US"/>
         </w:rPr>
-        <w:lastRenderedPageBreak/>
         <w:drawing>
-          <wp:inline distT="0" distB="0" distL="0" distR="0" wp14:anchorId="74643F01" wp14:editId="44D20332">
-            <wp:extent cx="2791215" cy="1219370"/>
-            <wp:effectExtent l="0" t="0" r="9525" b="0"/>
-            <wp:docPr id="6" name="Рисунок 6"/>
+          <wp:inline distT="0" distB="0" distL="0" distR="0" wp14:anchorId="47D17C7D" wp14:editId="4AA1B3C2">
+            <wp:extent cx="5239481" cy="3381847"/>
+            <wp:effectExtent l="0" t="0" r="0" b="9525"/>
+            <wp:docPr id="7" name="Рисунок 7"/>
             <wp:cNvGraphicFramePr>
               <a:graphicFrameLocks xmlns:a="http://schemas.openxmlformats.org/drawingml/2006/main" noChangeAspect="1"/>
             </wp:cNvGraphicFramePr>
@@ -15785,7 +18513,7 @@
                   <pic:spPr>
                     <a:xfrm>
                       <a:off x="0" y="0"/>
-                      <a:ext cx="2791215" cy="1219370"/>
+                      <a:ext cx="5239481" cy="3381847"/>
                     </a:xfrm>
                     <a:prstGeom prst="rect">
                       <a:avLst/>
@@ -15807,10 +18535,10 @@
           <w:lang w:val="en-US"/>
         </w:rPr>
         <w:drawing>
-          <wp:inline distT="0" distB="0" distL="0" distR="0" wp14:anchorId="47D17C7D" wp14:editId="4AA1B3C2">
-            <wp:extent cx="5239481" cy="3381847"/>
-            <wp:effectExtent l="0" t="0" r="0" b="9525"/>
-            <wp:docPr id="7" name="Рисунок 7"/>
+          <wp:inline distT="0" distB="0" distL="0" distR="0" wp14:anchorId="3879E5FB" wp14:editId="3778931E">
+            <wp:extent cx="2514951" cy="1162212"/>
+            <wp:effectExtent l="0" t="0" r="0" b="0"/>
+            <wp:docPr id="8" name="Рисунок 8"/>
             <wp:cNvGraphicFramePr>
               <a:graphicFrameLocks xmlns:a="http://schemas.openxmlformats.org/drawingml/2006/main" noChangeAspect="1"/>
             </wp:cNvGraphicFramePr>
@@ -15830,51 +18558,6 @@
                   <pic:spPr>
                     <a:xfrm>
                       <a:off x="0" y="0"/>
-                      <a:ext cx="5239481" cy="3381847"/>
-                    </a:xfrm>
-                    <a:prstGeom prst="rect">
-                      <a:avLst/>
-                    </a:prstGeom>
-                  </pic:spPr>
-                </pic:pic>
-              </a:graphicData>
-            </a:graphic>
-          </wp:inline>
-        </w:drawing>
-      </w:r>
-      <w:r>
-        <w:rPr>
-          <w:rFonts w:ascii="Times New Roman" w:hAnsi="Times New Roman"/>
-          <w:b/>
-          <w:noProof/>
-          <w:sz w:val="28"/>
-          <w:szCs w:val="28"/>
-          <w:lang w:val="en-US"/>
-        </w:rPr>
-        <w:drawing>
-          <wp:inline distT="0" distB="0" distL="0" distR="0" wp14:anchorId="3879E5FB" wp14:editId="3778931E">
-            <wp:extent cx="2514951" cy="1162212"/>
-            <wp:effectExtent l="0" t="0" r="0" b="0"/>
-            <wp:docPr id="8" name="Рисунок 8"/>
-            <wp:cNvGraphicFramePr>
-              <a:graphicFrameLocks xmlns:a="http://schemas.openxmlformats.org/drawingml/2006/main" noChangeAspect="1"/>
-            </wp:cNvGraphicFramePr>
-            <a:graphic xmlns:a="http://schemas.openxmlformats.org/drawingml/2006/main">
-              <a:graphicData uri="http://schemas.openxmlformats.org/drawingml/2006/picture">
-                <pic:pic xmlns:pic="http://schemas.openxmlformats.org/drawingml/2006/picture">
-                  <pic:nvPicPr>
-                    <pic:cNvPr id="1" name=""/>
-                    <pic:cNvPicPr/>
-                  </pic:nvPicPr>
-                  <pic:blipFill>
-                    <a:blip r:embed="rId13"/>
-                    <a:stretch>
-                      <a:fillRect/>
-                    </a:stretch>
-                  </pic:blipFill>
-                  <pic:spPr>
-                    <a:xfrm>
-                      <a:off x="0" y="0"/>
                       <a:ext cx="2514951" cy="1162212"/>
                     </a:xfrm>
                     <a:prstGeom prst="rect">
@@ -15912,7 +18595,7 @@
                     <pic:cNvPicPr/>
                   </pic:nvPicPr>
                   <pic:blipFill>
-                    <a:blip r:embed="rId14"/>
+                    <a:blip r:embed="rId13"/>
                     <a:stretch>
                       <a:fillRect/>
                     </a:stretch>
